--- a/DOC/NukElk_Prog-doc.docx
+++ b/DOC/NukElk_Prog-doc.docx
@@ -456,9 +456,13 @@
           <w:lang w:val="hu-HU"/>
         </w:rPr>
         <w:sectPr>
+          <w:headerReference w:type="default" r:id="rId8"/>
+          <w:footerReference w:type="default" r:id="rId9"/>
+          <w:footerReference w:type="first" r:id="rId10"/>
           <w:pgSz w:w="11906" w:h="16838"/>
           <w:pgMar w:top="1440" w:right="1440" w:bottom="1440" w:left="1440" w:header="708" w:footer="708" w:gutter="0"/>
           <w:cols w:space="708"/>
+          <w:titlePg/>
           <w:docGrid w:linePitch="360"/>
         </w:sectPr>
       </w:pPr>
@@ -894,120 +898,164 @@
     </w:p>
     <w:p>
       <w:pPr>
-        <w:jc w:val="both"/>
-        <w:rPr>
-          <w:lang w:val="hu-HU"/>
-        </w:rPr>
-      </w:pPr>
-      <w:r>
-        <w:rPr>
-          <w:lang w:val="hu-HU"/>
-        </w:rPr>
-        <w:t>A beállított értékeknél módosítást követően a frissítés a következőek szerint alakul:</w:t>
-      </w:r>
-    </w:p>
-    <w:p>
-      <w:pPr>
-        <w:jc w:val="both"/>
-        <w:rPr>
-          <w:lang w:val="hu-HU"/>
-        </w:rPr>
-      </w:pPr>
-      <w:r>
-        <w:rPr>
-          <w:highlight w:val="red"/>
-          <w:lang w:val="hu-HU"/>
-        </w:rPr>
-        <w:t>TBD</w:t>
-      </w:r>
-    </w:p>
-    <w:p>
-      <w:pPr>
-        <w:jc w:val="both"/>
-        <w:rPr>
-          <w:lang w:val="hu-HU"/>
-        </w:rPr>
-      </w:pPr>
-      <w:r>
-        <w:rPr>
-          <w:lang w:val="hu-HU"/>
-        </w:rPr>
-        <w:t>A</w:t>
-      </w:r>
-      <w:r>
-        <w:rPr>
-          <w:lang w:val="hu-HU"/>
-        </w:rPr>
-        <w:t xml:space="preserve"> mikrokontroller 30MHz-en működik, a fő ciklus</w:t>
-      </w:r>
-      <w:r>
-        <w:rPr>
-          <w:lang w:val="hu-HU"/>
-        </w:rPr>
-        <w:t xml:space="preserve"> frissítési i</w:t>
-      </w:r>
-      <w:r>
-        <w:rPr>
-          <w:lang w:val="hu-HU"/>
-        </w:rPr>
-        <w:t xml:space="preserve">deje 10ms. </w:t>
-      </w:r>
-      <w:r>
-        <w:rPr>
-          <w:lang w:val="hu-HU"/>
-        </w:rPr>
-        <w:t xml:space="preserve">A pontos mérés érdekében 1 darab hardver-megszakítás érkezhet a számláló egység felől 1mp elteltével, hogy a következő ciklusban már az új érték </w:t>
-      </w:r>
-      <w:proofErr w:type="spellStart"/>
-      <w:r>
-        <w:rPr>
-          <w:lang w:val="hu-HU"/>
-        </w:rPr>
-        <w:t>kerülhessen</w:t>
-      </w:r>
-      <w:proofErr w:type="spellEnd"/>
-      <w:r>
-        <w:rPr>
-          <w:lang w:val="hu-HU"/>
-        </w:rPr>
-        <w:t xml:space="preserve"> kijelzésre.</w:t>
-      </w:r>
-      <w:r>
-        <w:rPr>
-          <w:lang w:val="hu-HU"/>
-        </w:rPr>
-        <w:t xml:space="preserve"> </w:t>
-      </w:r>
-    </w:p>
-    <w:p>
-      <w:pPr>
+        <w:pStyle w:val="Listaszerbekezds"/>
+        <w:numPr>
+          <w:ilvl w:val="0"/>
+          <w:numId w:val="6"/>
+        </w:numPr>
         <w:spacing w:before="40"/>
         <w:jc w:val="both"/>
         <w:rPr>
           <w:lang w:val="hu-HU"/>
         </w:rPr>
       </w:pPr>
-    </w:p>
-    <w:p>
-      <w:pPr>
-        <w:pStyle w:val="Cmsor2"/>
-      </w:pPr>
-      <w:r>
+      <w:proofErr w:type="spellStart"/>
+      <w:r>
+        <w:rPr>
+          <w:lang w:val="hu-HU"/>
+        </w:rPr>
+        <w:t>siren_cps</w:t>
+      </w:r>
+      <w:proofErr w:type="spellEnd"/>
+      <w:r>
+        <w:rPr>
+          <w:lang w:val="hu-HU"/>
+        </w:rPr>
+        <w:t xml:space="preserve">: </w:t>
+      </w:r>
+      <w:r>
+        <w:rPr>
+          <w:lang w:val="hu-HU"/>
+        </w:rPr>
+        <w:t>a sziréna bekapcsolási határa, mely felett bekapcsol</w:t>
+      </w:r>
+      <w:r>
+        <w:rPr>
+          <w:lang w:val="hu-HU"/>
+        </w:rPr>
+        <w:t>,</w:t>
+      </w:r>
+      <w:r>
+        <w:rPr>
+          <w:lang w:val="hu-HU"/>
+        </w:rPr>
+        <w:t>600</w:t>
+      </w:r>
+      <w:r>
+        <w:rPr>
+          <w:lang w:val="hu-HU"/>
+        </w:rPr>
+        <w:t>;</w:t>
+      </w:r>
+    </w:p>
+    <w:p>
+      <w:pPr>
+        <w:jc w:val="both"/>
+        <w:rPr>
+          <w:lang w:val="hu-HU"/>
+        </w:rPr>
+      </w:pPr>
+      <w:r>
+        <w:rPr>
+          <w:lang w:val="hu-HU"/>
+        </w:rPr>
+        <w:t>A beállított értékeknél módosítást követően a frissítés a következőek szerint alakul:</w:t>
+      </w:r>
+    </w:p>
+    <w:p>
+      <w:pPr>
+        <w:jc w:val="both"/>
+        <w:rPr>
+          <w:lang w:val="hu-HU"/>
+        </w:rPr>
+      </w:pPr>
+      <w:r>
+        <w:rPr>
+          <w:highlight w:val="red"/>
+          <w:lang w:val="hu-HU"/>
+        </w:rPr>
+        <w:t>TBD</w:t>
+      </w:r>
+    </w:p>
+    <w:p>
+      <w:pPr>
+        <w:jc w:val="both"/>
+        <w:rPr>
+          <w:lang w:val="hu-HU"/>
+        </w:rPr>
+      </w:pPr>
+      <w:r>
+        <w:rPr>
+          <w:lang w:val="hu-HU"/>
+        </w:rPr>
+        <w:t>A</w:t>
+      </w:r>
+      <w:r>
+        <w:rPr>
+          <w:lang w:val="hu-HU"/>
+        </w:rPr>
+        <w:t xml:space="preserve"> mikrokontroller 30MHz-en működik, a fő ciklus</w:t>
+      </w:r>
+      <w:r>
+        <w:rPr>
+          <w:lang w:val="hu-HU"/>
+        </w:rPr>
+        <w:t xml:space="preserve"> frissítési i</w:t>
+      </w:r>
+      <w:r>
+        <w:rPr>
+          <w:lang w:val="hu-HU"/>
+        </w:rPr>
+        <w:t xml:space="preserve">deje 10ms. </w:t>
+      </w:r>
+      <w:r>
+        <w:rPr>
+          <w:lang w:val="hu-HU"/>
+        </w:rPr>
+        <w:t xml:space="preserve">A pontos mérés érdekében 1 darab hardver-megszakítás érkezhet a számláló egység felől 1mp elteltével, hogy a következő ciklusban már az új érték </w:t>
+      </w:r>
+      <w:proofErr w:type="spellStart"/>
+      <w:r>
+        <w:rPr>
+          <w:lang w:val="hu-HU"/>
+        </w:rPr>
+        <w:t>kerülhessen</w:t>
+      </w:r>
+      <w:proofErr w:type="spellEnd"/>
+      <w:r>
+        <w:rPr>
+          <w:lang w:val="hu-HU"/>
+        </w:rPr>
+        <w:t xml:space="preserve"> kijelzésre.</w:t>
+      </w:r>
+      <w:r>
+        <w:rPr>
+          <w:lang w:val="hu-HU"/>
+        </w:rPr>
+        <w:t xml:space="preserve"> </w:t>
+      </w:r>
+    </w:p>
+    <w:p>
+      <w:pPr>
+        <w:spacing w:before="40"/>
+        <w:jc w:val="both"/>
+        <w:rPr>
+          <w:lang w:val="hu-HU"/>
+        </w:rPr>
+      </w:pPr>
+      <w:r>
+        <w:rPr>
+          <w:noProof/>
+        </w:rPr>
         <w:lastRenderedPageBreak/>
-        <w:t>Blokkvázlat</w:t>
-      </w:r>
-      <w:r>
-        <w:rPr>
-          <w:noProof/>
-        </w:rPr>
         <w:drawing>
-          <wp:anchor distT="0" distB="0" distL="114300" distR="114300" simplePos="0" relativeHeight="251658240" behindDoc="0" locked="0" layoutInCell="1" allowOverlap="1" wp14:anchorId="336FA187" wp14:editId="6969B982">
+          <wp:anchor distT="0" distB="0" distL="114300" distR="114300" simplePos="0" relativeHeight="251658240" behindDoc="0" locked="0" layoutInCell="1" allowOverlap="1" wp14:anchorId="336FA187" wp14:editId="0E0A963F">
             <wp:simplePos x="0" y="0"/>
             <wp:positionH relativeFrom="margin">
-              <wp:align>center</wp:align>
+              <wp:posOffset>-1270</wp:posOffset>
             </wp:positionH>
             <wp:positionV relativeFrom="paragraph">
-              <wp:posOffset>228600</wp:posOffset>
+              <wp:posOffset>507365</wp:posOffset>
             </wp:positionV>
             <wp:extent cx="5731510" cy="3736975"/>
             <wp:effectExtent l="0" t="0" r="2540" b="0"/>
@@ -1024,7 +1072,7 @@
                     <pic:cNvPicPr/>
                   </pic:nvPicPr>
                   <pic:blipFill>
-                    <a:blip r:embed="rId8">
+                    <a:blip r:embed="rId11">
                       <a:extLst>
                         <a:ext uri="{28A0092B-C50C-407E-A947-70E740481C1C}">
                           <a14:useLocalDpi xmlns:a14="http://schemas.microsoft.com/office/drawing/2010/main" val="0"/>
@@ -1053,6 +1101,14 @@
     </w:p>
     <w:p>
       <w:pPr>
+        <w:pStyle w:val="Cmsor2"/>
+      </w:pPr>
+      <w:r>
+        <w:t>Blokkvázlat</w:t>
+      </w:r>
+    </w:p>
+    <w:p>
+      <w:pPr>
         <w:ind w:left="142"/>
         <w:rPr>
           <w:b/>
@@ -1156,7 +1212,32 @@
         <w:rPr>
           <w:lang w:val="hu-HU"/>
         </w:rPr>
-        <w:t xml:space="preserve"> felfelé minden fel? futó élre. A MRT (</w:t>
+        <w:t xml:space="preserve"> felfelé minden </w:t>
+      </w:r>
+      <w:r>
+        <w:rPr>
+          <w:highlight w:val="red"/>
+          <w:lang w:val="hu-HU"/>
+        </w:rPr>
+        <w:t>fel?</w:t>
+      </w:r>
+      <w:r>
+        <w:rPr>
+          <w:lang w:val="hu-HU"/>
+        </w:rPr>
+        <w:t xml:space="preserve"> futó élre. A</w:t>
+      </w:r>
+      <w:r>
+        <w:rPr>
+          <w:lang w:val="hu-HU"/>
+        </w:rPr>
+        <w:t>z</w:t>
+      </w:r>
+      <w:r>
+        <w:rPr>
+          <w:lang w:val="hu-HU"/>
+        </w:rPr>
+        <w:t xml:space="preserve"> MRT (</w:t>
       </w:r>
       <w:proofErr w:type="spellStart"/>
       <w:r>
@@ -1222,7 +1303,19 @@
         <w:rPr>
           <w:lang w:val="hu-HU"/>
         </w:rPr>
-        <w:t>t.</w:t>
+        <w:t>t</w:t>
+      </w:r>
+      <w:r>
+        <w:rPr>
+          <w:lang w:val="hu-HU"/>
+        </w:rPr>
+        <w:t xml:space="preserve"> (utóbbi automatikusan is történhet)</w:t>
+      </w:r>
+      <w:r>
+        <w:rPr>
+          <w:lang w:val="hu-HU"/>
+        </w:rPr>
+        <w:t>.</w:t>
       </w:r>
       <w:r>
         <w:rPr>
@@ -1240,7 +1333,19 @@
         <w:rPr>
           <w:lang w:val="hu-HU"/>
         </w:rPr>
-        <w:t>az engedélyezéseknek megfelelően ezt beolvassa, kiszámítja a származtatott értékeket (DAC feszültség, 7 szegmensesre írandó értékeket) és kiírja azokat. Az UART-</w:t>
+        <w:t>az engedélyezéseknek megfelelően ezt beolvassa, kiszámítja a származtatott értékeket</w:t>
+      </w:r>
+      <w:r>
+        <w:rPr>
+          <w:lang w:val="hu-HU"/>
+        </w:rPr>
+        <w:t xml:space="preserve"> </w:t>
+      </w:r>
+      <w:r>
+        <w:rPr>
+          <w:lang w:val="hu-HU"/>
+        </w:rPr>
+        <w:t>(DAC feszültség, 7 szegmensesre írandó értékeket) és kiírja azokat. Az UART-</w:t>
       </w:r>
       <w:proofErr w:type="spellStart"/>
       <w:r>
@@ -1426,10 +1531,33 @@
     </w:p>
     <w:p>
       <w:pPr>
+        <w:spacing w:after="160" w:line="278" w:lineRule="auto"/>
+        <w:contextualSpacing w:val="0"/>
+        <w:rPr>
+          <w:rFonts w:eastAsiaTheme="majorEastAsia" w:cstheme="majorBidi"/>
+          <w:b/>
+          <w:bCs/>
+          <w:smallCaps/>
+          <w:color w:val="000000" w:themeColor="text1"/>
+          <w:sz w:val="32"/>
+          <w:szCs w:val="32"/>
+          <w:lang w:val="hu-HU"/>
+        </w:rPr>
+      </w:pPr>
+      <w:r>
+        <w:br w:type="page"/>
+      </w:r>
+    </w:p>
+    <w:p>
+      <w:pPr>
         <w:pStyle w:val="Cmsor2"/>
       </w:pPr>
       <w:r>
-        <w:t>Program leírása</w:t>
+        <w:lastRenderedPageBreak/>
+        <w:t>A p</w:t>
+      </w:r>
+      <w:r>
+        <w:t>rogram leírása</w:t>
       </w:r>
     </w:p>
     <w:p>
@@ -1728,7 +1856,6 @@
           <w:szCs w:val="22"/>
           <w:lang w:val="hu-HU"/>
         </w:rPr>
-        <w:lastRenderedPageBreak/>
         <w:t xml:space="preserve">A betöltő lábak. # helyére a helyiérték száma, (külön </w:t>
       </w:r>
       <w:proofErr w:type="spellStart"/>
@@ -2627,57 +2754,15 @@
         </w:rPr>
         <w:t>);</w:t>
       </w:r>
-      <w:r>
-        <w:rPr>
-          <w:sz w:val="22"/>
-          <w:szCs w:val="22"/>
-          <w:vertAlign w:val="superscript"/>
-          <w:lang w:val="hu-HU"/>
-        </w:rPr>
-        <w:fldChar w:fldCharType="begin"/>
-      </w:r>
-      <w:r>
-        <w:rPr>
-          <w:sz w:val="22"/>
-          <w:szCs w:val="22"/>
-          <w:vertAlign w:val="superscript"/>
-          <w:lang w:val="hu-HU"/>
-        </w:rPr>
-        <w:instrText>HYPERLINK  \l "_Dr._Benesóczky_Zoltán-"</w:instrText>
-      </w:r>
-      <w:r>
-        <w:rPr>
-          <w:sz w:val="22"/>
-          <w:szCs w:val="22"/>
-          <w:vertAlign w:val="superscript"/>
-          <w:lang w:val="hu-HU"/>
-        </w:rPr>
-      </w:r>
-      <w:r>
-        <w:rPr>
-          <w:sz w:val="22"/>
-          <w:szCs w:val="22"/>
-          <w:vertAlign w:val="superscript"/>
-          <w:lang w:val="hu-HU"/>
-        </w:rPr>
-        <w:fldChar w:fldCharType="separate"/>
-      </w:r>
-      <w:r>
-        <w:rPr>
-          <w:vertAlign w:val="superscript"/>
-          <w:lang w:val="hu-HU"/>
-        </w:rPr>
-        <w:t>[F2]</w:t>
-      </w:r>
-      <w:r>
-        <w:rPr>
-          <w:sz w:val="22"/>
-          <w:szCs w:val="22"/>
-          <w:vertAlign w:val="superscript"/>
-          <w:lang w:val="hu-HU"/>
-        </w:rPr>
-        <w:fldChar w:fldCharType="end"/>
-      </w:r>
+      <w:hyperlink w:anchor="_Dr._Benesóczky_Zoltán-" w:history="1">
+        <w:r>
+          <w:rPr>
+            <w:vertAlign w:val="superscript"/>
+            <w:lang w:val="hu-HU"/>
+          </w:rPr>
+          <w:t>[F2]</w:t>
+        </w:r>
+      </w:hyperlink>
     </w:p>
     <w:p>
       <w:pPr>
@@ -2778,6 +2863,7 @@
         </w:numPr>
         <w:spacing w:line="280" w:lineRule="exact"/>
         <w:ind w:left="709" w:hanging="142"/>
+        <w:jc w:val="both"/>
         <w:rPr>
           <w:sz w:val="22"/>
           <w:szCs w:val="22"/>
@@ -2850,15 +2936,7 @@
           <w:szCs w:val="22"/>
           <w:lang w:val="hu-HU"/>
         </w:rPr>
-        <w:t xml:space="preserve"> </w:t>
-      </w:r>
-      <w:r>
-        <w:rPr>
-          <w:sz w:val="22"/>
-          <w:szCs w:val="22"/>
-          <w:lang w:val="hu-HU"/>
-        </w:rPr>
-        <w:t>INIT_</w:t>
+        <w:t xml:space="preserve"> INIT_</w:t>
       </w:r>
       <w:proofErr w:type="gramStart"/>
       <w:r>
@@ -2960,15 +3038,7 @@
           <w:szCs w:val="22"/>
           <w:lang w:val="hu-HU"/>
         </w:rPr>
-        <w:t>uint8_t</w:t>
-      </w:r>
-      <w:r>
-        <w:rPr>
-          <w:sz w:val="22"/>
-          <w:szCs w:val="22"/>
-          <w:lang w:val="hu-HU"/>
-        </w:rPr>
-        <w:t xml:space="preserve"> </w:t>
+        <w:t xml:space="preserve">uint8_t </w:t>
       </w:r>
       <w:proofErr w:type="spellStart"/>
       <w:r>
@@ -3095,6 +3165,7 @@
       <w:pPr>
         <w:pStyle w:val="Listaszerbekezds"/>
         <w:ind w:left="993"/>
+        <w:jc w:val="both"/>
         <w:rPr>
           <w:sz w:val="22"/>
           <w:szCs w:val="22"/>
@@ -3366,7 +3437,7 @@
           <w:szCs w:val="22"/>
           <w:lang w:val="hu-HU"/>
         </w:rPr>
-        <w:t>double</w:t>
+        <w:t>void</w:t>
       </w:r>
       <w:proofErr w:type="spellEnd"/>
       <w:r>
@@ -3377,7 +3448,14 @@
         </w:rPr>
         <w:t xml:space="preserve"> </w:t>
       </w:r>
-      <w:proofErr w:type="spellStart"/>
+      <w:r>
+        <w:rPr>
+          <w:sz w:val="22"/>
+          <w:szCs w:val="22"/>
+          <w:lang w:val="hu-HU"/>
+        </w:rPr>
+        <w:t>PrintUSART0_</w:t>
+      </w:r>
       <w:proofErr w:type="gramStart"/>
       <w:r>
         <w:rPr>
@@ -3385,17 +3463,9 @@
           <w:szCs w:val="22"/>
           <w:lang w:val="hu-HU"/>
         </w:rPr>
-        <w:t>arith</w:t>
-      </w:r>
-      <w:proofErr w:type="spellEnd"/>
-      <w:r>
-        <w:rPr>
-          <w:sz w:val="22"/>
-          <w:szCs w:val="22"/>
-          <w:lang w:val="hu-HU"/>
-        </w:rPr>
-        <w:t>(</w:t>
-      </w:r>
+        <w:t>NB(</w:t>
+      </w:r>
+      <w:proofErr w:type="spellStart"/>
       <w:proofErr w:type="gramEnd"/>
       <w:r>
         <w:rPr>
@@ -3403,15 +3473,6 @@
           <w:szCs w:val="22"/>
           <w:lang w:val="hu-HU"/>
         </w:rPr>
-        <w:t xml:space="preserve">const </w:t>
-      </w:r>
-      <w:proofErr w:type="spellStart"/>
-      <w:r>
-        <w:rPr>
-          <w:sz w:val="22"/>
-          <w:szCs w:val="22"/>
-          <w:lang w:val="hu-HU"/>
-        </w:rPr>
         <w:t>char</w:t>
       </w:r>
       <w:proofErr w:type="spellEnd"/>
@@ -3430,36 +3491,52 @@
           <w:szCs w:val="22"/>
           <w:lang w:val="hu-HU"/>
         </w:rPr>
-        <w:t>buffer</w:t>
-      </w:r>
-      <w:proofErr w:type="spellEnd"/>
-      <w:r>
-        <w:rPr>
-          <w:sz w:val="22"/>
-          <w:szCs w:val="22"/>
-          <w:lang w:val="hu-HU"/>
-        </w:rPr>
-        <w:t>, int8_t i);</w:t>
-      </w:r>
+        <w:t>string</w:t>
+      </w:r>
+      <w:proofErr w:type="spellEnd"/>
+      <w:r>
+        <w:rPr>
+          <w:sz w:val="22"/>
+          <w:szCs w:val="22"/>
+          <w:lang w:val="hu-HU"/>
+        </w:rPr>
+        <w:t>)</w:t>
+      </w:r>
+      <w:r>
+        <w:rPr>
+          <w:sz w:val="22"/>
+          <w:szCs w:val="22"/>
+          <w:lang w:val="hu-HU"/>
+        </w:rPr>
+        <w:t>;</w:t>
+      </w:r>
+      <w:r>
+        <w:t xml:space="preserve"> </w:t>
+      </w:r>
+      <w:hyperlink w:anchor="_Dr._Benesóczky_Zoltán-" w:history="1">
+        <w:r>
+          <w:rPr>
+            <w:rStyle w:val="Hiperhivatkozs"/>
+            <w:sz w:val="22"/>
+            <w:szCs w:val="22"/>
+            <w:vertAlign w:val="superscript"/>
+            <w:lang w:val="hu-HU"/>
+          </w:rPr>
+          <w:t>[F2]</w:t>
+        </w:r>
+      </w:hyperlink>
     </w:p>
     <w:p>
       <w:pPr>
         <w:pStyle w:val="Listaszerbekezds"/>
         <w:ind w:left="993"/>
-        <w:rPr>
-          <w:sz w:val="22"/>
-          <w:szCs w:val="22"/>
-          <w:lang w:val="hu-HU"/>
-        </w:rPr>
-      </w:pPr>
-      <w:r>
-        <w:rPr>
-          <w:sz w:val="22"/>
-          <w:szCs w:val="22"/>
-          <w:lang w:val="hu-HU"/>
-        </w:rPr>
-        <w:t xml:space="preserve">A bemeneti </w:t>
-      </w:r>
+        <w:jc w:val="both"/>
+        <w:rPr>
+          <w:sz w:val="22"/>
+          <w:szCs w:val="22"/>
+          <w:lang w:val="hu-HU"/>
+        </w:rPr>
+      </w:pPr>
       <w:r>
         <w:rPr>
           <w:sz w:val="22"/>
@@ -3475,51 +3552,59 @@
           <w:szCs w:val="22"/>
           <w:lang w:val="hu-HU"/>
         </w:rPr>
-        <w:t>buffer</w:t>
-      </w:r>
-      <w:proofErr w:type="spellEnd"/>
-      <w:r>
-        <w:rPr>
-          <w:sz w:val="22"/>
-          <w:szCs w:val="22"/>
-          <w:lang w:val="hu-HU"/>
-        </w:rPr>
-        <w:t xml:space="preserve">” </w:t>
-      </w:r>
-      <w:r>
-        <w:rPr>
-          <w:sz w:val="22"/>
-          <w:szCs w:val="22"/>
-          <w:lang w:val="hu-HU"/>
-        </w:rPr>
-        <w:t xml:space="preserve">tárolóból, „i” </w:t>
-      </w:r>
-      <w:proofErr w:type="spellStart"/>
-      <w:r>
-        <w:rPr>
-          <w:sz w:val="22"/>
-          <w:szCs w:val="22"/>
-          <w:lang w:val="hu-HU"/>
-        </w:rPr>
-        <w:t>offsettel</w:t>
-      </w:r>
-      <w:proofErr w:type="spellEnd"/>
-      <w:r>
-        <w:rPr>
-          <w:sz w:val="22"/>
-          <w:szCs w:val="22"/>
-          <w:lang w:val="hu-HU"/>
-        </w:rPr>
-        <w:t xml:space="preserve"> kezd el számot alkotni a bemenetből. Képes negatív és pozitív, egész és tizedes jegyű számokat kezelni.</w:t>
-      </w:r>
-      <w:r>
-        <w:rPr>
-          <w:sz w:val="22"/>
-          <w:szCs w:val="22"/>
-          <w:lang w:val="hu-HU"/>
-        </w:rPr>
-        <w:t xml:space="preserve"> Visszatérési érték az alkotott szám.</w:t>
-      </w:r>
+        <w:t>string</w:t>
+      </w:r>
+      <w:proofErr w:type="spellEnd"/>
+      <w:r>
+        <w:rPr>
+          <w:sz w:val="22"/>
+          <w:szCs w:val="22"/>
+          <w:lang w:val="hu-HU"/>
+        </w:rPr>
+        <w:t>” kiírása USART-</w:t>
+      </w:r>
+      <w:proofErr w:type="spellStart"/>
+      <w:r>
+        <w:rPr>
+          <w:sz w:val="22"/>
+          <w:szCs w:val="22"/>
+          <w:lang w:val="hu-HU"/>
+        </w:rPr>
+        <w:t>ra</w:t>
+      </w:r>
+      <w:proofErr w:type="spellEnd"/>
+      <w:r>
+        <w:rPr>
+          <w:sz w:val="22"/>
+          <w:szCs w:val="22"/>
+          <w:lang w:val="hu-HU"/>
+        </w:rPr>
+        <w:t>, nem blokkoló módon, hardverrel.</w:t>
+      </w:r>
+    </w:p>
+    <w:p>
+      <w:pPr>
+        <w:pStyle w:val="Listaszerbekezds"/>
+        <w:ind w:left="993"/>
+        <w:jc w:val="both"/>
+        <w:rPr>
+          <w:sz w:val="22"/>
+          <w:szCs w:val="22"/>
+          <w:lang w:val="hu-HU"/>
+        </w:rPr>
+      </w:pPr>
+    </w:p>
+    <w:p>
+      <w:pPr>
+        <w:pStyle w:val="Listaszerbekezds"/>
+        <w:ind w:left="993"/>
+        <w:jc w:val="both"/>
+        <w:rPr>
+          <w:sz w:val="22"/>
+          <w:szCs w:val="22"/>
+          <w:lang w:val="hu-HU"/>
+        </w:rPr>
+      </w:pPr>
     </w:p>
     <w:p>
       <w:pPr>
@@ -3536,6 +3621,185 @@
           <w:lang w:val="hu-HU"/>
         </w:rPr>
       </w:pPr>
+      <w:proofErr w:type="spellStart"/>
+      <w:r>
+        <w:rPr>
+          <w:sz w:val="22"/>
+          <w:szCs w:val="22"/>
+          <w:lang w:val="hu-HU"/>
+        </w:rPr>
+        <w:lastRenderedPageBreak/>
+        <w:t>double</w:t>
+      </w:r>
+      <w:proofErr w:type="spellEnd"/>
+      <w:r>
+        <w:rPr>
+          <w:sz w:val="22"/>
+          <w:szCs w:val="22"/>
+          <w:lang w:val="hu-HU"/>
+        </w:rPr>
+        <w:t xml:space="preserve"> </w:t>
+      </w:r>
+      <w:proofErr w:type="spellStart"/>
+      <w:proofErr w:type="gramStart"/>
+      <w:r>
+        <w:rPr>
+          <w:sz w:val="22"/>
+          <w:szCs w:val="22"/>
+          <w:lang w:val="hu-HU"/>
+        </w:rPr>
+        <w:t>arith</w:t>
+      </w:r>
+      <w:proofErr w:type="spellEnd"/>
+      <w:r>
+        <w:rPr>
+          <w:sz w:val="22"/>
+          <w:szCs w:val="22"/>
+          <w:lang w:val="hu-HU"/>
+        </w:rPr>
+        <w:t>(</w:t>
+      </w:r>
+      <w:proofErr w:type="gramEnd"/>
+      <w:r>
+        <w:rPr>
+          <w:sz w:val="22"/>
+          <w:szCs w:val="22"/>
+          <w:lang w:val="hu-HU"/>
+        </w:rPr>
+        <w:t xml:space="preserve">const </w:t>
+      </w:r>
+      <w:proofErr w:type="spellStart"/>
+      <w:r>
+        <w:rPr>
+          <w:sz w:val="22"/>
+          <w:szCs w:val="22"/>
+          <w:lang w:val="hu-HU"/>
+        </w:rPr>
+        <w:t>char</w:t>
+      </w:r>
+      <w:proofErr w:type="spellEnd"/>
+      <w:r>
+        <w:rPr>
+          <w:sz w:val="22"/>
+          <w:szCs w:val="22"/>
+          <w:lang w:val="hu-HU"/>
+        </w:rPr>
+        <w:t xml:space="preserve"> *</w:t>
+      </w:r>
+      <w:proofErr w:type="spellStart"/>
+      <w:r>
+        <w:rPr>
+          <w:sz w:val="22"/>
+          <w:szCs w:val="22"/>
+          <w:lang w:val="hu-HU"/>
+        </w:rPr>
+        <w:t>buffer</w:t>
+      </w:r>
+      <w:proofErr w:type="spellEnd"/>
+      <w:r>
+        <w:rPr>
+          <w:sz w:val="22"/>
+          <w:szCs w:val="22"/>
+          <w:lang w:val="hu-HU"/>
+        </w:rPr>
+        <w:t>, int8_t i);</w:t>
+      </w:r>
+    </w:p>
+    <w:p>
+      <w:pPr>
+        <w:pStyle w:val="Listaszerbekezds"/>
+        <w:ind w:left="993"/>
+        <w:jc w:val="both"/>
+        <w:rPr>
+          <w:sz w:val="22"/>
+          <w:szCs w:val="22"/>
+          <w:lang w:val="hu-HU"/>
+        </w:rPr>
+      </w:pPr>
+      <w:r>
+        <w:rPr>
+          <w:sz w:val="22"/>
+          <w:szCs w:val="22"/>
+          <w:lang w:val="hu-HU"/>
+        </w:rPr>
+        <w:t xml:space="preserve">A bemeneti </w:t>
+      </w:r>
+      <w:r>
+        <w:rPr>
+          <w:sz w:val="22"/>
+          <w:szCs w:val="22"/>
+          <w:lang w:val="hu-HU"/>
+        </w:rPr>
+        <w:t>„</w:t>
+      </w:r>
+      <w:proofErr w:type="spellStart"/>
+      <w:r>
+        <w:rPr>
+          <w:sz w:val="22"/>
+          <w:szCs w:val="22"/>
+          <w:lang w:val="hu-HU"/>
+        </w:rPr>
+        <w:t>buffer</w:t>
+      </w:r>
+      <w:proofErr w:type="spellEnd"/>
+      <w:r>
+        <w:rPr>
+          <w:sz w:val="22"/>
+          <w:szCs w:val="22"/>
+          <w:lang w:val="hu-HU"/>
+        </w:rPr>
+        <w:t xml:space="preserve">” </w:t>
+      </w:r>
+      <w:r>
+        <w:rPr>
+          <w:sz w:val="22"/>
+          <w:szCs w:val="22"/>
+          <w:lang w:val="hu-HU"/>
+        </w:rPr>
+        <w:t xml:space="preserve">tárolóból, „i” </w:t>
+      </w:r>
+      <w:proofErr w:type="spellStart"/>
+      <w:r>
+        <w:rPr>
+          <w:sz w:val="22"/>
+          <w:szCs w:val="22"/>
+          <w:lang w:val="hu-HU"/>
+        </w:rPr>
+        <w:t>offsettel</w:t>
+      </w:r>
+      <w:proofErr w:type="spellEnd"/>
+      <w:r>
+        <w:rPr>
+          <w:sz w:val="22"/>
+          <w:szCs w:val="22"/>
+          <w:lang w:val="hu-HU"/>
+        </w:rPr>
+        <w:t xml:space="preserve"> kezd el számot alkotni a bemenetből. Képes negatív és pozitív, egész és tizedes jegyű számokat kezelni.</w:t>
+      </w:r>
+      <w:r>
+        <w:rPr>
+          <w:sz w:val="22"/>
+          <w:szCs w:val="22"/>
+          <w:lang w:val="hu-HU"/>
+        </w:rPr>
+        <w:t xml:space="preserve"> Visszatérési érték az alkotott szám.</w:t>
+      </w:r>
+    </w:p>
+    <w:p>
+      <w:pPr>
+        <w:pStyle w:val="Listaszerbekezds"/>
+        <w:numPr>
+          <w:ilvl w:val="0"/>
+          <w:numId w:val="4"/>
+        </w:numPr>
+        <w:spacing w:line="280" w:lineRule="exact"/>
+        <w:ind w:left="709" w:hanging="142"/>
+        <w:rPr>
+          <w:sz w:val="22"/>
+          <w:szCs w:val="22"/>
+          <w:lang w:val="hu-HU"/>
+        </w:rPr>
+      </w:pPr>
       <w:r>
         <w:rPr>
           <w:sz w:val="22"/>
@@ -3675,6 +3939,7 @@
       <w:pPr>
         <w:pStyle w:val="Listaszerbekezds"/>
         <w:ind w:left="993"/>
+        <w:jc w:val="both"/>
         <w:rPr>
           <w:sz w:val="22"/>
           <w:szCs w:val="22"/>
@@ -4360,19 +4625,19 @@
       <w:pPr>
         <w:pStyle w:val="Listaszerbekezds"/>
         <w:ind w:left="993"/>
-        <w:rPr>
-          <w:sz w:val="22"/>
-          <w:szCs w:val="22"/>
-          <w:lang w:val="hu-HU"/>
-        </w:rPr>
-      </w:pPr>
-      <w:r>
-        <w:rPr>
-          <w:sz w:val="22"/>
-          <w:szCs w:val="22"/>
-          <w:lang w:val="hu-HU"/>
-        </w:rPr>
-        <w:lastRenderedPageBreak/>
+        <w:jc w:val="both"/>
+        <w:rPr>
+          <w:sz w:val="22"/>
+          <w:szCs w:val="22"/>
+          <w:lang w:val="hu-HU"/>
+        </w:rPr>
+      </w:pPr>
+      <w:r>
+        <w:rPr>
+          <w:sz w:val="22"/>
+          <w:szCs w:val="22"/>
+          <w:lang w:val="hu-HU"/>
+        </w:rPr>
         <w:t xml:space="preserve">Felprogramozza az </w:t>
       </w:r>
       <w:proofErr w:type="spellStart"/>
@@ -4659,6 +4924,7 @@
       <w:pPr>
         <w:pStyle w:val="Listaszerbekezds"/>
         <w:ind w:left="993"/>
+        <w:jc w:val="both"/>
         <w:rPr>
           <w:sz w:val="22"/>
           <w:szCs w:val="22"/>
@@ -5274,6 +5540,7 @@
           <w:tab w:val="left" w:pos="1942"/>
         </w:tabs>
         <w:ind w:left="993"/>
+        <w:jc w:val="both"/>
         <w:rPr>
           <w:sz w:val="22"/>
           <w:szCs w:val="22"/>
@@ -5652,6 +5919,7 @@
         <w:pStyle w:val="Listaszerbekezds"/>
         <w:spacing w:line="280" w:lineRule="exact"/>
         <w:ind w:left="993"/>
+        <w:jc w:val="both"/>
         <w:rPr>
           <w:sz w:val="22"/>
           <w:szCs w:val="22"/>
@@ -5713,6 +5981,7 @@
     <w:p>
       <w:pPr>
         <w:ind w:left="567"/>
+        <w:jc w:val="both"/>
         <w:rPr>
           <w:lang w:val="hu-HU"/>
         </w:rPr>
@@ -5722,6 +5991,26 @@
           <w:lang w:val="hu-HU"/>
         </w:rPr>
         <w:t>A program fő alkotóeleme, itt található a fő ciklus, az abban végrehajtandó fő feladatok és az azt megelőző beállítások.</w:t>
+      </w:r>
+      <w:r>
+        <w:rPr>
+          <w:lang w:val="hu-HU"/>
+        </w:rPr>
+        <w:t xml:space="preserve"> Nem minden </w:t>
+      </w:r>
+      <w:proofErr w:type="spellStart"/>
+      <w:r>
+        <w:rPr>
+          <w:lang w:val="hu-HU"/>
+        </w:rPr>
+        <w:t>define</w:t>
+      </w:r>
+      <w:proofErr w:type="spellEnd"/>
+      <w:r>
+        <w:rPr>
+          <w:lang w:val="hu-HU"/>
+        </w:rPr>
+        <w:t xml:space="preserve"> és annak értéke kerül megemlítésre, tekintve, hogy a forráskód is mellékelésre kerül, abban beszédes, további kommentek olvashatók.</w:t>
       </w:r>
     </w:p>
     <w:p>
@@ -5734,23 +6023,59 @@
         <w:spacing w:line="280" w:lineRule="exact"/>
         <w:ind w:left="709" w:hanging="142"/>
         <w:rPr>
-          <w:sz w:val="22"/>
-          <w:szCs w:val="22"/>
-          <w:lang w:val="hu-HU"/>
-        </w:rPr>
-      </w:pPr>
-      <w:proofErr w:type="spellStart"/>
-      <w:r>
-        <w:rPr>
-          <w:sz w:val="22"/>
-          <w:szCs w:val="22"/>
-          <w:lang w:val="hu-HU"/>
-        </w:rPr>
-        <w:t>defines</w:t>
-      </w:r>
-      <w:proofErr w:type="spellEnd"/>
-      <w:r>
-        <w:rPr>
+          <w:b/>
+          <w:bCs/>
+          <w:sz w:val="22"/>
+          <w:szCs w:val="22"/>
+          <w:lang w:val="hu-HU"/>
+        </w:rPr>
+      </w:pPr>
+      <w:r>
+        <w:rPr>
+          <w:b/>
+          <w:bCs/>
+          <w:sz w:val="22"/>
+          <w:szCs w:val="22"/>
+          <w:lang w:val="hu-HU"/>
+        </w:rPr>
+        <w:t>F</w:t>
+      </w:r>
+      <w:r>
+        <w:rPr>
+          <w:b/>
+          <w:bCs/>
+          <w:sz w:val="22"/>
+          <w:szCs w:val="22"/>
+          <w:lang w:val="hu-HU"/>
+        </w:rPr>
+        <w:t xml:space="preserve">ő </w:t>
+      </w:r>
+      <w:proofErr w:type="spellStart"/>
+      <w:r>
+        <w:rPr>
+          <w:b/>
+          <w:bCs/>
+          <w:sz w:val="22"/>
+          <w:szCs w:val="22"/>
+          <w:lang w:val="hu-HU"/>
+        </w:rPr>
+        <w:t>define</w:t>
+      </w:r>
+      <w:proofErr w:type="spellEnd"/>
+      <w:r>
+        <w:rPr>
+          <w:b/>
+          <w:bCs/>
+          <w:sz w:val="22"/>
+          <w:szCs w:val="22"/>
+          <w:lang w:val="hu-HU"/>
+        </w:rPr>
+        <w:t>-ok</w:t>
+      </w:r>
+      <w:r>
+        <w:rPr>
+          <w:b/>
+          <w:bCs/>
           <w:sz w:val="22"/>
           <w:szCs w:val="22"/>
           <w:lang w:val="hu-HU"/>
@@ -5761,24 +6086,377 @@
     <w:p>
       <w:pPr>
         <w:pStyle w:val="Listaszerbekezds"/>
+        <w:numPr>
+          <w:ilvl w:val="1"/>
+          <w:numId w:val="4"/>
+        </w:numPr>
         <w:spacing w:line="280" w:lineRule="exact"/>
-        <w:ind w:left="993"/>
-        <w:rPr>
-          <w:sz w:val="22"/>
-          <w:szCs w:val="22"/>
-          <w:lang w:val="hu-HU"/>
-        </w:rPr>
-      </w:pPr>
-      <w:proofErr w:type="spellStart"/>
-      <w:r>
-        <w:rPr>
-          <w:sz w:val="22"/>
-          <w:szCs w:val="22"/>
-          <w:lang w:val="hu-HU"/>
-        </w:rPr>
-        <w:t>bb</w:t>
-      </w:r>
-      <w:proofErr w:type="spellEnd"/>
+        <w:rPr>
+          <w:sz w:val="22"/>
+          <w:szCs w:val="22"/>
+          <w:lang w:val="hu-HU"/>
+        </w:rPr>
+      </w:pPr>
+      <w:r>
+        <w:rPr>
+          <w:sz w:val="22"/>
+          <w:szCs w:val="22"/>
+          <w:lang w:val="hu-HU"/>
+        </w:rPr>
+        <w:t xml:space="preserve">SYSTICK </w:t>
+      </w:r>
+      <w:proofErr w:type="spellStart"/>
+      <w:r>
+        <w:rPr>
+          <w:sz w:val="22"/>
+          <w:szCs w:val="22"/>
+          <w:lang w:val="hu-HU"/>
+        </w:rPr>
+        <w:t>SysTick_</w:t>
+      </w:r>
+      <w:proofErr w:type="gramStart"/>
+      <w:r>
+        <w:rPr>
+          <w:sz w:val="22"/>
+          <w:szCs w:val="22"/>
+          <w:lang w:val="hu-HU"/>
+        </w:rPr>
+        <w:t>Config</w:t>
+      </w:r>
+      <w:proofErr w:type="spellEnd"/>
+      <w:r>
+        <w:rPr>
+          <w:sz w:val="22"/>
+          <w:szCs w:val="22"/>
+          <w:lang w:val="hu-HU"/>
+        </w:rPr>
+        <w:t>(</w:t>
+      </w:r>
+      <w:proofErr w:type="spellStart"/>
+      <w:proofErr w:type="gramEnd"/>
+      <w:r>
+        <w:rPr>
+          <w:sz w:val="22"/>
+          <w:szCs w:val="22"/>
+          <w:lang w:val="hu-HU"/>
+        </w:rPr>
+        <w:t>SystemCoreClock</w:t>
+      </w:r>
+      <w:proofErr w:type="spellEnd"/>
+      <w:r>
+        <w:rPr>
+          <w:sz w:val="22"/>
+          <w:szCs w:val="22"/>
+          <w:lang w:val="hu-HU"/>
+        </w:rPr>
+        <w:t xml:space="preserve"> / 1000U)</w:t>
+      </w:r>
+      <w:r>
+        <w:rPr>
+          <w:sz w:val="22"/>
+          <w:szCs w:val="22"/>
+          <w:lang w:val="hu-HU"/>
+        </w:rPr>
+        <w:t>;</w:t>
+      </w:r>
+    </w:p>
+    <w:p>
+      <w:pPr>
+        <w:pStyle w:val="Listaszerbekezds"/>
+        <w:spacing w:line="280" w:lineRule="exact"/>
+        <w:ind w:left="1440"/>
+        <w:rPr>
+          <w:sz w:val="22"/>
+          <w:szCs w:val="22"/>
+          <w:lang w:val="hu-HU"/>
+        </w:rPr>
+      </w:pPr>
+      <w:r>
+        <w:rPr>
+          <w:sz w:val="22"/>
+          <w:szCs w:val="22"/>
+          <w:lang w:val="hu-HU"/>
+        </w:rPr>
+        <w:t xml:space="preserve">A mikrokontrollerbe beépített </w:t>
+      </w:r>
+      <w:r>
+        <w:rPr>
+          <w:sz w:val="22"/>
+          <w:szCs w:val="22"/>
+          <w:lang w:val="hu-HU"/>
+        </w:rPr>
+        <w:t>megszakítás</w:t>
+      </w:r>
+      <w:r>
+        <w:rPr>
+          <w:sz w:val="22"/>
+          <w:szCs w:val="22"/>
+          <w:lang w:val="hu-HU"/>
+        </w:rPr>
+        <w:t xml:space="preserve">-generáló függvény. Argumentumával beállítható, hogy hány ciklusonként </w:t>
+      </w:r>
+      <w:proofErr w:type="spellStart"/>
+      <w:r>
+        <w:rPr>
+          <w:sz w:val="22"/>
+          <w:szCs w:val="22"/>
+          <w:lang w:val="hu-HU"/>
+        </w:rPr>
+        <w:t>hívódjon</w:t>
+      </w:r>
+      <w:proofErr w:type="spellEnd"/>
+      <w:r>
+        <w:rPr>
+          <w:sz w:val="22"/>
+          <w:szCs w:val="22"/>
+          <w:lang w:val="hu-HU"/>
+        </w:rPr>
+        <w:t xml:space="preserve"> meg a </w:t>
+      </w:r>
+      <w:proofErr w:type="spellStart"/>
+      <w:r>
+        <w:rPr>
+          <w:sz w:val="22"/>
+          <w:szCs w:val="22"/>
+          <w:lang w:val="hu-HU"/>
+        </w:rPr>
+        <w:t>void</w:t>
+      </w:r>
+      <w:proofErr w:type="spellEnd"/>
+      <w:r>
+        <w:rPr>
+          <w:sz w:val="22"/>
+          <w:szCs w:val="22"/>
+          <w:lang w:val="hu-HU"/>
+        </w:rPr>
+        <w:t xml:space="preserve"> </w:t>
+      </w:r>
+      <w:proofErr w:type="spellStart"/>
+      <w:r>
+        <w:rPr>
+          <w:sz w:val="22"/>
+          <w:szCs w:val="22"/>
+          <w:lang w:val="hu-HU"/>
+        </w:rPr>
+        <w:t>SysTick_Handler</w:t>
+      </w:r>
+      <w:proofErr w:type="spellEnd"/>
+      <w:r>
+        <w:rPr>
+          <w:sz w:val="22"/>
+          <w:szCs w:val="22"/>
+          <w:lang w:val="hu-HU"/>
+        </w:rPr>
+        <w:t>(</w:t>
+      </w:r>
+      <w:proofErr w:type="spellStart"/>
+      <w:r>
+        <w:rPr>
+          <w:sz w:val="22"/>
+          <w:szCs w:val="22"/>
+          <w:lang w:val="hu-HU"/>
+        </w:rPr>
+        <w:t>void</w:t>
+      </w:r>
+      <w:proofErr w:type="spellEnd"/>
+      <w:r>
+        <w:rPr>
+          <w:sz w:val="22"/>
+          <w:szCs w:val="22"/>
+          <w:lang w:val="hu-HU"/>
+        </w:rPr>
+        <w:t>).</w:t>
+      </w:r>
+    </w:p>
+    <w:p>
+      <w:pPr>
+        <w:pStyle w:val="Listaszerbekezds"/>
+        <w:numPr>
+          <w:ilvl w:val="1"/>
+          <w:numId w:val="4"/>
+        </w:numPr>
+        <w:spacing w:line="280" w:lineRule="exact"/>
+        <w:rPr>
+          <w:sz w:val="22"/>
+          <w:szCs w:val="22"/>
+          <w:lang w:val="hu-HU"/>
+        </w:rPr>
+      </w:pPr>
+      <w:r>
+        <w:rPr>
+          <w:sz w:val="22"/>
+          <w:szCs w:val="22"/>
+          <w:lang w:val="hu-HU"/>
+        </w:rPr>
+        <w:t>USART be, speciális és kimeneti tároló</w:t>
+      </w:r>
+      <w:r>
+        <w:rPr>
+          <w:sz w:val="22"/>
+          <w:szCs w:val="22"/>
+          <w:lang w:val="hu-HU"/>
+        </w:rPr>
+        <w:t xml:space="preserve"> </w:t>
+      </w:r>
+      <w:r>
+        <w:rPr>
+          <w:sz w:val="22"/>
+          <w:szCs w:val="22"/>
+          <w:lang w:val="hu-HU"/>
+        </w:rPr>
+        <w:t>hossza</w:t>
+      </w:r>
+    </w:p>
+    <w:p>
+      <w:pPr>
+        <w:pStyle w:val="Listaszerbekezds"/>
+        <w:numPr>
+          <w:ilvl w:val="1"/>
+          <w:numId w:val="4"/>
+        </w:numPr>
+        <w:spacing w:line="280" w:lineRule="exact"/>
+        <w:rPr>
+          <w:sz w:val="22"/>
+          <w:szCs w:val="22"/>
+          <w:lang w:val="hu-HU"/>
+        </w:rPr>
+      </w:pPr>
+      <w:r>
+        <w:rPr>
+          <w:sz w:val="22"/>
+          <w:szCs w:val="22"/>
+          <w:lang w:val="hu-HU"/>
+        </w:rPr>
+        <w:t>Alapértelmezett értékek a paramétereknek</w:t>
+      </w:r>
+    </w:p>
+    <w:p>
+      <w:pPr>
+        <w:pStyle w:val="Listaszerbekezds"/>
+        <w:numPr>
+          <w:ilvl w:val="1"/>
+          <w:numId w:val="4"/>
+        </w:numPr>
+        <w:spacing w:line="280" w:lineRule="exact"/>
+        <w:rPr>
+          <w:sz w:val="22"/>
+          <w:szCs w:val="22"/>
+          <w:lang w:val="hu-HU"/>
+        </w:rPr>
+      </w:pPr>
+      <w:proofErr w:type="spellStart"/>
+      <w:r>
+        <w:rPr>
+          <w:sz w:val="22"/>
+          <w:szCs w:val="22"/>
+          <w:lang w:val="hu-HU"/>
+        </w:rPr>
+        <w:t>SysTick</w:t>
+      </w:r>
+      <w:proofErr w:type="spellEnd"/>
+      <w:r>
+        <w:rPr>
+          <w:sz w:val="22"/>
+          <w:szCs w:val="22"/>
+          <w:lang w:val="hu-HU"/>
+        </w:rPr>
+        <w:t xml:space="preserve"> megszakítás</w:t>
+      </w:r>
+      <w:r>
+        <w:rPr>
+          <w:sz w:val="22"/>
+          <w:szCs w:val="22"/>
+          <w:lang w:val="hu-HU"/>
+        </w:rPr>
+        <w:t xml:space="preserve">ok beállítása, ami magában foglalja, hogy hány </w:t>
+      </w:r>
+      <w:proofErr w:type="spellStart"/>
+      <w:r>
+        <w:rPr>
+          <w:sz w:val="22"/>
+          <w:szCs w:val="22"/>
+          <w:lang w:val="hu-HU"/>
+        </w:rPr>
+        <w:t>millisecondonként</w:t>
+      </w:r>
+      <w:proofErr w:type="spellEnd"/>
+      <w:r>
+        <w:rPr>
+          <w:sz w:val="22"/>
+          <w:szCs w:val="22"/>
+          <w:lang w:val="hu-HU"/>
+        </w:rPr>
+        <w:t xml:space="preserve"> fusson le a fő ciklus</w:t>
+      </w:r>
+      <w:r>
+        <w:rPr>
+          <w:sz w:val="22"/>
+          <w:szCs w:val="22"/>
+          <w:lang w:val="hu-HU"/>
+        </w:rPr>
+        <w:t xml:space="preserve"> és az </w:t>
+      </w:r>
+      <w:proofErr w:type="spellStart"/>
+      <w:r>
+        <w:rPr>
+          <w:sz w:val="22"/>
+          <w:szCs w:val="22"/>
+          <w:lang w:val="hu-HU"/>
+        </w:rPr>
+        <w:t>usart</w:t>
+      </w:r>
+      <w:proofErr w:type="spellEnd"/>
+      <w:r>
+        <w:rPr>
+          <w:sz w:val="22"/>
+          <w:szCs w:val="22"/>
+          <w:lang w:val="hu-HU"/>
+        </w:rPr>
+        <w:t xml:space="preserve"> mennyi időnként kerüljön ellenőrzésre.</w:t>
+      </w:r>
+    </w:p>
+    <w:p>
+      <w:pPr>
+        <w:pStyle w:val="Listaszerbekezds"/>
+        <w:numPr>
+          <w:ilvl w:val="1"/>
+          <w:numId w:val="4"/>
+        </w:numPr>
+        <w:spacing w:line="280" w:lineRule="exact"/>
+        <w:rPr>
+          <w:sz w:val="22"/>
+          <w:szCs w:val="22"/>
+          <w:lang w:val="hu-HU"/>
+        </w:rPr>
+      </w:pPr>
+      <w:proofErr w:type="spellStart"/>
+      <w:r>
+        <w:rPr>
+          <w:sz w:val="22"/>
+          <w:szCs w:val="22"/>
+          <w:lang w:val="hu-HU"/>
+        </w:rPr>
+        <w:t>Typedf</w:t>
+      </w:r>
+      <w:proofErr w:type="spellEnd"/>
+      <w:r>
+        <w:rPr>
+          <w:sz w:val="22"/>
+          <w:szCs w:val="22"/>
+          <w:lang w:val="hu-HU"/>
+        </w:rPr>
+        <w:t xml:space="preserve"> a paraméterek nevére</w:t>
+      </w:r>
+    </w:p>
+    <w:p>
+      <w:pPr>
+        <w:spacing w:line="280" w:lineRule="exact"/>
+        <w:rPr>
+          <w:sz w:val="22"/>
+          <w:szCs w:val="22"/>
+          <w:lang w:val="hu-HU"/>
+        </w:rPr>
+      </w:pPr>
     </w:p>
     <w:p>
       <w:pPr>
@@ -5790,23 +6468,72 @@
         <w:spacing w:line="280" w:lineRule="exact"/>
         <w:ind w:left="709" w:hanging="142"/>
         <w:rPr>
-          <w:sz w:val="22"/>
-          <w:szCs w:val="22"/>
-          <w:lang w:val="hu-HU"/>
-        </w:rPr>
-      </w:pPr>
-      <w:proofErr w:type="spellStart"/>
-      <w:r>
-        <w:rPr>
-          <w:sz w:val="22"/>
-          <w:szCs w:val="22"/>
-          <w:lang w:val="hu-HU"/>
-        </w:rPr>
-        <w:t>defines</w:t>
-      </w:r>
-      <w:proofErr w:type="spellEnd"/>
-      <w:r>
-        <w:rPr>
+          <w:b/>
+          <w:bCs/>
+          <w:sz w:val="22"/>
+          <w:szCs w:val="22"/>
+          <w:lang w:val="hu-HU"/>
+        </w:rPr>
+      </w:pPr>
+      <w:proofErr w:type="spellStart"/>
+      <w:r>
+        <w:rPr>
+          <w:b/>
+          <w:bCs/>
+          <w:sz w:val="22"/>
+          <w:szCs w:val="22"/>
+          <w:lang w:val="hu-HU"/>
+        </w:rPr>
+        <w:lastRenderedPageBreak/>
+        <w:t>V</w:t>
+      </w:r>
+      <w:r>
+        <w:rPr>
+          <w:b/>
+          <w:bCs/>
+          <w:sz w:val="22"/>
+          <w:szCs w:val="22"/>
+          <w:lang w:val="hu-HU"/>
+        </w:rPr>
+        <w:t>olatile</w:t>
+      </w:r>
+      <w:proofErr w:type="spellEnd"/>
+      <w:r>
+        <w:rPr>
+          <w:b/>
+          <w:bCs/>
+          <w:sz w:val="22"/>
+          <w:szCs w:val="22"/>
+          <w:lang w:val="hu-HU"/>
+        </w:rPr>
+        <w:t xml:space="preserve"> változók</w:t>
+      </w:r>
+      <w:r>
+        <w:rPr>
+          <w:b/>
+          <w:bCs/>
+          <w:sz w:val="22"/>
+          <w:szCs w:val="22"/>
+          <w:lang w:val="hu-HU"/>
+        </w:rPr>
+        <w:t xml:space="preserve"> és alapértékeik/</w:t>
+      </w:r>
+      <w:proofErr w:type="spellStart"/>
+      <w:r>
+        <w:rPr>
+          <w:b/>
+          <w:bCs/>
+          <w:sz w:val="22"/>
+          <w:szCs w:val="22"/>
+          <w:lang w:val="hu-HU"/>
+        </w:rPr>
+        <w:t>méréteik</w:t>
+      </w:r>
+      <w:proofErr w:type="spellEnd"/>
+      <w:r>
+        <w:rPr>
+          <w:b/>
+          <w:bCs/>
           <w:sz w:val="22"/>
           <w:szCs w:val="22"/>
           <w:lang w:val="hu-HU"/>
@@ -5817,14 +6544,699 @@
     <w:p>
       <w:pPr>
         <w:pStyle w:val="Listaszerbekezds"/>
+        <w:numPr>
+          <w:ilvl w:val="1"/>
+          <w:numId w:val="4"/>
+        </w:numPr>
         <w:spacing w:line="280" w:lineRule="exact"/>
-        <w:ind w:left="993"/>
-        <w:rPr>
-          <w:sz w:val="22"/>
-          <w:szCs w:val="22"/>
-          <w:lang w:val="hu-HU"/>
-        </w:rPr>
-      </w:pPr>
+        <w:rPr>
+          <w:sz w:val="22"/>
+          <w:szCs w:val="22"/>
+          <w:lang w:val="hu-HU"/>
+        </w:rPr>
+      </w:pPr>
+      <w:r>
+        <w:rPr>
+          <w:sz w:val="22"/>
+          <w:szCs w:val="22"/>
+          <w:lang w:val="hu-HU"/>
+        </w:rPr>
+        <w:t xml:space="preserve">uint32_t </w:t>
+      </w:r>
+      <w:proofErr w:type="spellStart"/>
+      <w:proofErr w:type="gramStart"/>
+      <w:r>
+        <w:rPr>
+          <w:sz w:val="22"/>
+          <w:szCs w:val="22"/>
+          <w:lang w:val="hu-HU"/>
+        </w:rPr>
+        <w:t>vars</w:t>
+      </w:r>
+      <w:proofErr w:type="spellEnd"/>
+      <w:r>
+        <w:rPr>
+          <w:sz w:val="22"/>
+          <w:szCs w:val="22"/>
+          <w:lang w:val="hu-HU"/>
+        </w:rPr>
+        <w:t>[</w:t>
+      </w:r>
+      <w:proofErr w:type="gramEnd"/>
+      <w:r>
+        <w:rPr>
+          <w:sz w:val="22"/>
+          <w:szCs w:val="22"/>
+          <w:lang w:val="hu-HU"/>
+        </w:rPr>
+        <w:t>10];</w:t>
+      </w:r>
+    </w:p>
+    <w:p>
+      <w:pPr>
+        <w:pStyle w:val="Listaszerbekezds"/>
+        <w:spacing w:line="280" w:lineRule="exact"/>
+        <w:ind w:left="1440"/>
+        <w:rPr>
+          <w:sz w:val="22"/>
+          <w:szCs w:val="22"/>
+          <w:lang w:val="hu-HU"/>
+        </w:rPr>
+      </w:pPr>
+      <w:r>
+        <w:rPr>
+          <w:sz w:val="22"/>
+          <w:szCs w:val="22"/>
+          <w:lang w:val="hu-HU"/>
+        </w:rPr>
+        <w:t>A paraméterek tárolására szolgáló tömb</w:t>
+      </w:r>
+      <w:r>
+        <w:rPr>
+          <w:sz w:val="22"/>
+          <w:szCs w:val="22"/>
+          <w:lang w:val="hu-HU"/>
+        </w:rPr>
+        <w:t>.</w:t>
+      </w:r>
+    </w:p>
+    <w:p>
+      <w:pPr>
+        <w:pStyle w:val="Listaszerbekezds"/>
+        <w:numPr>
+          <w:ilvl w:val="1"/>
+          <w:numId w:val="4"/>
+        </w:numPr>
+        <w:spacing w:line="280" w:lineRule="exact"/>
+        <w:rPr>
+          <w:sz w:val="22"/>
+          <w:szCs w:val="22"/>
+          <w:lang w:val="hu-HU"/>
+        </w:rPr>
+      </w:pPr>
+      <w:r>
+        <w:rPr>
+          <w:sz w:val="22"/>
+          <w:szCs w:val="22"/>
+          <w:lang w:val="hu-HU"/>
+        </w:rPr>
+        <w:t xml:space="preserve">uint8_t </w:t>
+      </w:r>
+      <w:proofErr w:type="spellStart"/>
+      <w:r>
+        <w:rPr>
+          <w:sz w:val="22"/>
+          <w:szCs w:val="22"/>
+          <w:lang w:val="hu-HU"/>
+        </w:rPr>
+        <w:t>en_reg</w:t>
+      </w:r>
+      <w:proofErr w:type="spellEnd"/>
+      <w:r>
+        <w:rPr>
+          <w:sz w:val="22"/>
+          <w:szCs w:val="22"/>
+          <w:lang w:val="hu-HU"/>
+        </w:rPr>
+        <w:t xml:space="preserve"> = 0b01011110</w:t>
+      </w:r>
+    </w:p>
+    <w:p>
+      <w:pPr>
+        <w:pStyle w:val="Listaszerbekezds"/>
+        <w:spacing w:line="280" w:lineRule="exact"/>
+        <w:ind w:left="1440"/>
+        <w:rPr>
+          <w:sz w:val="22"/>
+          <w:szCs w:val="22"/>
+          <w:lang w:val="hu-HU"/>
+        </w:rPr>
+      </w:pPr>
+      <w:r>
+        <w:rPr>
+          <w:sz w:val="22"/>
+          <w:szCs w:val="22"/>
+          <w:lang w:val="hu-HU"/>
+        </w:rPr>
+        <w:t>A funkciókat engedélyező „regiszter”.</w:t>
+      </w:r>
+    </w:p>
+    <w:p>
+      <w:pPr>
+        <w:pStyle w:val="Listaszerbekezds"/>
+        <w:spacing w:line="280" w:lineRule="exact"/>
+        <w:ind w:left="1440"/>
+        <w:rPr>
+          <w:sz w:val="22"/>
+          <w:szCs w:val="22"/>
+          <w:lang w:val="hu-HU"/>
+        </w:rPr>
+        <w:sectPr>
+          <w:type w:val="continuous"/>
+          <w:pgSz w:w="11906" w:h="16838"/>
+          <w:pgMar w:top="1440" w:right="1440" w:bottom="1440" w:left="1440" w:header="708" w:footer="708" w:gutter="0"/>
+          <w:cols w:space="708"/>
+          <w:docGrid w:linePitch="360"/>
+        </w:sectPr>
+      </w:pPr>
+    </w:p>
+    <w:p>
+      <w:pPr>
+        <w:pStyle w:val="Listaszerbekezds"/>
+        <w:spacing w:line="280" w:lineRule="exact"/>
+        <w:ind w:left="1440"/>
+        <w:rPr>
+          <w:sz w:val="22"/>
+          <w:szCs w:val="22"/>
+          <w:lang w:val="hu-HU"/>
+        </w:rPr>
+      </w:pPr>
+      <w:r>
+        <w:rPr>
+          <w:sz w:val="22"/>
+          <w:szCs w:val="22"/>
+          <w:lang w:val="hu-HU"/>
+        </w:rPr>
+        <w:t xml:space="preserve"> </w:t>
+      </w:r>
+      <w:r>
+        <w:rPr>
+          <w:sz w:val="22"/>
+          <w:szCs w:val="22"/>
+          <w:lang w:val="hu-HU"/>
+        </w:rPr>
+        <w:t xml:space="preserve">* 0x01: </w:t>
+      </w:r>
+      <w:proofErr w:type="spellStart"/>
+      <w:r>
+        <w:rPr>
+          <w:sz w:val="22"/>
+          <w:szCs w:val="22"/>
+          <w:lang w:val="hu-HU"/>
+        </w:rPr>
+        <w:t>cps</w:t>
+      </w:r>
+      <w:proofErr w:type="spellEnd"/>
+      <w:r>
+        <w:rPr>
+          <w:sz w:val="22"/>
+          <w:szCs w:val="22"/>
+          <w:lang w:val="hu-HU"/>
+        </w:rPr>
+        <w:t xml:space="preserve"> mérés</w:t>
+      </w:r>
+    </w:p>
+    <w:p>
+      <w:pPr>
+        <w:pStyle w:val="Listaszerbekezds"/>
+        <w:spacing w:line="280" w:lineRule="exact"/>
+        <w:ind w:left="1440"/>
+        <w:rPr>
+          <w:sz w:val="22"/>
+          <w:szCs w:val="22"/>
+          <w:lang w:val="hu-HU"/>
+        </w:rPr>
+      </w:pPr>
+      <w:r>
+        <w:rPr>
+          <w:sz w:val="22"/>
+          <w:szCs w:val="22"/>
+          <w:lang w:val="hu-HU"/>
+        </w:rPr>
+        <w:t xml:space="preserve"> * 0x02: 4-20 mA </w:t>
+      </w:r>
+      <w:r>
+        <w:rPr>
+          <w:sz w:val="22"/>
+          <w:szCs w:val="22"/>
+          <w:lang w:val="hu-HU"/>
+        </w:rPr>
+        <w:t>kimenet</w:t>
+      </w:r>
+    </w:p>
+    <w:p>
+      <w:pPr>
+        <w:pStyle w:val="Listaszerbekezds"/>
+        <w:spacing w:line="280" w:lineRule="exact"/>
+        <w:ind w:left="1440"/>
+        <w:rPr>
+          <w:sz w:val="22"/>
+          <w:szCs w:val="22"/>
+          <w:lang w:val="hu-HU"/>
+        </w:rPr>
+      </w:pPr>
+      <w:r>
+        <w:rPr>
+          <w:sz w:val="22"/>
+          <w:szCs w:val="22"/>
+          <w:lang w:val="hu-HU"/>
+        </w:rPr>
+        <w:t xml:space="preserve"> * 0x04: </w:t>
+      </w:r>
+      <w:proofErr w:type="spellStart"/>
+      <w:r>
+        <w:rPr>
+          <w:sz w:val="22"/>
+          <w:szCs w:val="22"/>
+          <w:lang w:val="hu-HU"/>
+        </w:rPr>
+        <w:t>Oled</w:t>
+      </w:r>
+      <w:proofErr w:type="spellEnd"/>
+      <w:r>
+        <w:rPr>
+          <w:sz w:val="22"/>
+          <w:szCs w:val="22"/>
+          <w:lang w:val="hu-HU"/>
+        </w:rPr>
+        <w:t xml:space="preserve"> </w:t>
+      </w:r>
+      <w:r>
+        <w:rPr>
+          <w:sz w:val="22"/>
+          <w:szCs w:val="22"/>
+          <w:lang w:val="hu-HU"/>
+        </w:rPr>
+        <w:t>kijelző</w:t>
+      </w:r>
+    </w:p>
+    <w:p>
+      <w:pPr>
+        <w:pStyle w:val="Listaszerbekezds"/>
+        <w:spacing w:line="280" w:lineRule="exact"/>
+        <w:ind w:left="1440"/>
+        <w:rPr>
+          <w:sz w:val="22"/>
+          <w:szCs w:val="22"/>
+          <w:lang w:val="hu-HU"/>
+        </w:rPr>
+      </w:pPr>
+      <w:r>
+        <w:rPr>
+          <w:sz w:val="22"/>
+          <w:szCs w:val="22"/>
+          <w:lang w:val="hu-HU"/>
+        </w:rPr>
+        <w:t xml:space="preserve"> * 0x08: 7</w:t>
+      </w:r>
+      <w:r>
+        <w:rPr>
+          <w:sz w:val="22"/>
+          <w:szCs w:val="22"/>
+          <w:lang w:val="hu-HU"/>
+        </w:rPr>
+        <w:t xml:space="preserve"> </w:t>
+      </w:r>
+      <w:r>
+        <w:rPr>
+          <w:sz w:val="22"/>
+          <w:szCs w:val="22"/>
+          <w:lang w:val="hu-HU"/>
+        </w:rPr>
+        <w:t>s</w:t>
+      </w:r>
+      <w:r>
+        <w:rPr>
+          <w:sz w:val="22"/>
+          <w:szCs w:val="22"/>
+          <w:lang w:val="hu-HU"/>
+        </w:rPr>
+        <w:t>z</w:t>
+      </w:r>
+      <w:r>
+        <w:rPr>
+          <w:sz w:val="22"/>
+          <w:szCs w:val="22"/>
+          <w:lang w:val="hu-HU"/>
+        </w:rPr>
+        <w:t>eg</w:t>
+      </w:r>
+      <w:r>
+        <w:rPr>
+          <w:sz w:val="22"/>
+          <w:szCs w:val="22"/>
+          <w:lang w:val="hu-HU"/>
+        </w:rPr>
+        <w:t>menses</w:t>
+      </w:r>
+      <w:r>
+        <w:rPr>
+          <w:sz w:val="22"/>
+          <w:szCs w:val="22"/>
+          <w:lang w:val="hu-HU"/>
+        </w:rPr>
+        <w:t xml:space="preserve"> </w:t>
+      </w:r>
+      <w:r>
+        <w:rPr>
+          <w:sz w:val="22"/>
+          <w:szCs w:val="22"/>
+          <w:lang w:val="hu-HU"/>
+        </w:rPr>
+        <w:t>kijelző</w:t>
+      </w:r>
+    </w:p>
+    <w:p>
+      <w:pPr>
+        <w:pStyle w:val="Listaszerbekezds"/>
+        <w:spacing w:line="280" w:lineRule="exact"/>
+        <w:ind w:left="1440"/>
+        <w:rPr>
+          <w:sz w:val="22"/>
+          <w:szCs w:val="22"/>
+          <w:lang w:val="hu-HU"/>
+        </w:rPr>
+      </w:pPr>
+      <w:r>
+        <w:rPr>
+          <w:sz w:val="22"/>
+          <w:szCs w:val="22"/>
+          <w:lang w:val="hu-HU"/>
+        </w:rPr>
+        <w:t xml:space="preserve"> * 0x10: s</w:t>
+      </w:r>
+      <w:r>
+        <w:rPr>
+          <w:sz w:val="22"/>
+          <w:szCs w:val="22"/>
+          <w:lang w:val="hu-HU"/>
+        </w:rPr>
+        <w:t>zi</w:t>
+      </w:r>
+      <w:r>
+        <w:rPr>
+          <w:sz w:val="22"/>
+          <w:szCs w:val="22"/>
+          <w:lang w:val="hu-HU"/>
+        </w:rPr>
+        <w:t>r</w:t>
+      </w:r>
+      <w:r>
+        <w:rPr>
+          <w:sz w:val="22"/>
+          <w:szCs w:val="22"/>
+          <w:lang w:val="hu-HU"/>
+        </w:rPr>
+        <w:t>é</w:t>
+      </w:r>
+      <w:r>
+        <w:rPr>
+          <w:sz w:val="22"/>
+          <w:szCs w:val="22"/>
+          <w:lang w:val="hu-HU"/>
+        </w:rPr>
+        <w:t>n</w:t>
+      </w:r>
+      <w:r>
+        <w:rPr>
+          <w:sz w:val="22"/>
+          <w:szCs w:val="22"/>
+          <w:lang w:val="hu-HU"/>
+        </w:rPr>
+        <w:t>a kapcsolója</w:t>
+      </w:r>
+    </w:p>
+    <w:p>
+      <w:pPr>
+        <w:pStyle w:val="Listaszerbekezds"/>
+        <w:spacing w:line="280" w:lineRule="exact"/>
+        <w:ind w:left="1440"/>
+        <w:rPr>
+          <w:sz w:val="22"/>
+          <w:szCs w:val="22"/>
+          <w:lang w:val="hu-HU"/>
+        </w:rPr>
+      </w:pPr>
+      <w:r>
+        <w:rPr>
+          <w:sz w:val="22"/>
+          <w:szCs w:val="22"/>
+          <w:lang w:val="hu-HU"/>
+        </w:rPr>
+        <w:t xml:space="preserve"> * 0x20: </w:t>
+      </w:r>
+      <w:r>
+        <w:rPr>
+          <w:sz w:val="22"/>
+          <w:szCs w:val="22"/>
+          <w:lang w:val="hu-HU"/>
+        </w:rPr>
+        <w:t>nem használt</w:t>
+      </w:r>
+    </w:p>
+    <w:p>
+      <w:pPr>
+        <w:pStyle w:val="Listaszerbekezds"/>
+        <w:spacing w:line="280" w:lineRule="exact"/>
+        <w:ind w:left="1440"/>
+        <w:rPr>
+          <w:sz w:val="22"/>
+          <w:szCs w:val="22"/>
+          <w:lang w:val="hu-HU"/>
+        </w:rPr>
+      </w:pPr>
+      <w:r>
+        <w:rPr>
+          <w:sz w:val="22"/>
+          <w:szCs w:val="22"/>
+          <w:lang w:val="hu-HU"/>
+        </w:rPr>
+        <w:t xml:space="preserve"> * 0x40: </w:t>
+      </w:r>
+      <w:r>
+        <w:rPr>
+          <w:sz w:val="22"/>
+          <w:szCs w:val="22"/>
+          <w:lang w:val="hu-HU"/>
+        </w:rPr>
+        <w:t xml:space="preserve">matek ki és </w:t>
+      </w:r>
+      <w:proofErr w:type="spellStart"/>
+      <w:r>
+        <w:rPr>
+          <w:sz w:val="22"/>
+          <w:szCs w:val="22"/>
+          <w:lang w:val="hu-HU"/>
+        </w:rPr>
+        <w:t>bekapcs</w:t>
+      </w:r>
+      <w:proofErr w:type="spellEnd"/>
+    </w:p>
+    <w:p>
+      <w:pPr>
+        <w:pStyle w:val="Listaszerbekezds"/>
+        <w:spacing w:line="280" w:lineRule="exact"/>
+        <w:ind w:left="1440"/>
+        <w:rPr>
+          <w:sz w:val="22"/>
+          <w:szCs w:val="22"/>
+          <w:lang w:val="hu-HU"/>
+        </w:rPr>
+      </w:pPr>
+      <w:r>
+        <w:rPr>
+          <w:sz w:val="22"/>
+          <w:szCs w:val="22"/>
+          <w:lang w:val="hu-HU"/>
+        </w:rPr>
+        <w:t xml:space="preserve"> * 0x80: USART </w:t>
+      </w:r>
+      <w:r>
+        <w:rPr>
+          <w:sz w:val="22"/>
+          <w:szCs w:val="22"/>
+          <w:lang w:val="hu-HU"/>
+        </w:rPr>
+        <w:t>bejelentkezés</w:t>
+      </w:r>
+    </w:p>
+    <w:p>
+      <w:pPr>
+        <w:pStyle w:val="Listaszerbekezds"/>
+        <w:numPr>
+          <w:ilvl w:val="1"/>
+          <w:numId w:val="4"/>
+        </w:numPr>
+        <w:spacing w:line="280" w:lineRule="exact"/>
+        <w:rPr>
+          <w:sz w:val="22"/>
+          <w:szCs w:val="22"/>
+          <w:lang w:val="hu-HU"/>
+        </w:rPr>
+        <w:sectPr>
+          <w:type w:val="continuous"/>
+          <w:pgSz w:w="11906" w:h="16838"/>
+          <w:pgMar w:top="1440" w:right="1440" w:bottom="1440" w:left="1440" w:header="708" w:footer="708" w:gutter="0"/>
+          <w:cols w:num="2" w:space="708"/>
+          <w:docGrid w:linePitch="360"/>
+        </w:sectPr>
+      </w:pPr>
+    </w:p>
+    <w:p>
+      <w:pPr>
+        <w:pStyle w:val="Listaszerbekezds"/>
+        <w:numPr>
+          <w:ilvl w:val="1"/>
+          <w:numId w:val="4"/>
+        </w:numPr>
+        <w:spacing w:line="280" w:lineRule="exact"/>
+        <w:rPr>
+          <w:sz w:val="22"/>
+          <w:szCs w:val="22"/>
+          <w:lang w:val="hu-HU"/>
+        </w:rPr>
+      </w:pPr>
+      <w:r>
+        <w:rPr>
+          <w:sz w:val="22"/>
+          <w:szCs w:val="22"/>
+          <w:lang w:val="hu-HU"/>
+        </w:rPr>
+        <w:t xml:space="preserve">uint8_t </w:t>
+      </w:r>
+      <w:proofErr w:type="spellStart"/>
+      <w:r>
+        <w:rPr>
+          <w:sz w:val="22"/>
+          <w:szCs w:val="22"/>
+          <w:lang w:val="hu-HU"/>
+        </w:rPr>
+        <w:t>err</w:t>
+      </w:r>
+      <w:proofErr w:type="spellEnd"/>
+      <w:r>
+        <w:rPr>
+          <w:sz w:val="22"/>
+          <w:szCs w:val="22"/>
+          <w:lang w:val="hu-HU"/>
+        </w:rPr>
+        <w:t xml:space="preserve"> = 0;</w:t>
+      </w:r>
+    </w:p>
+    <w:p>
+      <w:pPr>
+        <w:pStyle w:val="Listaszerbekezds"/>
+        <w:spacing w:line="280" w:lineRule="exact"/>
+        <w:ind w:left="1440"/>
+        <w:rPr>
+          <w:sz w:val="22"/>
+          <w:szCs w:val="22"/>
+          <w:lang w:val="hu-HU"/>
+        </w:rPr>
+      </w:pPr>
+      <w:r>
+        <w:rPr>
+          <w:sz w:val="22"/>
+          <w:szCs w:val="22"/>
+          <w:lang w:val="hu-HU"/>
+        </w:rPr>
+        <w:t>Hibák tárolására szolgál, főként a későbbi továbbfejlesztésben lenne nagy haszna.</w:t>
+      </w:r>
+    </w:p>
+    <w:p>
+      <w:pPr>
+        <w:pStyle w:val="Listaszerbekezds"/>
+        <w:numPr>
+          <w:ilvl w:val="1"/>
+          <w:numId w:val="4"/>
+        </w:numPr>
+        <w:spacing w:line="280" w:lineRule="exact"/>
+        <w:rPr>
+          <w:sz w:val="22"/>
+          <w:szCs w:val="22"/>
+          <w:lang w:val="hu-HU"/>
+        </w:rPr>
+      </w:pPr>
+      <w:r>
+        <w:rPr>
+          <w:sz w:val="22"/>
+          <w:szCs w:val="22"/>
+          <w:lang w:val="hu-HU"/>
+        </w:rPr>
+        <w:t xml:space="preserve">uint8_t </w:t>
+      </w:r>
+      <w:proofErr w:type="spellStart"/>
+      <w:r>
+        <w:rPr>
+          <w:sz w:val="22"/>
+          <w:szCs w:val="22"/>
+          <w:lang w:val="hu-HU"/>
+        </w:rPr>
+        <w:t>signal</w:t>
+      </w:r>
+      <w:proofErr w:type="spellEnd"/>
+      <w:r>
+        <w:rPr>
+          <w:sz w:val="22"/>
+          <w:szCs w:val="22"/>
+          <w:lang w:val="hu-HU"/>
+        </w:rPr>
+        <w:t xml:space="preserve"> = 0;</w:t>
+      </w:r>
+    </w:p>
+    <w:p>
+      <w:pPr>
+        <w:pStyle w:val="Listaszerbekezds"/>
+        <w:spacing w:line="280" w:lineRule="exact"/>
+        <w:ind w:left="1440"/>
+        <w:rPr>
+          <w:sz w:val="22"/>
+          <w:szCs w:val="22"/>
+          <w:lang w:val="hu-HU"/>
+        </w:rPr>
+      </w:pPr>
+      <w:r>
+        <w:rPr>
+          <w:sz w:val="22"/>
+          <w:szCs w:val="22"/>
+          <w:lang w:val="hu-HU"/>
+        </w:rPr>
+        <w:t xml:space="preserve">Szemafor a </w:t>
+      </w:r>
+      <w:proofErr w:type="spellStart"/>
+      <w:r>
+        <w:rPr>
+          <w:sz w:val="22"/>
+          <w:szCs w:val="22"/>
+          <w:lang w:val="hu-HU"/>
+        </w:rPr>
+        <w:t>vars</w:t>
+      </w:r>
+      <w:proofErr w:type="spellEnd"/>
+      <w:r>
+        <w:rPr>
+          <w:sz w:val="22"/>
+          <w:szCs w:val="22"/>
+          <w:lang w:val="hu-HU"/>
+        </w:rPr>
+        <w:t>[</w:t>
+      </w:r>
+      <w:proofErr w:type="spellStart"/>
+      <w:r>
+        <w:rPr>
+          <w:sz w:val="22"/>
+          <w:szCs w:val="22"/>
+          <w:lang w:val="hu-HU"/>
+        </w:rPr>
+        <w:t>cps</w:t>
+      </w:r>
+      <w:proofErr w:type="spellEnd"/>
+      <w:r>
+        <w:rPr>
+          <w:sz w:val="22"/>
+          <w:szCs w:val="22"/>
+          <w:lang w:val="hu-HU"/>
+        </w:rPr>
+        <w:t>] (vagyis a beütések számának) kiolvasásához, hogyha foglalt, nem szabad kiolvasni. A beíró függvény mindig megkapja viszont</w:t>
+      </w:r>
+      <w:r>
+        <w:rPr>
+          <w:sz w:val="22"/>
+          <w:szCs w:val="22"/>
+          <w:lang w:val="hu-HU"/>
+        </w:rPr>
+        <w:t xml:space="preserve"> az írási jogot.</w:t>
+      </w:r>
     </w:p>
     <w:p>
       <w:pPr>
@@ -5836,112 +7248,2716 @@
         <w:spacing w:line="280" w:lineRule="exact"/>
         <w:ind w:left="709" w:hanging="142"/>
         <w:rPr>
-          <w:sz w:val="22"/>
-          <w:szCs w:val="22"/>
-          <w:lang w:val="hu-HU"/>
-        </w:rPr>
-      </w:pPr>
-      <w:r>
-        <w:rPr>
-          <w:sz w:val="22"/>
-          <w:szCs w:val="22"/>
-          <w:lang w:val="hu-HU"/>
-        </w:rPr>
-        <w:t>b</w:t>
-      </w:r>
-    </w:p>
-    <w:p>
-      <w:pPr>
-        <w:pStyle w:val="Listaszerbekezds"/>
-        <w:spacing w:line="280" w:lineRule="exact"/>
-        <w:ind w:left="993"/>
-        <w:rPr>
-          <w:sz w:val="22"/>
-          <w:szCs w:val="22"/>
-          <w:lang w:val="hu-HU"/>
-        </w:rPr>
-      </w:pPr>
-      <w:r>
-        <w:rPr>
-          <w:sz w:val="22"/>
-          <w:szCs w:val="22"/>
-          <w:lang w:val="hu-HU"/>
-        </w:rPr>
-        <w:t>b</w:t>
+          <w:b/>
+          <w:bCs/>
+          <w:sz w:val="22"/>
+          <w:szCs w:val="22"/>
+          <w:lang w:val="hu-HU"/>
+        </w:rPr>
+      </w:pPr>
+      <w:r>
+        <w:rPr>
+          <w:b/>
+          <w:bCs/>
+          <w:sz w:val="22"/>
+          <w:szCs w:val="22"/>
+          <w:lang w:val="hu-HU"/>
+        </w:rPr>
+        <w:t>Függvények</w:t>
       </w:r>
     </w:p>
     <w:p>
       <w:pPr>
         <w:pStyle w:val="Listaszerbekezds"/>
         <w:numPr>
-          <w:ilvl w:val="0"/>
+          <w:ilvl w:val="1"/>
           <w:numId w:val="4"/>
         </w:numPr>
         <w:spacing w:line="280" w:lineRule="exact"/>
-        <w:ind w:left="709" w:hanging="142"/>
-        <w:rPr>
-          <w:sz w:val="22"/>
-          <w:szCs w:val="22"/>
-          <w:lang w:val="hu-HU"/>
-        </w:rPr>
-      </w:pPr>
-      <w:r>
-        <w:rPr>
-          <w:sz w:val="22"/>
-          <w:szCs w:val="22"/>
-          <w:lang w:val="hu-HU"/>
-        </w:rPr>
-        <w:t>b</w:t>
+        <w:rPr>
+          <w:sz w:val="22"/>
+          <w:szCs w:val="22"/>
+          <w:lang w:val="hu-HU"/>
+        </w:rPr>
+      </w:pPr>
+      <w:proofErr w:type="spellStart"/>
+      <w:r>
+        <w:rPr>
+          <w:sz w:val="22"/>
+          <w:szCs w:val="22"/>
+          <w:lang w:val="hu-HU"/>
+        </w:rPr>
+        <w:t>void</w:t>
+      </w:r>
+      <w:proofErr w:type="spellEnd"/>
+      <w:r>
+        <w:rPr>
+          <w:sz w:val="22"/>
+          <w:szCs w:val="22"/>
+          <w:lang w:val="hu-HU"/>
+        </w:rPr>
+        <w:t xml:space="preserve"> MRT0_</w:t>
+      </w:r>
+      <w:proofErr w:type="gramStart"/>
+      <w:r>
+        <w:rPr>
+          <w:sz w:val="22"/>
+          <w:szCs w:val="22"/>
+          <w:lang w:val="hu-HU"/>
+        </w:rPr>
+        <w:t>IRQHANDLER(</w:t>
+      </w:r>
+      <w:proofErr w:type="spellStart"/>
+      <w:proofErr w:type="gramEnd"/>
+      <w:r>
+        <w:rPr>
+          <w:sz w:val="22"/>
+          <w:szCs w:val="22"/>
+          <w:lang w:val="hu-HU"/>
+        </w:rPr>
+        <w:t>void</w:t>
+      </w:r>
+      <w:proofErr w:type="spellEnd"/>
+      <w:r>
+        <w:rPr>
+          <w:sz w:val="22"/>
+          <w:szCs w:val="22"/>
+          <w:lang w:val="hu-HU"/>
+        </w:rPr>
+        <w:t>)</w:t>
+      </w:r>
+      <w:r>
+        <w:rPr>
+          <w:sz w:val="22"/>
+          <w:szCs w:val="22"/>
+          <w:lang w:val="hu-HU"/>
+        </w:rPr>
+        <w:t>;</w:t>
       </w:r>
     </w:p>
     <w:p>
       <w:pPr>
         <w:pStyle w:val="Listaszerbekezds"/>
         <w:spacing w:line="280" w:lineRule="exact"/>
-        <w:ind w:left="993"/>
-        <w:rPr>
-          <w:sz w:val="22"/>
-          <w:szCs w:val="22"/>
-          <w:lang w:val="hu-HU"/>
-        </w:rPr>
-      </w:pPr>
-      <w:r>
-        <w:rPr>
-          <w:sz w:val="22"/>
-          <w:szCs w:val="22"/>
-          <w:lang w:val="hu-HU"/>
-        </w:rPr>
-        <w:t>b</w:t>
+        <w:ind w:left="1440"/>
+        <w:jc w:val="both"/>
+        <w:rPr>
+          <w:sz w:val="22"/>
+          <w:szCs w:val="22"/>
+          <w:lang w:val="hu-HU"/>
+        </w:rPr>
+      </w:pPr>
+      <w:r>
+        <w:rPr>
+          <w:sz w:val="22"/>
+          <w:szCs w:val="22"/>
+          <w:lang w:val="hu-HU"/>
+        </w:rPr>
+        <w:t xml:space="preserve">A </w:t>
+      </w:r>
+      <w:proofErr w:type="spellStart"/>
+      <w:r>
+        <w:rPr>
+          <w:sz w:val="22"/>
+          <w:szCs w:val="22"/>
+          <w:lang w:val="hu-HU"/>
+        </w:rPr>
+        <w:t>MultiRate</w:t>
+      </w:r>
+      <w:proofErr w:type="spellEnd"/>
+      <w:r>
+        <w:rPr>
+          <w:sz w:val="22"/>
+          <w:szCs w:val="22"/>
+          <w:lang w:val="hu-HU"/>
+        </w:rPr>
+        <w:t xml:space="preserve"> </w:t>
+      </w:r>
+      <w:proofErr w:type="spellStart"/>
+      <w:r>
+        <w:rPr>
+          <w:sz w:val="22"/>
+          <w:szCs w:val="22"/>
+          <w:lang w:val="hu-HU"/>
+        </w:rPr>
+        <w:t>Timer</w:t>
+      </w:r>
+      <w:proofErr w:type="spellEnd"/>
+      <w:r>
+        <w:rPr>
+          <w:sz w:val="22"/>
+          <w:szCs w:val="22"/>
+          <w:lang w:val="hu-HU"/>
+        </w:rPr>
+        <w:t xml:space="preserve"> kezelője, mely pontosan 1 másodpercenként </w:t>
+      </w:r>
+      <w:r>
+        <w:rPr>
+          <w:sz w:val="22"/>
+          <w:szCs w:val="22"/>
+          <w:lang w:val="hu-HU"/>
+        </w:rPr>
+        <w:t xml:space="preserve">– ha engedélyezve van neki </w:t>
+      </w:r>
+      <w:r>
+        <w:rPr>
+          <w:sz w:val="22"/>
+          <w:szCs w:val="22"/>
+          <w:lang w:val="hu-HU"/>
+        </w:rPr>
+        <w:t>–</w:t>
+      </w:r>
+      <w:r>
+        <w:rPr>
+          <w:sz w:val="22"/>
+          <w:szCs w:val="22"/>
+          <w:lang w:val="hu-HU"/>
+        </w:rPr>
+        <w:t xml:space="preserve"> </w:t>
+      </w:r>
+      <w:r>
+        <w:rPr>
+          <w:sz w:val="22"/>
+          <w:szCs w:val="22"/>
+          <w:lang w:val="hu-HU"/>
+        </w:rPr>
+        <w:t xml:space="preserve">meghívja a </w:t>
+      </w:r>
+      <w:proofErr w:type="spellStart"/>
+      <w:r>
+        <w:rPr>
+          <w:sz w:val="22"/>
+          <w:szCs w:val="22"/>
+          <w:lang w:val="hu-HU"/>
+        </w:rPr>
+        <w:t>read_</w:t>
+      </w:r>
+      <w:proofErr w:type="gramStart"/>
+      <w:r>
+        <w:rPr>
+          <w:sz w:val="22"/>
+          <w:szCs w:val="22"/>
+          <w:lang w:val="hu-HU"/>
+        </w:rPr>
+        <w:t>cps</w:t>
+      </w:r>
+      <w:proofErr w:type="spellEnd"/>
+      <w:r>
+        <w:rPr>
+          <w:sz w:val="22"/>
+          <w:szCs w:val="22"/>
+          <w:lang w:val="hu-HU"/>
+        </w:rPr>
+        <w:t>(</w:t>
+      </w:r>
+      <w:proofErr w:type="gramEnd"/>
+      <w:r>
+        <w:rPr>
+          <w:sz w:val="22"/>
+          <w:szCs w:val="22"/>
+          <w:lang w:val="hu-HU"/>
+        </w:rPr>
+        <w:t>…) függvényt,</w:t>
+      </w:r>
+      <w:r>
+        <w:rPr>
+          <w:sz w:val="22"/>
+          <w:szCs w:val="22"/>
+          <w:lang w:val="hu-HU"/>
+        </w:rPr>
+        <w:t xml:space="preserve"> miután a</w:t>
+      </w:r>
+      <w:r>
+        <w:rPr>
+          <w:sz w:val="22"/>
+          <w:szCs w:val="22"/>
+          <w:lang w:val="hu-HU"/>
+        </w:rPr>
+        <w:t xml:space="preserve"> </w:t>
+      </w:r>
+      <w:r>
+        <w:rPr>
+          <w:sz w:val="22"/>
+          <w:szCs w:val="22"/>
+          <w:lang w:val="hu-HU"/>
+        </w:rPr>
+        <w:t>megállította</w:t>
+      </w:r>
+      <w:r>
+        <w:rPr>
+          <w:sz w:val="22"/>
+          <w:szCs w:val="22"/>
+          <w:lang w:val="hu-HU"/>
+        </w:rPr>
+        <w:t xml:space="preserve"> </w:t>
+      </w:r>
+      <w:proofErr w:type="spellStart"/>
+      <w:r>
+        <w:rPr>
+          <w:sz w:val="22"/>
+          <w:szCs w:val="22"/>
+          <w:lang w:val="hu-HU"/>
+        </w:rPr>
+        <w:t>CTimer</w:t>
+      </w:r>
+      <w:r>
+        <w:rPr>
+          <w:sz w:val="22"/>
+          <w:szCs w:val="22"/>
+          <w:lang w:val="hu-HU"/>
+        </w:rPr>
+        <w:t>t</w:t>
+      </w:r>
+      <w:proofErr w:type="spellEnd"/>
+      <w:r>
+        <w:rPr>
+          <w:sz w:val="22"/>
+          <w:szCs w:val="22"/>
+          <w:lang w:val="hu-HU"/>
+        </w:rPr>
+        <w:t xml:space="preserve">. </w:t>
+      </w:r>
+      <w:r>
+        <w:rPr>
+          <w:sz w:val="22"/>
+          <w:szCs w:val="22"/>
+          <w:lang w:val="hu-HU"/>
+        </w:rPr>
+        <w:t xml:space="preserve">Felvillant vagy éppen kiolt egy </w:t>
+      </w:r>
+      <w:proofErr w:type="spellStart"/>
+      <w:r>
+        <w:rPr>
+          <w:sz w:val="22"/>
+          <w:szCs w:val="22"/>
+          <w:lang w:val="hu-HU"/>
+        </w:rPr>
+        <w:t>ledet</w:t>
+      </w:r>
+      <w:proofErr w:type="spellEnd"/>
+      <w:r>
+        <w:rPr>
+          <w:sz w:val="22"/>
+          <w:szCs w:val="22"/>
+          <w:lang w:val="hu-HU"/>
+        </w:rPr>
+        <w:t xml:space="preserve"> is, hogy lássuk a mérési időt, majd visszaállítja a </w:t>
+      </w:r>
+      <w:proofErr w:type="spellStart"/>
+      <w:r>
+        <w:rPr>
+          <w:sz w:val="22"/>
+          <w:szCs w:val="22"/>
+          <w:lang w:val="hu-HU"/>
+        </w:rPr>
+        <w:t>CTimert</w:t>
+      </w:r>
+      <w:proofErr w:type="spellEnd"/>
+      <w:r>
+        <w:rPr>
+          <w:sz w:val="22"/>
+          <w:szCs w:val="22"/>
+          <w:lang w:val="hu-HU"/>
+        </w:rPr>
+        <w:t xml:space="preserve"> és elindítja azt.</w:t>
       </w:r>
     </w:p>
     <w:p>
       <w:pPr>
         <w:pStyle w:val="Listaszerbekezds"/>
         <w:numPr>
-          <w:ilvl w:val="0"/>
+          <w:ilvl w:val="1"/>
           <w:numId w:val="4"/>
         </w:numPr>
         <w:spacing w:line="280" w:lineRule="exact"/>
-        <w:ind w:left="709" w:hanging="142"/>
-        <w:rPr>
-          <w:sz w:val="22"/>
-          <w:szCs w:val="22"/>
-          <w:lang w:val="hu-HU"/>
-        </w:rPr>
-      </w:pPr>
+        <w:rPr>
+          <w:sz w:val="22"/>
+          <w:szCs w:val="22"/>
+          <w:lang w:val="hu-HU"/>
+        </w:rPr>
+      </w:pPr>
+      <w:r>
+        <w:rPr>
+          <w:sz w:val="22"/>
+          <w:szCs w:val="22"/>
+          <w:lang w:val="hu-HU"/>
+        </w:rPr>
+        <w:t xml:space="preserve">uint8_t </w:t>
+      </w:r>
+      <w:proofErr w:type="spellStart"/>
+      <w:r>
+        <w:rPr>
+          <w:sz w:val="22"/>
+          <w:szCs w:val="22"/>
+          <w:lang w:val="hu-HU"/>
+        </w:rPr>
+        <w:t>set_</w:t>
+      </w:r>
+      <w:proofErr w:type="gramStart"/>
+      <w:r>
+        <w:rPr>
+          <w:sz w:val="22"/>
+          <w:szCs w:val="22"/>
+          <w:lang w:val="hu-HU"/>
+        </w:rPr>
+        <w:t>vars</w:t>
+      </w:r>
+      <w:proofErr w:type="spellEnd"/>
+      <w:r>
+        <w:rPr>
+          <w:sz w:val="22"/>
+          <w:szCs w:val="22"/>
+          <w:lang w:val="hu-HU"/>
+        </w:rPr>
+        <w:t>(</w:t>
+      </w:r>
+      <w:proofErr w:type="spellStart"/>
+      <w:proofErr w:type="gramEnd"/>
+      <w:r>
+        <w:rPr>
+          <w:sz w:val="22"/>
+          <w:szCs w:val="22"/>
+          <w:lang w:val="hu-HU"/>
+        </w:rPr>
+        <w:t>volatile</w:t>
+      </w:r>
+      <w:proofErr w:type="spellEnd"/>
+      <w:r>
+        <w:rPr>
+          <w:sz w:val="22"/>
+          <w:szCs w:val="22"/>
+          <w:lang w:val="hu-HU"/>
+        </w:rPr>
+        <w:t xml:space="preserve"> uint32_t *</w:t>
+      </w:r>
+      <w:proofErr w:type="spellStart"/>
+      <w:proofErr w:type="gramStart"/>
+      <w:r>
+        <w:rPr>
+          <w:sz w:val="22"/>
+          <w:szCs w:val="22"/>
+          <w:lang w:val="hu-HU"/>
+        </w:rPr>
+        <w:t>vars</w:t>
+      </w:r>
+      <w:proofErr w:type="spellEnd"/>
+      <w:r>
+        <w:t xml:space="preserve"> </w:t>
+      </w:r>
+      <w:r>
+        <w:rPr>
+          <w:sz w:val="22"/>
+          <w:szCs w:val="22"/>
+          <w:lang w:val="hu-HU"/>
+        </w:rPr>
+        <w:t>,</w:t>
+      </w:r>
+      <w:proofErr w:type="gramEnd"/>
+      <w:r>
+        <w:rPr>
+          <w:sz w:val="22"/>
+          <w:szCs w:val="22"/>
+          <w:lang w:val="hu-HU"/>
+        </w:rPr>
+        <w:t xml:space="preserve"> </w:t>
+      </w:r>
+      <w:proofErr w:type="spellStart"/>
+      <w:r>
+        <w:rPr>
+          <w:sz w:val="22"/>
+          <w:szCs w:val="22"/>
+          <w:lang w:val="hu-HU"/>
+        </w:rPr>
+        <w:t>double</w:t>
+      </w:r>
+      <w:proofErr w:type="spellEnd"/>
+      <w:r>
+        <w:rPr>
+          <w:sz w:val="22"/>
+          <w:szCs w:val="22"/>
+          <w:lang w:val="hu-HU"/>
+        </w:rPr>
+        <w:t xml:space="preserve"> </w:t>
+      </w:r>
+      <w:proofErr w:type="spellStart"/>
+      <w:r>
+        <w:rPr>
+          <w:sz w:val="22"/>
+          <w:szCs w:val="22"/>
+          <w:lang w:val="hu-HU"/>
+        </w:rPr>
+        <w:t>dvalue</w:t>
+      </w:r>
+      <w:proofErr w:type="spellEnd"/>
+      <w:r>
+        <w:rPr>
+          <w:sz w:val="22"/>
+          <w:szCs w:val="22"/>
+          <w:lang w:val="hu-HU"/>
+        </w:rPr>
+        <w:t xml:space="preserve">, </w:t>
+      </w:r>
+      <w:proofErr w:type="spellStart"/>
+      <w:r>
+        <w:rPr>
+          <w:sz w:val="22"/>
+          <w:szCs w:val="22"/>
+          <w:lang w:val="hu-HU"/>
+        </w:rPr>
+        <w:t>Vars_name</w:t>
+      </w:r>
+      <w:proofErr w:type="spellEnd"/>
+      <w:r>
+        <w:rPr>
+          <w:sz w:val="22"/>
+          <w:szCs w:val="22"/>
+          <w:lang w:val="hu-HU"/>
+        </w:rPr>
+        <w:t xml:space="preserve"> </w:t>
+      </w:r>
+      <w:proofErr w:type="spellStart"/>
+      <w:r>
+        <w:rPr>
+          <w:sz w:val="22"/>
+          <w:szCs w:val="22"/>
+          <w:lang w:val="hu-HU"/>
+        </w:rPr>
+        <w:t>name</w:t>
+      </w:r>
+      <w:proofErr w:type="spellEnd"/>
+      <w:r>
+        <w:rPr>
+          <w:sz w:val="22"/>
+          <w:szCs w:val="22"/>
+          <w:lang w:val="hu-HU"/>
+        </w:rPr>
+        <w:t>);</w:t>
+      </w:r>
+    </w:p>
+    <w:p>
+      <w:pPr>
+        <w:pStyle w:val="Listaszerbekezds"/>
+        <w:spacing w:line="280" w:lineRule="exact"/>
+        <w:ind w:left="1440"/>
+        <w:jc w:val="both"/>
+        <w:rPr>
+          <w:sz w:val="22"/>
+          <w:szCs w:val="22"/>
+          <w:lang w:val="hu-HU"/>
+        </w:rPr>
+      </w:pPr>
+      <w:r>
+        <w:rPr>
+          <w:sz w:val="22"/>
+          <w:szCs w:val="22"/>
+          <w:lang w:val="hu-HU"/>
+        </w:rPr>
+        <w:t>Beállítja a „</w:t>
+      </w:r>
+      <w:proofErr w:type="spellStart"/>
+      <w:r>
+        <w:rPr>
+          <w:sz w:val="22"/>
+          <w:szCs w:val="22"/>
+          <w:lang w:val="hu-HU"/>
+        </w:rPr>
+        <w:t>vars</w:t>
+      </w:r>
+      <w:proofErr w:type="spellEnd"/>
+      <w:r>
+        <w:rPr>
+          <w:sz w:val="22"/>
+          <w:szCs w:val="22"/>
+          <w:lang w:val="hu-HU"/>
+        </w:rPr>
+        <w:t>” listában a „</w:t>
+      </w:r>
+      <w:proofErr w:type="spellStart"/>
+      <w:r>
+        <w:rPr>
+          <w:sz w:val="22"/>
+          <w:szCs w:val="22"/>
+          <w:lang w:val="hu-HU"/>
+        </w:rPr>
+        <w:t>name</w:t>
+      </w:r>
+      <w:proofErr w:type="spellEnd"/>
+      <w:r>
+        <w:rPr>
+          <w:sz w:val="22"/>
+          <w:szCs w:val="22"/>
+          <w:lang w:val="hu-HU"/>
+        </w:rPr>
+        <w:t>” paramétert</w:t>
+      </w:r>
+      <w:r>
+        <w:rPr>
+          <w:sz w:val="22"/>
+          <w:szCs w:val="22"/>
+          <w:lang w:val="hu-HU"/>
+        </w:rPr>
+        <w:t xml:space="preserve"> „</w:t>
+      </w:r>
+      <w:proofErr w:type="spellStart"/>
+      <w:proofErr w:type="gramStart"/>
+      <w:r>
+        <w:rPr>
+          <w:sz w:val="22"/>
+          <w:szCs w:val="22"/>
+          <w:lang w:val="hu-HU"/>
+        </w:rPr>
+        <w:t>dvalue</w:t>
+      </w:r>
+      <w:proofErr w:type="spellEnd"/>
+      <w:r>
+        <w:rPr>
+          <w:sz w:val="22"/>
+          <w:szCs w:val="22"/>
+          <w:lang w:val="hu-HU"/>
+        </w:rPr>
+        <w:t>”-</w:t>
+      </w:r>
+      <w:proofErr w:type="spellStart"/>
+      <w:proofErr w:type="gramEnd"/>
+      <w:r>
+        <w:rPr>
+          <w:sz w:val="22"/>
+          <w:szCs w:val="22"/>
+          <w:lang w:val="hu-HU"/>
+        </w:rPr>
+        <w:t>ra</w:t>
+      </w:r>
+      <w:proofErr w:type="spellEnd"/>
+      <w:r>
+        <w:rPr>
+          <w:sz w:val="22"/>
+          <w:szCs w:val="22"/>
+          <w:lang w:val="hu-HU"/>
+        </w:rPr>
+        <w:t>, megfelelő átalakításokkal;</w:t>
+      </w:r>
+      <w:r>
+        <w:rPr>
+          <w:sz w:val="22"/>
+          <w:szCs w:val="22"/>
+          <w:lang w:val="hu-HU"/>
+        </w:rPr>
+        <w:t xml:space="preserve"> esetleg a hozzá tartozó többit is.</w:t>
+      </w:r>
+      <w:r>
+        <w:rPr>
+          <w:sz w:val="22"/>
+          <w:szCs w:val="22"/>
+          <w:lang w:val="hu-HU"/>
+        </w:rPr>
+        <w:t xml:space="preserve"> (Pl. az </w:t>
+      </w:r>
+      <w:proofErr w:type="spellStart"/>
+      <w:r>
+        <w:rPr>
+          <w:sz w:val="22"/>
+          <w:szCs w:val="22"/>
+          <w:lang w:val="hu-HU"/>
+        </w:rPr>
+        <w:t>out_value_reg</w:t>
+      </w:r>
+      <w:proofErr w:type="spellEnd"/>
+      <w:r>
+        <w:rPr>
+          <w:sz w:val="22"/>
+          <w:szCs w:val="22"/>
+          <w:lang w:val="hu-HU"/>
+        </w:rPr>
+        <w:t xml:space="preserve"> magával vonja az </w:t>
+      </w:r>
+      <w:proofErr w:type="spellStart"/>
+      <w:r>
+        <w:rPr>
+          <w:sz w:val="22"/>
+          <w:szCs w:val="22"/>
+          <w:lang w:val="hu-HU"/>
+        </w:rPr>
+        <w:t>out_value_mA</w:t>
+      </w:r>
+      <w:proofErr w:type="spellEnd"/>
+      <w:r>
+        <w:rPr>
+          <w:sz w:val="22"/>
+          <w:szCs w:val="22"/>
+          <w:lang w:val="hu-HU"/>
+        </w:rPr>
+        <w:t>-t is.)</w:t>
+      </w:r>
+      <w:r>
+        <w:rPr>
+          <w:sz w:val="22"/>
+          <w:szCs w:val="22"/>
+          <w:lang w:val="hu-HU"/>
+        </w:rPr>
+        <w:t xml:space="preserve"> Visszatérési értéke</w:t>
+      </w:r>
+      <w:r>
+        <w:rPr>
+          <w:sz w:val="22"/>
+          <w:szCs w:val="22"/>
+          <w:lang w:val="hu-HU"/>
+        </w:rPr>
+        <w:t xml:space="preserve"> </w:t>
+      </w:r>
+      <w:r>
+        <w:rPr>
+          <w:sz w:val="22"/>
+          <w:szCs w:val="22"/>
+          <w:lang w:val="hu-HU"/>
+        </w:rPr>
+        <w:t>1</w:t>
+      </w:r>
+      <w:r>
+        <w:rPr>
+          <w:sz w:val="22"/>
+          <w:szCs w:val="22"/>
+          <w:lang w:val="hu-HU"/>
+        </w:rPr>
+        <w:t>, ha hiba keletkezett.</w:t>
+      </w:r>
+    </w:p>
+    <w:p>
+      <w:pPr>
+        <w:pStyle w:val="Listaszerbekezds"/>
+        <w:numPr>
+          <w:ilvl w:val="1"/>
+          <w:numId w:val="4"/>
+        </w:numPr>
+        <w:spacing w:line="280" w:lineRule="exact"/>
+        <w:rPr>
+          <w:sz w:val="22"/>
+          <w:szCs w:val="22"/>
+          <w:lang w:val="hu-HU"/>
+        </w:rPr>
+      </w:pPr>
+      <w:r>
+        <w:rPr>
+          <w:sz w:val="22"/>
+          <w:szCs w:val="22"/>
+          <w:lang w:val="hu-HU"/>
+        </w:rPr>
+        <w:t xml:space="preserve">uint8_t </w:t>
+      </w:r>
+      <w:proofErr w:type="spellStart"/>
+      <w:r>
+        <w:rPr>
+          <w:sz w:val="22"/>
+          <w:szCs w:val="22"/>
+          <w:lang w:val="hu-HU"/>
+        </w:rPr>
+        <w:t>check_</w:t>
+      </w:r>
+      <w:proofErr w:type="gramStart"/>
+      <w:r>
+        <w:rPr>
+          <w:sz w:val="22"/>
+          <w:szCs w:val="22"/>
+          <w:lang w:val="hu-HU"/>
+        </w:rPr>
+        <w:t>vars</w:t>
+      </w:r>
+      <w:proofErr w:type="spellEnd"/>
+      <w:r>
+        <w:rPr>
+          <w:sz w:val="22"/>
+          <w:szCs w:val="22"/>
+          <w:lang w:val="hu-HU"/>
+        </w:rPr>
+        <w:t>(</w:t>
+      </w:r>
+      <w:proofErr w:type="spellStart"/>
+      <w:proofErr w:type="gramEnd"/>
+      <w:r>
+        <w:rPr>
+          <w:sz w:val="22"/>
+          <w:szCs w:val="22"/>
+          <w:lang w:val="hu-HU"/>
+        </w:rPr>
+        <w:t>volatile</w:t>
+      </w:r>
+      <w:proofErr w:type="spellEnd"/>
+      <w:r>
+        <w:rPr>
+          <w:sz w:val="22"/>
+          <w:szCs w:val="22"/>
+          <w:lang w:val="hu-HU"/>
+        </w:rPr>
+        <w:t xml:space="preserve"> uint32_t *</w:t>
+      </w:r>
+      <w:proofErr w:type="spellStart"/>
+      <w:r>
+        <w:rPr>
+          <w:sz w:val="22"/>
+          <w:szCs w:val="22"/>
+          <w:lang w:val="hu-HU"/>
+        </w:rPr>
+        <w:t>vars</w:t>
+      </w:r>
+      <w:proofErr w:type="spellEnd"/>
+      <w:r>
+        <w:rPr>
+          <w:sz w:val="22"/>
+          <w:szCs w:val="22"/>
+          <w:lang w:val="hu-HU"/>
+        </w:rPr>
+        <w:t xml:space="preserve">, </w:t>
+      </w:r>
+      <w:proofErr w:type="spellStart"/>
+      <w:r>
+        <w:rPr>
+          <w:sz w:val="22"/>
+          <w:szCs w:val="22"/>
+          <w:lang w:val="hu-HU"/>
+        </w:rPr>
+        <w:t>double</w:t>
+      </w:r>
+      <w:proofErr w:type="spellEnd"/>
+      <w:r>
+        <w:rPr>
+          <w:sz w:val="22"/>
+          <w:szCs w:val="22"/>
+          <w:lang w:val="hu-HU"/>
+        </w:rPr>
+        <w:t xml:space="preserve"> *</w:t>
+      </w:r>
+      <w:proofErr w:type="spellStart"/>
+      <w:r>
+        <w:rPr>
+          <w:sz w:val="22"/>
+          <w:szCs w:val="22"/>
+          <w:lang w:val="hu-HU"/>
+        </w:rPr>
+        <w:t>dvalue</w:t>
+      </w:r>
+      <w:proofErr w:type="spellEnd"/>
+      <w:r>
+        <w:rPr>
+          <w:sz w:val="22"/>
+          <w:szCs w:val="22"/>
+          <w:lang w:val="hu-HU"/>
+        </w:rPr>
+        <w:t xml:space="preserve">, </w:t>
+      </w:r>
+      <w:proofErr w:type="spellStart"/>
+      <w:r>
+        <w:rPr>
+          <w:sz w:val="22"/>
+          <w:szCs w:val="22"/>
+          <w:lang w:val="hu-HU"/>
+        </w:rPr>
+        <w:t>Vars_name</w:t>
+      </w:r>
+      <w:proofErr w:type="spellEnd"/>
+      <w:r>
+        <w:rPr>
+          <w:sz w:val="22"/>
+          <w:szCs w:val="22"/>
+          <w:lang w:val="hu-HU"/>
+        </w:rPr>
+        <w:t xml:space="preserve"> </w:t>
+      </w:r>
+      <w:proofErr w:type="spellStart"/>
+      <w:r>
+        <w:rPr>
+          <w:sz w:val="22"/>
+          <w:szCs w:val="22"/>
+          <w:lang w:val="hu-HU"/>
+        </w:rPr>
+        <w:t>name</w:t>
+      </w:r>
+      <w:proofErr w:type="spellEnd"/>
+      <w:r>
+        <w:rPr>
+          <w:sz w:val="22"/>
+          <w:szCs w:val="22"/>
+          <w:lang w:val="hu-HU"/>
+        </w:rPr>
+        <w:t>)</w:t>
+      </w:r>
+      <w:r>
+        <w:rPr>
+          <w:sz w:val="22"/>
+          <w:szCs w:val="22"/>
+          <w:lang w:val="hu-HU"/>
+        </w:rPr>
+        <w:t>;</w:t>
+      </w:r>
+    </w:p>
+    <w:p>
+      <w:pPr>
+        <w:pStyle w:val="Listaszerbekezds"/>
+        <w:spacing w:line="280" w:lineRule="exact"/>
+        <w:ind w:left="1440"/>
+        <w:jc w:val="both"/>
+        <w:rPr>
+          <w:sz w:val="22"/>
+          <w:szCs w:val="22"/>
+          <w:lang w:val="hu-HU"/>
+        </w:rPr>
+      </w:pPr>
+      <w:r>
+        <w:rPr>
+          <w:sz w:val="22"/>
+          <w:szCs w:val="22"/>
+          <w:lang w:val="hu-HU"/>
+        </w:rPr>
+        <w:t>A „</w:t>
+      </w:r>
+      <w:proofErr w:type="spellStart"/>
+      <w:r>
+        <w:rPr>
+          <w:sz w:val="22"/>
+          <w:szCs w:val="22"/>
+          <w:lang w:val="hu-HU"/>
+        </w:rPr>
+        <w:t>dvalue</w:t>
+      </w:r>
+      <w:proofErr w:type="spellEnd"/>
+      <w:r>
+        <w:rPr>
+          <w:sz w:val="22"/>
+          <w:szCs w:val="22"/>
+          <w:lang w:val="hu-HU"/>
+        </w:rPr>
+        <w:t>” értéket vizsgálja meg, hogy megfelel-e a „</w:t>
+      </w:r>
+      <w:proofErr w:type="spellStart"/>
+      <w:r>
+        <w:rPr>
+          <w:sz w:val="22"/>
+          <w:szCs w:val="22"/>
+          <w:lang w:val="hu-HU"/>
+        </w:rPr>
+        <w:t>name</w:t>
+      </w:r>
+      <w:proofErr w:type="spellEnd"/>
+      <w:r>
+        <w:rPr>
+          <w:sz w:val="22"/>
+          <w:szCs w:val="22"/>
+          <w:lang w:val="hu-HU"/>
+        </w:rPr>
+        <w:t>” által beállítani kívánt paraméter megkötéseinek. A „</w:t>
+      </w:r>
+      <w:proofErr w:type="spellStart"/>
+      <w:r>
+        <w:rPr>
+          <w:sz w:val="22"/>
+          <w:szCs w:val="22"/>
+          <w:lang w:val="hu-HU"/>
+        </w:rPr>
+        <w:t>vars</w:t>
+      </w:r>
+      <w:proofErr w:type="spellEnd"/>
+      <w:r>
+        <w:rPr>
+          <w:sz w:val="22"/>
+          <w:szCs w:val="22"/>
+          <w:lang w:val="hu-HU"/>
+        </w:rPr>
+        <w:t xml:space="preserve">” paraméterlistát is használja az ellenőrzésekhez. Visszatérési értéke a változó érvényessége. </w:t>
+      </w:r>
+      <w:r>
+        <w:rPr>
+          <w:sz w:val="22"/>
+          <w:szCs w:val="22"/>
+          <w:lang w:val="hu-HU"/>
+        </w:rPr>
+        <w:t>0</w:t>
+      </w:r>
+      <w:r>
+        <w:rPr>
+          <w:sz w:val="22"/>
+          <w:szCs w:val="22"/>
+          <w:lang w:val="hu-HU"/>
+        </w:rPr>
+        <w:t xml:space="preserve">, ha érvényes, egyébként </w:t>
+      </w:r>
+      <w:r>
+        <w:rPr>
+          <w:sz w:val="22"/>
+          <w:szCs w:val="22"/>
+          <w:lang w:val="hu-HU"/>
+        </w:rPr>
+        <w:t>1</w:t>
+      </w:r>
+      <w:r>
+        <w:rPr>
+          <w:sz w:val="22"/>
+          <w:szCs w:val="22"/>
+          <w:lang w:val="hu-HU"/>
+        </w:rPr>
+        <w:t>.</w:t>
+      </w:r>
+    </w:p>
+    <w:p>
+      <w:pPr>
+        <w:pStyle w:val="Listaszerbekezds"/>
+        <w:numPr>
+          <w:ilvl w:val="1"/>
+          <w:numId w:val="4"/>
+        </w:numPr>
+        <w:spacing w:line="280" w:lineRule="exact"/>
+        <w:rPr>
+          <w:sz w:val="22"/>
+          <w:szCs w:val="22"/>
+          <w:lang w:val="hu-HU"/>
+        </w:rPr>
+      </w:pPr>
+      <w:proofErr w:type="spellStart"/>
+      <w:r>
+        <w:rPr>
+          <w:sz w:val="22"/>
+          <w:szCs w:val="22"/>
+          <w:lang w:val="hu-HU"/>
+        </w:rPr>
+        <w:t>void</w:t>
+      </w:r>
+      <w:proofErr w:type="spellEnd"/>
+      <w:r>
+        <w:rPr>
+          <w:sz w:val="22"/>
+          <w:szCs w:val="22"/>
+          <w:lang w:val="hu-HU"/>
+        </w:rPr>
+        <w:t xml:space="preserve"> </w:t>
+      </w:r>
+      <w:proofErr w:type="spellStart"/>
+      <w:proofErr w:type="gramStart"/>
+      <w:r>
+        <w:rPr>
+          <w:sz w:val="22"/>
+          <w:szCs w:val="22"/>
+          <w:lang w:val="hu-HU"/>
+        </w:rPr>
+        <w:t>meth</w:t>
+      </w:r>
+      <w:proofErr w:type="spellEnd"/>
+      <w:r>
+        <w:rPr>
+          <w:sz w:val="22"/>
+          <w:szCs w:val="22"/>
+          <w:lang w:val="hu-HU"/>
+        </w:rPr>
+        <w:t>(</w:t>
+      </w:r>
+      <w:proofErr w:type="spellStart"/>
+      <w:proofErr w:type="gramEnd"/>
+      <w:r>
+        <w:rPr>
+          <w:sz w:val="22"/>
+          <w:szCs w:val="22"/>
+          <w:lang w:val="hu-HU"/>
+        </w:rPr>
+        <w:t>volatile</w:t>
+      </w:r>
+      <w:proofErr w:type="spellEnd"/>
+      <w:r>
+        <w:rPr>
+          <w:sz w:val="22"/>
+          <w:szCs w:val="22"/>
+          <w:lang w:val="hu-HU"/>
+        </w:rPr>
+        <w:t xml:space="preserve"> uint32_t *</w:t>
+      </w:r>
+      <w:proofErr w:type="spellStart"/>
+      <w:r>
+        <w:rPr>
+          <w:sz w:val="22"/>
+          <w:szCs w:val="22"/>
+          <w:lang w:val="hu-HU"/>
+        </w:rPr>
+        <w:t>vars</w:t>
+      </w:r>
+      <w:proofErr w:type="spellEnd"/>
+      <w:r>
+        <w:rPr>
+          <w:sz w:val="22"/>
+          <w:szCs w:val="22"/>
+          <w:lang w:val="hu-HU"/>
+        </w:rPr>
+        <w:t>)</w:t>
+      </w:r>
+      <w:r>
+        <w:rPr>
+          <w:sz w:val="22"/>
+          <w:szCs w:val="22"/>
+          <w:lang w:val="hu-HU"/>
+        </w:rPr>
+        <w:t>;</w:t>
+      </w:r>
+    </w:p>
+    <w:p>
+      <w:pPr>
+        <w:pStyle w:val="Listaszerbekezds"/>
+        <w:spacing w:line="280" w:lineRule="exact"/>
+        <w:ind w:left="1440"/>
+        <w:jc w:val="both"/>
+        <w:rPr>
+          <w:sz w:val="22"/>
+          <w:szCs w:val="22"/>
+          <w:lang w:val="hu-HU"/>
+        </w:rPr>
+      </w:pPr>
+      <w:r>
+        <w:rPr>
+          <w:sz w:val="22"/>
+          <w:szCs w:val="22"/>
+          <w:lang w:val="hu-HU"/>
+        </w:rPr>
+        <w:t xml:space="preserve">Matematikai </w:t>
+      </w:r>
+      <w:r>
+        <w:rPr>
+          <w:sz w:val="22"/>
+          <w:szCs w:val="22"/>
+          <w:lang w:val="hu-HU"/>
+        </w:rPr>
+        <w:t xml:space="preserve">függvény. A paraméterlistából – ha nem aktív a szemafor - kiolvassa a </w:t>
+      </w:r>
+      <w:proofErr w:type="spellStart"/>
+      <w:r>
+        <w:rPr>
+          <w:sz w:val="22"/>
+          <w:szCs w:val="22"/>
+          <w:lang w:val="hu-HU"/>
+        </w:rPr>
+        <w:t>vars</w:t>
+      </w:r>
+      <w:proofErr w:type="spellEnd"/>
+      <w:r>
+        <w:rPr>
+          <w:sz w:val="22"/>
+          <w:szCs w:val="22"/>
+          <w:lang w:val="hu-HU"/>
+        </w:rPr>
+        <w:t>[</w:t>
+      </w:r>
+      <w:proofErr w:type="spellStart"/>
+      <w:r>
+        <w:rPr>
+          <w:sz w:val="22"/>
+          <w:szCs w:val="22"/>
+          <w:lang w:val="hu-HU"/>
+        </w:rPr>
+        <w:t>cps</w:t>
+      </w:r>
+      <w:proofErr w:type="spellEnd"/>
+      <w:r>
+        <w:rPr>
+          <w:sz w:val="22"/>
+          <w:szCs w:val="22"/>
+          <w:lang w:val="hu-HU"/>
+        </w:rPr>
+        <w:t xml:space="preserve">]-t (a beütések számát) és kiszámolja a többi paramétert. </w:t>
+      </w:r>
+      <w:r>
+        <w:rPr>
+          <w:sz w:val="22"/>
+          <w:szCs w:val="22"/>
+          <w:lang w:val="hu-HU"/>
+        </w:rPr>
+        <w:t>K</w:t>
+      </w:r>
+      <w:r>
+        <w:rPr>
+          <w:sz w:val="22"/>
+          <w:szCs w:val="22"/>
+          <w:lang w:val="hu-HU"/>
+        </w:rPr>
+        <w:t>iszámítja a DAC-</w:t>
+      </w:r>
+      <w:proofErr w:type="spellStart"/>
+      <w:r>
+        <w:rPr>
+          <w:sz w:val="22"/>
+          <w:szCs w:val="22"/>
+          <w:lang w:val="hu-HU"/>
+        </w:rPr>
+        <w:t>on</w:t>
+      </w:r>
+      <w:proofErr w:type="spellEnd"/>
+      <w:r>
+        <w:rPr>
+          <w:sz w:val="22"/>
+          <w:szCs w:val="22"/>
+          <w:lang w:val="hu-HU"/>
+        </w:rPr>
+        <w:t xml:space="preserve"> megjelenő feszültséget, annak regiszterébe beírandó értéket és a túloldalon és a 7 szegmenses kijelzőn</w:t>
+      </w:r>
+      <w:r>
+        <w:rPr>
+          <w:sz w:val="22"/>
+          <w:szCs w:val="22"/>
+          <w:lang w:val="hu-HU"/>
+        </w:rPr>
+        <w:t xml:space="preserve"> megjelenő mA értéket.</w:t>
+      </w:r>
+      <w:r>
+        <w:rPr>
+          <w:sz w:val="22"/>
+          <w:szCs w:val="22"/>
+          <w:lang w:val="hu-HU"/>
+        </w:rPr>
+        <w:t xml:space="preserve"> </w:t>
+      </w:r>
+      <w:r>
+        <w:rPr>
+          <w:sz w:val="22"/>
+          <w:szCs w:val="22"/>
+          <w:lang w:val="hu-HU"/>
+        </w:rPr>
+        <w:t xml:space="preserve">Hogyha meghaladja a </w:t>
+      </w:r>
+      <w:proofErr w:type="spellStart"/>
+      <w:r>
+        <w:rPr>
+          <w:sz w:val="22"/>
+          <w:szCs w:val="22"/>
+          <w:lang w:val="hu-HU"/>
+        </w:rPr>
+        <w:t>vars</w:t>
+      </w:r>
+      <w:proofErr w:type="spellEnd"/>
+      <w:r>
+        <w:rPr>
+          <w:sz w:val="22"/>
+          <w:szCs w:val="22"/>
+          <w:lang w:val="hu-HU"/>
+        </w:rPr>
+        <w:t>[</w:t>
+      </w:r>
+      <w:proofErr w:type="spellStart"/>
+      <w:r>
+        <w:rPr>
+          <w:sz w:val="22"/>
+          <w:szCs w:val="22"/>
+          <w:lang w:val="hu-HU"/>
+        </w:rPr>
+        <w:t>cps</w:t>
+      </w:r>
+      <w:proofErr w:type="spellEnd"/>
+      <w:r>
+        <w:rPr>
+          <w:sz w:val="22"/>
+          <w:szCs w:val="22"/>
+          <w:lang w:val="hu-HU"/>
+        </w:rPr>
+        <w:t>]</w:t>
+      </w:r>
+      <w:r>
+        <w:rPr>
+          <w:sz w:val="22"/>
+          <w:szCs w:val="22"/>
+          <w:lang w:val="hu-HU"/>
+        </w:rPr>
+        <w:t xml:space="preserve"> a </w:t>
+      </w:r>
+      <w:proofErr w:type="spellStart"/>
+      <w:r>
+        <w:rPr>
+          <w:sz w:val="22"/>
+          <w:szCs w:val="22"/>
+          <w:lang w:val="hu-HU"/>
+        </w:rPr>
+        <w:t>vars</w:t>
+      </w:r>
+      <w:proofErr w:type="spellEnd"/>
+      <w:r>
+        <w:rPr>
+          <w:sz w:val="22"/>
+          <w:szCs w:val="22"/>
+          <w:lang w:val="hu-HU"/>
+        </w:rPr>
+        <w:t>[</w:t>
+      </w:r>
+      <w:proofErr w:type="spellStart"/>
+      <w:r>
+        <w:rPr>
+          <w:sz w:val="22"/>
+          <w:szCs w:val="22"/>
+          <w:lang w:val="hu-HU"/>
+        </w:rPr>
+        <w:t>si</w:t>
+      </w:r>
+      <w:r>
+        <w:rPr>
+          <w:sz w:val="22"/>
+          <w:szCs w:val="22"/>
+          <w:lang w:val="hu-HU"/>
+        </w:rPr>
+        <w:t>r</w:t>
+      </w:r>
+      <w:r>
+        <w:rPr>
+          <w:sz w:val="22"/>
+          <w:szCs w:val="22"/>
+          <w:lang w:val="hu-HU"/>
+        </w:rPr>
+        <w:t>en_</w:t>
+      </w:r>
+      <w:proofErr w:type="gramStart"/>
+      <w:r>
+        <w:rPr>
+          <w:sz w:val="22"/>
+          <w:szCs w:val="22"/>
+          <w:lang w:val="hu-HU"/>
+        </w:rPr>
+        <w:t>cps</w:t>
+      </w:r>
+      <w:proofErr w:type="spellEnd"/>
+      <w:r>
+        <w:rPr>
+          <w:sz w:val="22"/>
+          <w:szCs w:val="22"/>
+          <w:lang w:val="hu-HU"/>
+        </w:rPr>
+        <w:t>]</w:t>
+      </w:r>
+      <w:r>
+        <w:rPr>
+          <w:sz w:val="22"/>
+          <w:szCs w:val="22"/>
+          <w:lang w:val="hu-HU"/>
+        </w:rPr>
+        <w:t>-</w:t>
+      </w:r>
+      <w:proofErr w:type="gramEnd"/>
+      <w:r>
+        <w:rPr>
+          <w:sz w:val="22"/>
+          <w:szCs w:val="22"/>
+          <w:lang w:val="hu-HU"/>
+        </w:rPr>
+        <w:t>t, akkor bekapcsolja a szirénát</w:t>
+      </w:r>
+      <w:r>
+        <w:rPr>
+          <w:sz w:val="22"/>
+          <w:szCs w:val="22"/>
+          <w:lang w:val="hu-HU"/>
+        </w:rPr>
+        <w:t>.</w:t>
+      </w:r>
+      <w:r>
+        <w:rPr>
+          <w:sz w:val="22"/>
+          <w:szCs w:val="22"/>
+          <w:lang w:val="hu-HU"/>
+        </w:rPr>
+        <w:t xml:space="preserve"> Itt nincsenek lekorlátozva semmiben az értékek, USART-</w:t>
+      </w:r>
+      <w:proofErr w:type="spellStart"/>
+      <w:r>
+        <w:rPr>
+          <w:sz w:val="22"/>
+          <w:szCs w:val="22"/>
+          <w:lang w:val="hu-HU"/>
+        </w:rPr>
+        <w:t>on</w:t>
+      </w:r>
+      <w:proofErr w:type="spellEnd"/>
+      <w:r>
+        <w:rPr>
+          <w:sz w:val="22"/>
+          <w:szCs w:val="22"/>
+          <w:lang w:val="hu-HU"/>
+        </w:rPr>
+        <w:t xml:space="preserve"> megjelennek mindenképpen</w:t>
+      </w:r>
+      <w:r>
+        <w:rPr>
+          <w:sz w:val="22"/>
+          <w:szCs w:val="22"/>
+          <w:lang w:val="hu-HU"/>
+        </w:rPr>
+        <w:t xml:space="preserve"> valójukban</w:t>
+      </w:r>
+      <w:r>
+        <w:rPr>
+          <w:sz w:val="22"/>
+          <w:szCs w:val="22"/>
+          <w:lang w:val="hu-HU"/>
+        </w:rPr>
+        <w:t>.</w:t>
+      </w:r>
+    </w:p>
+    <w:p>
+      <w:pPr>
+        <w:pStyle w:val="Listaszerbekezds"/>
+        <w:numPr>
+          <w:ilvl w:val="1"/>
+          <w:numId w:val="4"/>
+        </w:numPr>
+        <w:spacing w:line="280" w:lineRule="exact"/>
+        <w:rPr>
+          <w:sz w:val="22"/>
+          <w:szCs w:val="22"/>
+          <w:lang w:val="hu-HU"/>
+        </w:rPr>
+      </w:pPr>
+      <w:proofErr w:type="spellStart"/>
+      <w:r>
+        <w:rPr>
+          <w:sz w:val="22"/>
+          <w:szCs w:val="22"/>
+          <w:lang w:val="hu-HU"/>
+        </w:rPr>
+        <w:t>void</w:t>
+      </w:r>
+      <w:proofErr w:type="spellEnd"/>
+      <w:r>
+        <w:rPr>
+          <w:sz w:val="22"/>
+          <w:szCs w:val="22"/>
+          <w:lang w:val="hu-HU"/>
+        </w:rPr>
+        <w:t xml:space="preserve"> </w:t>
+      </w:r>
+      <w:proofErr w:type="spellStart"/>
+      <w:r>
+        <w:rPr>
+          <w:sz w:val="22"/>
+          <w:szCs w:val="22"/>
+          <w:lang w:val="hu-HU"/>
+        </w:rPr>
+        <w:t>write_</w:t>
+      </w:r>
+      <w:proofErr w:type="gramStart"/>
+      <w:r>
+        <w:rPr>
+          <w:sz w:val="22"/>
+          <w:szCs w:val="22"/>
+          <w:lang w:val="hu-HU"/>
+        </w:rPr>
+        <w:t>mA</w:t>
+      </w:r>
+      <w:proofErr w:type="spellEnd"/>
+      <w:r>
+        <w:rPr>
+          <w:sz w:val="22"/>
+          <w:szCs w:val="22"/>
+          <w:lang w:val="hu-HU"/>
+        </w:rPr>
+        <w:t>(</w:t>
+      </w:r>
+      <w:proofErr w:type="spellStart"/>
+      <w:proofErr w:type="gramEnd"/>
+      <w:r>
+        <w:rPr>
+          <w:sz w:val="22"/>
+          <w:szCs w:val="22"/>
+          <w:lang w:val="hu-HU"/>
+        </w:rPr>
+        <w:t>volatile</w:t>
+      </w:r>
+      <w:proofErr w:type="spellEnd"/>
+      <w:r>
+        <w:rPr>
+          <w:sz w:val="22"/>
+          <w:szCs w:val="22"/>
+          <w:lang w:val="hu-HU"/>
+        </w:rPr>
+        <w:t xml:space="preserve"> uint32_t *</w:t>
+      </w:r>
+      <w:proofErr w:type="spellStart"/>
+      <w:r>
+        <w:rPr>
+          <w:sz w:val="22"/>
+          <w:szCs w:val="22"/>
+          <w:lang w:val="hu-HU"/>
+        </w:rPr>
+        <w:t>vars</w:t>
+      </w:r>
+      <w:proofErr w:type="spellEnd"/>
+      <w:r>
+        <w:rPr>
+          <w:sz w:val="22"/>
+          <w:szCs w:val="22"/>
+          <w:lang w:val="hu-HU"/>
+        </w:rPr>
+        <w:t>)</w:t>
+      </w:r>
+      <w:r>
+        <w:rPr>
+          <w:sz w:val="22"/>
+          <w:szCs w:val="22"/>
+          <w:lang w:val="hu-HU"/>
+        </w:rPr>
+        <w:t>;</w:t>
+      </w:r>
+    </w:p>
+    <w:p>
+      <w:pPr>
+        <w:pStyle w:val="Listaszerbekezds"/>
+        <w:spacing w:line="280" w:lineRule="exact"/>
+        <w:ind w:left="1440"/>
+        <w:rPr>
+          <w:sz w:val="22"/>
+          <w:szCs w:val="22"/>
+          <w:lang w:val="hu-HU"/>
+        </w:rPr>
+      </w:pPr>
+      <w:r>
+        <w:rPr>
+          <w:sz w:val="22"/>
+          <w:szCs w:val="22"/>
+          <w:lang w:val="hu-HU"/>
+        </w:rPr>
+        <w:t xml:space="preserve">Beállítja a DAC regiszterét a </w:t>
+      </w:r>
+      <w:proofErr w:type="spellStart"/>
+      <w:r>
+        <w:rPr>
+          <w:sz w:val="22"/>
+          <w:szCs w:val="22"/>
+          <w:lang w:val="hu-HU"/>
+        </w:rPr>
+        <w:t>vars</w:t>
+      </w:r>
+      <w:proofErr w:type="spellEnd"/>
+      <w:r>
+        <w:rPr>
+          <w:sz w:val="22"/>
+          <w:szCs w:val="22"/>
+          <w:lang w:val="hu-HU"/>
+        </w:rPr>
+        <w:t>[</w:t>
+      </w:r>
+      <w:proofErr w:type="spellStart"/>
+      <w:r>
+        <w:rPr>
+          <w:sz w:val="22"/>
+          <w:szCs w:val="22"/>
+          <w:lang w:val="hu-HU"/>
+        </w:rPr>
+        <w:t>out_value_reg</w:t>
+      </w:r>
+      <w:proofErr w:type="spellEnd"/>
+      <w:r>
+        <w:rPr>
+          <w:sz w:val="22"/>
+          <w:szCs w:val="22"/>
+          <w:lang w:val="hu-HU"/>
+        </w:rPr>
+        <w:t>] értékre, hogyha az nem haladja meg annak felső határát, ami 1023. Ebből lesz a feszültség</w:t>
+      </w:r>
+    </w:p>
+    <w:p>
+      <w:pPr>
+        <w:pStyle w:val="Listaszerbekezds"/>
+        <w:numPr>
+          <w:ilvl w:val="1"/>
+          <w:numId w:val="4"/>
+        </w:numPr>
+        <w:spacing w:line="280" w:lineRule="exact"/>
+        <w:rPr>
+          <w:sz w:val="22"/>
+          <w:szCs w:val="22"/>
+          <w:lang w:val="hu-HU"/>
+        </w:rPr>
+      </w:pPr>
+      <w:proofErr w:type="spellStart"/>
+      <w:r>
+        <w:rPr>
+          <w:sz w:val="22"/>
+          <w:szCs w:val="22"/>
+          <w:lang w:val="hu-HU"/>
+        </w:rPr>
+        <w:t>void</w:t>
+      </w:r>
+      <w:proofErr w:type="spellEnd"/>
+      <w:r>
+        <w:rPr>
+          <w:sz w:val="22"/>
+          <w:szCs w:val="22"/>
+          <w:lang w:val="hu-HU"/>
+        </w:rPr>
+        <w:t xml:space="preserve"> </w:t>
+      </w:r>
+      <w:proofErr w:type="spellStart"/>
+      <w:r>
+        <w:rPr>
+          <w:sz w:val="22"/>
+          <w:szCs w:val="22"/>
+          <w:lang w:val="hu-HU"/>
+        </w:rPr>
+        <w:t>read_</w:t>
+      </w:r>
+      <w:proofErr w:type="gramStart"/>
+      <w:r>
+        <w:rPr>
+          <w:sz w:val="22"/>
+          <w:szCs w:val="22"/>
+          <w:lang w:val="hu-HU"/>
+        </w:rPr>
+        <w:t>cps</w:t>
+      </w:r>
+      <w:proofErr w:type="spellEnd"/>
+      <w:r>
+        <w:rPr>
+          <w:sz w:val="22"/>
+          <w:szCs w:val="22"/>
+          <w:lang w:val="hu-HU"/>
+        </w:rPr>
+        <w:t>(</w:t>
+      </w:r>
+      <w:proofErr w:type="spellStart"/>
+      <w:proofErr w:type="gramEnd"/>
+      <w:r>
+        <w:rPr>
+          <w:sz w:val="22"/>
+          <w:szCs w:val="22"/>
+          <w:lang w:val="hu-HU"/>
+        </w:rPr>
+        <w:t>volatile</w:t>
+      </w:r>
+      <w:proofErr w:type="spellEnd"/>
+      <w:r>
+        <w:rPr>
+          <w:sz w:val="22"/>
+          <w:szCs w:val="22"/>
+          <w:lang w:val="hu-HU"/>
+        </w:rPr>
+        <w:t xml:space="preserve"> uint32_t *</w:t>
+      </w:r>
+      <w:proofErr w:type="spellStart"/>
+      <w:r>
+        <w:rPr>
+          <w:sz w:val="22"/>
+          <w:szCs w:val="22"/>
+          <w:lang w:val="hu-HU"/>
+        </w:rPr>
+        <w:t>cps</w:t>
+      </w:r>
+      <w:proofErr w:type="spellEnd"/>
+      <w:r>
+        <w:rPr>
+          <w:sz w:val="22"/>
+          <w:szCs w:val="22"/>
+          <w:lang w:val="hu-HU"/>
+        </w:rPr>
+        <w:t>)</w:t>
+      </w:r>
+      <w:r>
+        <w:rPr>
+          <w:sz w:val="22"/>
+          <w:szCs w:val="22"/>
+          <w:lang w:val="hu-HU"/>
+        </w:rPr>
+        <w:t>;</w:t>
+      </w:r>
+    </w:p>
+    <w:p>
+      <w:pPr>
+        <w:pStyle w:val="Listaszerbekezds"/>
+        <w:spacing w:line="280" w:lineRule="exact"/>
+        <w:ind w:left="1440"/>
+        <w:rPr>
+          <w:sz w:val="22"/>
+          <w:szCs w:val="22"/>
+          <w:lang w:val="hu-HU"/>
+        </w:rPr>
+      </w:pPr>
+      <w:r>
+        <w:rPr>
+          <w:sz w:val="22"/>
+          <w:szCs w:val="22"/>
+          <w:lang w:val="hu-HU"/>
+        </w:rPr>
+        <w:t xml:space="preserve">Kiolvassa a </w:t>
+      </w:r>
+      <w:proofErr w:type="spellStart"/>
+      <w:r>
+        <w:rPr>
+          <w:sz w:val="22"/>
+          <w:szCs w:val="22"/>
+          <w:lang w:val="hu-HU"/>
+        </w:rPr>
+        <w:t>CTimer</w:t>
+      </w:r>
+      <w:proofErr w:type="spellEnd"/>
+      <w:r>
+        <w:rPr>
+          <w:sz w:val="22"/>
+          <w:szCs w:val="22"/>
+          <w:lang w:val="hu-HU"/>
+        </w:rPr>
+        <w:t xml:space="preserve"> tárolójából a beütések számát.</w:t>
+      </w:r>
+    </w:p>
+    <w:p>
+      <w:pPr>
+        <w:pStyle w:val="Listaszerbekezds"/>
+        <w:numPr>
+          <w:ilvl w:val="1"/>
+          <w:numId w:val="4"/>
+        </w:numPr>
+        <w:spacing w:line="280" w:lineRule="exact"/>
+        <w:rPr>
+          <w:sz w:val="22"/>
+          <w:szCs w:val="22"/>
+          <w:lang w:val="hu-HU"/>
+        </w:rPr>
+      </w:pPr>
+      <w:proofErr w:type="spellStart"/>
+      <w:r>
+        <w:rPr>
+          <w:sz w:val="22"/>
+          <w:szCs w:val="22"/>
+          <w:lang w:val="hu-HU"/>
+        </w:rPr>
+        <w:t>void</w:t>
+      </w:r>
+      <w:proofErr w:type="spellEnd"/>
+      <w:r>
+        <w:rPr>
+          <w:sz w:val="22"/>
+          <w:szCs w:val="22"/>
+          <w:lang w:val="hu-HU"/>
+        </w:rPr>
+        <w:t xml:space="preserve"> </w:t>
+      </w:r>
+      <w:proofErr w:type="spellStart"/>
+      <w:r>
+        <w:rPr>
+          <w:sz w:val="22"/>
+          <w:szCs w:val="22"/>
+          <w:lang w:val="hu-HU"/>
+        </w:rPr>
+        <w:t>display_</w:t>
+      </w:r>
+      <w:proofErr w:type="gramStart"/>
+      <w:r>
+        <w:rPr>
+          <w:sz w:val="22"/>
+          <w:szCs w:val="22"/>
+          <w:lang w:val="hu-HU"/>
+        </w:rPr>
+        <w:t>texts</w:t>
+      </w:r>
+      <w:proofErr w:type="spellEnd"/>
+      <w:r>
+        <w:rPr>
+          <w:sz w:val="22"/>
+          <w:szCs w:val="22"/>
+          <w:lang w:val="hu-HU"/>
+        </w:rPr>
+        <w:t>(</w:t>
+      </w:r>
+      <w:proofErr w:type="spellStart"/>
+      <w:proofErr w:type="gramEnd"/>
+      <w:r>
+        <w:rPr>
+          <w:sz w:val="22"/>
+          <w:szCs w:val="22"/>
+          <w:lang w:val="hu-HU"/>
+        </w:rPr>
+        <w:t>char</w:t>
+      </w:r>
+      <w:proofErr w:type="spellEnd"/>
+      <w:r>
+        <w:rPr>
+          <w:sz w:val="22"/>
+          <w:szCs w:val="22"/>
+          <w:lang w:val="hu-HU"/>
+        </w:rPr>
+        <w:t xml:space="preserve">* banner, </w:t>
+      </w:r>
+      <w:proofErr w:type="spellStart"/>
+      <w:r>
+        <w:rPr>
+          <w:sz w:val="22"/>
+          <w:szCs w:val="22"/>
+          <w:lang w:val="hu-HU"/>
+        </w:rPr>
+        <w:t>char</w:t>
+      </w:r>
+      <w:proofErr w:type="spellEnd"/>
+      <w:r>
+        <w:rPr>
+          <w:sz w:val="22"/>
+          <w:szCs w:val="22"/>
+          <w:lang w:val="hu-HU"/>
+        </w:rPr>
+        <w:t xml:space="preserve">* </w:t>
+      </w:r>
+      <w:proofErr w:type="spellStart"/>
+      <w:r>
+        <w:rPr>
+          <w:sz w:val="22"/>
+          <w:szCs w:val="22"/>
+          <w:lang w:val="hu-HU"/>
+        </w:rPr>
+        <w:t>cps_string</w:t>
+      </w:r>
+      <w:proofErr w:type="spellEnd"/>
+      <w:r>
+        <w:rPr>
+          <w:sz w:val="22"/>
+          <w:szCs w:val="22"/>
+          <w:lang w:val="hu-HU"/>
+        </w:rPr>
+        <w:t xml:space="preserve">, </w:t>
+      </w:r>
+      <w:proofErr w:type="spellStart"/>
+      <w:r>
+        <w:rPr>
+          <w:sz w:val="22"/>
+          <w:szCs w:val="22"/>
+          <w:lang w:val="hu-HU"/>
+        </w:rPr>
+        <w:t>char</w:t>
+      </w:r>
+      <w:proofErr w:type="spellEnd"/>
+      <w:r>
+        <w:rPr>
+          <w:sz w:val="22"/>
+          <w:szCs w:val="22"/>
+          <w:lang w:val="hu-HU"/>
+        </w:rPr>
+        <w:t xml:space="preserve">* </w:t>
+      </w:r>
+      <w:proofErr w:type="spellStart"/>
+      <w:r>
+        <w:rPr>
+          <w:sz w:val="22"/>
+          <w:szCs w:val="22"/>
+          <w:lang w:val="hu-HU"/>
+        </w:rPr>
+        <w:t>dac_string</w:t>
+      </w:r>
+      <w:proofErr w:type="spellEnd"/>
+      <w:r>
+        <w:rPr>
+          <w:sz w:val="22"/>
+          <w:szCs w:val="22"/>
+          <w:lang w:val="hu-HU"/>
+        </w:rPr>
+        <w:t>)</w:t>
+      </w:r>
+      <w:r>
+        <w:rPr>
+          <w:sz w:val="22"/>
+          <w:szCs w:val="22"/>
+          <w:lang w:val="hu-HU"/>
+        </w:rPr>
+        <w:t>;</w:t>
+      </w:r>
+    </w:p>
+    <w:p>
+      <w:pPr>
+        <w:pStyle w:val="Listaszerbekezds"/>
+        <w:spacing w:line="280" w:lineRule="exact"/>
+        <w:ind w:left="1440"/>
+        <w:rPr>
+          <w:sz w:val="22"/>
+          <w:szCs w:val="22"/>
+          <w:lang w:val="hu-HU"/>
+        </w:rPr>
+      </w:pPr>
+      <w:r>
+        <w:rPr>
+          <w:sz w:val="22"/>
+          <w:szCs w:val="22"/>
+          <w:lang w:val="hu-HU"/>
+        </w:rPr>
+        <w:t xml:space="preserve">Kiírja az </w:t>
+      </w:r>
+      <w:proofErr w:type="spellStart"/>
+      <w:r>
+        <w:rPr>
+          <w:sz w:val="22"/>
+          <w:szCs w:val="22"/>
+          <w:lang w:val="hu-HU"/>
+        </w:rPr>
+        <w:t>oledre</w:t>
+      </w:r>
+      <w:proofErr w:type="spellEnd"/>
+      <w:r>
+        <w:rPr>
+          <w:sz w:val="22"/>
+          <w:szCs w:val="22"/>
+          <w:lang w:val="hu-HU"/>
+        </w:rPr>
+        <w:t xml:space="preserve"> a fix szövegeket, melyeket ritkán kell frissíteni.</w:t>
+      </w:r>
+    </w:p>
+    <w:p>
+      <w:pPr>
+        <w:pStyle w:val="Listaszerbekezds"/>
+        <w:numPr>
+          <w:ilvl w:val="1"/>
+          <w:numId w:val="4"/>
+        </w:numPr>
+        <w:spacing w:line="280" w:lineRule="exact"/>
+        <w:rPr>
+          <w:sz w:val="22"/>
+          <w:szCs w:val="22"/>
+          <w:lang w:val="hu-HU"/>
+        </w:rPr>
+      </w:pPr>
+      <w:r>
+        <w:rPr>
+          <w:sz w:val="22"/>
+          <w:szCs w:val="22"/>
+          <w:lang w:val="hu-HU"/>
+        </w:rPr>
+        <w:t>int main(</w:t>
+      </w:r>
+      <w:proofErr w:type="spellStart"/>
+      <w:r>
+        <w:rPr>
+          <w:sz w:val="22"/>
+          <w:szCs w:val="22"/>
+          <w:lang w:val="hu-HU"/>
+        </w:rPr>
+        <w:t>void</w:t>
+      </w:r>
+      <w:proofErr w:type="spellEnd"/>
+      <w:r>
+        <w:rPr>
+          <w:sz w:val="22"/>
+          <w:szCs w:val="22"/>
+          <w:lang w:val="hu-HU"/>
+        </w:rPr>
+        <w:t>)</w:t>
+      </w:r>
+      <w:r>
+        <w:rPr>
+          <w:sz w:val="22"/>
+          <w:szCs w:val="22"/>
+          <w:lang w:val="hu-HU"/>
+        </w:rPr>
+        <w:t>;</w:t>
+      </w:r>
+    </w:p>
+    <w:p>
+      <w:pPr>
+        <w:pStyle w:val="Listaszerbekezds"/>
+        <w:spacing w:line="280" w:lineRule="exact"/>
+        <w:ind w:left="1440"/>
+        <w:rPr>
+          <w:sz w:val="22"/>
+          <w:szCs w:val="22"/>
+          <w:lang w:val="hu-HU"/>
+        </w:rPr>
+      </w:pPr>
+      <w:r>
+        <w:rPr>
+          <w:sz w:val="22"/>
+          <w:szCs w:val="22"/>
+          <w:lang w:val="hu-HU"/>
+        </w:rPr>
+        <w:t>A főprogram és a fő ciklus</w:t>
+      </w:r>
+      <w:r>
+        <w:rPr>
+          <w:sz w:val="22"/>
+          <w:szCs w:val="22"/>
+          <w:lang w:val="hu-HU"/>
+        </w:rPr>
+        <w:t xml:space="preserve"> nagyvonalakban való bemutatása.</w:t>
+      </w:r>
+    </w:p>
+    <w:p>
+      <w:pPr>
+        <w:pStyle w:val="Listaszerbekezds"/>
+        <w:numPr>
+          <w:ilvl w:val="2"/>
+          <w:numId w:val="4"/>
+        </w:numPr>
+        <w:spacing w:line="280" w:lineRule="exact"/>
+        <w:rPr>
+          <w:sz w:val="22"/>
+          <w:szCs w:val="22"/>
+          <w:lang w:val="hu-HU"/>
+        </w:rPr>
+      </w:pPr>
+      <w:r>
+        <w:rPr>
+          <w:sz w:val="22"/>
+          <w:szCs w:val="22"/>
+          <w:lang w:val="hu-HU"/>
+        </w:rPr>
+        <w:t xml:space="preserve">Hardver inicializálása (órajelek, lábak, perifériák, </w:t>
+      </w:r>
+      <w:proofErr w:type="spellStart"/>
+      <w:r>
+        <w:rPr>
+          <w:sz w:val="22"/>
+          <w:szCs w:val="22"/>
+          <w:lang w:val="hu-HU"/>
+        </w:rPr>
+        <w:t>SysTick</w:t>
+      </w:r>
+      <w:proofErr w:type="spellEnd"/>
+      <w:r>
+        <w:rPr>
+          <w:sz w:val="22"/>
+          <w:szCs w:val="22"/>
+          <w:lang w:val="hu-HU"/>
+        </w:rPr>
+        <w:t>)</w:t>
+      </w:r>
+    </w:p>
+    <w:p>
+      <w:pPr>
+        <w:pStyle w:val="Listaszerbekezds"/>
+        <w:numPr>
+          <w:ilvl w:val="2"/>
+          <w:numId w:val="4"/>
+        </w:numPr>
+        <w:spacing w:line="280" w:lineRule="exact"/>
+        <w:rPr>
+          <w:sz w:val="22"/>
+          <w:szCs w:val="22"/>
+          <w:lang w:val="hu-HU"/>
+        </w:rPr>
+      </w:pPr>
+      <w:r>
+        <w:rPr>
+          <w:sz w:val="22"/>
+          <w:szCs w:val="22"/>
+          <w:lang w:val="hu-HU"/>
+        </w:rPr>
+        <w:t>7 Szegmenses kijelző inicializálása</w:t>
+      </w:r>
+    </w:p>
+    <w:p>
+      <w:pPr>
+        <w:pStyle w:val="Listaszerbekezds"/>
+        <w:numPr>
+          <w:ilvl w:val="2"/>
+          <w:numId w:val="4"/>
+        </w:numPr>
+        <w:spacing w:line="280" w:lineRule="exact"/>
+        <w:rPr>
+          <w:sz w:val="22"/>
+          <w:szCs w:val="22"/>
+          <w:lang w:val="hu-HU"/>
+        </w:rPr>
+      </w:pPr>
+      <w:proofErr w:type="spellStart"/>
+      <w:r>
+        <w:rPr>
+          <w:sz w:val="22"/>
+          <w:szCs w:val="22"/>
+          <w:lang w:val="hu-HU"/>
+        </w:rPr>
+        <w:t>Oled</w:t>
+      </w:r>
+      <w:proofErr w:type="spellEnd"/>
+      <w:r>
+        <w:rPr>
+          <w:sz w:val="22"/>
+          <w:szCs w:val="22"/>
+          <w:lang w:val="hu-HU"/>
+        </w:rPr>
+        <w:t xml:space="preserve"> inicializálása, szövegek kiírása</w:t>
+      </w:r>
+    </w:p>
+    <w:p>
+      <w:pPr>
+        <w:pStyle w:val="Listaszerbekezds"/>
+        <w:numPr>
+          <w:ilvl w:val="2"/>
+          <w:numId w:val="4"/>
+        </w:numPr>
+        <w:spacing w:line="280" w:lineRule="exact"/>
+        <w:rPr>
+          <w:sz w:val="22"/>
+          <w:szCs w:val="22"/>
+          <w:lang w:val="hu-HU"/>
+        </w:rPr>
+      </w:pPr>
+      <w:r>
+        <w:rPr>
+          <w:sz w:val="22"/>
+          <w:szCs w:val="22"/>
+          <w:lang w:val="hu-HU"/>
+        </w:rPr>
+        <w:t>UASRT szövegek és tárolók (</w:t>
+      </w:r>
+      <w:proofErr w:type="spellStart"/>
+      <w:r>
+        <w:rPr>
+          <w:sz w:val="22"/>
+          <w:szCs w:val="22"/>
+          <w:lang w:val="hu-HU"/>
+        </w:rPr>
+        <w:t>bufferek</w:t>
+      </w:r>
+      <w:proofErr w:type="spellEnd"/>
+      <w:r>
+        <w:rPr>
+          <w:sz w:val="22"/>
+          <w:szCs w:val="22"/>
+          <w:lang w:val="hu-HU"/>
+        </w:rPr>
+        <w:t>) inicializálása</w:t>
+      </w:r>
+    </w:p>
+    <w:p>
+      <w:pPr>
+        <w:pStyle w:val="Listaszerbekezds"/>
+        <w:numPr>
+          <w:ilvl w:val="2"/>
+          <w:numId w:val="4"/>
+        </w:numPr>
+        <w:spacing w:line="280" w:lineRule="exact"/>
+        <w:rPr>
+          <w:sz w:val="22"/>
+          <w:szCs w:val="22"/>
+          <w:lang w:val="hu-HU"/>
+        </w:rPr>
+      </w:pPr>
+      <w:r>
+        <w:rPr>
+          <w:sz w:val="22"/>
+          <w:szCs w:val="22"/>
+          <w:lang w:val="hu-HU"/>
+        </w:rPr>
+        <w:t>Alapértelmezett értékek beállítása a „</w:t>
+      </w:r>
+      <w:proofErr w:type="spellStart"/>
+      <w:proofErr w:type="gramStart"/>
+      <w:r>
+        <w:rPr>
+          <w:sz w:val="22"/>
+          <w:szCs w:val="22"/>
+          <w:lang w:val="hu-HU"/>
+        </w:rPr>
+        <w:t>vars</w:t>
+      </w:r>
+      <w:proofErr w:type="spellEnd"/>
+      <w:r>
+        <w:rPr>
+          <w:sz w:val="22"/>
+          <w:szCs w:val="22"/>
+          <w:lang w:val="hu-HU"/>
+        </w:rPr>
+        <w:t>”-</w:t>
+      </w:r>
+      <w:proofErr w:type="gramEnd"/>
+      <w:r>
+        <w:rPr>
+          <w:sz w:val="22"/>
+          <w:szCs w:val="22"/>
+          <w:lang w:val="hu-HU"/>
+        </w:rPr>
+        <w:t>ban</w:t>
+      </w:r>
+    </w:p>
+    <w:p>
+      <w:pPr>
+        <w:pStyle w:val="Listaszerbekezds"/>
+        <w:numPr>
+          <w:ilvl w:val="2"/>
+          <w:numId w:val="4"/>
+        </w:numPr>
+        <w:spacing w:line="280" w:lineRule="exact"/>
+        <w:rPr>
+          <w:sz w:val="22"/>
+          <w:szCs w:val="22"/>
+          <w:lang w:val="hu-HU"/>
+        </w:rPr>
+      </w:pPr>
+      <w:proofErr w:type="spellStart"/>
+      <w:r>
+        <w:rPr>
+          <w:sz w:val="22"/>
+          <w:szCs w:val="22"/>
+          <w:lang w:val="hu-HU"/>
+        </w:rPr>
+        <w:lastRenderedPageBreak/>
+        <w:t>MRTimer</w:t>
+      </w:r>
+      <w:proofErr w:type="spellEnd"/>
+      <w:r>
+        <w:rPr>
+          <w:sz w:val="22"/>
+          <w:szCs w:val="22"/>
+          <w:lang w:val="hu-HU"/>
+        </w:rPr>
+        <w:t xml:space="preserve"> elindítása.</w:t>
+      </w:r>
+    </w:p>
+    <w:p>
+      <w:pPr>
+        <w:pStyle w:val="Listaszerbekezds"/>
+        <w:numPr>
+          <w:ilvl w:val="2"/>
+          <w:numId w:val="4"/>
+        </w:numPr>
+        <w:spacing w:line="280" w:lineRule="exact"/>
+        <w:rPr>
+          <w:sz w:val="22"/>
+          <w:szCs w:val="22"/>
+          <w:lang w:val="hu-HU"/>
+        </w:rPr>
+      </w:pPr>
+      <w:r>
+        <w:rPr>
+          <w:sz w:val="22"/>
+          <w:szCs w:val="22"/>
+          <w:lang w:val="hu-HU"/>
+        </w:rPr>
+        <w:t>Fő</w:t>
+      </w:r>
+      <w:r>
+        <w:rPr>
+          <w:sz w:val="22"/>
+          <w:szCs w:val="22"/>
+          <w:lang w:val="hu-HU"/>
+        </w:rPr>
+        <w:t xml:space="preserve">, végtelen </w:t>
+      </w:r>
+      <w:r>
+        <w:rPr>
+          <w:sz w:val="22"/>
+          <w:szCs w:val="22"/>
+          <w:lang w:val="hu-HU"/>
+        </w:rPr>
+        <w:t>ciklus</w:t>
+      </w:r>
+      <w:r>
+        <w:rPr>
+          <w:sz w:val="22"/>
+          <w:szCs w:val="22"/>
+          <w:lang w:val="hu-HU"/>
+        </w:rPr>
+        <w:t xml:space="preserve">. Csak akkor fut le benne valami, hogyha a főciklus idejének számlálója a </w:t>
+      </w:r>
+      <w:proofErr w:type="spellStart"/>
+      <w:r>
+        <w:rPr>
+          <w:sz w:val="22"/>
+          <w:szCs w:val="22"/>
+          <w:lang w:val="hu-HU"/>
+        </w:rPr>
+        <w:t>SysTick_Handler</w:t>
+      </w:r>
+      <w:proofErr w:type="spellEnd"/>
+      <w:r>
+        <w:rPr>
+          <w:sz w:val="22"/>
+          <w:szCs w:val="22"/>
+          <w:lang w:val="hu-HU"/>
+        </w:rPr>
+        <w:t xml:space="preserve"> által elérte a 0-t.</w:t>
+      </w:r>
+    </w:p>
+    <w:p>
+      <w:pPr>
+        <w:pStyle w:val="Listaszerbekezds"/>
+        <w:numPr>
+          <w:ilvl w:val="3"/>
+          <w:numId w:val="4"/>
+        </w:numPr>
+        <w:spacing w:line="280" w:lineRule="exact"/>
+        <w:ind w:left="2552"/>
+        <w:rPr>
+          <w:sz w:val="22"/>
+          <w:szCs w:val="22"/>
+          <w:lang w:val="hu-HU"/>
+        </w:rPr>
+      </w:pPr>
+      <w:r>
+        <w:rPr>
+          <w:sz w:val="22"/>
+          <w:szCs w:val="22"/>
+          <w:lang w:val="hu-HU"/>
+        </w:rPr>
+        <w:t>Engedélyezett funkciók végrehajtása</w:t>
+      </w:r>
+      <w:r>
+        <w:rPr>
+          <w:sz w:val="22"/>
+          <w:szCs w:val="22"/>
+          <w:lang w:val="hu-HU"/>
+        </w:rPr>
+        <w:t>, ha nincsenek, akkor tiltása.</w:t>
+      </w:r>
+    </w:p>
+    <w:p>
+      <w:pPr>
+        <w:pStyle w:val="Listaszerbekezds"/>
+        <w:numPr>
+          <w:ilvl w:val="4"/>
+          <w:numId w:val="4"/>
+        </w:numPr>
+        <w:spacing w:line="280" w:lineRule="exact"/>
+        <w:rPr>
+          <w:sz w:val="22"/>
+          <w:szCs w:val="22"/>
+          <w:lang w:val="hu-HU"/>
+        </w:rPr>
+      </w:pPr>
+      <w:r>
+        <w:rPr>
+          <w:sz w:val="22"/>
+          <w:szCs w:val="22"/>
+          <w:lang w:val="hu-HU"/>
+        </w:rPr>
+        <w:t>Matematika</w:t>
+      </w:r>
+      <w:r>
+        <w:rPr>
+          <w:sz w:val="22"/>
+          <w:szCs w:val="22"/>
+          <w:lang w:val="hu-HU"/>
+        </w:rPr>
+        <w:t>, a</w:t>
+      </w:r>
+      <w:r>
+        <w:rPr>
+          <w:sz w:val="22"/>
+          <w:szCs w:val="22"/>
+          <w:lang w:val="hu-HU"/>
+        </w:rPr>
+        <w:t xml:space="preserve"> </w:t>
+      </w:r>
+      <w:proofErr w:type="spellStart"/>
+      <w:proofErr w:type="gramStart"/>
+      <w:r>
+        <w:rPr>
+          <w:sz w:val="22"/>
+          <w:szCs w:val="22"/>
+          <w:lang w:val="hu-HU"/>
+        </w:rPr>
+        <w:t>meth</w:t>
+      </w:r>
+      <w:proofErr w:type="spellEnd"/>
+      <w:r>
+        <w:rPr>
+          <w:sz w:val="22"/>
+          <w:szCs w:val="22"/>
+          <w:lang w:val="hu-HU"/>
+        </w:rPr>
+        <w:t>(</w:t>
+      </w:r>
+      <w:proofErr w:type="gramEnd"/>
+      <w:r>
+        <w:rPr>
+          <w:sz w:val="22"/>
+          <w:szCs w:val="22"/>
+          <w:lang w:val="hu-HU"/>
+        </w:rPr>
+        <w:t xml:space="preserve">…) </w:t>
+      </w:r>
+      <w:proofErr w:type="spellStart"/>
+      <w:r>
+        <w:rPr>
+          <w:sz w:val="22"/>
+          <w:szCs w:val="22"/>
+          <w:lang w:val="hu-HU"/>
+        </w:rPr>
+        <w:t>fv</w:t>
+      </w:r>
+      <w:proofErr w:type="spellEnd"/>
+      <w:r>
+        <w:rPr>
+          <w:sz w:val="22"/>
+          <w:szCs w:val="22"/>
+          <w:lang w:val="hu-HU"/>
+        </w:rPr>
+        <w:t>.</w:t>
+      </w:r>
+    </w:p>
+    <w:p>
+      <w:pPr>
+        <w:pStyle w:val="Listaszerbekezds"/>
+        <w:numPr>
+          <w:ilvl w:val="4"/>
+          <w:numId w:val="4"/>
+        </w:numPr>
+        <w:spacing w:line="280" w:lineRule="exact"/>
+        <w:rPr>
+          <w:sz w:val="22"/>
+          <w:szCs w:val="22"/>
+          <w:lang w:val="hu-HU"/>
+        </w:rPr>
+      </w:pPr>
+      <w:r>
+        <w:rPr>
+          <w:sz w:val="22"/>
+          <w:szCs w:val="22"/>
+          <w:lang w:val="hu-HU"/>
+        </w:rPr>
+        <w:t>DAC</w:t>
+      </w:r>
+      <w:r>
+        <w:rPr>
+          <w:sz w:val="22"/>
+          <w:szCs w:val="22"/>
+          <w:lang w:val="hu-HU"/>
+        </w:rPr>
+        <w:t>, a</w:t>
+      </w:r>
+      <w:r>
+        <w:rPr>
+          <w:sz w:val="22"/>
+          <w:szCs w:val="22"/>
+          <w:lang w:val="hu-HU"/>
+        </w:rPr>
+        <w:t xml:space="preserve"> </w:t>
+      </w:r>
+      <w:proofErr w:type="spellStart"/>
+      <w:r>
+        <w:rPr>
+          <w:sz w:val="22"/>
+          <w:szCs w:val="22"/>
+          <w:lang w:val="hu-HU"/>
+        </w:rPr>
+        <w:t>write_mA</w:t>
+      </w:r>
+      <w:proofErr w:type="spellEnd"/>
+      <w:r>
+        <w:rPr>
+          <w:sz w:val="22"/>
+          <w:szCs w:val="22"/>
+          <w:lang w:val="hu-HU"/>
+        </w:rPr>
+        <w:t xml:space="preserve">(..) </w:t>
+      </w:r>
+      <w:proofErr w:type="spellStart"/>
+      <w:r>
+        <w:rPr>
+          <w:sz w:val="22"/>
+          <w:szCs w:val="22"/>
+          <w:lang w:val="hu-HU"/>
+        </w:rPr>
+        <w:t>fv</w:t>
+      </w:r>
+      <w:proofErr w:type="spellEnd"/>
+      <w:r>
+        <w:rPr>
+          <w:sz w:val="22"/>
+          <w:szCs w:val="22"/>
+          <w:lang w:val="hu-HU"/>
+        </w:rPr>
+        <w:t>.</w:t>
+      </w:r>
+    </w:p>
+    <w:p>
+      <w:pPr>
+        <w:pStyle w:val="Listaszerbekezds"/>
+        <w:numPr>
+          <w:ilvl w:val="4"/>
+          <w:numId w:val="4"/>
+        </w:numPr>
+        <w:spacing w:line="280" w:lineRule="exact"/>
+        <w:rPr>
+          <w:sz w:val="22"/>
+          <w:szCs w:val="22"/>
+          <w:lang w:val="hu-HU"/>
+        </w:rPr>
+      </w:pPr>
+      <w:r>
+        <w:rPr>
+          <w:sz w:val="22"/>
+          <w:szCs w:val="22"/>
+          <w:lang w:val="hu-HU"/>
+        </w:rPr>
+        <w:t>OLED</w:t>
+      </w:r>
+      <w:r>
+        <w:rPr>
+          <w:sz w:val="22"/>
+          <w:szCs w:val="22"/>
+          <w:lang w:val="hu-HU"/>
+        </w:rPr>
+        <w:t xml:space="preserve">-re a </w:t>
+      </w:r>
+      <w:proofErr w:type="spellStart"/>
+      <w:r>
+        <w:rPr>
+          <w:sz w:val="22"/>
+          <w:szCs w:val="22"/>
+          <w:lang w:val="hu-HU"/>
+        </w:rPr>
+        <w:t>cps</w:t>
+      </w:r>
+      <w:proofErr w:type="spellEnd"/>
+      <w:r>
+        <w:rPr>
+          <w:sz w:val="22"/>
+          <w:szCs w:val="22"/>
+          <w:lang w:val="hu-HU"/>
+        </w:rPr>
+        <w:t xml:space="preserve"> és DAC feszültség kiírása</w:t>
+      </w:r>
+    </w:p>
+    <w:p>
+      <w:pPr>
+        <w:pStyle w:val="Listaszerbekezds"/>
+        <w:numPr>
+          <w:ilvl w:val="4"/>
+          <w:numId w:val="4"/>
+        </w:numPr>
+        <w:spacing w:line="280" w:lineRule="exact"/>
+        <w:rPr>
+          <w:sz w:val="22"/>
+          <w:szCs w:val="22"/>
+          <w:lang w:val="hu-HU"/>
+        </w:rPr>
+      </w:pPr>
+      <w:r>
+        <w:rPr>
+          <w:sz w:val="22"/>
+          <w:szCs w:val="22"/>
+          <w:lang w:val="hu-HU"/>
+        </w:rPr>
+        <w:t>BCD kiírása</w:t>
+      </w:r>
+    </w:p>
+    <w:p>
+      <w:pPr>
+        <w:pStyle w:val="Listaszerbekezds"/>
+        <w:numPr>
+          <w:ilvl w:val="4"/>
+          <w:numId w:val="4"/>
+        </w:numPr>
+        <w:spacing w:line="280" w:lineRule="exact"/>
+        <w:rPr>
+          <w:sz w:val="22"/>
+          <w:szCs w:val="22"/>
+          <w:lang w:val="hu-HU"/>
+        </w:rPr>
+      </w:pPr>
+      <w:r>
+        <w:rPr>
+          <w:sz w:val="22"/>
+          <w:szCs w:val="22"/>
+          <w:lang w:val="hu-HU"/>
+        </w:rPr>
+        <w:t>Sziréna megszólaltatása</w:t>
+      </w:r>
+    </w:p>
+    <w:p>
+      <w:pPr>
+        <w:pStyle w:val="Listaszerbekezds"/>
+        <w:numPr>
+          <w:ilvl w:val="4"/>
+          <w:numId w:val="4"/>
+        </w:numPr>
+        <w:spacing w:line="280" w:lineRule="exact"/>
+        <w:rPr>
+          <w:sz w:val="22"/>
+          <w:szCs w:val="22"/>
+          <w:lang w:val="hu-HU"/>
+        </w:rPr>
+      </w:pPr>
+      <w:r>
+        <w:rPr>
+          <w:sz w:val="22"/>
+          <w:szCs w:val="22"/>
+          <w:lang w:val="hu-HU"/>
+        </w:rPr>
+        <w:t>USART beolvasása</w:t>
+      </w:r>
+      <w:r>
+        <w:rPr>
+          <w:sz w:val="22"/>
+          <w:szCs w:val="22"/>
+          <w:lang w:val="hu-HU"/>
+        </w:rPr>
+        <w:t>, ha lejárt annak számlálója</w:t>
+      </w:r>
+    </w:p>
+    <w:p>
+      <w:pPr>
+        <w:pStyle w:val="Listaszerbekezds"/>
+        <w:numPr>
+          <w:ilvl w:val="5"/>
+          <w:numId w:val="4"/>
+        </w:numPr>
+        <w:spacing w:line="280" w:lineRule="exact"/>
+        <w:ind w:left="3969"/>
+        <w:rPr>
+          <w:sz w:val="22"/>
+          <w:szCs w:val="22"/>
+          <w:lang w:val="hu-HU"/>
+        </w:rPr>
+      </w:pPr>
+      <w:r>
+        <w:rPr>
+          <w:sz w:val="22"/>
+          <w:szCs w:val="22"/>
+          <w:lang w:val="hu-HU"/>
+        </w:rPr>
+        <w:t>Karakter beolvasása, hogyha végkarakter érkezett:</w:t>
+      </w:r>
+    </w:p>
+    <w:p>
+      <w:pPr>
+        <w:pStyle w:val="Listaszerbekezds"/>
+        <w:numPr>
+          <w:ilvl w:val="5"/>
+          <w:numId w:val="4"/>
+        </w:numPr>
+        <w:spacing w:line="280" w:lineRule="exact"/>
+        <w:ind w:left="3969"/>
+        <w:rPr>
+          <w:sz w:val="22"/>
+          <w:szCs w:val="22"/>
+          <w:lang w:val="hu-HU"/>
+        </w:rPr>
+      </w:pPr>
+      <w:proofErr w:type="spellStart"/>
+      <w:r>
+        <w:rPr>
+          <w:sz w:val="22"/>
+          <w:szCs w:val="22"/>
+          <w:lang w:val="hu-HU"/>
+        </w:rPr>
+        <w:t>USART_</w:t>
+      </w:r>
+      <w:proofErr w:type="gramStart"/>
+      <w:r>
+        <w:rPr>
+          <w:sz w:val="22"/>
+          <w:szCs w:val="22"/>
+          <w:lang w:val="hu-HU"/>
+        </w:rPr>
+        <w:t>parse</w:t>
+      </w:r>
+      <w:proofErr w:type="spellEnd"/>
+      <w:r>
+        <w:rPr>
+          <w:sz w:val="22"/>
+          <w:szCs w:val="22"/>
+          <w:lang w:val="hu-HU"/>
+        </w:rPr>
+        <w:t>(</w:t>
+      </w:r>
+      <w:proofErr w:type="gramEnd"/>
+      <w:r>
+        <w:rPr>
+          <w:sz w:val="22"/>
+          <w:szCs w:val="22"/>
+          <w:lang w:val="hu-HU"/>
+        </w:rPr>
+        <w:t>…) meghívása, kód visszatérítése</w:t>
+      </w:r>
+    </w:p>
+    <w:p>
+      <w:pPr>
+        <w:pStyle w:val="Listaszerbekezds"/>
+        <w:numPr>
+          <w:ilvl w:val="5"/>
+          <w:numId w:val="4"/>
+        </w:numPr>
+        <w:spacing w:line="280" w:lineRule="exact"/>
+        <w:ind w:left="3969"/>
+        <w:rPr>
+          <w:sz w:val="22"/>
+          <w:szCs w:val="22"/>
+          <w:lang w:val="hu-HU"/>
+        </w:rPr>
+      </w:pPr>
+      <w:r>
+        <w:rPr>
+          <w:sz w:val="22"/>
+          <w:szCs w:val="22"/>
+          <w:lang w:val="hu-HU"/>
+        </w:rPr>
+        <w:t>Kód alapján a speciális üzenet kiírása</w:t>
+      </w:r>
+      <w:r>
+        <w:rPr>
+          <w:sz w:val="22"/>
+          <w:szCs w:val="22"/>
+          <w:lang w:val="hu-HU"/>
+        </w:rPr>
+        <w:t>;</w:t>
+      </w:r>
+      <w:r>
+        <w:rPr>
+          <w:sz w:val="22"/>
+          <w:szCs w:val="22"/>
+          <w:lang w:val="hu-HU"/>
+        </w:rPr>
+        <w:t xml:space="preserve"> </w:t>
+      </w:r>
+      <w:r>
+        <w:rPr>
+          <w:sz w:val="22"/>
+          <w:szCs w:val="22"/>
+          <w:lang w:val="hu-HU"/>
+        </w:rPr>
+        <w:t>esetleg</w:t>
+      </w:r>
+      <w:r>
+        <w:rPr>
+          <w:sz w:val="22"/>
+          <w:szCs w:val="22"/>
+          <w:lang w:val="hu-HU"/>
+        </w:rPr>
+        <w:t xml:space="preserve"> paraméter ellenőrzése, majd beállítása</w:t>
+      </w:r>
+      <w:r>
+        <w:rPr>
+          <w:sz w:val="22"/>
+          <w:szCs w:val="22"/>
+          <w:lang w:val="hu-HU"/>
+        </w:rPr>
+        <w:t xml:space="preserve">; esetleg </w:t>
+      </w:r>
+      <w:r>
+        <w:rPr>
+          <w:sz w:val="22"/>
+          <w:szCs w:val="22"/>
+          <w:lang w:val="hu-HU"/>
+        </w:rPr>
+        <w:t>funkció engedélyezése, tiltása</w:t>
+      </w:r>
+    </w:p>
+    <w:p>
+      <w:pPr>
+        <w:pStyle w:val="Listaszerbekezds"/>
+        <w:numPr>
+          <w:ilvl w:val="4"/>
+          <w:numId w:val="4"/>
+        </w:numPr>
+        <w:spacing w:line="280" w:lineRule="exact"/>
+        <w:rPr>
+          <w:sz w:val="22"/>
+          <w:szCs w:val="22"/>
+          <w:lang w:val="hu-HU"/>
+        </w:rPr>
+      </w:pPr>
+      <w:r>
+        <w:rPr>
+          <w:sz w:val="22"/>
+          <w:szCs w:val="22"/>
+          <w:lang w:val="hu-HU"/>
+        </w:rPr>
+        <w:t>USART kiírása, ha engedélyezett</w:t>
+      </w:r>
     </w:p>
     <w:p>
       <w:pPr>
         <w:spacing w:after="160" w:line="278" w:lineRule="auto"/>
         <w:contextualSpacing w:val="0"/>
         <w:rPr>
-          <w:lang w:val="hu-HU"/>
-        </w:rPr>
-      </w:pPr>
-      <w:r>
-        <w:rPr>
-          <w:lang w:val="hu-HU"/>
-        </w:rPr>
+          <w:rFonts w:eastAsiaTheme="majorEastAsia" w:cstheme="majorBidi"/>
+          <w:b/>
+          <w:bCs/>
+          <w:smallCaps/>
+          <w:color w:val="000000" w:themeColor="text1"/>
+          <w:sz w:val="32"/>
+          <w:szCs w:val="32"/>
+          <w:lang w:val="hu-HU"/>
+        </w:rPr>
+      </w:pPr>
+      <w:r>
         <w:br w:type="page"/>
       </w:r>
     </w:p>
@@ -6217,6 +10233,56 @@
         </w:rPr>
         <w:t>- Mikrokontrollerek alkalmazástechnikája tárgy keretein belül közzétett kódrészletek</w:t>
       </w:r>
+      <w:r>
+        <w:rPr>
+          <w:lang w:val="hu-HU"/>
+        </w:rPr>
+        <w:t>.</w:t>
+      </w:r>
+      <w:r>
+        <w:rPr>
+          <w:lang w:val="hu-HU"/>
+        </w:rPr>
+        <w:br/>
+      </w:r>
+      <w:hyperlink r:id="rId12" w:history="1">
+        <w:r>
+          <w:rPr>
+            <w:rStyle w:val="Hiperhivatkozs"/>
+            <w:lang w:val="hu-HU"/>
+          </w:rPr>
+          <w:t>h</w:t>
+        </w:r>
+        <w:r>
+          <w:rPr>
+            <w:rStyle w:val="Hiperhivatkozs"/>
+            <w:lang w:val="hu-HU"/>
+          </w:rPr>
+          <w:t>ttps://home.mit.bme.hu/~benes/oktatas/vimm9151/JEGYZET/jegyzet.html</w:t>
+        </w:r>
+      </w:hyperlink>
+      <w:r>
+        <w:rPr>
+          <w:lang w:val="hu-HU"/>
+        </w:rPr>
+        <w:br/>
+      </w:r>
+      <w:hyperlink r:id="rId13" w:history="1">
+        <w:r>
+          <w:rPr>
+            <w:rStyle w:val="Hiperhivatkozs"/>
+            <w:lang w:val="hu-HU"/>
+          </w:rPr>
+          <w:t>https://home.mit.bme.hu/~benes/oktatas/vimm9151/JEGYZET/LPC845-BRK/LPC845-BRK.zip</w:t>
+        </w:r>
+      </w:hyperlink>
+    </w:p>
+    <w:p>
+      <w:pPr>
+        <w:rPr>
+          <w:lang w:val="hu-HU"/>
+        </w:rPr>
+      </w:pPr>
     </w:p>
     <w:sectPr>
       <w:type w:val="continuous"/>
@@ -6248,6 +10314,84 @@
 </w:endnotes>
 </file>
 
+<file path=word/footer1.xml><?xml version="1.0" encoding="utf-8"?>
+<w:ftr xmlns:wpc="http://schemas.microsoft.com/office/word/2010/wordprocessingCanvas" xmlns:cx="http://schemas.microsoft.com/office/drawing/2014/chartex" xmlns:cx1="http://schemas.microsoft.com/office/drawing/2015/9/8/chartex" xmlns:cx2="http://schemas.microsoft.com/office/drawing/2015/10/21/chartex" xmlns:cx3="http://schemas.microsoft.com/office/drawing/2016/5/9/chartex" xmlns:cx4="http://schemas.microsoft.com/office/drawing/2016/5/10/chartex" xmlns:cx5="http://schemas.microsoft.com/office/drawing/2016/5/11/chartex" xmlns:cx6="http://schemas.microsoft.com/office/drawing/2016/5/12/chartex" xmlns:cx7="http://schemas.microsoft.com/office/drawing/2016/5/13/chartex" xmlns:cx8="http://schemas.microsoft.com/office/drawing/2016/5/14/chartex" xmlns:mc="http://schemas.openxmlformats.org/markup-compatibility/2006" xmlns:aink="http://schemas.microsoft.com/office/drawing/2016/ink" xmlns:am3d="http://schemas.microsoft.com/office/drawing/2017/model3d" xmlns:o="urn:schemas-microsoft-com:office:office" xmlns:oel="http://schemas.microsoft.com/office/2019/extlst" xmlns:r="http://schemas.openxmlformats.org/officeDocument/2006/relationships" xmlns:m="http://schemas.openxmlformats.org/officeDocument/2006/math" xmlns:v="urn:schemas-microsoft-com:vml" xmlns:wp14="http://schemas.microsoft.com/office/word/2010/wordprocessingDrawing" xmlns:wp="http://schemas.openxmlformats.org/drawingml/2006/wordprocessingDrawing" xmlns:w10="urn:schemas-microsoft-com:office:word" xmlns:w="http://schemas.openxmlformats.org/wordprocessingml/2006/main" xmlns:w14="http://schemas.microsoft.com/office/word/2010/wordml" xmlns:w15="http://schemas.microsoft.com/office/word/2012/wordml" xmlns:w16cex="http://schemas.microsoft.com/office/word/2018/wordml/cex" xmlns:w16cid="http://schemas.microsoft.com/office/word/2016/wordml/cid" xmlns:w16="http://schemas.microsoft.com/office/word/2018/wordml" xmlns:w16du="http://schemas.microsoft.com/office/word/2023/wordml/word16du" xmlns:w16sdtdh="http://schemas.microsoft.com/office/word/2020/wordml/sdtdatahash" xmlns:w16sdtfl="http://schemas.microsoft.com/office/word/2024/wordml/sdtformatlock" xmlns:w16se="http://schemas.microsoft.com/office/word/2015/wordml/symex" xmlns:wpg="http://schemas.microsoft.com/office/word/2010/wordprocessingGroup" xmlns:wpi="http://schemas.microsoft.com/office/word/2010/wordprocessingInk" xmlns:wne="http://schemas.microsoft.com/office/word/2006/wordml" xmlns:wps="http://schemas.microsoft.com/office/word/2010/wordprocessingShape" mc:Ignorable="w14 w15 w16se w16cid w16 w16cex w16sdtdh w16sdtfl w16du wp14">
+  <w:sdt>
+    <w:sdtPr>
+      <w:id w:val="1627353750"/>
+      <w:docPartObj>
+        <w:docPartGallery w:val="Page Numbers (Bottom of Page)"/>
+        <w:docPartUnique/>
+      </w:docPartObj>
+    </w:sdtPr>
+    <w:sdtContent>
+      <w:p>
+        <w:pPr>
+          <w:pStyle w:val="llb"/>
+        </w:pPr>
+        <w:r>
+          <w:fldChar w:fldCharType="begin"/>
+        </w:r>
+        <w:r>
+          <w:instrText>PAGE   \* MERGEFORMAT</w:instrText>
+        </w:r>
+        <w:r>
+          <w:fldChar w:fldCharType="separate"/>
+        </w:r>
+        <w:r>
+          <w:rPr>
+            <w:lang w:val="hu-HU"/>
+          </w:rPr>
+          <w:t>2</w:t>
+        </w:r>
+        <w:r>
+          <w:fldChar w:fldCharType="end"/>
+        </w:r>
+      </w:p>
+    </w:sdtContent>
+  </w:sdt>
+</w:ftr>
+</file>
+
+<file path=word/footer2.xml><?xml version="1.0" encoding="utf-8"?>
+<w:ftr xmlns:wpc="http://schemas.microsoft.com/office/word/2010/wordprocessingCanvas" xmlns:cx="http://schemas.microsoft.com/office/drawing/2014/chartex" xmlns:cx1="http://schemas.microsoft.com/office/drawing/2015/9/8/chartex" xmlns:cx2="http://schemas.microsoft.com/office/drawing/2015/10/21/chartex" xmlns:cx3="http://schemas.microsoft.com/office/drawing/2016/5/9/chartex" xmlns:cx4="http://schemas.microsoft.com/office/drawing/2016/5/10/chartex" xmlns:cx5="http://schemas.microsoft.com/office/drawing/2016/5/11/chartex" xmlns:cx6="http://schemas.microsoft.com/office/drawing/2016/5/12/chartex" xmlns:cx7="http://schemas.microsoft.com/office/drawing/2016/5/13/chartex" xmlns:cx8="http://schemas.microsoft.com/office/drawing/2016/5/14/chartex" xmlns:mc="http://schemas.openxmlformats.org/markup-compatibility/2006" xmlns:aink="http://schemas.microsoft.com/office/drawing/2016/ink" xmlns:am3d="http://schemas.microsoft.com/office/drawing/2017/model3d" xmlns:o="urn:schemas-microsoft-com:office:office" xmlns:oel="http://schemas.microsoft.com/office/2019/extlst" xmlns:r="http://schemas.openxmlformats.org/officeDocument/2006/relationships" xmlns:m="http://schemas.openxmlformats.org/officeDocument/2006/math" xmlns:v="urn:schemas-microsoft-com:vml" xmlns:wp14="http://schemas.microsoft.com/office/word/2010/wordprocessingDrawing" xmlns:wp="http://schemas.openxmlformats.org/drawingml/2006/wordprocessingDrawing" xmlns:w10="urn:schemas-microsoft-com:office:word" xmlns:w="http://schemas.openxmlformats.org/wordprocessingml/2006/main" xmlns:w14="http://schemas.microsoft.com/office/word/2010/wordml" xmlns:w15="http://schemas.microsoft.com/office/word/2012/wordml" xmlns:w16cex="http://schemas.microsoft.com/office/word/2018/wordml/cex" xmlns:w16cid="http://schemas.microsoft.com/office/word/2016/wordml/cid" xmlns:w16="http://schemas.microsoft.com/office/word/2018/wordml" xmlns:w16du="http://schemas.microsoft.com/office/word/2023/wordml/word16du" xmlns:w16sdtdh="http://schemas.microsoft.com/office/word/2020/wordml/sdtdatahash" xmlns:w16sdtfl="http://schemas.microsoft.com/office/word/2024/wordml/sdtformatlock" xmlns:w16se="http://schemas.microsoft.com/office/word/2015/wordml/symex" xmlns:wpg="http://schemas.microsoft.com/office/word/2010/wordprocessingGroup" xmlns:wpi="http://schemas.microsoft.com/office/word/2010/wordprocessingInk" xmlns:wne="http://schemas.microsoft.com/office/word/2006/wordml" xmlns:wps="http://schemas.microsoft.com/office/word/2010/wordprocessingShape" mc:Ignorable="w14 w15 w16se w16cid w16 w16cex w16sdtdh w16sdtfl w16du wp14">
+  <w:sdt>
+    <w:sdtPr>
+      <w:id w:val="-2146267690"/>
+      <w:docPartObj>
+        <w:docPartGallery w:val="Page Numbers (Bottom of Page)"/>
+        <w:docPartUnique/>
+      </w:docPartObj>
+    </w:sdtPr>
+    <w:sdtContent>
+      <w:p>
+        <w:pPr>
+          <w:pStyle w:val="llb"/>
+        </w:pPr>
+        <w:r>
+          <w:fldChar w:fldCharType="begin"/>
+        </w:r>
+        <w:r>
+          <w:instrText>PAGE   \* MERGEFORMAT</w:instrText>
+        </w:r>
+        <w:r>
+          <w:fldChar w:fldCharType="separate"/>
+        </w:r>
+        <w:r>
+          <w:rPr>
+            <w:lang w:val="hu-HU"/>
+          </w:rPr>
+          <w:t>2</w:t>
+        </w:r>
+        <w:r>
+          <w:fldChar w:fldCharType="end"/>
+        </w:r>
+      </w:p>
+    </w:sdtContent>
+  </w:sdt>
+</w:ftr>
+</file>
+
 <file path=word/footnotes.xml><?xml version="1.0" encoding="utf-8"?>
 <w:footnotes xmlns:wpc="http://schemas.microsoft.com/office/word/2010/wordprocessingCanvas" xmlns:cx="http://schemas.microsoft.com/office/drawing/2014/chartex" xmlns:cx1="http://schemas.microsoft.com/office/drawing/2015/9/8/chartex" xmlns:cx2="http://schemas.microsoft.com/office/drawing/2015/10/21/chartex" xmlns:cx3="http://schemas.microsoft.com/office/drawing/2016/5/9/chartex" xmlns:cx4="http://schemas.microsoft.com/office/drawing/2016/5/10/chartex" xmlns:cx5="http://schemas.microsoft.com/office/drawing/2016/5/11/chartex" xmlns:cx6="http://schemas.microsoft.com/office/drawing/2016/5/12/chartex" xmlns:cx7="http://schemas.microsoft.com/office/drawing/2016/5/13/chartex" xmlns:cx8="http://schemas.microsoft.com/office/drawing/2016/5/14/chartex" xmlns:mc="http://schemas.openxmlformats.org/markup-compatibility/2006" xmlns:aink="http://schemas.microsoft.com/office/drawing/2016/ink" xmlns:am3d="http://schemas.microsoft.com/office/drawing/2017/model3d" xmlns:o="urn:schemas-microsoft-com:office:office" xmlns:oel="http://schemas.microsoft.com/office/2019/extlst" xmlns:r="http://schemas.openxmlformats.org/officeDocument/2006/relationships" xmlns:m="http://schemas.openxmlformats.org/officeDocument/2006/math" xmlns:v="urn:schemas-microsoft-com:vml" xmlns:wp14="http://schemas.microsoft.com/office/word/2010/wordprocessingDrawing" xmlns:wp="http://schemas.openxmlformats.org/drawingml/2006/wordprocessingDrawing" xmlns:w10="urn:schemas-microsoft-com:office:word" xmlns:w="http://schemas.openxmlformats.org/wordprocessingml/2006/main" xmlns:w14="http://schemas.microsoft.com/office/word/2010/wordml" xmlns:w15="http://schemas.microsoft.com/office/word/2012/wordml" xmlns:w16cex="http://schemas.microsoft.com/office/word/2018/wordml/cex" xmlns:w16cid="http://schemas.microsoft.com/office/word/2016/wordml/cid" xmlns:w16="http://schemas.microsoft.com/office/word/2018/wordml" xmlns:w16du="http://schemas.microsoft.com/office/word/2023/wordml/word16du" xmlns:w16sdtdh="http://schemas.microsoft.com/office/word/2020/wordml/sdtdatahash" xmlns:w16sdtfl="http://schemas.microsoft.com/office/word/2024/wordml/sdtformatlock" xmlns:w16se="http://schemas.microsoft.com/office/word/2015/wordml/symex" xmlns:wpg="http://schemas.microsoft.com/office/word/2010/wordprocessingGroup" xmlns:wpi="http://schemas.microsoft.com/office/word/2010/wordprocessingInk" xmlns:wne="http://schemas.microsoft.com/office/word/2006/wordml" xmlns:wps="http://schemas.microsoft.com/office/word/2010/wordprocessingShape" mc:Ignorable="w14 w15 w16se w16cid w16 w16cex w16sdtdh w16sdtfl w16du wp14">
   <w:footnote w:type="separator" w:id="-1">
@@ -6265,6 +10409,65 @@
     </w:p>
   </w:footnote>
 </w:footnotes>
+</file>
+
+<file path=word/header1.xml><?xml version="1.0" encoding="utf-8"?>
+<w:hdr xmlns:wpc="http://schemas.microsoft.com/office/word/2010/wordprocessingCanvas" xmlns:cx="http://schemas.microsoft.com/office/drawing/2014/chartex" xmlns:cx1="http://schemas.microsoft.com/office/drawing/2015/9/8/chartex" xmlns:cx2="http://schemas.microsoft.com/office/drawing/2015/10/21/chartex" xmlns:cx3="http://schemas.microsoft.com/office/drawing/2016/5/9/chartex" xmlns:cx4="http://schemas.microsoft.com/office/drawing/2016/5/10/chartex" xmlns:cx5="http://schemas.microsoft.com/office/drawing/2016/5/11/chartex" xmlns:cx6="http://schemas.microsoft.com/office/drawing/2016/5/12/chartex" xmlns:cx7="http://schemas.microsoft.com/office/drawing/2016/5/13/chartex" xmlns:cx8="http://schemas.microsoft.com/office/drawing/2016/5/14/chartex" xmlns:mc="http://schemas.openxmlformats.org/markup-compatibility/2006" xmlns:aink="http://schemas.microsoft.com/office/drawing/2016/ink" xmlns:am3d="http://schemas.microsoft.com/office/drawing/2017/model3d" xmlns:o="urn:schemas-microsoft-com:office:office" xmlns:oel="http://schemas.microsoft.com/office/2019/extlst" xmlns:r="http://schemas.openxmlformats.org/officeDocument/2006/relationships" xmlns:m="http://schemas.openxmlformats.org/officeDocument/2006/math" xmlns:v="urn:schemas-microsoft-com:vml" xmlns:wp14="http://schemas.microsoft.com/office/word/2010/wordprocessingDrawing" xmlns:wp="http://schemas.openxmlformats.org/drawingml/2006/wordprocessingDrawing" xmlns:w10="urn:schemas-microsoft-com:office:word" xmlns:w="http://schemas.openxmlformats.org/wordprocessingml/2006/main" xmlns:w14="http://schemas.microsoft.com/office/word/2010/wordml" xmlns:w15="http://schemas.microsoft.com/office/word/2012/wordml" xmlns:w16cex="http://schemas.microsoft.com/office/word/2018/wordml/cex" xmlns:w16cid="http://schemas.microsoft.com/office/word/2016/wordml/cid" xmlns:w16="http://schemas.microsoft.com/office/word/2018/wordml" xmlns:w16du="http://schemas.microsoft.com/office/word/2023/wordml/word16du" xmlns:w16sdtdh="http://schemas.microsoft.com/office/word/2020/wordml/sdtdatahash" xmlns:w16sdtfl="http://schemas.microsoft.com/office/word/2024/wordml/sdtformatlock" xmlns:w16se="http://schemas.microsoft.com/office/word/2015/wordml/symex" xmlns:wpg="http://schemas.microsoft.com/office/word/2010/wordprocessingGroup" xmlns:wpi="http://schemas.microsoft.com/office/word/2010/wordprocessingInk" xmlns:wne="http://schemas.microsoft.com/office/word/2006/wordml" xmlns:wps="http://schemas.microsoft.com/office/word/2010/wordprocessingShape" mc:Ignorable="w14 w15 w16se w16cid w16 w16cex w16sdtdh w16sdtfl w16du wp14">
+  <w:p>
+    <w:pPr>
+      <w:pStyle w:val="lfej"/>
+      <w:jc w:val="right"/>
+      <w:rPr>
+        <w:i/>
+        <w:iCs/>
+        <w:sz w:val="22"/>
+        <w:szCs w:val="22"/>
+      </w:rPr>
+    </w:pPr>
+    <w:r>
+      <w:rPr>
+        <w:i/>
+        <w:iCs/>
+        <w:sz w:val="22"/>
+        <w:szCs w:val="22"/>
+        <w:lang w:val="hu-HU"/>
+      </w:rPr>
+      <w:t>GM-csöves detektor</w:t>
+    </w:r>
+    <w:r>
+      <w:rPr>
+        <w:i/>
+        <w:iCs/>
+        <w:sz w:val="22"/>
+        <w:szCs w:val="22"/>
+        <w:lang w:val="hu-HU"/>
+      </w:rPr>
+      <w:t xml:space="preserve"> – </w:t>
+    </w:r>
+    <w:proofErr w:type="spellStart"/>
+    <w:r>
+      <w:rPr>
+        <w:i/>
+        <w:iCs/>
+        <w:sz w:val="22"/>
+        <w:szCs w:val="22"/>
+        <w:lang w:val="hu-HU"/>
+      </w:rPr>
+      <w:t>Tekes</w:t>
+    </w:r>
+    <w:proofErr w:type="spellEnd"/>
+    <w:r>
+      <w:rPr>
+        <w:i/>
+        <w:iCs/>
+        <w:sz w:val="22"/>
+        <w:szCs w:val="22"/>
+        <w:lang w:val="hu-HU"/>
+      </w:rPr>
+      <w:t xml:space="preserve"> János, Tálos Gergő</w:t>
+    </w:r>
+  </w:p>
+</w:hdr>
 </file>
 
 <file path=word/numbering.xml><?xml version="1.0" encoding="utf-8"?>
@@ -6610,6 +10813,92 @@
     </w:lvl>
   </w:abstractNum>
   <w:abstractNum w:abstractNumId="3" w15:restartNumberingAfterBreak="0">
+    <w:nsid w:val="3C374B58"/>
+    <w:multiLevelType w:val="hybridMultilevel"/>
+    <w:tmpl w:val="4D88DDCA"/>
+    <w:lvl w:ilvl="0" w:tplc="0809000F">
+      <w:start w:val="1"/>
+      <w:numFmt w:val="decimal"/>
+      <w:lvlText w:val="%1."/>
+      <w:lvlJc w:val="left"/>
+      <w:pPr>
+        <w:ind w:left="1713" w:hanging="360"/>
+      </w:pPr>
+    </w:lvl>
+    <w:lvl w:ilvl="1" w:tplc="08090019" w:tentative="1">
+      <w:start w:val="1"/>
+      <w:numFmt w:val="lowerLetter"/>
+      <w:lvlText w:val="%2."/>
+      <w:lvlJc w:val="left"/>
+      <w:pPr>
+        <w:ind w:left="2433" w:hanging="360"/>
+      </w:pPr>
+    </w:lvl>
+    <w:lvl w:ilvl="2" w:tplc="0809001B" w:tentative="1">
+      <w:start w:val="1"/>
+      <w:numFmt w:val="lowerRoman"/>
+      <w:lvlText w:val="%3."/>
+      <w:lvlJc w:val="right"/>
+      <w:pPr>
+        <w:ind w:left="3153" w:hanging="180"/>
+      </w:pPr>
+    </w:lvl>
+    <w:lvl w:ilvl="3" w:tplc="0809000F" w:tentative="1">
+      <w:start w:val="1"/>
+      <w:numFmt w:val="decimal"/>
+      <w:lvlText w:val="%4."/>
+      <w:lvlJc w:val="left"/>
+      <w:pPr>
+        <w:ind w:left="3873" w:hanging="360"/>
+      </w:pPr>
+    </w:lvl>
+    <w:lvl w:ilvl="4" w:tplc="08090019" w:tentative="1">
+      <w:start w:val="1"/>
+      <w:numFmt w:val="lowerLetter"/>
+      <w:lvlText w:val="%5."/>
+      <w:lvlJc w:val="left"/>
+      <w:pPr>
+        <w:ind w:left="4593" w:hanging="360"/>
+      </w:pPr>
+    </w:lvl>
+    <w:lvl w:ilvl="5" w:tplc="0809001B" w:tentative="1">
+      <w:start w:val="1"/>
+      <w:numFmt w:val="lowerRoman"/>
+      <w:lvlText w:val="%6."/>
+      <w:lvlJc w:val="right"/>
+      <w:pPr>
+        <w:ind w:left="5313" w:hanging="180"/>
+      </w:pPr>
+    </w:lvl>
+    <w:lvl w:ilvl="6" w:tplc="0809000F" w:tentative="1">
+      <w:start w:val="1"/>
+      <w:numFmt w:val="decimal"/>
+      <w:lvlText w:val="%7."/>
+      <w:lvlJc w:val="left"/>
+      <w:pPr>
+        <w:ind w:left="6033" w:hanging="360"/>
+      </w:pPr>
+    </w:lvl>
+    <w:lvl w:ilvl="7" w:tplc="08090019" w:tentative="1">
+      <w:start w:val="1"/>
+      <w:numFmt w:val="lowerLetter"/>
+      <w:lvlText w:val="%8."/>
+      <w:lvlJc w:val="left"/>
+      <w:pPr>
+        <w:ind w:left="6753" w:hanging="360"/>
+      </w:pPr>
+    </w:lvl>
+    <w:lvl w:ilvl="8" w:tplc="0809001B" w:tentative="1">
+      <w:start w:val="1"/>
+      <w:numFmt w:val="lowerRoman"/>
+      <w:lvlText w:val="%9."/>
+      <w:lvlJc w:val="right"/>
+      <w:pPr>
+        <w:ind w:left="7473" w:hanging="180"/>
+      </w:pPr>
+    </w:lvl>
+  </w:abstractNum>
+  <w:abstractNum w:abstractNumId="4" w15:restartNumberingAfterBreak="0">
     <w:nsid w:val="52D2029B"/>
     <w:multiLevelType w:val="hybridMultilevel"/>
     <w:tmpl w:val="6736FAD2"/>
@@ -6722,7 +11011,7 @@
       </w:rPr>
     </w:lvl>
   </w:abstractNum>
-  <w:abstractNum w:abstractNumId="4" w15:restartNumberingAfterBreak="0">
+  <w:abstractNum w:abstractNumId="5" w15:restartNumberingAfterBreak="0">
     <w:nsid w:val="5ED61474"/>
     <w:multiLevelType w:val="hybridMultilevel"/>
     <w:tmpl w:val="CC661368"/>
@@ -6835,10 +11124,10 @@
       </w:rPr>
     </w:lvl>
   </w:abstractNum>
-  <w:abstractNum w:abstractNumId="5" w15:restartNumberingAfterBreak="0">
+  <w:abstractNum w:abstractNumId="6" w15:restartNumberingAfterBreak="0">
     <w:nsid w:val="678646C5"/>
     <w:multiLevelType w:val="hybridMultilevel"/>
-    <w:tmpl w:val="723CE71E"/>
+    <w:tmpl w:val="251AA4E0"/>
     <w:lvl w:ilvl="0" w:tplc="08090001">
       <w:start w:val="1"/>
       <w:numFmt w:val="bullet"/>
@@ -6875,13 +11164,126 @@
         <w:rFonts w:ascii="Wingdings" w:hAnsi="Wingdings" w:hint="default"/>
       </w:rPr>
     </w:lvl>
+    <w:lvl w:ilvl="3" w:tplc="08090001">
+      <w:start w:val="1"/>
+      <w:numFmt w:val="bullet"/>
+      <w:lvlText w:val=""/>
+      <w:lvlJc w:val="left"/>
+      <w:pPr>
+        <w:ind w:left="2880" w:hanging="360"/>
+      </w:pPr>
+      <w:rPr>
+        <w:rFonts w:ascii="Symbol" w:hAnsi="Symbol" w:hint="default"/>
+      </w:rPr>
+    </w:lvl>
+    <w:lvl w:ilvl="4" w:tplc="08090003">
+      <w:start w:val="1"/>
+      <w:numFmt w:val="bullet"/>
+      <w:lvlText w:val="o"/>
+      <w:lvlJc w:val="left"/>
+      <w:pPr>
+        <w:ind w:left="3600" w:hanging="360"/>
+      </w:pPr>
+      <w:rPr>
+        <w:rFonts w:ascii="Courier New" w:hAnsi="Courier New" w:cs="Courier New" w:hint="default"/>
+      </w:rPr>
+    </w:lvl>
+    <w:lvl w:ilvl="5" w:tplc="08090005">
+      <w:start w:val="1"/>
+      <w:numFmt w:val="bullet"/>
+      <w:lvlText w:val=""/>
+      <w:lvlJc w:val="left"/>
+      <w:pPr>
+        <w:ind w:left="4320" w:hanging="360"/>
+      </w:pPr>
+      <w:rPr>
+        <w:rFonts w:ascii="Wingdings" w:hAnsi="Wingdings" w:hint="default"/>
+      </w:rPr>
+    </w:lvl>
+    <w:lvl w:ilvl="6" w:tplc="08090001" w:tentative="1">
+      <w:start w:val="1"/>
+      <w:numFmt w:val="bullet"/>
+      <w:lvlText w:val=""/>
+      <w:lvlJc w:val="left"/>
+      <w:pPr>
+        <w:ind w:left="5040" w:hanging="360"/>
+      </w:pPr>
+      <w:rPr>
+        <w:rFonts w:ascii="Symbol" w:hAnsi="Symbol" w:hint="default"/>
+      </w:rPr>
+    </w:lvl>
+    <w:lvl w:ilvl="7" w:tplc="08090003" w:tentative="1">
+      <w:start w:val="1"/>
+      <w:numFmt w:val="bullet"/>
+      <w:lvlText w:val="o"/>
+      <w:lvlJc w:val="left"/>
+      <w:pPr>
+        <w:ind w:left="5760" w:hanging="360"/>
+      </w:pPr>
+      <w:rPr>
+        <w:rFonts w:ascii="Courier New" w:hAnsi="Courier New" w:cs="Courier New" w:hint="default"/>
+      </w:rPr>
+    </w:lvl>
+    <w:lvl w:ilvl="8" w:tplc="08090005" w:tentative="1">
+      <w:start w:val="1"/>
+      <w:numFmt w:val="bullet"/>
+      <w:lvlText w:val=""/>
+      <w:lvlJc w:val="left"/>
+      <w:pPr>
+        <w:ind w:left="6480" w:hanging="360"/>
+      </w:pPr>
+      <w:rPr>
+        <w:rFonts w:ascii="Wingdings" w:hAnsi="Wingdings" w:hint="default"/>
+      </w:rPr>
+    </w:lvl>
+  </w:abstractNum>
+  <w:abstractNum w:abstractNumId="7" w15:restartNumberingAfterBreak="0">
+    <w:nsid w:val="7D9F7EBD"/>
+    <w:multiLevelType w:val="hybridMultilevel"/>
+    <w:tmpl w:val="B712CF4A"/>
+    <w:lvl w:ilvl="0" w:tplc="08090001">
+      <w:start w:val="1"/>
+      <w:numFmt w:val="bullet"/>
+      <w:lvlText w:val=""/>
+      <w:lvlJc w:val="left"/>
+      <w:pPr>
+        <w:ind w:left="1287" w:hanging="360"/>
+      </w:pPr>
+      <w:rPr>
+        <w:rFonts w:ascii="Symbol" w:hAnsi="Symbol" w:hint="default"/>
+      </w:rPr>
+    </w:lvl>
+    <w:lvl w:ilvl="1" w:tplc="08090003" w:tentative="1">
+      <w:start w:val="1"/>
+      <w:numFmt w:val="bullet"/>
+      <w:lvlText w:val="o"/>
+      <w:lvlJc w:val="left"/>
+      <w:pPr>
+        <w:ind w:left="2007" w:hanging="360"/>
+      </w:pPr>
+      <w:rPr>
+        <w:rFonts w:ascii="Courier New" w:hAnsi="Courier New" w:cs="Courier New" w:hint="default"/>
+      </w:rPr>
+    </w:lvl>
+    <w:lvl w:ilvl="2" w:tplc="08090005" w:tentative="1">
+      <w:start w:val="1"/>
+      <w:numFmt w:val="bullet"/>
+      <w:lvlText w:val=""/>
+      <w:lvlJc w:val="left"/>
+      <w:pPr>
+        <w:ind w:left="2727" w:hanging="360"/>
+      </w:pPr>
+      <w:rPr>
+        <w:rFonts w:ascii="Wingdings" w:hAnsi="Wingdings" w:hint="default"/>
+      </w:rPr>
+    </w:lvl>
     <w:lvl w:ilvl="3" w:tplc="08090001" w:tentative="1">
       <w:start w:val="1"/>
       <w:numFmt w:val="bullet"/>
       <w:lvlText w:val=""/>
       <w:lvlJc w:val="left"/>
       <w:pPr>
-        <w:ind w:left="2880" w:hanging="360"/>
+        <w:ind w:left="3447" w:hanging="360"/>
       </w:pPr>
       <w:rPr>
         <w:rFonts w:ascii="Symbol" w:hAnsi="Symbol" w:hint="default"/>
@@ -6893,7 +11295,7 @@
       <w:lvlText w:val="o"/>
       <w:lvlJc w:val="left"/>
       <w:pPr>
-        <w:ind w:left="3600" w:hanging="360"/>
+        <w:ind w:left="4167" w:hanging="360"/>
       </w:pPr>
       <w:rPr>
         <w:rFonts w:ascii="Courier New" w:hAnsi="Courier New" w:cs="Courier New" w:hint="default"/>
@@ -6905,7 +11307,7 @@
       <w:lvlText w:val=""/>
       <w:lvlJc w:val="left"/>
       <w:pPr>
-        <w:ind w:left="4320" w:hanging="360"/>
+        <w:ind w:left="4887" w:hanging="360"/>
       </w:pPr>
       <w:rPr>
         <w:rFonts w:ascii="Wingdings" w:hAnsi="Wingdings" w:hint="default"/>
@@ -6917,7 +11319,7 @@
       <w:lvlText w:val=""/>
       <w:lvlJc w:val="left"/>
       <w:pPr>
-        <w:ind w:left="5040" w:hanging="360"/>
+        <w:ind w:left="5607" w:hanging="360"/>
       </w:pPr>
       <w:rPr>
         <w:rFonts w:ascii="Symbol" w:hAnsi="Symbol" w:hint="default"/>
@@ -6929,7 +11331,7 @@
       <w:lvlText w:val="o"/>
       <w:lvlJc w:val="left"/>
       <w:pPr>
-        <w:ind w:left="5760" w:hanging="360"/>
+        <w:ind w:left="6327" w:hanging="360"/>
       </w:pPr>
       <w:rPr>
         <w:rFonts w:ascii="Courier New" w:hAnsi="Courier New" w:cs="Courier New" w:hint="default"/>
@@ -6941,119 +11343,6 @@
       <w:lvlText w:val=""/>
       <w:lvlJc w:val="left"/>
       <w:pPr>
-        <w:ind w:left="6480" w:hanging="360"/>
-      </w:pPr>
-      <w:rPr>
-        <w:rFonts w:ascii="Wingdings" w:hAnsi="Wingdings" w:hint="default"/>
-      </w:rPr>
-    </w:lvl>
-  </w:abstractNum>
-  <w:abstractNum w:abstractNumId="6" w15:restartNumberingAfterBreak="0">
-    <w:nsid w:val="7D9F7EBD"/>
-    <w:multiLevelType w:val="hybridMultilevel"/>
-    <w:tmpl w:val="B712CF4A"/>
-    <w:lvl w:ilvl="0" w:tplc="08090001">
-      <w:start w:val="1"/>
-      <w:numFmt w:val="bullet"/>
-      <w:lvlText w:val=""/>
-      <w:lvlJc w:val="left"/>
-      <w:pPr>
-        <w:ind w:left="1287" w:hanging="360"/>
-      </w:pPr>
-      <w:rPr>
-        <w:rFonts w:ascii="Symbol" w:hAnsi="Symbol" w:hint="default"/>
-      </w:rPr>
-    </w:lvl>
-    <w:lvl w:ilvl="1" w:tplc="08090003" w:tentative="1">
-      <w:start w:val="1"/>
-      <w:numFmt w:val="bullet"/>
-      <w:lvlText w:val="o"/>
-      <w:lvlJc w:val="left"/>
-      <w:pPr>
-        <w:ind w:left="2007" w:hanging="360"/>
-      </w:pPr>
-      <w:rPr>
-        <w:rFonts w:ascii="Courier New" w:hAnsi="Courier New" w:cs="Courier New" w:hint="default"/>
-      </w:rPr>
-    </w:lvl>
-    <w:lvl w:ilvl="2" w:tplc="08090005" w:tentative="1">
-      <w:start w:val="1"/>
-      <w:numFmt w:val="bullet"/>
-      <w:lvlText w:val=""/>
-      <w:lvlJc w:val="left"/>
-      <w:pPr>
-        <w:ind w:left="2727" w:hanging="360"/>
-      </w:pPr>
-      <w:rPr>
-        <w:rFonts w:ascii="Wingdings" w:hAnsi="Wingdings" w:hint="default"/>
-      </w:rPr>
-    </w:lvl>
-    <w:lvl w:ilvl="3" w:tplc="08090001" w:tentative="1">
-      <w:start w:val="1"/>
-      <w:numFmt w:val="bullet"/>
-      <w:lvlText w:val=""/>
-      <w:lvlJc w:val="left"/>
-      <w:pPr>
-        <w:ind w:left="3447" w:hanging="360"/>
-      </w:pPr>
-      <w:rPr>
-        <w:rFonts w:ascii="Symbol" w:hAnsi="Symbol" w:hint="default"/>
-      </w:rPr>
-    </w:lvl>
-    <w:lvl w:ilvl="4" w:tplc="08090003" w:tentative="1">
-      <w:start w:val="1"/>
-      <w:numFmt w:val="bullet"/>
-      <w:lvlText w:val="o"/>
-      <w:lvlJc w:val="left"/>
-      <w:pPr>
-        <w:ind w:left="4167" w:hanging="360"/>
-      </w:pPr>
-      <w:rPr>
-        <w:rFonts w:ascii="Courier New" w:hAnsi="Courier New" w:cs="Courier New" w:hint="default"/>
-      </w:rPr>
-    </w:lvl>
-    <w:lvl w:ilvl="5" w:tplc="08090005" w:tentative="1">
-      <w:start w:val="1"/>
-      <w:numFmt w:val="bullet"/>
-      <w:lvlText w:val=""/>
-      <w:lvlJc w:val="left"/>
-      <w:pPr>
-        <w:ind w:left="4887" w:hanging="360"/>
-      </w:pPr>
-      <w:rPr>
-        <w:rFonts w:ascii="Wingdings" w:hAnsi="Wingdings" w:hint="default"/>
-      </w:rPr>
-    </w:lvl>
-    <w:lvl w:ilvl="6" w:tplc="08090001" w:tentative="1">
-      <w:start w:val="1"/>
-      <w:numFmt w:val="bullet"/>
-      <w:lvlText w:val=""/>
-      <w:lvlJc w:val="left"/>
-      <w:pPr>
-        <w:ind w:left="5607" w:hanging="360"/>
-      </w:pPr>
-      <w:rPr>
-        <w:rFonts w:ascii="Symbol" w:hAnsi="Symbol" w:hint="default"/>
-      </w:rPr>
-    </w:lvl>
-    <w:lvl w:ilvl="7" w:tplc="08090003" w:tentative="1">
-      <w:start w:val="1"/>
-      <w:numFmt w:val="bullet"/>
-      <w:lvlText w:val="o"/>
-      <w:lvlJc w:val="left"/>
-      <w:pPr>
-        <w:ind w:left="6327" w:hanging="360"/>
-      </w:pPr>
-      <w:rPr>
-        <w:rFonts w:ascii="Courier New" w:hAnsi="Courier New" w:cs="Courier New" w:hint="default"/>
-      </w:rPr>
-    </w:lvl>
-    <w:lvl w:ilvl="8" w:tplc="08090005" w:tentative="1">
-      <w:start w:val="1"/>
-      <w:numFmt w:val="bullet"/>
-      <w:lvlText w:val=""/>
-      <w:lvlJc w:val="left"/>
-      <w:pPr>
         <w:ind w:left="7047" w:hanging="360"/>
       </w:pPr>
       <w:rPr>
@@ -7062,25 +11351,28 @@
     </w:lvl>
   </w:abstractNum>
   <w:num w:numId="1" w16cid:durableId="504521452">
-    <w:abstractNumId w:val="3"/>
+    <w:abstractNumId w:val="4"/>
   </w:num>
   <w:num w:numId="2" w16cid:durableId="1531725983">
     <w:abstractNumId w:val="2"/>
   </w:num>
   <w:num w:numId="3" w16cid:durableId="540675669">
+    <w:abstractNumId w:val="7"/>
+  </w:num>
+  <w:num w:numId="4" w16cid:durableId="1921256414">
     <w:abstractNumId w:val="6"/>
   </w:num>
-  <w:num w:numId="4" w16cid:durableId="1921256414">
+  <w:num w:numId="5" w16cid:durableId="1711953027">
     <w:abstractNumId w:val="5"/>
-  </w:num>
-  <w:num w:numId="5" w16cid:durableId="1711953027">
-    <w:abstractNumId w:val="4"/>
   </w:num>
   <w:num w:numId="6" w16cid:durableId="1489052063">
     <w:abstractNumId w:val="1"/>
   </w:num>
   <w:num w:numId="7" w16cid:durableId="2112891029">
     <w:abstractNumId w:val="0"/>
+  </w:num>
+  <w:num w:numId="8" w16cid:durableId="1780682830">
+    <w:abstractNumId w:val="3"/>
   </w:num>
 </w:numbering>
 </file>
@@ -7702,6 +11994,7 @@
   <w:style w:type="character" w:default="1" w:styleId="Bekezdsalapbettpusa">
     <w:name w:val="Default Paragraph Font"/>
     <w:uiPriority w:val="1"/>
+    <w:semiHidden/>
     <w:unhideWhenUsed/>
   </w:style>
   <w:style w:type="table" w:default="1" w:styleId="Normltblzat">
@@ -8133,6 +12426,54 @@
       <w:u w:val="single"/>
     </w:rPr>
   </w:style>
+  <w:style w:type="paragraph" w:styleId="lfej">
+    <w:name w:val="header"/>
+    <w:basedOn w:val="Norml"/>
+    <w:link w:val="lfejChar"/>
+    <w:uiPriority w:val="99"/>
+    <w:unhideWhenUsed/>
+    <w:rsid w:val="009E3BD7"/>
+    <w:pPr>
+      <w:tabs>
+        <w:tab w:val="center" w:pos="4513"/>
+        <w:tab w:val="right" w:pos="9026"/>
+      </w:tabs>
+    </w:pPr>
+  </w:style>
+  <w:style w:type="character" w:customStyle="1" w:styleId="lfejChar">
+    <w:name w:val="Élőfej Char"/>
+    <w:basedOn w:val="Bekezdsalapbettpusa"/>
+    <w:link w:val="lfej"/>
+    <w:uiPriority w:val="99"/>
+    <w:rsid w:val="009E3BD7"/>
+    <w:rPr>
+      <w:rFonts w:ascii="Garamond" w:hAnsi="Garamond"/>
+    </w:rPr>
+  </w:style>
+  <w:style w:type="paragraph" w:styleId="llb">
+    <w:name w:val="footer"/>
+    <w:basedOn w:val="Norml"/>
+    <w:link w:val="llbChar"/>
+    <w:uiPriority w:val="99"/>
+    <w:unhideWhenUsed/>
+    <w:rsid w:val="009E3BD7"/>
+    <w:pPr>
+      <w:tabs>
+        <w:tab w:val="center" w:pos="4513"/>
+        <w:tab w:val="right" w:pos="9026"/>
+      </w:tabs>
+    </w:pPr>
+  </w:style>
+  <w:style w:type="character" w:customStyle="1" w:styleId="llbChar">
+    <w:name w:val="Élőláb Char"/>
+    <w:basedOn w:val="Bekezdsalapbettpusa"/>
+    <w:link w:val="llb"/>
+    <w:uiPriority w:val="99"/>
+    <w:rsid w:val="009E3BD7"/>
+    <w:rPr>
+      <w:rFonts w:ascii="Garamond" w:hAnsi="Garamond"/>
+    </w:rPr>
+  </w:style>
 </w:styles>
 </file>
 

--- a/DOC/NukElk_Prog-doc.docx
+++ b/DOC/NukElk_Prog-doc.docx
@@ -271,7 +271,25 @@
         <w:rPr>
           <w:lang w:val="hu-HU"/>
         </w:rPr>
-        <w:t>Az eszköz USB-n keresztül kapja a tápellátását (esetleg külön fali adapterrel megtámogatva az 5V-os részét).</w:t>
+        <w:t xml:space="preserve">Az </w:t>
+      </w:r>
+      <w:r>
+        <w:rPr>
+          <w:lang w:val="hu-HU"/>
+        </w:rPr>
+        <w:t>mikrokontroller</w:t>
+      </w:r>
+      <w:r>
+        <w:rPr>
+          <w:lang w:val="hu-HU"/>
+        </w:rPr>
+        <w:t xml:space="preserve"> USB-n keresztül kapja a tápellátását</w:t>
+      </w:r>
+      <w:r>
+        <w:rPr>
+          <w:lang w:val="hu-HU"/>
+        </w:rPr>
+        <w:t>, más részektől függetlenül.</w:t>
       </w:r>
     </w:p>
     <w:p>
@@ -937,9 +955,10 @@
       </w:r>
       <w:r>
         <w:rPr>
-          <w:lang w:val="hu-HU"/>
-        </w:rPr>
-        <w:t>600</w:t>
+          <w:highlight w:val="red"/>
+          <w:lang w:val="hu-HU"/>
+        </w:rPr>
+        <w:t>60</w:t>
       </w:r>
       <w:r>
         <w:rPr>
@@ -959,7 +978,239 @@
         <w:rPr>
           <w:lang w:val="hu-HU"/>
         </w:rPr>
-        <w:t>A beállított értékeknél módosítást követően a frissítés a következőek szerint alakul:</w:t>
+        <w:t xml:space="preserve">A beállított értékeknél </w:t>
+      </w:r>
+      <w:r>
+        <w:rPr>
+          <w:lang w:val="hu-HU"/>
+        </w:rPr>
+        <w:t>USART-</w:t>
+      </w:r>
+      <w:proofErr w:type="spellStart"/>
+      <w:r>
+        <w:rPr>
+          <w:lang w:val="hu-HU"/>
+        </w:rPr>
+        <w:t>on</w:t>
+      </w:r>
+      <w:proofErr w:type="spellEnd"/>
+      <w:r>
+        <w:rPr>
+          <w:lang w:val="hu-HU"/>
+        </w:rPr>
+        <w:t xml:space="preserve"> keresztüli </w:t>
+      </w:r>
+      <w:r>
+        <w:rPr>
+          <w:lang w:val="hu-HU"/>
+        </w:rPr>
+        <w:t>módosítást követően a frissítés a következőek szerint alakul</w:t>
+      </w:r>
+      <w:r>
+        <w:rPr>
+          <w:lang w:val="hu-HU"/>
+        </w:rPr>
+        <w:t xml:space="preserve">: </w:t>
+      </w:r>
+      <w:r>
+        <w:rPr>
+          <w:lang w:val="hu-HU"/>
+        </w:rPr>
+        <w:t xml:space="preserve">Kikapcsolt </w:t>
+      </w:r>
+      <w:r>
+        <w:rPr>
+          <w:lang w:val="hu-HU"/>
+        </w:rPr>
+        <w:t>matematika</w:t>
+      </w:r>
+      <w:r>
+        <w:rPr>
+          <w:lang w:val="hu-HU"/>
+        </w:rPr>
+        <w:t xml:space="preserve"> mellett a</w:t>
+      </w:r>
+      <w:r>
+        <w:rPr>
+          <w:lang w:val="hu-HU"/>
+        </w:rPr>
+        <w:t xml:space="preserve"> </w:t>
+      </w:r>
+      <w:proofErr w:type="spellStart"/>
+      <w:r>
+        <w:rPr>
+          <w:lang w:val="hu-HU"/>
+        </w:rPr>
+        <w:t>cps</w:t>
+      </w:r>
+      <w:proofErr w:type="spellEnd"/>
+      <w:r>
+        <w:rPr>
+          <w:lang w:val="hu-HU"/>
+        </w:rPr>
+        <w:t xml:space="preserve"> átírása után nem frissül automatikusan </w:t>
+      </w:r>
+      <w:r>
+        <w:rPr>
+          <w:lang w:val="hu-HU"/>
+        </w:rPr>
+        <w:t>a</w:t>
+      </w:r>
+      <w:r>
+        <w:rPr>
+          <w:lang w:val="hu-HU"/>
+        </w:rPr>
+        <w:t xml:space="preserve">z </w:t>
+      </w:r>
+      <w:proofErr w:type="spellStart"/>
+      <w:r>
+        <w:rPr>
+          <w:lang w:val="hu-HU"/>
+        </w:rPr>
+        <w:t>out_val_R</w:t>
+      </w:r>
+      <w:proofErr w:type="spellEnd"/>
+      <w:r>
+        <w:rPr>
+          <w:lang w:val="hu-HU"/>
+        </w:rPr>
+        <w:t xml:space="preserve">, </w:t>
+      </w:r>
+      <w:r>
+        <w:rPr>
+          <w:lang w:val="hu-HU"/>
+        </w:rPr>
+        <w:t>_</w:t>
+      </w:r>
+      <w:r>
+        <w:rPr>
+          <w:lang w:val="hu-HU"/>
+        </w:rPr>
+        <w:t>V</w:t>
+      </w:r>
+      <w:r>
+        <w:rPr>
+          <w:lang w:val="hu-HU"/>
+        </w:rPr>
+        <w:t>,</w:t>
+      </w:r>
+      <w:r>
+        <w:rPr>
+          <w:lang w:val="hu-HU"/>
+        </w:rPr>
+        <w:t xml:space="preserve"> </w:t>
+      </w:r>
+      <w:r>
+        <w:rPr>
+          <w:lang w:val="hu-HU"/>
+        </w:rPr>
+        <w:t>_</w:t>
+      </w:r>
+      <w:r>
+        <w:rPr>
+          <w:lang w:val="hu-HU"/>
+        </w:rPr>
+        <w:t>mA</w:t>
+      </w:r>
+      <w:r>
+        <w:rPr>
+          <w:lang w:val="hu-HU"/>
+        </w:rPr>
+        <w:t>.</w:t>
+      </w:r>
+      <w:r>
+        <w:rPr>
+          <w:lang w:val="hu-HU"/>
+        </w:rPr>
+        <w:t xml:space="preserve"> A többi paraméter megváltoztatása során a változnak </w:t>
+      </w:r>
+      <w:proofErr w:type="spellStart"/>
+      <w:r>
+        <w:rPr>
+          <w:lang w:val="hu-HU"/>
+        </w:rPr>
+        <w:t>out_val_R</w:t>
+      </w:r>
+      <w:proofErr w:type="spellEnd"/>
+      <w:r>
+        <w:rPr>
+          <w:lang w:val="hu-HU"/>
+        </w:rPr>
+        <w:t xml:space="preserve">, </w:t>
+      </w:r>
+      <w:r>
+        <w:rPr>
+          <w:lang w:val="hu-HU"/>
+        </w:rPr>
+        <w:t>_</w:t>
+      </w:r>
+      <w:r>
+        <w:rPr>
+          <w:lang w:val="hu-HU"/>
+        </w:rPr>
+        <w:t>V</w:t>
+      </w:r>
+      <w:r>
+        <w:rPr>
+          <w:lang w:val="hu-HU"/>
+        </w:rPr>
+        <w:t>,</w:t>
+      </w:r>
+      <w:r>
+        <w:rPr>
+          <w:lang w:val="hu-HU"/>
+        </w:rPr>
+        <w:t xml:space="preserve"> </w:t>
+      </w:r>
+      <w:r>
+        <w:rPr>
+          <w:lang w:val="hu-HU"/>
+        </w:rPr>
+        <w:t>_</w:t>
+      </w:r>
+      <w:r>
+        <w:rPr>
+          <w:lang w:val="hu-HU"/>
+        </w:rPr>
+        <w:t>mA</w:t>
+      </w:r>
+      <w:r>
+        <w:rPr>
+          <w:lang w:val="hu-HU"/>
+        </w:rPr>
+        <w:t>,</w:t>
+      </w:r>
+      <w:r>
+        <w:rPr>
+          <w:lang w:val="hu-HU"/>
+        </w:rPr>
+        <w:t xml:space="preserve"> paraméterek, </w:t>
+      </w:r>
+      <w:r>
+        <w:rPr>
+          <w:lang w:val="hu-HU"/>
+        </w:rPr>
+        <w:t xml:space="preserve">jelenleg eltárolt </w:t>
+      </w:r>
+      <w:proofErr w:type="spellStart"/>
+      <w:r>
+        <w:rPr>
+          <w:lang w:val="hu-HU"/>
+        </w:rPr>
+        <w:t>cps</w:t>
+      </w:r>
+      <w:proofErr w:type="spellEnd"/>
+      <w:r>
+        <w:rPr>
+          <w:lang w:val="hu-HU"/>
+        </w:rPr>
+        <w:t xml:space="preserve"> szerint</w:t>
+      </w:r>
+      <w:r>
+        <w:rPr>
+          <w:lang w:val="hu-HU"/>
+        </w:rPr>
+        <w:t>. A sziréna csak a matematika engedélyezése után kapcsolja az eszköz automatikusan.</w:t>
       </w:r>
     </w:p>
     <w:p>
@@ -971,23 +1222,9 @@
       </w:pPr>
       <w:r>
         <w:rPr>
-          <w:highlight w:val="red"/>
-          <w:lang w:val="hu-HU"/>
-        </w:rPr>
-        <w:t>TBD</w:t>
-      </w:r>
-    </w:p>
-    <w:p>
-      <w:pPr>
-        <w:jc w:val="both"/>
-        <w:rPr>
-          <w:lang w:val="hu-HU"/>
-        </w:rPr>
-      </w:pPr>
-      <w:r>
-        <w:rPr>
-          <w:lang w:val="hu-HU"/>
-        </w:rPr>
+          <w:lang w:val="hu-HU"/>
+        </w:rPr>
+        <w:lastRenderedPageBreak/>
         <w:t>A</w:t>
       </w:r>
       <w:r>
@@ -1012,27 +1249,13 @@
         <w:rPr>
           <w:lang w:val="hu-HU"/>
         </w:rPr>
-        <w:t xml:space="preserve">A pontos mérés érdekében 1 darab hardver-megszakítás érkezhet a számláló egység felől 1mp elteltével, hogy a következő ciklusban már az új érték </w:t>
-      </w:r>
-      <w:proofErr w:type="spellStart"/>
-      <w:r>
-        <w:rPr>
-          <w:lang w:val="hu-HU"/>
-        </w:rPr>
-        <w:t>kerülhessen</w:t>
-      </w:r>
-      <w:proofErr w:type="spellEnd"/>
-      <w:r>
-        <w:rPr>
-          <w:lang w:val="hu-HU"/>
-        </w:rPr>
-        <w:t xml:space="preserve"> kijelzésre.</w:t>
-      </w:r>
-      <w:r>
-        <w:rPr>
-          <w:lang w:val="hu-HU"/>
-        </w:rPr>
-        <w:t xml:space="preserve"> </w:t>
+        <w:t>A pontos mérés érdekében 1 darab hardver-megszakítás érkezhet a számláló egység felől 1mp elteltével, hogy a következő ciklusban már az új érték kerülhessen kijelzésre</w:t>
+      </w:r>
+      <w:r>
+        <w:rPr>
+          <w:lang w:val="hu-HU"/>
+        </w:rPr>
+        <w:t>, továbbításra.</w:t>
       </w:r>
     </w:p>
     <w:p>
@@ -1047,7 +1270,6 @@
         <w:rPr>
           <w:noProof/>
         </w:rPr>
-        <w:lastRenderedPageBreak/>
         <w:drawing>
           <wp:anchor distT="0" distB="0" distL="114300" distR="114300" simplePos="0" relativeHeight="251658240" behindDoc="0" locked="0" layoutInCell="1" allowOverlap="1" wp14:anchorId="336FA187" wp14:editId="0E0A963F">
             <wp:simplePos x="0" y="0"/>
@@ -6149,15 +6371,7 @@
           <w:szCs w:val="22"/>
           <w:lang w:val="hu-HU"/>
         </w:rPr>
-        <w:t xml:space="preserve"> / 1000U)</w:t>
-      </w:r>
-      <w:r>
-        <w:rPr>
-          <w:sz w:val="22"/>
-          <w:szCs w:val="22"/>
-          <w:lang w:val="hu-HU"/>
-        </w:rPr>
-        <w:t>;</w:t>
+        <w:t xml:space="preserve"> / 1000U);</w:t>
       </w:r>
     </w:p>
     <w:p>
@@ -6288,7 +6502,39 @@
           <w:szCs w:val="22"/>
           <w:lang w:val="hu-HU"/>
         </w:rPr>
-        <w:t>USART be, speciális és kimeneti tároló</w:t>
+        <w:t>USART be</w:t>
+      </w:r>
+      <w:r>
+        <w:rPr>
+          <w:sz w:val="22"/>
+          <w:szCs w:val="22"/>
+          <w:lang w:val="hu-HU"/>
+        </w:rPr>
+        <w:t>-</w:t>
+      </w:r>
+      <w:r>
+        <w:rPr>
+          <w:sz w:val="22"/>
+          <w:szCs w:val="22"/>
+          <w:lang w:val="hu-HU"/>
+        </w:rPr>
+        <w:t>, speciális</w:t>
+      </w:r>
+      <w:r>
+        <w:rPr>
+          <w:sz w:val="22"/>
+          <w:szCs w:val="22"/>
+          <w:lang w:val="hu-HU"/>
+        </w:rPr>
+        <w:t>-</w:t>
+      </w:r>
+      <w:r>
+        <w:rPr>
+          <w:sz w:val="22"/>
+          <w:szCs w:val="22"/>
+          <w:lang w:val="hu-HU"/>
+        </w:rPr>
+        <w:t xml:space="preserve"> és kimeneti tároló</w:t>
       </w:r>
       <w:r>
         <w:rPr>
@@ -6436,7 +6682,23 @@
           <w:szCs w:val="22"/>
           <w:lang w:val="hu-HU"/>
         </w:rPr>
-        <w:t>Typedf</w:t>
+        <w:t>Typed</w:t>
+      </w:r>
+      <w:r>
+        <w:rPr>
+          <w:sz w:val="22"/>
+          <w:szCs w:val="22"/>
+          <w:lang w:val="hu-HU"/>
+        </w:rPr>
+        <w:t>e</w:t>
+      </w:r>
+      <w:r>
+        <w:rPr>
+          <w:sz w:val="22"/>
+          <w:szCs w:val="22"/>
+          <w:lang w:val="hu-HU"/>
+        </w:rPr>
+        <w:t>f</w:t>
       </w:r>
       <w:proofErr w:type="spellEnd"/>
       <w:r>
@@ -6983,6 +7245,14 @@
         </w:rPr>
         <w:t>nem használt</w:t>
       </w:r>
+      <w:r>
+        <w:rPr>
+          <w:sz w:val="22"/>
+          <w:szCs w:val="22"/>
+          <w:lang w:val="hu-HU"/>
+        </w:rPr>
+        <w:t xml:space="preserve"> (NIX)</w:t>
+      </w:r>
     </w:p>
     <w:p>
       <w:pPr>
@@ -7473,23 +7743,7 @@
           <w:szCs w:val="22"/>
           <w:lang w:val="hu-HU"/>
         </w:rPr>
-        <w:t xml:space="preserve"> </w:t>
-      </w:r>
-      <w:r>
-        <w:rPr>
-          <w:sz w:val="22"/>
-          <w:szCs w:val="22"/>
-          <w:lang w:val="hu-HU"/>
-        </w:rPr>
-        <w:t>megállította</w:t>
-      </w:r>
-      <w:r>
-        <w:rPr>
-          <w:sz w:val="22"/>
-          <w:szCs w:val="22"/>
-          <w:lang w:val="hu-HU"/>
-        </w:rPr>
-        <w:t xml:space="preserve"> </w:t>
+        <w:t xml:space="preserve"> megállította </w:t>
       </w:r>
       <w:proofErr w:type="spellStart"/>
       <w:r>
@@ -8228,6 +8482,14 @@
         <w:t xml:space="preserve"> </w:t>
       </w:r>
       <w:proofErr w:type="spellStart"/>
+      <w:r>
+        <w:rPr>
+          <w:sz w:val="22"/>
+          <w:szCs w:val="22"/>
+          <w:lang w:val="hu-HU"/>
+        </w:rPr>
+        <w:t>meth_out_</w:t>
+      </w:r>
       <w:proofErr w:type="gramStart"/>
       <w:r>
         <w:rPr>
@@ -8235,7 +8497,7 @@
           <w:szCs w:val="22"/>
           <w:lang w:val="hu-HU"/>
         </w:rPr>
-        <w:t>meth</w:t>
+        <w:t>value</w:t>
       </w:r>
       <w:proofErr w:type="spellEnd"/>
       <w:r>
@@ -8273,6 +8535,42 @@
           <w:lang w:val="hu-HU"/>
         </w:rPr>
         <w:t>vars</w:t>
+      </w:r>
+      <w:proofErr w:type="spellEnd"/>
+      <w:r>
+        <w:rPr>
+          <w:sz w:val="22"/>
+          <w:szCs w:val="22"/>
+          <w:lang w:val="hu-HU"/>
+        </w:rPr>
+        <w:t xml:space="preserve">, </w:t>
+      </w:r>
+      <w:proofErr w:type="spellStart"/>
+      <w:r>
+        <w:rPr>
+          <w:sz w:val="22"/>
+          <w:szCs w:val="22"/>
+          <w:lang w:val="hu-HU"/>
+        </w:rPr>
+        <w:t>double</w:t>
+      </w:r>
+      <w:proofErr w:type="spellEnd"/>
+      <w:r>
+        <w:rPr>
+          <w:sz w:val="22"/>
+          <w:szCs w:val="22"/>
+          <w:lang w:val="hu-HU"/>
+        </w:rPr>
+        <w:t xml:space="preserve"> </w:t>
+      </w:r>
+      <w:proofErr w:type="spellStart"/>
+      <w:r>
+        <w:rPr>
+          <w:sz w:val="22"/>
+          <w:szCs w:val="22"/>
+          <w:lang w:val="hu-HU"/>
+        </w:rPr>
+        <w:t>out_val</w:t>
       </w:r>
       <w:proofErr w:type="spellEnd"/>
       <w:r>
@@ -8318,59 +8616,81 @@
           <w:szCs w:val="22"/>
           <w:lang w:val="hu-HU"/>
         </w:rPr>
-        <w:t xml:space="preserve">függvény. A paraméterlistából – ha nem aktív a szemafor - kiolvassa a </w:t>
-      </w:r>
-      <w:proofErr w:type="spellStart"/>
-      <w:r>
-        <w:rPr>
-          <w:sz w:val="22"/>
-          <w:szCs w:val="22"/>
-          <w:lang w:val="hu-HU"/>
-        </w:rPr>
-        <w:t>vars</w:t>
-      </w:r>
-      <w:proofErr w:type="spellEnd"/>
-      <w:r>
-        <w:rPr>
-          <w:sz w:val="22"/>
-          <w:szCs w:val="22"/>
-          <w:lang w:val="hu-HU"/>
-        </w:rPr>
-        <w:t>[</w:t>
-      </w:r>
-      <w:proofErr w:type="spellStart"/>
-      <w:r>
-        <w:rPr>
-          <w:sz w:val="22"/>
-          <w:szCs w:val="22"/>
-          <w:lang w:val="hu-HU"/>
-        </w:rPr>
-        <w:t>cps</w:t>
-      </w:r>
-      <w:proofErr w:type="spellEnd"/>
-      <w:r>
-        <w:rPr>
-          <w:sz w:val="22"/>
-          <w:szCs w:val="22"/>
-          <w:lang w:val="hu-HU"/>
-        </w:rPr>
-        <w:t xml:space="preserve">]-t (a beütések számát) és kiszámolja a többi paramétert. </w:t>
-      </w:r>
-      <w:r>
-        <w:rPr>
-          <w:sz w:val="22"/>
-          <w:szCs w:val="22"/>
-          <w:lang w:val="hu-HU"/>
-        </w:rPr>
-        <w:t>K</w:t>
-      </w:r>
-      <w:r>
-        <w:rPr>
-          <w:sz w:val="22"/>
-          <w:szCs w:val="22"/>
-          <w:lang w:val="hu-HU"/>
-        </w:rPr>
-        <w:t>iszámítja a DAC-</w:t>
+        <w:t xml:space="preserve">függvény. A </w:t>
+      </w:r>
+      <w:r>
+        <w:rPr>
+          <w:sz w:val="22"/>
+          <w:szCs w:val="22"/>
+          <w:lang w:val="hu-HU"/>
+        </w:rPr>
+        <w:t>megkapott „</w:t>
+      </w:r>
+      <w:proofErr w:type="spellStart"/>
+      <w:r>
+        <w:rPr>
+          <w:sz w:val="22"/>
+          <w:szCs w:val="22"/>
+          <w:lang w:val="hu-HU"/>
+        </w:rPr>
+        <w:t>out_val</w:t>
+      </w:r>
+      <w:proofErr w:type="spellEnd"/>
+      <w:r>
+        <w:rPr>
+          <w:sz w:val="22"/>
+          <w:szCs w:val="22"/>
+          <w:lang w:val="hu-HU"/>
+        </w:rPr>
+        <w:t xml:space="preserve">” érték </w:t>
+      </w:r>
+      <w:r>
+        <w:rPr>
+          <w:sz w:val="22"/>
+          <w:szCs w:val="22"/>
+          <w:lang w:val="hu-HU"/>
+        </w:rPr>
+        <w:t>(a beütések szám</w:t>
+      </w:r>
+      <w:r>
+        <w:rPr>
+          <w:sz w:val="22"/>
+          <w:szCs w:val="22"/>
+          <w:lang w:val="hu-HU"/>
+        </w:rPr>
+        <w:t>a</w:t>
+      </w:r>
+      <w:r>
+        <w:rPr>
+          <w:sz w:val="22"/>
+          <w:szCs w:val="22"/>
+          <w:lang w:val="hu-HU"/>
+        </w:rPr>
+        <w:t>)</w:t>
+      </w:r>
+      <w:r>
+        <w:rPr>
+          <w:sz w:val="22"/>
+          <w:szCs w:val="22"/>
+          <w:lang w:val="hu-HU"/>
+        </w:rPr>
+        <w:t xml:space="preserve"> alapján</w:t>
+      </w:r>
+      <w:r>
+        <w:rPr>
+          <w:sz w:val="22"/>
+          <w:szCs w:val="22"/>
+          <w:lang w:val="hu-HU"/>
+        </w:rPr>
+        <w:t xml:space="preserve"> kiszámolja a többi paramétert. </w:t>
+      </w:r>
+      <w:r>
+        <w:rPr>
+          <w:sz w:val="22"/>
+          <w:szCs w:val="22"/>
+          <w:lang w:val="hu-HU"/>
+        </w:rPr>
+        <w:t>Kiszámítja a DAC-</w:t>
       </w:r>
       <w:proofErr w:type="spellStart"/>
       <w:r>
@@ -9375,7 +9695,6 @@
           <w:szCs w:val="22"/>
           <w:lang w:val="hu-HU"/>
         </w:rPr>
-        <w:lastRenderedPageBreak/>
         <w:t>MRTimer</w:t>
       </w:r>
       <w:proofErr w:type="spellEnd"/>
@@ -9408,6 +9727,7 @@
           <w:szCs w:val="22"/>
           <w:lang w:val="hu-HU"/>
         </w:rPr>
+        <w:lastRenderedPageBreak/>
         <w:t>Fő</w:t>
       </w:r>
       <w:r>
@@ -9505,6 +9825,52 @@
           <w:szCs w:val="22"/>
           <w:lang w:val="hu-HU"/>
         </w:rPr>
+        <w:t>CPS kiolvasása a „</w:t>
+      </w:r>
+      <w:proofErr w:type="spellStart"/>
+      <w:proofErr w:type="gramStart"/>
+      <w:r>
+        <w:rPr>
+          <w:sz w:val="22"/>
+          <w:szCs w:val="22"/>
+          <w:lang w:val="hu-HU"/>
+        </w:rPr>
+        <w:t>vars</w:t>
+      </w:r>
+      <w:proofErr w:type="spellEnd"/>
+      <w:r>
+        <w:rPr>
+          <w:sz w:val="22"/>
+          <w:szCs w:val="22"/>
+          <w:lang w:val="hu-HU"/>
+        </w:rPr>
+        <w:t>”-</w:t>
+      </w:r>
+      <w:proofErr w:type="spellStart"/>
+      <w:proofErr w:type="gramEnd"/>
+      <w:r>
+        <w:rPr>
+          <w:sz w:val="22"/>
+          <w:szCs w:val="22"/>
+          <w:lang w:val="hu-HU"/>
+        </w:rPr>
+        <w:t>ból</w:t>
+      </w:r>
+      <w:proofErr w:type="spellEnd"/>
+      <w:r>
+        <w:rPr>
+          <w:sz w:val="22"/>
+          <w:szCs w:val="22"/>
+          <w:lang w:val="hu-HU"/>
+        </w:rPr>
+        <w:t xml:space="preserve">, hogyha a szemafor inaktív, </w:t>
+      </w:r>
+      <w:r>
+        <w:rPr>
+          <w:sz w:val="22"/>
+          <w:szCs w:val="22"/>
+          <w:lang w:val="hu-HU"/>
+        </w:rPr>
         <w:t>Matematika</w:t>
       </w:r>
       <w:r>
@@ -9524,6 +9890,22 @@
         <w:t xml:space="preserve"> </w:t>
       </w:r>
       <w:proofErr w:type="spellStart"/>
+      <w:r>
+        <w:rPr>
+          <w:sz w:val="22"/>
+          <w:szCs w:val="22"/>
+          <w:lang w:val="hu-HU"/>
+        </w:rPr>
+        <w:t>meth</w:t>
+      </w:r>
+      <w:r>
+        <w:rPr>
+          <w:sz w:val="22"/>
+          <w:szCs w:val="22"/>
+          <w:lang w:val="hu-HU"/>
+        </w:rPr>
+        <w:t>_out_</w:t>
+      </w:r>
       <w:proofErr w:type="gramStart"/>
       <w:r>
         <w:rPr>
@@ -9531,7 +9913,7 @@
           <w:szCs w:val="22"/>
           <w:lang w:val="hu-HU"/>
         </w:rPr>
-        <w:t>meth</w:t>
+        <w:t>value</w:t>
       </w:r>
       <w:proofErr w:type="spellEnd"/>
       <w:r>
@@ -9561,6 +9943,22 @@
         <w:t>fv</w:t>
       </w:r>
       <w:proofErr w:type="spellEnd"/>
+      <w:r>
+        <w:rPr>
+          <w:sz w:val="22"/>
+          <w:szCs w:val="22"/>
+          <w:lang w:val="hu-HU"/>
+        </w:rPr>
+        <w:t>.</w:t>
+      </w:r>
+      <w:r>
+        <w:rPr>
+          <w:sz w:val="22"/>
+          <w:szCs w:val="22"/>
+          <w:lang w:val="hu-HU"/>
+        </w:rPr>
+        <w:t xml:space="preserve"> meghívása</w:t>
+      </w:r>
       <w:r>
         <w:rPr>
           <w:sz w:val="22"/>
@@ -9642,7 +10040,7 @@
           <w:szCs w:val="22"/>
           <w:lang w:val="hu-HU"/>
         </w:rPr>
-        <w:t>.</w:t>
+        <w:t xml:space="preserve"> meghívása.</w:t>
       </w:r>
     </w:p>
     <w:p>
@@ -10251,14 +10649,7 @@
             <w:rStyle w:val="Hiperhivatkozs"/>
             <w:lang w:val="hu-HU"/>
           </w:rPr>
-          <w:t>h</w:t>
-        </w:r>
-        <w:r>
-          <w:rPr>
-            <w:rStyle w:val="Hiperhivatkozs"/>
-            <w:lang w:val="hu-HU"/>
-          </w:rPr>
-          <w:t>ttps://home.mit.bme.hu/~benes/oktatas/vimm9151/JEGYZET/jegyzet.html</w:t>
+          <w:t>https://home.mit.bme.hu/~benes/oktatas/vimm9151/JEGYZET/jegyzet.html</w:t>
         </w:r>
       </w:hyperlink>
       <w:r>
@@ -10432,17 +10823,7 @@
         <w:szCs w:val="22"/>
         <w:lang w:val="hu-HU"/>
       </w:rPr>
-      <w:t>GM-csöves detektor</w:t>
-    </w:r>
-    <w:r>
-      <w:rPr>
-        <w:i/>
-        <w:iCs/>
-        <w:sz w:val="22"/>
-        <w:szCs w:val="22"/>
-        <w:lang w:val="hu-HU"/>
-      </w:rPr>
-      <w:t xml:space="preserve"> – </w:t>
+      <w:t xml:space="preserve">GM-csöves detektor – </w:t>
     </w:r>
     <w:proofErr w:type="spellStart"/>
     <w:r>
@@ -11238,6 +11619,119 @@
     </w:lvl>
   </w:abstractNum>
   <w:abstractNum w:abstractNumId="7" w15:restartNumberingAfterBreak="0">
+    <w:nsid w:val="6D331179"/>
+    <w:multiLevelType w:val="hybridMultilevel"/>
+    <w:tmpl w:val="295C238C"/>
+    <w:lvl w:ilvl="0" w:tplc="08090001">
+      <w:start w:val="1"/>
+      <w:numFmt w:val="bullet"/>
+      <w:lvlText w:val=""/>
+      <w:lvlJc w:val="left"/>
+      <w:pPr>
+        <w:ind w:left="720" w:hanging="360"/>
+      </w:pPr>
+      <w:rPr>
+        <w:rFonts w:ascii="Symbol" w:hAnsi="Symbol" w:hint="default"/>
+      </w:rPr>
+    </w:lvl>
+    <w:lvl w:ilvl="1" w:tplc="08090003" w:tentative="1">
+      <w:start w:val="1"/>
+      <w:numFmt w:val="bullet"/>
+      <w:lvlText w:val="o"/>
+      <w:lvlJc w:val="left"/>
+      <w:pPr>
+        <w:ind w:left="1440" w:hanging="360"/>
+      </w:pPr>
+      <w:rPr>
+        <w:rFonts w:ascii="Courier New" w:hAnsi="Courier New" w:cs="Courier New" w:hint="default"/>
+      </w:rPr>
+    </w:lvl>
+    <w:lvl w:ilvl="2" w:tplc="08090005" w:tentative="1">
+      <w:start w:val="1"/>
+      <w:numFmt w:val="bullet"/>
+      <w:lvlText w:val=""/>
+      <w:lvlJc w:val="left"/>
+      <w:pPr>
+        <w:ind w:left="2160" w:hanging="360"/>
+      </w:pPr>
+      <w:rPr>
+        <w:rFonts w:ascii="Wingdings" w:hAnsi="Wingdings" w:hint="default"/>
+      </w:rPr>
+    </w:lvl>
+    <w:lvl w:ilvl="3" w:tplc="08090001" w:tentative="1">
+      <w:start w:val="1"/>
+      <w:numFmt w:val="bullet"/>
+      <w:lvlText w:val=""/>
+      <w:lvlJc w:val="left"/>
+      <w:pPr>
+        <w:ind w:left="2880" w:hanging="360"/>
+      </w:pPr>
+      <w:rPr>
+        <w:rFonts w:ascii="Symbol" w:hAnsi="Symbol" w:hint="default"/>
+      </w:rPr>
+    </w:lvl>
+    <w:lvl w:ilvl="4" w:tplc="08090003" w:tentative="1">
+      <w:start w:val="1"/>
+      <w:numFmt w:val="bullet"/>
+      <w:lvlText w:val="o"/>
+      <w:lvlJc w:val="left"/>
+      <w:pPr>
+        <w:ind w:left="3600" w:hanging="360"/>
+      </w:pPr>
+      <w:rPr>
+        <w:rFonts w:ascii="Courier New" w:hAnsi="Courier New" w:cs="Courier New" w:hint="default"/>
+      </w:rPr>
+    </w:lvl>
+    <w:lvl w:ilvl="5" w:tplc="08090005" w:tentative="1">
+      <w:start w:val="1"/>
+      <w:numFmt w:val="bullet"/>
+      <w:lvlText w:val=""/>
+      <w:lvlJc w:val="left"/>
+      <w:pPr>
+        <w:ind w:left="4320" w:hanging="360"/>
+      </w:pPr>
+      <w:rPr>
+        <w:rFonts w:ascii="Wingdings" w:hAnsi="Wingdings" w:hint="default"/>
+      </w:rPr>
+    </w:lvl>
+    <w:lvl w:ilvl="6" w:tplc="08090001" w:tentative="1">
+      <w:start w:val="1"/>
+      <w:numFmt w:val="bullet"/>
+      <w:lvlText w:val=""/>
+      <w:lvlJc w:val="left"/>
+      <w:pPr>
+        <w:ind w:left="5040" w:hanging="360"/>
+      </w:pPr>
+      <w:rPr>
+        <w:rFonts w:ascii="Symbol" w:hAnsi="Symbol" w:hint="default"/>
+      </w:rPr>
+    </w:lvl>
+    <w:lvl w:ilvl="7" w:tplc="08090003" w:tentative="1">
+      <w:start w:val="1"/>
+      <w:numFmt w:val="bullet"/>
+      <w:lvlText w:val="o"/>
+      <w:lvlJc w:val="left"/>
+      <w:pPr>
+        <w:ind w:left="5760" w:hanging="360"/>
+      </w:pPr>
+      <w:rPr>
+        <w:rFonts w:ascii="Courier New" w:hAnsi="Courier New" w:cs="Courier New" w:hint="default"/>
+      </w:rPr>
+    </w:lvl>
+    <w:lvl w:ilvl="8" w:tplc="08090005" w:tentative="1">
+      <w:start w:val="1"/>
+      <w:numFmt w:val="bullet"/>
+      <w:lvlText w:val=""/>
+      <w:lvlJc w:val="left"/>
+      <w:pPr>
+        <w:ind w:left="6480" w:hanging="360"/>
+      </w:pPr>
+      <w:rPr>
+        <w:rFonts w:ascii="Wingdings" w:hAnsi="Wingdings" w:hint="default"/>
+      </w:rPr>
+    </w:lvl>
+  </w:abstractNum>
+  <w:abstractNum w:abstractNumId="8" w15:restartNumberingAfterBreak="0">
     <w:nsid w:val="7D9F7EBD"/>
     <w:multiLevelType w:val="hybridMultilevel"/>
     <w:tmpl w:val="B712CF4A"/>
@@ -11357,7 +11851,7 @@
     <w:abstractNumId w:val="2"/>
   </w:num>
   <w:num w:numId="3" w16cid:durableId="540675669">
-    <w:abstractNumId w:val="7"/>
+    <w:abstractNumId w:val="8"/>
   </w:num>
   <w:num w:numId="4" w16cid:durableId="1921256414">
     <w:abstractNumId w:val="6"/>
@@ -11373,6 +11867,9 @@
   </w:num>
   <w:num w:numId="8" w16cid:durableId="1780682830">
     <w:abstractNumId w:val="3"/>
+  </w:num>
+  <w:num w:numId="9" w16cid:durableId="1338457581">
+    <w:abstractNumId w:val="7"/>
   </w:num>
 </w:numbering>
 </file>

--- a/DOC/NukElk_Prog-doc.docx
+++ b/DOC/NukElk_Prog-doc.docx
@@ -48,21 +48,12 @@
           <w:lang w:val="hu-HU"/>
         </w:rPr>
       </w:pPr>
-      <w:proofErr w:type="spellStart"/>
       <w:r>
         <w:rPr>
           <w:color w:val="000000" w:themeColor="text1"/>
           <w:lang w:val="hu-HU"/>
         </w:rPr>
-        <w:t>Tekes</w:t>
-      </w:r>
-      <w:proofErr w:type="spellEnd"/>
-      <w:r>
-        <w:rPr>
-          <w:color w:val="000000" w:themeColor="text1"/>
-          <w:lang w:val="hu-HU"/>
-        </w:rPr>
-        <w:t xml:space="preserve"> János, Tálos Gergő</w:t>
+        <w:t>Tekes János, Tálos Gergő</w:t>
       </w:r>
     </w:p>
     <w:p>
@@ -187,21 +178,7 @@
         <w:rPr>
           <w:lang w:val="hu-HU"/>
         </w:rPr>
-        <w:t>Ki kell számítania, hogy a mért érték egy 4-20mA-es kimeneten hány milliamperként jelenne meg, azt pedig két darab 7 szegmenses kijelzőn kell megjelenítenie. Egy DAC-</w:t>
-      </w:r>
-      <w:proofErr w:type="spellStart"/>
-      <w:r>
-        <w:rPr>
-          <w:lang w:val="hu-HU"/>
-        </w:rPr>
-        <w:t>on</w:t>
-      </w:r>
-      <w:proofErr w:type="spellEnd"/>
-      <w:r>
-        <w:rPr>
-          <w:lang w:val="hu-HU"/>
-        </w:rPr>
-        <w:t xml:space="preserve"> keresztül ki kell adnia azt a feszültséget, hogy a túloldalon</w:t>
+        <w:t>Ki kell számítania, hogy a mért érték egy 4-20mA-es kimeneten hány milliamperként jelenne meg, azt pedig két darab 7 szegmenses kijelzőn kell megjelenítenie. Egy DAC-on keresztül ki kell adnia azt a feszültséget, hogy a túloldalon</w:t>
       </w:r>
       <w:r>
         <w:rPr>
@@ -225,21 +202,7 @@
         <w:rPr>
           <w:lang w:val="hu-HU"/>
         </w:rPr>
-        <w:t>Az OLED-en megjelenik a beütések száma a „CPS:” felirat után, legfeljebb 5 helyiértékkel, illetve a DAC-</w:t>
-      </w:r>
-      <w:proofErr w:type="spellStart"/>
-      <w:r>
-        <w:rPr>
-          <w:lang w:val="hu-HU"/>
-        </w:rPr>
-        <w:t>on</w:t>
-      </w:r>
-      <w:proofErr w:type="spellEnd"/>
-      <w:r>
-        <w:rPr>
-          <w:lang w:val="hu-HU"/>
-        </w:rPr>
-        <w:t xml:space="preserve"> megjelenő feszültég a „DAC V:” felirat után.</w:t>
+        <w:t>Az OLED-en megjelenik a beütések száma a „CPS:” felirat után, legfeljebb 5 helyiértékkel, illetve a DAC-on megjelenő feszültég a „DAC V:” felirat után.</w:t>
       </w:r>
     </w:p>
     <w:p>
@@ -345,21 +308,7 @@
         <w:rPr>
           <w:lang w:val="hu-HU"/>
         </w:rPr>
-        <w:t xml:space="preserve"> UART-</w:t>
-      </w:r>
-      <w:proofErr w:type="spellStart"/>
-      <w:r>
-        <w:rPr>
-          <w:lang w:val="hu-HU"/>
-        </w:rPr>
-        <w:t>on</w:t>
-      </w:r>
-      <w:proofErr w:type="spellEnd"/>
-      <w:r>
-        <w:rPr>
-          <w:lang w:val="hu-HU"/>
-        </w:rPr>
-        <w:t xml:space="preserve"> keresztül</w:t>
+        <w:t xml:space="preserve"> UART-on keresztül</w:t>
       </w:r>
       <w:r>
         <w:rPr>
@@ -401,21 +350,7 @@
         <w:rPr>
           <w:lang w:val="hu-HU"/>
         </w:rPr>
-        <w:t xml:space="preserve"> </w:t>
-      </w:r>
-      <w:proofErr w:type="spellStart"/>
-      <w:r>
-        <w:rPr>
-          <w:lang w:val="hu-HU"/>
-        </w:rPr>
-        <w:t>Baud</w:t>
-      </w:r>
-      <w:proofErr w:type="spellEnd"/>
-      <w:r>
-        <w:rPr>
-          <w:lang w:val="hu-HU"/>
-        </w:rPr>
-        <w:t>/s</w:t>
+        <w:t xml:space="preserve"> Baud/s</w:t>
       </w:r>
       <w:r>
         <w:rPr>
@@ -545,21 +480,7 @@
         <w:rPr>
           <w:lang w:val="hu-HU"/>
         </w:rPr>
-        <w:t xml:space="preserve">az </w:t>
-      </w:r>
-      <w:proofErr w:type="spellStart"/>
-      <w:r>
-        <w:rPr>
-          <w:lang w:val="hu-HU"/>
-        </w:rPr>
-        <w:t>oled</w:t>
-      </w:r>
-      <w:proofErr w:type="spellEnd"/>
-      <w:r>
-        <w:rPr>
-          <w:lang w:val="hu-HU"/>
-        </w:rPr>
-        <w:t xml:space="preserve"> kijelző,</w:t>
+        <w:t>az oled kijelző,</w:t>
       </w:r>
     </w:p>
     <w:p>
@@ -679,19 +600,11 @@
           <w:lang w:val="hu-HU"/>
         </w:rPr>
       </w:pPr>
-      <w:proofErr w:type="spellStart"/>
-      <w:r>
-        <w:rPr>
-          <w:lang w:val="hu-HU"/>
-        </w:rPr>
-        <w:t>cps</w:t>
-      </w:r>
-      <w:proofErr w:type="spellEnd"/>
-      <w:r>
-        <w:rPr>
-          <w:lang w:val="hu-HU"/>
-        </w:rPr>
-        <w:t>: a bemeneten mért beütésszám, 0;</w:t>
+      <w:r>
+        <w:rPr>
+          <w:lang w:val="hu-HU"/>
+        </w:rPr>
+        <w:t>cps: a bemeneten mért beütésszám, 0;</w:t>
       </w:r>
     </w:p>
     <w:p>
@@ -707,19 +620,11 @@
           <w:lang w:val="hu-HU"/>
         </w:rPr>
       </w:pPr>
-      <w:proofErr w:type="spellStart"/>
-      <w:r>
-        <w:rPr>
-          <w:lang w:val="hu-HU"/>
-        </w:rPr>
-        <w:t>min_mA_cps</w:t>
-      </w:r>
-      <w:proofErr w:type="spellEnd"/>
-      <w:r>
-        <w:rPr>
-          <w:lang w:val="hu-HU"/>
-        </w:rPr>
-        <w:t xml:space="preserve">: </w:t>
+      <w:r>
+        <w:rPr>
+          <w:lang w:val="hu-HU"/>
+        </w:rPr>
+        <w:t xml:space="preserve">min_mA_cps: </w:t>
       </w:r>
       <w:r>
         <w:rPr>
@@ -741,19 +646,11 @@
           <w:lang w:val="hu-HU"/>
         </w:rPr>
       </w:pPr>
-      <w:proofErr w:type="spellStart"/>
-      <w:r>
-        <w:rPr>
-          <w:lang w:val="hu-HU"/>
-        </w:rPr>
-        <w:t>max_mA_cps</w:t>
-      </w:r>
-      <w:proofErr w:type="spellEnd"/>
-      <w:r>
-        <w:rPr>
-          <w:lang w:val="hu-HU"/>
-        </w:rPr>
-        <w:t xml:space="preserve">: a felső mérési határ, mely 4mA-nak felel meg a kimeneten, </w:t>
+      <w:r>
+        <w:rPr>
+          <w:lang w:val="hu-HU"/>
+        </w:rPr>
+        <w:t xml:space="preserve">max_mA_cps: a felső mérési határ, mely 4mA-nak felel meg a kimeneten, </w:t>
       </w:r>
       <w:r>
         <w:rPr>
@@ -781,19 +678,11 @@
           <w:lang w:val="hu-HU"/>
         </w:rPr>
       </w:pPr>
-      <w:proofErr w:type="spellStart"/>
-      <w:r>
-        <w:rPr>
-          <w:lang w:val="hu-HU"/>
-        </w:rPr>
-        <w:t>out_val_R</w:t>
-      </w:r>
-      <w:proofErr w:type="spellEnd"/>
-      <w:r>
-        <w:rPr>
-          <w:lang w:val="hu-HU"/>
-        </w:rPr>
-        <w:t>: a DAC periféria kimeneti regiszterébe beírt érték, 0;</w:t>
+      <w:r>
+        <w:rPr>
+          <w:lang w:val="hu-HU"/>
+        </w:rPr>
+        <w:t>out_val_R: a DAC periféria kimeneti regiszterébe beírt érték, 0;</w:t>
       </w:r>
     </w:p>
     <w:p>
@@ -809,19 +698,11 @@
           <w:lang w:val="hu-HU"/>
         </w:rPr>
       </w:pPr>
-      <w:proofErr w:type="spellStart"/>
-      <w:r>
-        <w:rPr>
-          <w:lang w:val="hu-HU"/>
-        </w:rPr>
-        <w:t>out_val_V</w:t>
-      </w:r>
-      <w:proofErr w:type="spellEnd"/>
-      <w:r>
-        <w:rPr>
-          <w:lang w:val="hu-HU"/>
-        </w:rPr>
-        <w:t>: a DAC periférián megjelenő feszültség voltban, 0;</w:t>
+      <w:r>
+        <w:rPr>
+          <w:lang w:val="hu-HU"/>
+        </w:rPr>
+        <w:t>out_val_V: a DAC periférián megjelenő feszültség voltban, 0;</w:t>
       </w:r>
     </w:p>
     <w:p>
@@ -837,19 +718,11 @@
           <w:lang w:val="hu-HU"/>
         </w:rPr>
       </w:pPr>
-      <w:proofErr w:type="spellStart"/>
-      <w:r>
-        <w:rPr>
-          <w:lang w:val="hu-HU"/>
-        </w:rPr>
-        <w:t>out_val_mA</w:t>
-      </w:r>
-      <w:proofErr w:type="spellEnd"/>
-      <w:r>
-        <w:rPr>
-          <w:lang w:val="hu-HU"/>
-        </w:rPr>
-        <w:t>: a 7 szegmenses kijelzőn megjelenő szám, 4;</w:t>
+      <w:r>
+        <w:rPr>
+          <w:lang w:val="hu-HU"/>
+        </w:rPr>
+        <w:t>out_val_mA: a 7 szegmenses kijelzőn megjelenő szám, 4;</w:t>
       </w:r>
     </w:p>
     <w:p>
@@ -865,19 +738,11 @@
           <w:lang w:val="hu-HU"/>
         </w:rPr>
       </w:pPr>
-      <w:proofErr w:type="spellStart"/>
-      <w:r>
-        <w:rPr>
-          <w:lang w:val="hu-HU"/>
-        </w:rPr>
-        <w:t>min_offset_D</w:t>
-      </w:r>
-      <w:proofErr w:type="spellEnd"/>
-      <w:r>
-        <w:rPr>
-          <w:lang w:val="hu-HU"/>
-        </w:rPr>
-        <w:t>: a DAC periféria mekkora feszültséggel mutasson többet, ahogy az a DAC regiszterében megjelenik, 0;</w:t>
+      <w:r>
+        <w:rPr>
+          <w:lang w:val="hu-HU"/>
+        </w:rPr>
+        <w:t>min_offset_D: a DAC periféria mekkora feszültséggel mutasson többet, ahogy az a DAC regiszterében megjelenik, 0;</w:t>
       </w:r>
     </w:p>
     <w:p>
@@ -893,19 +758,11 @@
           <w:lang w:val="hu-HU"/>
         </w:rPr>
       </w:pPr>
-      <w:proofErr w:type="spellStart"/>
-      <w:r>
-        <w:rPr>
-          <w:lang w:val="hu-HU"/>
-        </w:rPr>
-        <w:t>min_offset_V</w:t>
-      </w:r>
-      <w:proofErr w:type="spellEnd"/>
-      <w:r>
-        <w:rPr>
-          <w:lang w:val="hu-HU"/>
-        </w:rPr>
-        <w:t>: a DAC periféria mekkora feszültséggel mutasson többet,</w:t>
+      <w:r>
+        <w:rPr>
+          <w:lang w:val="hu-HU"/>
+        </w:rPr>
+        <w:t>min_offset_V: a DAC periféria mekkora feszültséggel mutasson többet,</w:t>
       </w:r>
       <w:r>
         <w:rPr>
@@ -927,14 +784,12 @@
           <w:lang w:val="hu-HU"/>
         </w:rPr>
       </w:pPr>
-      <w:proofErr w:type="spellStart"/>
       <w:r>
         <w:rPr>
           <w:lang w:val="hu-HU"/>
         </w:rPr>
         <w:t>siren_cps</w:t>
       </w:r>
-      <w:proofErr w:type="spellEnd"/>
       <w:r>
         <w:rPr>
           <w:lang w:val="hu-HU"/>
@@ -945,7 +800,129 @@
         <w:rPr>
           <w:lang w:val="hu-HU"/>
         </w:rPr>
-        <w:t>a sziréna bekapcsolási határa, mely felett bekapcsol</w:t>
+        <w:t>a sziréna bekapcsolási határa, mely felett b</w:t>
+      </w:r>
+      <w:r>
+        <w:rPr>
+          <w:lang w:val="hu-HU"/>
+        </w:rPr>
+        <w:t>ekapcsol,</w:t>
+      </w:r>
+      <w:r>
+        <w:rPr>
+          <w:lang w:val="hu-HU"/>
+        </w:rPr>
+        <w:t xml:space="preserve"> </w:t>
+      </w:r>
+      <w:r>
+        <w:rPr>
+          <w:lang w:val="hu-HU"/>
+        </w:rPr>
+        <w:t>60;</w:t>
+      </w:r>
+    </w:p>
+    <w:p>
+      <w:pPr>
+        <w:jc w:val="both"/>
+        <w:rPr>
+          <w:lang w:val="hu-HU"/>
+        </w:rPr>
+      </w:pPr>
+      <w:r>
+        <w:rPr>
+          <w:lang w:val="hu-HU"/>
+        </w:rPr>
+        <w:t xml:space="preserve">A beállított értékeknél </w:t>
+      </w:r>
+      <w:r>
+        <w:rPr>
+          <w:lang w:val="hu-HU"/>
+        </w:rPr>
+        <w:t xml:space="preserve">USART-on keresztüli </w:t>
+      </w:r>
+      <w:r>
+        <w:rPr>
+          <w:lang w:val="hu-HU"/>
+        </w:rPr>
+        <w:t>módosítást követően a frissítés a következőek szerint alakul</w:t>
+      </w:r>
+      <w:r>
+        <w:rPr>
+          <w:lang w:val="hu-HU"/>
+        </w:rPr>
+        <w:t xml:space="preserve">: </w:t>
+      </w:r>
+      <w:r>
+        <w:rPr>
+          <w:lang w:val="hu-HU"/>
+        </w:rPr>
+        <w:t xml:space="preserve">Kikapcsolt </w:t>
+      </w:r>
+      <w:r>
+        <w:rPr>
+          <w:lang w:val="hu-HU"/>
+        </w:rPr>
+        <w:t>matematika</w:t>
+      </w:r>
+      <w:r>
+        <w:rPr>
+          <w:lang w:val="hu-HU"/>
+        </w:rPr>
+        <w:t xml:space="preserve"> mellett a</w:t>
+      </w:r>
+      <w:r>
+        <w:rPr>
+          <w:lang w:val="hu-HU"/>
+        </w:rPr>
+        <w:t xml:space="preserve"> cps átírása után nem frissül automatikusan </w:t>
+      </w:r>
+      <w:r>
+        <w:rPr>
+          <w:lang w:val="hu-HU"/>
+        </w:rPr>
+        <w:t>a</w:t>
+      </w:r>
+      <w:r>
+        <w:rPr>
+          <w:lang w:val="hu-HU"/>
+        </w:rPr>
+        <w:t>z out_val_R, _</w:t>
+      </w:r>
+      <w:r>
+        <w:rPr>
+          <w:lang w:val="hu-HU"/>
+        </w:rPr>
+        <w:t>V</w:t>
+      </w:r>
+      <w:r>
+        <w:rPr>
+          <w:lang w:val="hu-HU"/>
+        </w:rPr>
+        <w:t>, _</w:t>
+      </w:r>
+      <w:r>
+        <w:rPr>
+          <w:lang w:val="hu-HU"/>
+        </w:rPr>
+        <w:t>mA</w:t>
+      </w:r>
+      <w:r>
+        <w:rPr>
+          <w:lang w:val="hu-HU"/>
+        </w:rPr>
+        <w:t>.</w:t>
+      </w:r>
+      <w:r>
+        <w:rPr>
+          <w:lang w:val="hu-HU"/>
+        </w:rPr>
+        <w:t xml:space="preserve"> A többi paraméter megváltoztatása során a változnak out_val_R, _</w:t>
+      </w:r>
+      <w:r>
+        <w:rPr>
+          <w:lang w:val="hu-HU"/>
+        </w:rPr>
+        <w:t>V</w:t>
       </w:r>
       <w:r>
         <w:rPr>
@@ -955,127 +932,10 @@
       </w:r>
       <w:r>
         <w:rPr>
-          <w:highlight w:val="red"/>
-          <w:lang w:val="hu-HU"/>
-        </w:rPr>
-        <w:t>60</w:t>
-      </w:r>
-      <w:r>
-        <w:rPr>
-          <w:lang w:val="hu-HU"/>
-        </w:rPr>
-        <w:t>;</w:t>
-      </w:r>
-    </w:p>
-    <w:p>
-      <w:pPr>
-        <w:jc w:val="both"/>
-        <w:rPr>
-          <w:lang w:val="hu-HU"/>
-        </w:rPr>
-      </w:pPr>
-      <w:r>
-        <w:rPr>
-          <w:lang w:val="hu-HU"/>
-        </w:rPr>
-        <w:t xml:space="preserve">A beállított értékeknél </w:t>
-      </w:r>
-      <w:r>
-        <w:rPr>
-          <w:lang w:val="hu-HU"/>
-        </w:rPr>
-        <w:t>USART-</w:t>
-      </w:r>
-      <w:proofErr w:type="spellStart"/>
-      <w:r>
-        <w:rPr>
-          <w:lang w:val="hu-HU"/>
-        </w:rPr>
-        <w:t>on</w:t>
-      </w:r>
-      <w:proofErr w:type="spellEnd"/>
-      <w:r>
-        <w:rPr>
-          <w:lang w:val="hu-HU"/>
-        </w:rPr>
-        <w:t xml:space="preserve"> keresztüli </w:t>
-      </w:r>
-      <w:r>
-        <w:rPr>
-          <w:lang w:val="hu-HU"/>
-        </w:rPr>
-        <w:t>módosítást követően a frissítés a következőek szerint alakul</w:t>
-      </w:r>
-      <w:r>
-        <w:rPr>
-          <w:lang w:val="hu-HU"/>
-        </w:rPr>
-        <w:t xml:space="preserve">: </w:t>
-      </w:r>
-      <w:r>
-        <w:rPr>
-          <w:lang w:val="hu-HU"/>
-        </w:rPr>
-        <w:t xml:space="preserve">Kikapcsolt </w:t>
-      </w:r>
-      <w:r>
-        <w:rPr>
-          <w:lang w:val="hu-HU"/>
-        </w:rPr>
-        <w:t>matematika</w:t>
-      </w:r>
-      <w:r>
-        <w:rPr>
-          <w:lang w:val="hu-HU"/>
-        </w:rPr>
-        <w:t xml:space="preserve"> mellett a</w:t>
-      </w:r>
-      <w:r>
-        <w:rPr>
           <w:lang w:val="hu-HU"/>
         </w:rPr>
         <w:t xml:space="preserve"> </w:t>
       </w:r>
-      <w:proofErr w:type="spellStart"/>
-      <w:r>
-        <w:rPr>
-          <w:lang w:val="hu-HU"/>
-        </w:rPr>
-        <w:t>cps</w:t>
-      </w:r>
-      <w:proofErr w:type="spellEnd"/>
-      <w:r>
-        <w:rPr>
-          <w:lang w:val="hu-HU"/>
-        </w:rPr>
-        <w:t xml:space="preserve"> átírása után nem frissül automatikusan </w:t>
-      </w:r>
-      <w:r>
-        <w:rPr>
-          <w:lang w:val="hu-HU"/>
-        </w:rPr>
-        <w:t>a</w:t>
-      </w:r>
-      <w:r>
-        <w:rPr>
-          <w:lang w:val="hu-HU"/>
-        </w:rPr>
-        <w:t xml:space="preserve">z </w:t>
-      </w:r>
-      <w:proofErr w:type="spellStart"/>
-      <w:r>
-        <w:rPr>
-          <w:lang w:val="hu-HU"/>
-        </w:rPr>
-        <w:t>out_val_R</w:t>
-      </w:r>
-      <w:proofErr w:type="spellEnd"/>
-      <w:r>
-        <w:rPr>
-          <w:lang w:val="hu-HU"/>
-        </w:rPr>
-        <w:t xml:space="preserve">, </w:t>
-      </w:r>
       <w:r>
         <w:rPr>
           <w:lang w:val="hu-HU"/>
@@ -1086,7 +946,7 @@
         <w:rPr>
           <w:lang w:val="hu-HU"/>
         </w:rPr>
-        <w:t>V</w:t>
+        <w:t>mA</w:t>
       </w:r>
       <w:r>
         <w:rPr>
@@ -1098,113 +958,13 @@
         <w:rPr>
           <w:lang w:val="hu-HU"/>
         </w:rPr>
-        <w:t xml:space="preserve"> </w:t>
-      </w:r>
-      <w:r>
-        <w:rPr>
-          <w:lang w:val="hu-HU"/>
-        </w:rPr>
-        <w:t>_</w:t>
-      </w:r>
-      <w:r>
-        <w:rPr>
-          <w:lang w:val="hu-HU"/>
-        </w:rPr>
-        <w:t>mA</w:t>
-      </w:r>
-      <w:r>
-        <w:rPr>
-          <w:lang w:val="hu-HU"/>
-        </w:rPr>
-        <w:t>.</w:t>
-      </w:r>
-      <w:r>
-        <w:rPr>
-          <w:lang w:val="hu-HU"/>
-        </w:rPr>
-        <w:t xml:space="preserve"> A többi paraméter megváltoztatása során a változnak </w:t>
-      </w:r>
-      <w:proofErr w:type="spellStart"/>
-      <w:r>
-        <w:rPr>
-          <w:lang w:val="hu-HU"/>
-        </w:rPr>
-        <w:t>out_val_R</w:t>
-      </w:r>
-      <w:proofErr w:type="spellEnd"/>
-      <w:r>
-        <w:rPr>
-          <w:lang w:val="hu-HU"/>
-        </w:rPr>
-        <w:t xml:space="preserve">, </w:t>
-      </w:r>
-      <w:r>
-        <w:rPr>
-          <w:lang w:val="hu-HU"/>
-        </w:rPr>
-        <w:t>_</w:t>
-      </w:r>
-      <w:r>
-        <w:rPr>
-          <w:lang w:val="hu-HU"/>
-        </w:rPr>
-        <w:t>V</w:t>
-      </w:r>
-      <w:r>
-        <w:rPr>
-          <w:lang w:val="hu-HU"/>
-        </w:rPr>
-        <w:t>,</w:t>
-      </w:r>
-      <w:r>
-        <w:rPr>
-          <w:lang w:val="hu-HU"/>
-        </w:rPr>
-        <w:t xml:space="preserve"> </w:t>
-      </w:r>
-      <w:r>
-        <w:rPr>
-          <w:lang w:val="hu-HU"/>
-        </w:rPr>
-        <w:t>_</w:t>
-      </w:r>
-      <w:r>
-        <w:rPr>
-          <w:lang w:val="hu-HU"/>
-        </w:rPr>
-        <w:t>mA</w:t>
-      </w:r>
-      <w:r>
-        <w:rPr>
-          <w:lang w:val="hu-HU"/>
-        </w:rPr>
-        <w:t>,</w:t>
-      </w:r>
-      <w:r>
-        <w:rPr>
-          <w:lang w:val="hu-HU"/>
-        </w:rPr>
         <w:t xml:space="preserve"> paraméterek, </w:t>
       </w:r>
       <w:r>
         <w:rPr>
           <w:lang w:val="hu-HU"/>
         </w:rPr>
-        <w:t xml:space="preserve">jelenleg eltárolt </w:t>
-      </w:r>
-      <w:proofErr w:type="spellStart"/>
-      <w:r>
-        <w:rPr>
-          <w:lang w:val="hu-HU"/>
-        </w:rPr>
-        <w:t>cps</w:t>
-      </w:r>
-      <w:proofErr w:type="spellEnd"/>
-      <w:r>
-        <w:rPr>
-          <w:lang w:val="hu-HU"/>
-        </w:rPr>
-        <w:t xml:space="preserve"> szerint</w:t>
+        <w:t>jelenleg eltárolt cps szerint</w:t>
       </w:r>
       <w:r>
         <w:rPr>
@@ -1380,49 +1140,13 @@
         <w:rPr>
           <w:lang w:val="hu-HU"/>
         </w:rPr>
-        <w:t xml:space="preserve">A </w:t>
-      </w:r>
-      <w:proofErr w:type="spellStart"/>
-      <w:r>
-        <w:rPr>
-          <w:lang w:val="hu-HU"/>
-        </w:rPr>
-        <w:t>CTimer</w:t>
-      </w:r>
-      <w:proofErr w:type="spellEnd"/>
-      <w:r>
-        <w:rPr>
-          <w:lang w:val="hu-HU"/>
-        </w:rPr>
-        <w:t xml:space="preserve"> (</w:t>
-      </w:r>
-      <w:proofErr w:type="spellStart"/>
-      <w:r>
-        <w:rPr>
-          <w:lang w:val="hu-HU"/>
-        </w:rPr>
-        <w:t>counter</w:t>
-      </w:r>
-      <w:proofErr w:type="spellEnd"/>
-      <w:r>
-        <w:rPr>
-          <w:lang w:val="hu-HU"/>
-        </w:rPr>
-        <w:t>/</w:t>
-      </w:r>
-      <w:proofErr w:type="spellStart"/>
-      <w:r>
-        <w:rPr>
-          <w:lang w:val="hu-HU"/>
-        </w:rPr>
-        <w:t>timer</w:t>
-      </w:r>
-      <w:proofErr w:type="spellEnd"/>
-      <w:r>
-        <w:rPr>
-          <w:lang w:val="hu-HU"/>
-        </w:rPr>
-        <w:t>)</w:t>
+        <w:t>A CTimer</w:t>
+      </w:r>
+      <w:r>
+        <w:rPr>
+          <w:lang w:val="hu-HU"/>
+        </w:rPr>
+        <w:t xml:space="preserve"> (counter/timer)</w:t>
       </w:r>
       <w:r>
         <w:rPr>
@@ -1459,91 +1183,61 @@
         <w:rPr>
           <w:lang w:val="hu-HU"/>
         </w:rPr>
-        <w:t xml:space="preserve"> MRT (</w:t>
-      </w:r>
-      <w:proofErr w:type="spellStart"/>
-      <w:r>
-        <w:rPr>
-          <w:lang w:val="hu-HU"/>
-        </w:rPr>
-        <w:t>multirate</w:t>
-      </w:r>
-      <w:proofErr w:type="spellEnd"/>
+        <w:t xml:space="preserve"> MRT (multirate timer) másodpercenként megszakítás-kérést generál, melyet a fő programban elhelyezett megszakítás-kezelő függvény végrehajt. Ebben kiolvassa a CTimer-ben lévő értéket, azt eltárolja és újraindítja a számolást és az </w:t>
+      </w:r>
+      <w:r>
+        <w:rPr>
+          <w:lang w:val="hu-HU"/>
+        </w:rPr>
+        <w:t xml:space="preserve">MRT </w:t>
+      </w:r>
+      <w:r>
+        <w:rPr>
+          <w:lang w:val="hu-HU"/>
+        </w:rPr>
+        <w:t>IRQ periódus</w:t>
+      </w:r>
+      <w:r>
+        <w:rPr>
+          <w:lang w:val="hu-HU"/>
+        </w:rPr>
+        <w:t>á</w:t>
+      </w:r>
+      <w:r>
+        <w:rPr>
+          <w:lang w:val="hu-HU"/>
+        </w:rPr>
+        <w:t>t</w:t>
+      </w:r>
+      <w:r>
+        <w:rPr>
+          <w:lang w:val="hu-HU"/>
+        </w:rPr>
+        <w:t xml:space="preserve"> (utóbbi automatikusan is történhet)</w:t>
+      </w:r>
+      <w:r>
+        <w:rPr>
+          <w:lang w:val="hu-HU"/>
+        </w:rPr>
+        <w:t>.</w:t>
+      </w:r>
+      <w:r>
+        <w:rPr>
+          <w:lang w:val="hu-HU"/>
+        </w:rPr>
+        <w:t xml:space="preserve"> A program a főciklusban</w:t>
+      </w:r>
       <w:r>
         <w:rPr>
           <w:lang w:val="hu-HU"/>
         </w:rPr>
         <w:t xml:space="preserve"> </w:t>
       </w:r>
-      <w:proofErr w:type="spellStart"/>
-      <w:r>
-        <w:rPr>
-          <w:lang w:val="hu-HU"/>
-        </w:rPr>
-        <w:t>timer</w:t>
-      </w:r>
-      <w:proofErr w:type="spellEnd"/>
-      <w:r>
-        <w:rPr>
-          <w:lang w:val="hu-HU"/>
-        </w:rPr>
-        <w:t xml:space="preserve">) másodpercenként megszakítás-kérést generál, melyet a fő programban elhelyezett megszakítás-kezelő függvény végrehajt. Ebben kiolvassa a </w:t>
-      </w:r>
-      <w:proofErr w:type="spellStart"/>
-      <w:r>
-        <w:rPr>
-          <w:lang w:val="hu-HU"/>
-        </w:rPr>
-        <w:t>CTimer</w:t>
-      </w:r>
-      <w:proofErr w:type="spellEnd"/>
-      <w:r>
-        <w:rPr>
-          <w:lang w:val="hu-HU"/>
-        </w:rPr>
-        <w:t xml:space="preserve">-ben lévő értéket, azt eltárolja és újraindítja a számolást és az </w:t>
-      </w:r>
-      <w:r>
-        <w:rPr>
-          <w:lang w:val="hu-HU"/>
-        </w:rPr>
-        <w:t xml:space="preserve">MRT </w:t>
-      </w:r>
-      <w:r>
-        <w:rPr>
-          <w:lang w:val="hu-HU"/>
-        </w:rPr>
-        <w:t>IRQ periódus</w:t>
-      </w:r>
-      <w:r>
-        <w:rPr>
-          <w:lang w:val="hu-HU"/>
-        </w:rPr>
-        <w:t>á</w:t>
-      </w:r>
-      <w:r>
-        <w:rPr>
-          <w:lang w:val="hu-HU"/>
-        </w:rPr>
-        <w:t>t</w:t>
-      </w:r>
-      <w:r>
-        <w:rPr>
-          <w:lang w:val="hu-HU"/>
-        </w:rPr>
-        <w:t xml:space="preserve"> (utóbbi automatikusan is történhet)</w:t>
-      </w:r>
-      <w:r>
-        <w:rPr>
-          <w:lang w:val="hu-HU"/>
-        </w:rPr>
-        <w:t>.</w:t>
-      </w:r>
-      <w:r>
-        <w:rPr>
-          <w:lang w:val="hu-HU"/>
-        </w:rPr>
-        <w:t xml:space="preserve"> A program a főciklusban</w:t>
+      <w:r>
+        <w:rPr>
+          <w:lang w:val="hu-HU"/>
+        </w:rPr>
+        <w:t>az engedélyezéseknek megfelelően ezt beolvassa, kiszámítja a származtatott értékeket</w:t>
       </w:r>
       <w:r>
         <w:rPr>
@@ -1555,33 +1249,7 @@
         <w:rPr>
           <w:lang w:val="hu-HU"/>
         </w:rPr>
-        <w:t>az engedélyezéseknek megfelelően ezt beolvassa, kiszámítja a származtatott értékeket</w:t>
-      </w:r>
-      <w:r>
-        <w:rPr>
-          <w:lang w:val="hu-HU"/>
-        </w:rPr>
-        <w:t xml:space="preserve"> </w:t>
-      </w:r>
-      <w:r>
-        <w:rPr>
-          <w:lang w:val="hu-HU"/>
-        </w:rPr>
-        <w:t>(DAC feszültség, 7 szegmensesre írandó értékeket) és kiírja azokat. Az UART-</w:t>
-      </w:r>
-      <w:proofErr w:type="spellStart"/>
-      <w:r>
-        <w:rPr>
-          <w:lang w:val="hu-HU"/>
-        </w:rPr>
-        <w:t>on</w:t>
-      </w:r>
-      <w:proofErr w:type="spellEnd"/>
-      <w:r>
-        <w:rPr>
-          <w:lang w:val="hu-HU"/>
-        </w:rPr>
-        <w:t xml:space="preserve"> beérkezett kéréseket</w:t>
+        <w:t>(DAC feszültség, 7 szegmensesre írandó értékeket) és kiírja azokat. Az UART-on beérkezett kéréseket</w:t>
       </w:r>
       <w:r>
         <w:rPr>
@@ -1650,23 +1318,8 @@
         <w:rPr>
           <w:lang w:val="hu-HU"/>
         </w:rPr>
-        <w:t xml:space="preserve">Az </w:t>
-      </w:r>
-      <w:proofErr w:type="spellStart"/>
-      <w:r>
-        <w:rPr>
-          <w:lang w:val="hu-HU"/>
-        </w:rPr>
-        <w:t>SCTimer</w:t>
-      </w:r>
-      <w:proofErr w:type="spellEnd"/>
-      <w:r>
-        <w:rPr>
-          <w:lang w:val="hu-HU"/>
-        </w:rPr>
-        <w:t xml:space="preserve"> (</w:t>
-      </w:r>
-      <w:proofErr w:type="spellStart"/>
+        <w:t>Az SCTimer (</w:t>
+      </w:r>
       <w:r>
         <w:rPr>
           <w:lang w:val="hu-HU"/>
@@ -1677,16 +1330,8 @@
         <w:rPr>
           <w:lang w:val="hu-HU"/>
         </w:rPr>
-        <w:t>tate</w:t>
-      </w:r>
-      <w:proofErr w:type="spellEnd"/>
-      <w:r>
-        <w:rPr>
-          <w:lang w:val="hu-HU"/>
-        </w:rPr>
-        <w:t xml:space="preserve"> </w:t>
-      </w:r>
-      <w:proofErr w:type="spellStart"/>
+        <w:t xml:space="preserve">tate </w:t>
+      </w:r>
       <w:r>
         <w:rPr>
           <w:lang w:val="hu-HU"/>
@@ -1697,16 +1342,8 @@
         <w:rPr>
           <w:lang w:val="hu-HU"/>
         </w:rPr>
-        <w:t>onfigurable</w:t>
-      </w:r>
-      <w:proofErr w:type="spellEnd"/>
-      <w:r>
-        <w:rPr>
-          <w:lang w:val="hu-HU"/>
-        </w:rPr>
-        <w:t xml:space="preserve"> </w:t>
-      </w:r>
-      <w:proofErr w:type="spellStart"/>
+        <w:t xml:space="preserve">onfigurable </w:t>
+      </w:r>
       <w:r>
         <w:rPr>
           <w:lang w:val="hu-HU"/>
@@ -1717,14 +1354,7 @@
         <w:rPr>
           <w:lang w:val="hu-HU"/>
         </w:rPr>
-        <w:t>imer</w:t>
-      </w:r>
-      <w:proofErr w:type="spellEnd"/>
-      <w:r>
-        <w:rPr>
-          <w:lang w:val="hu-HU"/>
-        </w:rPr>
-        <w:t>)</w:t>
+        <w:t>imer)</w:t>
       </w:r>
       <w:r>
         <w:rPr>
@@ -1852,7 +1482,6 @@
           <w:lang w:val="hu-HU"/>
         </w:rPr>
       </w:pPr>
-      <w:proofErr w:type="spellStart"/>
       <w:r>
         <w:rPr>
           <w:sz w:val="22"/>
@@ -1861,7 +1490,6 @@
         </w:rPr>
         <w:t>source</w:t>
       </w:r>
-      <w:proofErr w:type="spellEnd"/>
     </w:p>
     <w:p>
       <w:pPr>
@@ -1872,7 +1500,6 @@
           <w:szCs w:val="22"/>
         </w:rPr>
       </w:pPr>
-      <w:proofErr w:type="spellStart"/>
       <w:r>
         <w:rPr>
           <w:sz w:val="22"/>
@@ -1880,7 +1507,6 @@
         </w:rPr>
         <w:t>apis</w:t>
       </w:r>
-      <w:proofErr w:type="spellEnd"/>
     </w:p>
     <w:p>
       <w:pPr>
@@ -1891,40 +1517,13 @@
           <w:szCs w:val="22"/>
         </w:rPr>
       </w:pPr>
-      <w:proofErr w:type="spellStart"/>
-      <w:r>
-        <w:rPr>
-          <w:sz w:val="22"/>
-          <w:szCs w:val="22"/>
-        </w:rPr>
-        <w:t>BCD_API.</w:t>
-      </w:r>
-      <w:proofErr w:type="gramStart"/>
-      <w:r>
-        <w:rPr>
-          <w:sz w:val="22"/>
-          <w:szCs w:val="22"/>
-        </w:rPr>
-        <w:t>h</w:t>
-      </w:r>
-      <w:proofErr w:type="spellEnd"/>
-      <w:proofErr w:type="gramEnd"/>
-      <w:r>
-        <w:rPr>
-          <w:sz w:val="22"/>
-          <w:szCs w:val="22"/>
-        </w:rPr>
-        <w:t xml:space="preserve"> és </w:t>
-      </w:r>
-      <w:proofErr w:type="spellStart"/>
-      <w:r>
-        <w:rPr>
-          <w:sz w:val="22"/>
-          <w:szCs w:val="22"/>
-        </w:rPr>
-        <w:t>BCD_API.c</w:t>
-      </w:r>
-      <w:proofErr w:type="spellEnd"/>
+      <w:r>
+        <w:rPr>
+          <w:sz w:val="22"/>
+          <w:szCs w:val="22"/>
+        </w:rPr>
+        <w:t>BCD_API.h és BCD_API.c</w:t>
+      </w:r>
     </w:p>
     <w:p>
       <w:pPr>
@@ -1949,23 +1548,13 @@
         </w:rPr>
         <w:t xml:space="preserve"># </w:t>
       </w:r>
-      <w:proofErr w:type="spellStart"/>
-      <w:r>
-        <w:rPr>
-          <w:sz w:val="22"/>
-          <w:szCs w:val="22"/>
-          <w:lang w:val="hu-HU"/>
-        </w:rPr>
-        <w:t>define</w:t>
-      </w:r>
-      <w:proofErr w:type="spellEnd"/>
-      <w:r>
-        <w:rPr>
-          <w:sz w:val="22"/>
-          <w:szCs w:val="22"/>
-          <w:lang w:val="hu-HU"/>
-        </w:rPr>
-        <w:t>-ok:</w:t>
+      <w:r>
+        <w:rPr>
+          <w:sz w:val="22"/>
+          <w:szCs w:val="22"/>
+          <w:lang w:val="hu-HU"/>
+        </w:rPr>
+        <w:t>define-ok:</w:t>
       </w:r>
     </w:p>
     <w:p>
@@ -2019,43 +1608,7 @@
           <w:szCs w:val="22"/>
           <w:lang w:val="hu-HU"/>
         </w:rPr>
-        <w:t xml:space="preserve"> </w:t>
-      </w:r>
-      <w:proofErr w:type="spellStart"/>
-      <w:r>
-        <w:rPr>
-          <w:sz w:val="22"/>
-          <w:szCs w:val="22"/>
-          <w:lang w:val="hu-HU"/>
-        </w:rPr>
-        <w:t>GPIO_</w:t>
-      </w:r>
-      <w:proofErr w:type="gramStart"/>
-      <w:r>
-        <w:rPr>
-          <w:sz w:val="22"/>
-          <w:szCs w:val="22"/>
-          <w:lang w:val="hu-HU"/>
-        </w:rPr>
-        <w:t>PinWrite</w:t>
-      </w:r>
-      <w:proofErr w:type="spellEnd"/>
-      <w:r>
-        <w:rPr>
-          <w:sz w:val="22"/>
-          <w:szCs w:val="22"/>
-          <w:lang w:val="hu-HU"/>
-        </w:rPr>
-        <w:t>(…,X</w:t>
-      </w:r>
-      <w:proofErr w:type="gramEnd"/>
-      <w:r>
-        <w:rPr>
-          <w:sz w:val="22"/>
-          <w:szCs w:val="22"/>
-          <w:lang w:val="hu-HU"/>
-        </w:rPr>
-        <w:t>)</w:t>
+        <w:t xml:space="preserve"> GPIO_PinWrite(…,X)</w:t>
       </w:r>
     </w:p>
     <w:p>
@@ -2078,25 +1631,7 @@
           <w:szCs w:val="22"/>
           <w:lang w:val="hu-HU"/>
         </w:rPr>
-        <w:t xml:space="preserve">A betöltő lábak. # helyére a helyiérték száma, (külön </w:t>
-      </w:r>
-      <w:proofErr w:type="spellStart"/>
-      <w:r>
-        <w:rPr>
-          <w:sz w:val="22"/>
-          <w:szCs w:val="22"/>
-          <w:lang w:val="hu-HU"/>
-        </w:rPr>
-        <w:t>define</w:t>
-      </w:r>
-      <w:proofErr w:type="spellEnd"/>
-      <w:r>
-        <w:rPr>
-          <w:sz w:val="22"/>
-          <w:szCs w:val="22"/>
-          <w:lang w:val="hu-HU"/>
-        </w:rPr>
-        <w:t xml:space="preserve"> sorok minden új helyiérték), X értéke a lábon megjelenő logikai 1 vagy 0.</w:t>
+        <w:t>A betöltő lábak. # helyére a helyiérték száma, (külön define sorok minden új helyiérték), X értéke a lábon megjelenő logikai 1 vagy 0.</w:t>
       </w:r>
     </w:p>
     <w:p>
@@ -2127,43 +1662,7 @@
           <w:szCs w:val="22"/>
           <w:lang w:val="hu-HU"/>
         </w:rPr>
-        <w:t xml:space="preserve"> </w:t>
-      </w:r>
-      <w:proofErr w:type="spellStart"/>
-      <w:r>
-        <w:rPr>
-          <w:sz w:val="22"/>
-          <w:szCs w:val="22"/>
-          <w:lang w:val="hu-HU"/>
-        </w:rPr>
-        <w:t>GPIO_</w:t>
-      </w:r>
-      <w:proofErr w:type="gramStart"/>
-      <w:r>
-        <w:rPr>
-          <w:sz w:val="22"/>
-          <w:szCs w:val="22"/>
-          <w:lang w:val="hu-HU"/>
-        </w:rPr>
-        <w:t>PinWrite</w:t>
-      </w:r>
-      <w:proofErr w:type="spellEnd"/>
-      <w:r>
-        <w:rPr>
-          <w:sz w:val="22"/>
-          <w:szCs w:val="22"/>
-          <w:lang w:val="hu-HU"/>
-        </w:rPr>
-        <w:t>(…,X</w:t>
-      </w:r>
-      <w:proofErr w:type="gramEnd"/>
-      <w:r>
-        <w:rPr>
-          <w:sz w:val="22"/>
-          <w:szCs w:val="22"/>
-          <w:lang w:val="hu-HU"/>
-        </w:rPr>
-        <w:t>)</w:t>
+        <w:t xml:space="preserve"> GPIO_PinWrite(…,X)</w:t>
       </w:r>
     </w:p>
     <w:p>
@@ -2209,43 +1708,7 @@
           <w:szCs w:val="22"/>
           <w:lang w:val="hu-HU"/>
         </w:rPr>
-        <w:t xml:space="preserve">BCD_LT(X) </w:t>
-      </w:r>
-      <w:proofErr w:type="spellStart"/>
-      <w:r>
-        <w:rPr>
-          <w:sz w:val="22"/>
-          <w:szCs w:val="22"/>
-          <w:lang w:val="hu-HU"/>
-        </w:rPr>
-        <w:t>GPIO_</w:t>
-      </w:r>
-      <w:proofErr w:type="gramStart"/>
-      <w:r>
-        <w:rPr>
-          <w:sz w:val="22"/>
-          <w:szCs w:val="22"/>
-          <w:lang w:val="hu-HU"/>
-        </w:rPr>
-        <w:t>PinWrite</w:t>
-      </w:r>
-      <w:proofErr w:type="spellEnd"/>
-      <w:r>
-        <w:rPr>
-          <w:sz w:val="22"/>
-          <w:szCs w:val="22"/>
-          <w:lang w:val="hu-HU"/>
-        </w:rPr>
-        <w:t>(…,X</w:t>
-      </w:r>
-      <w:proofErr w:type="gramEnd"/>
-      <w:r>
-        <w:rPr>
-          <w:sz w:val="22"/>
-          <w:szCs w:val="22"/>
-          <w:lang w:val="hu-HU"/>
-        </w:rPr>
-        <w:t>)</w:t>
+        <w:t>BCD_LT(X) GPIO_PinWrite(…,X)</w:t>
       </w:r>
       <w:r>
         <w:rPr>
@@ -2284,43 +1747,7 @@
           <w:szCs w:val="22"/>
           <w:lang w:val="hu-HU"/>
         </w:rPr>
-        <w:t xml:space="preserve">BCD_DP_#(X) </w:t>
-      </w:r>
-      <w:proofErr w:type="spellStart"/>
-      <w:r>
-        <w:rPr>
-          <w:sz w:val="22"/>
-          <w:szCs w:val="22"/>
-          <w:lang w:val="hu-HU"/>
-        </w:rPr>
-        <w:t>GPIO_</w:t>
-      </w:r>
-      <w:proofErr w:type="gramStart"/>
-      <w:r>
-        <w:rPr>
-          <w:sz w:val="22"/>
-          <w:szCs w:val="22"/>
-          <w:lang w:val="hu-HU"/>
-        </w:rPr>
-        <w:t>PinWrite</w:t>
-      </w:r>
-      <w:proofErr w:type="spellEnd"/>
-      <w:r>
-        <w:rPr>
-          <w:sz w:val="22"/>
-          <w:szCs w:val="22"/>
-          <w:lang w:val="hu-HU"/>
-        </w:rPr>
-        <w:t>(…,X</w:t>
-      </w:r>
-      <w:proofErr w:type="gramEnd"/>
-      <w:r>
-        <w:rPr>
-          <w:sz w:val="22"/>
-          <w:szCs w:val="22"/>
-          <w:lang w:val="hu-HU"/>
-        </w:rPr>
-        <w:t>)</w:t>
+        <w:t>BCD_DP_#(X) GPIO_PinWrite(…,X)</w:t>
       </w:r>
       <w:r>
         <w:rPr>
@@ -2406,18 +1833,8 @@
           <w:szCs w:val="22"/>
           <w:lang w:val="hu-HU"/>
         </w:rPr>
-        <w:t xml:space="preserve">~66ns 30MHz-en az 2 ciklus a </w:t>
-      </w:r>
-      <w:proofErr w:type="spellStart"/>
-      <w:r>
-        <w:rPr>
-          <w:sz w:val="22"/>
-          <w:szCs w:val="22"/>
-          <w:lang w:val="hu-HU"/>
-        </w:rPr>
-        <w:t>cpu-n</w:t>
-      </w:r>
-      <w:proofErr w:type="spellEnd"/>
+        <w:t>~66ns 30MHz-en az 2 ciklus a cpu-n</w:t>
+      </w:r>
     </w:p>
     <w:p>
       <w:pPr>
@@ -2440,18 +1857,36 @@
           <w:szCs w:val="22"/>
           <w:lang w:val="hu-HU"/>
         </w:rPr>
-        <w:t xml:space="preserve">uint8_t </w:t>
-      </w:r>
-      <w:proofErr w:type="spellStart"/>
-      <w:r>
-        <w:rPr>
-          <w:sz w:val="22"/>
-          <w:szCs w:val="22"/>
-          <w:lang w:val="hu-HU"/>
-        </w:rPr>
-        <w:t>BCD_</w:t>
-      </w:r>
-      <w:proofErr w:type="gramStart"/>
+        <w:t>uint8_t BCD_digit(uint8_t digit);</w:t>
+      </w:r>
+    </w:p>
+    <w:p>
+      <w:pPr>
+        <w:pStyle w:val="Listaszerbekezds"/>
+        <w:spacing w:line="280" w:lineRule="exact"/>
+        <w:ind w:left="993"/>
+        <w:rPr>
+          <w:sz w:val="22"/>
+          <w:szCs w:val="22"/>
+          <w:lang w:val="hu-HU"/>
+        </w:rPr>
+      </w:pPr>
+      <w:r>
+        <w:rPr>
+          <w:sz w:val="22"/>
+          <w:szCs w:val="22"/>
+          <w:lang w:val="hu-HU"/>
+        </w:rPr>
+        <w:t xml:space="preserve">A BCD-buszt beállítja a </w:t>
+      </w:r>
+      <w:r>
+        <w:rPr>
+          <w:sz w:val="22"/>
+          <w:szCs w:val="22"/>
+          <w:lang w:val="hu-HU"/>
+        </w:rPr>
+        <w:t>„</w:t>
+      </w:r>
       <w:r>
         <w:rPr>
           <w:sz w:val="22"/>
@@ -2460,80 +1895,6 @@
         </w:rPr>
         <w:t>digit</w:t>
       </w:r>
-      <w:proofErr w:type="spellEnd"/>
-      <w:r>
-        <w:rPr>
-          <w:sz w:val="22"/>
-          <w:szCs w:val="22"/>
-          <w:lang w:val="hu-HU"/>
-        </w:rPr>
-        <w:t>(</w:t>
-      </w:r>
-      <w:proofErr w:type="gramEnd"/>
-      <w:r>
-        <w:rPr>
-          <w:sz w:val="22"/>
-          <w:szCs w:val="22"/>
-          <w:lang w:val="hu-HU"/>
-        </w:rPr>
-        <w:t xml:space="preserve">uint8_t </w:t>
-      </w:r>
-      <w:proofErr w:type="spellStart"/>
-      <w:r>
-        <w:rPr>
-          <w:sz w:val="22"/>
-          <w:szCs w:val="22"/>
-          <w:lang w:val="hu-HU"/>
-        </w:rPr>
-        <w:t>digit</w:t>
-      </w:r>
-      <w:proofErr w:type="spellEnd"/>
-      <w:r>
-        <w:rPr>
-          <w:sz w:val="22"/>
-          <w:szCs w:val="22"/>
-          <w:lang w:val="hu-HU"/>
-        </w:rPr>
-        <w:t>);</w:t>
-      </w:r>
-    </w:p>
-    <w:p>
-      <w:pPr>
-        <w:pStyle w:val="Listaszerbekezds"/>
-        <w:spacing w:line="280" w:lineRule="exact"/>
-        <w:ind w:left="993"/>
-        <w:rPr>
-          <w:sz w:val="22"/>
-          <w:szCs w:val="22"/>
-          <w:lang w:val="hu-HU"/>
-        </w:rPr>
-      </w:pPr>
-      <w:r>
-        <w:rPr>
-          <w:sz w:val="22"/>
-          <w:szCs w:val="22"/>
-          <w:lang w:val="hu-HU"/>
-        </w:rPr>
-        <w:t xml:space="preserve">A BCD-buszt beállítja a </w:t>
-      </w:r>
-      <w:r>
-        <w:rPr>
-          <w:sz w:val="22"/>
-          <w:szCs w:val="22"/>
-          <w:lang w:val="hu-HU"/>
-        </w:rPr>
-        <w:t>„</w:t>
-      </w:r>
-      <w:proofErr w:type="spellStart"/>
-      <w:r>
-        <w:rPr>
-          <w:sz w:val="22"/>
-          <w:szCs w:val="22"/>
-          <w:lang w:val="hu-HU"/>
-        </w:rPr>
-        <w:t>digit</w:t>
-      </w:r>
-      <w:proofErr w:type="spellEnd"/>
       <w:r>
         <w:rPr>
           <w:sz w:val="22"/>
@@ -2580,25 +1941,7 @@
           <w:szCs w:val="22"/>
           <w:lang w:val="hu-HU"/>
         </w:rPr>
-        <w:t xml:space="preserve">uint8_t BCD_pint2(int8_t </w:t>
-      </w:r>
-      <w:proofErr w:type="spellStart"/>
-      <w:r>
-        <w:rPr>
-          <w:sz w:val="22"/>
-          <w:szCs w:val="22"/>
-          <w:lang w:val="hu-HU"/>
-        </w:rPr>
-        <w:t>num</w:t>
-      </w:r>
-      <w:proofErr w:type="spellEnd"/>
-      <w:r>
-        <w:rPr>
-          <w:sz w:val="22"/>
-          <w:szCs w:val="22"/>
-          <w:lang w:val="hu-HU"/>
-        </w:rPr>
-        <w:t>);</w:t>
+        <w:t>uint8_t BCD_pint2(int8_t num);</w:t>
       </w:r>
     </w:p>
     <w:p>
@@ -2618,25 +1961,7 @@
           <w:szCs w:val="22"/>
           <w:lang w:val="hu-HU"/>
         </w:rPr>
-        <w:t>Két darab, csak pozitív számokat kiírni képes 7 szegmenses kijelzőre kiírja a „</w:t>
-      </w:r>
-      <w:proofErr w:type="spellStart"/>
-      <w:r>
-        <w:rPr>
-          <w:sz w:val="22"/>
-          <w:szCs w:val="22"/>
-          <w:lang w:val="hu-HU"/>
-        </w:rPr>
-        <w:t>num</w:t>
-      </w:r>
-      <w:proofErr w:type="spellEnd"/>
-      <w:r>
-        <w:rPr>
-          <w:sz w:val="22"/>
-          <w:szCs w:val="22"/>
-          <w:lang w:val="hu-HU"/>
-        </w:rPr>
-        <w:t>” számot.</w:t>
+        <w:t>Két darab, csak pozitív számokat kiírni képes 7 szegmenses kijelzőre kiírja a „num” számot.</w:t>
       </w:r>
     </w:p>
     <w:p>
@@ -2660,43 +1985,7 @@
           <w:szCs w:val="22"/>
           <w:lang w:val="hu-HU"/>
         </w:rPr>
-        <w:t xml:space="preserve">uint8_t </w:t>
-      </w:r>
-      <w:proofErr w:type="spellStart"/>
-      <w:r>
-        <w:rPr>
-          <w:sz w:val="22"/>
-          <w:szCs w:val="22"/>
-          <w:lang w:val="hu-HU"/>
-        </w:rPr>
-        <w:t>BCD_init</w:t>
-      </w:r>
-      <w:proofErr w:type="spellEnd"/>
-      <w:r>
-        <w:rPr>
-          <w:sz w:val="22"/>
-          <w:szCs w:val="22"/>
-          <w:lang w:val="hu-HU"/>
-        </w:rPr>
-        <w:t>(</w:t>
-      </w:r>
-      <w:proofErr w:type="spellStart"/>
-      <w:r>
-        <w:rPr>
-          <w:sz w:val="22"/>
-          <w:szCs w:val="22"/>
-          <w:lang w:val="hu-HU"/>
-        </w:rPr>
-        <w:t>void</w:t>
-      </w:r>
-      <w:proofErr w:type="spellEnd"/>
-      <w:r>
-        <w:rPr>
-          <w:sz w:val="22"/>
-          <w:szCs w:val="22"/>
-          <w:lang w:val="hu-HU"/>
-        </w:rPr>
-        <w:t>);</w:t>
+        <w:t>uint8_t BCD_init(void);</w:t>
       </w:r>
     </w:p>
     <w:p>
@@ -2716,25 +2005,7 @@
           <w:szCs w:val="22"/>
           <w:lang w:val="hu-HU"/>
         </w:rPr>
-        <w:t xml:space="preserve">Inicializálja a kijelzőt úgy, hogy előbb felvillantja az összes </w:t>
-      </w:r>
-      <w:proofErr w:type="spellStart"/>
-      <w:r>
-        <w:rPr>
-          <w:sz w:val="22"/>
-          <w:szCs w:val="22"/>
-          <w:lang w:val="hu-HU"/>
-        </w:rPr>
-        <w:t>szegmenst</w:t>
-      </w:r>
-      <w:proofErr w:type="spellEnd"/>
-      <w:r>
-        <w:rPr>
-          <w:sz w:val="22"/>
-          <w:szCs w:val="22"/>
-          <w:lang w:val="hu-HU"/>
-        </w:rPr>
-        <w:t>, nullázza azokat, vár, majd elsötétíti azokat és ismét vár.</w:t>
+        <w:t>Inicializálja a kijelzőt úgy, hogy előbb felvillantja az összes szegmenst, nullázza azokat, vár, majd elsötétíti azokat és ismét vár.</w:t>
       </w:r>
     </w:p>
     <w:p>
@@ -2758,43 +2029,7 @@
           <w:szCs w:val="22"/>
           <w:lang w:val="hu-HU"/>
         </w:rPr>
-        <w:t xml:space="preserve">uint8_t </w:t>
-      </w:r>
-      <w:proofErr w:type="spellStart"/>
-      <w:r>
-        <w:rPr>
-          <w:sz w:val="22"/>
-          <w:szCs w:val="22"/>
-          <w:lang w:val="hu-HU"/>
-        </w:rPr>
-        <w:t>BCD_blank</w:t>
-      </w:r>
-      <w:proofErr w:type="spellEnd"/>
-      <w:r>
-        <w:rPr>
-          <w:sz w:val="22"/>
-          <w:szCs w:val="22"/>
-          <w:lang w:val="hu-HU"/>
-        </w:rPr>
-        <w:t>(</w:t>
-      </w:r>
-      <w:proofErr w:type="spellStart"/>
-      <w:r>
-        <w:rPr>
-          <w:sz w:val="22"/>
-          <w:szCs w:val="22"/>
-          <w:lang w:val="hu-HU"/>
-        </w:rPr>
-        <w:t>void</w:t>
-      </w:r>
-      <w:proofErr w:type="spellEnd"/>
-      <w:r>
-        <w:rPr>
-          <w:sz w:val="22"/>
-          <w:szCs w:val="22"/>
-          <w:lang w:val="hu-HU"/>
-        </w:rPr>
-        <w:t>);</w:t>
+        <w:t>uint8_t BCD_blank(void);</w:t>
       </w:r>
     </w:p>
     <w:p>
@@ -2826,40 +2061,13 @@
           <w:szCs w:val="22"/>
         </w:rPr>
       </w:pPr>
-      <w:proofErr w:type="spellStart"/>
-      <w:r>
-        <w:rPr>
-          <w:sz w:val="22"/>
-          <w:szCs w:val="22"/>
-        </w:rPr>
-        <w:t>SPI_API.</w:t>
-      </w:r>
-      <w:proofErr w:type="gramStart"/>
-      <w:r>
-        <w:rPr>
-          <w:sz w:val="22"/>
-          <w:szCs w:val="22"/>
-        </w:rPr>
-        <w:t>h</w:t>
-      </w:r>
-      <w:proofErr w:type="spellEnd"/>
-      <w:proofErr w:type="gramEnd"/>
-      <w:r>
-        <w:rPr>
-          <w:sz w:val="22"/>
-          <w:szCs w:val="22"/>
-        </w:rPr>
-        <w:t xml:space="preserve"> és </w:t>
-      </w:r>
-      <w:proofErr w:type="spellStart"/>
-      <w:r>
-        <w:rPr>
-          <w:sz w:val="22"/>
-          <w:szCs w:val="22"/>
-        </w:rPr>
-        <w:t>SPI_API.c</w:t>
-      </w:r>
-      <w:proofErr w:type="spellEnd"/>
+      <w:r>
+        <w:rPr>
+          <w:sz w:val="22"/>
+          <w:szCs w:val="22"/>
+        </w:rPr>
+        <w:t>SPI_API.h és SPI_API.c</w:t>
+      </w:r>
     </w:p>
     <w:p>
       <w:pPr>
@@ -2876,105 +2084,13 @@
           <w:lang w:val="hu-HU"/>
         </w:rPr>
       </w:pPr>
-      <w:proofErr w:type="spellStart"/>
-      <w:r>
-        <w:rPr>
-          <w:sz w:val="22"/>
-          <w:szCs w:val="22"/>
-          <w:lang w:val="hu-HU"/>
-        </w:rPr>
-        <w:t>void</w:t>
-      </w:r>
-      <w:proofErr w:type="spellEnd"/>
-      <w:r>
-        <w:rPr>
-          <w:sz w:val="22"/>
-          <w:szCs w:val="22"/>
-          <w:lang w:val="hu-HU"/>
-        </w:rPr>
-        <w:t xml:space="preserve"> </w:t>
-      </w:r>
-      <w:proofErr w:type="spellStart"/>
-      <w:r>
-        <w:rPr>
-          <w:sz w:val="22"/>
-          <w:szCs w:val="22"/>
-          <w:lang w:val="hu-HU"/>
-        </w:rPr>
-        <w:t>SPI_</w:t>
-      </w:r>
-      <w:proofErr w:type="gramStart"/>
-      <w:r>
-        <w:rPr>
-          <w:sz w:val="22"/>
-          <w:szCs w:val="22"/>
-          <w:lang w:val="hu-HU"/>
-        </w:rPr>
-        <w:t>MasterStartTransfer</w:t>
-      </w:r>
-      <w:proofErr w:type="spellEnd"/>
-      <w:r>
-        <w:rPr>
-          <w:sz w:val="22"/>
-          <w:szCs w:val="22"/>
-          <w:lang w:val="hu-HU"/>
-        </w:rPr>
-        <w:t>(</w:t>
-      </w:r>
-      <w:proofErr w:type="spellStart"/>
-      <w:proofErr w:type="gramEnd"/>
-      <w:r>
-        <w:rPr>
-          <w:sz w:val="22"/>
-          <w:szCs w:val="22"/>
-          <w:lang w:val="hu-HU"/>
-        </w:rPr>
-        <w:t>SPI_Type</w:t>
-      </w:r>
-      <w:proofErr w:type="spellEnd"/>
-      <w:r>
-        <w:rPr>
-          <w:sz w:val="22"/>
-          <w:szCs w:val="22"/>
-          <w:lang w:val="hu-HU"/>
-        </w:rPr>
-        <w:t xml:space="preserve"> *</w:t>
-      </w:r>
-      <w:proofErr w:type="spellStart"/>
-      <w:r>
-        <w:rPr>
-          <w:sz w:val="22"/>
-          <w:szCs w:val="22"/>
-          <w:lang w:val="hu-HU"/>
-        </w:rPr>
-        <w:t>base</w:t>
-      </w:r>
-      <w:proofErr w:type="spellEnd"/>
-      <w:r>
-        <w:rPr>
-          <w:sz w:val="22"/>
-          <w:szCs w:val="22"/>
-          <w:lang w:val="hu-HU"/>
-        </w:rPr>
-        <w:t xml:space="preserve">, uint8_t </w:t>
-      </w:r>
-      <w:proofErr w:type="spellStart"/>
-      <w:r>
-        <w:rPr>
-          <w:sz w:val="22"/>
-          <w:szCs w:val="22"/>
-          <w:lang w:val="hu-HU"/>
-        </w:rPr>
-        <w:t>data</w:t>
-      </w:r>
-      <w:proofErr w:type="spellEnd"/>
-      <w:r>
-        <w:rPr>
-          <w:sz w:val="22"/>
-          <w:szCs w:val="22"/>
-          <w:lang w:val="hu-HU"/>
-        </w:rPr>
-        <w:t>);</w:t>
+      <w:r>
+        <w:rPr>
+          <w:sz w:val="22"/>
+          <w:szCs w:val="22"/>
+          <w:lang w:val="hu-HU"/>
+        </w:rPr>
+        <w:t>void SPI_MasterStartTransfer(SPI_Type *base, uint8_t data);</w:t>
       </w:r>
       <w:hyperlink w:anchor="_Dr._Benesóczky_Zoltán-" w:history="1">
         <w:r>
@@ -3003,25 +2119,7 @@
           <w:szCs w:val="22"/>
           <w:lang w:val="hu-HU"/>
         </w:rPr>
-        <w:t>Az SSD1309 használja, egyszerű SPI protokoll-megvalósítás lekérdezéses (</w:t>
-      </w:r>
-      <w:proofErr w:type="spellStart"/>
-      <w:r>
-        <w:rPr>
-          <w:sz w:val="22"/>
-          <w:szCs w:val="22"/>
-          <w:lang w:val="hu-HU"/>
-        </w:rPr>
-        <w:t>polling</w:t>
-      </w:r>
-      <w:proofErr w:type="spellEnd"/>
-      <w:r>
-        <w:rPr>
-          <w:sz w:val="22"/>
-          <w:szCs w:val="22"/>
-          <w:lang w:val="hu-HU"/>
-        </w:rPr>
-        <w:t>) módban</w:t>
+        <w:t>Az SSD1309 használja, egyszerű SPI protokoll-megvalósítás lekérdezéses (polling) módban</w:t>
       </w:r>
       <w:r>
         <w:rPr>
@@ -3041,40 +2139,13 @@
           <w:szCs w:val="22"/>
         </w:rPr>
       </w:pPr>
-      <w:proofErr w:type="spellStart"/>
-      <w:r>
-        <w:rPr>
-          <w:sz w:val="22"/>
-          <w:szCs w:val="22"/>
-        </w:rPr>
-        <w:t>USART_API.</w:t>
-      </w:r>
-      <w:proofErr w:type="gramStart"/>
-      <w:r>
-        <w:rPr>
-          <w:sz w:val="22"/>
-          <w:szCs w:val="22"/>
-        </w:rPr>
-        <w:t>h</w:t>
-      </w:r>
-      <w:proofErr w:type="spellEnd"/>
-      <w:proofErr w:type="gramEnd"/>
-      <w:r>
-        <w:rPr>
-          <w:sz w:val="22"/>
-          <w:szCs w:val="22"/>
-        </w:rPr>
-        <w:t xml:space="preserve"> és </w:t>
-      </w:r>
-      <w:proofErr w:type="spellStart"/>
-      <w:r>
-        <w:rPr>
-          <w:sz w:val="22"/>
-          <w:szCs w:val="22"/>
-        </w:rPr>
-        <w:t>USART_API.c</w:t>
-      </w:r>
-      <w:proofErr w:type="spellEnd"/>
+      <w:r>
+        <w:rPr>
+          <w:sz w:val="22"/>
+          <w:szCs w:val="22"/>
+        </w:rPr>
+        <w:t>USART_API.h és USART_API.c</w:t>
+      </w:r>
     </w:p>
     <w:p>
       <w:pPr>
@@ -3092,23 +2163,13 @@
           <w:lang w:val="hu-HU"/>
         </w:rPr>
       </w:pPr>
-      <w:proofErr w:type="spellStart"/>
-      <w:r>
-        <w:rPr>
-          <w:sz w:val="22"/>
-          <w:szCs w:val="22"/>
-          <w:lang w:val="hu-HU"/>
-        </w:rPr>
-        <w:t>define-olva</w:t>
-      </w:r>
-      <w:proofErr w:type="spellEnd"/>
-      <w:r>
-        <w:rPr>
-          <w:sz w:val="22"/>
-          <w:szCs w:val="22"/>
-          <w:lang w:val="hu-HU"/>
-        </w:rPr>
-        <w:t xml:space="preserve"> vannak a be</w:t>
+      <w:r>
+        <w:rPr>
+          <w:sz w:val="22"/>
+          <w:szCs w:val="22"/>
+          <w:lang w:val="hu-HU"/>
+        </w:rPr>
+        <w:t>define-olva vannak a be</w:t>
       </w:r>
       <w:r>
         <w:rPr>
@@ -3142,51 +2203,13 @@
           <w:lang w:val="hu-HU"/>
         </w:rPr>
       </w:pPr>
-      <w:proofErr w:type="spellStart"/>
-      <w:r>
-        <w:rPr>
-          <w:sz w:val="22"/>
-          <w:szCs w:val="22"/>
-          <w:lang w:val="hu-HU"/>
-        </w:rPr>
-        <w:t>void</w:t>
-      </w:r>
-      <w:proofErr w:type="spellEnd"/>
-      <w:r>
-        <w:rPr>
-          <w:sz w:val="22"/>
-          <w:szCs w:val="22"/>
-          <w:lang w:val="hu-HU"/>
-        </w:rPr>
-        <w:t xml:space="preserve"> INIT_</w:t>
-      </w:r>
-      <w:proofErr w:type="gramStart"/>
-      <w:r>
-        <w:rPr>
-          <w:sz w:val="22"/>
-          <w:szCs w:val="22"/>
-          <w:lang w:val="hu-HU"/>
-        </w:rPr>
-        <w:t>USART(</w:t>
-      </w:r>
-      <w:proofErr w:type="spellStart"/>
-      <w:proofErr w:type="gramEnd"/>
-      <w:r>
-        <w:rPr>
-          <w:sz w:val="22"/>
-          <w:szCs w:val="22"/>
-          <w:lang w:val="hu-HU"/>
-        </w:rPr>
-        <w:t>void</w:t>
-      </w:r>
-      <w:proofErr w:type="spellEnd"/>
-      <w:r>
-        <w:rPr>
-          <w:sz w:val="22"/>
-          <w:szCs w:val="22"/>
-          <w:lang w:val="hu-HU"/>
-        </w:rPr>
-        <w:t>);</w:t>
+      <w:r>
+        <w:rPr>
+          <w:sz w:val="22"/>
+          <w:szCs w:val="22"/>
+          <w:lang w:val="hu-HU"/>
+        </w:rPr>
+        <w:t>void INIT_USART(void);</w:t>
       </w:r>
       <w:hyperlink w:anchor="_Dr._Benesóczky_Zoltán-" w:history="1">
         <w:r>
@@ -3218,25 +2241,7 @@
           <w:szCs w:val="22"/>
           <w:lang w:val="hu-HU"/>
         </w:rPr>
-        <w:t xml:space="preserve">Inicializálja a </w:t>
-      </w:r>
-      <w:proofErr w:type="spellStart"/>
-      <w:r>
-        <w:rPr>
-          <w:sz w:val="22"/>
-          <w:szCs w:val="22"/>
-          <w:lang w:val="hu-HU"/>
-        </w:rPr>
-        <w:t>körbuffert</w:t>
-      </w:r>
-      <w:proofErr w:type="spellEnd"/>
-      <w:r>
-        <w:rPr>
-          <w:sz w:val="22"/>
-          <w:szCs w:val="22"/>
-          <w:lang w:val="hu-HU"/>
-        </w:rPr>
-        <w:t>, ezzel magát az UART-ot.</w:t>
+        <w:t>Inicializálja a körbuffert, ezzel magát az UART-ot.</w:t>
       </w:r>
     </w:p>
     <w:p>
@@ -3260,107 +2265,7 @@
           <w:szCs w:val="22"/>
           <w:lang w:val="hu-HU"/>
         </w:rPr>
-        <w:t xml:space="preserve">uint8_t </w:t>
-      </w:r>
-      <w:proofErr w:type="spellStart"/>
-      <w:r>
-        <w:rPr>
-          <w:sz w:val="22"/>
-          <w:szCs w:val="22"/>
-          <w:lang w:val="hu-HU"/>
-        </w:rPr>
-        <w:t>GetString_</w:t>
-      </w:r>
-      <w:proofErr w:type="gramStart"/>
-      <w:r>
-        <w:rPr>
-          <w:sz w:val="22"/>
-          <w:szCs w:val="22"/>
-          <w:lang w:val="hu-HU"/>
-        </w:rPr>
-        <w:t>TillEndChar</w:t>
-      </w:r>
-      <w:proofErr w:type="spellEnd"/>
-      <w:r>
-        <w:rPr>
-          <w:sz w:val="22"/>
-          <w:szCs w:val="22"/>
-          <w:lang w:val="hu-HU"/>
-        </w:rPr>
-        <w:t>(</w:t>
-      </w:r>
-      <w:proofErr w:type="spellStart"/>
-      <w:proofErr w:type="gramEnd"/>
-      <w:r>
-        <w:rPr>
-          <w:sz w:val="22"/>
-          <w:szCs w:val="22"/>
-          <w:lang w:val="hu-HU"/>
-        </w:rPr>
-        <w:t>char</w:t>
-      </w:r>
-      <w:proofErr w:type="spellEnd"/>
-      <w:r>
-        <w:rPr>
-          <w:sz w:val="22"/>
-          <w:szCs w:val="22"/>
-          <w:lang w:val="hu-HU"/>
-        </w:rPr>
-        <w:t xml:space="preserve"> *</w:t>
-      </w:r>
-      <w:proofErr w:type="spellStart"/>
-      <w:r>
-        <w:rPr>
-          <w:sz w:val="22"/>
-          <w:szCs w:val="22"/>
-          <w:lang w:val="hu-HU"/>
-        </w:rPr>
-        <w:t>str</w:t>
-      </w:r>
-      <w:proofErr w:type="spellEnd"/>
-      <w:r>
-        <w:rPr>
-          <w:sz w:val="22"/>
-          <w:szCs w:val="22"/>
-          <w:lang w:val="hu-HU"/>
-        </w:rPr>
-        <w:t xml:space="preserve">, uint8_t </w:t>
-      </w:r>
-      <w:proofErr w:type="spellStart"/>
-      <w:r>
-        <w:rPr>
-          <w:sz w:val="22"/>
-          <w:szCs w:val="22"/>
-          <w:lang w:val="hu-HU"/>
-        </w:rPr>
-        <w:t>End_Char</w:t>
-      </w:r>
-      <w:proofErr w:type="spellEnd"/>
-      <w:r>
-        <w:rPr>
-          <w:sz w:val="22"/>
-          <w:szCs w:val="22"/>
-          <w:lang w:val="hu-HU"/>
-        </w:rPr>
-        <w:t xml:space="preserve">, uint8_t LenMax, uint8_t </w:t>
-      </w:r>
-      <w:proofErr w:type="spellStart"/>
-      <w:r>
-        <w:rPr>
-          <w:sz w:val="22"/>
-          <w:szCs w:val="22"/>
-          <w:lang w:val="hu-HU"/>
-        </w:rPr>
-        <w:t>reset</w:t>
-      </w:r>
-      <w:proofErr w:type="spellEnd"/>
-      <w:r>
-        <w:rPr>
-          <w:sz w:val="22"/>
-          <w:szCs w:val="22"/>
-          <w:lang w:val="hu-HU"/>
-        </w:rPr>
-        <w:t>)</w:t>
+        <w:t>uint8_t GetString_TillEndChar(char *str, uint8_t End_Char, uint8_t LenMax, uint8_t reset)</w:t>
       </w:r>
       <w:r>
         <w:rPr>
@@ -3426,8 +2331,6 @@
         </w:rPr>
         <w:t>„</w:t>
       </w:r>
-      <w:proofErr w:type="spellStart"/>
-      <w:proofErr w:type="gramStart"/>
       <w:r>
         <w:rPr>
           <w:sz w:val="22"/>
@@ -3436,7 +2339,6 @@
         </w:rPr>
         <w:t>str</w:t>
       </w:r>
-      <w:proofErr w:type="spellEnd"/>
       <w:r>
         <w:rPr>
           <w:sz w:val="22"/>
@@ -3451,16 +2353,7 @@
           <w:szCs w:val="22"/>
           <w:lang w:val="hu-HU"/>
         </w:rPr>
-        <w:t>-</w:t>
-      </w:r>
-      <w:proofErr w:type="gramEnd"/>
-      <w:r>
-        <w:rPr>
-          <w:sz w:val="22"/>
-          <w:szCs w:val="22"/>
-          <w:lang w:val="hu-HU"/>
-        </w:rPr>
-        <w:t xml:space="preserve">be az </w:t>
+        <w:t xml:space="preserve">-be az </w:t>
       </w:r>
       <w:r>
         <w:rPr>
@@ -3470,7 +2363,6 @@
         </w:rPr>
         <w:t>„</w:t>
       </w:r>
-      <w:proofErr w:type="spellStart"/>
       <w:r>
         <w:rPr>
           <w:sz w:val="22"/>
@@ -3479,7 +2371,6 @@
         </w:rPr>
         <w:t>End_Char</w:t>
       </w:r>
-      <w:proofErr w:type="spellEnd"/>
       <w:r>
         <w:rPr>
           <w:sz w:val="22"/>
@@ -3584,41 +2475,13 @@
         </w:rPr>
         <w:t xml:space="preserve">a </w:t>
       </w:r>
-      <w:proofErr w:type="spellStart"/>
-      <w:r>
-        <w:rPr>
-          <w:sz w:val="22"/>
-          <w:szCs w:val="22"/>
-          <w:lang w:val="hu-HU"/>
-        </w:rPr>
-        <w:t>loopback-et</w:t>
-      </w:r>
-      <w:proofErr w:type="spellEnd"/>
-      <w:r>
-        <w:rPr>
-          <w:sz w:val="22"/>
-          <w:szCs w:val="22"/>
-          <w:lang w:val="hu-HU"/>
-        </w:rPr>
-        <w:t xml:space="preserve"> is, melyet már én tettem bele. Hogyha a </w:t>
-      </w:r>
-      <w:proofErr w:type="spellStart"/>
-      <w:r>
-        <w:rPr>
-          <w:sz w:val="22"/>
-          <w:szCs w:val="22"/>
-          <w:lang w:val="hu-HU"/>
-        </w:rPr>
-        <w:t>reset</w:t>
-      </w:r>
-      <w:proofErr w:type="spellEnd"/>
-      <w:r>
-        <w:rPr>
-          <w:sz w:val="22"/>
-          <w:szCs w:val="22"/>
-          <w:lang w:val="hu-HU"/>
-        </w:rPr>
-        <w:t xml:space="preserve"> 1, akkor képes csak új beolvasást kezdeményezni.</w:t>
+      <w:r>
+        <w:rPr>
+          <w:sz w:val="22"/>
+          <w:szCs w:val="22"/>
+          <w:lang w:val="hu-HU"/>
+        </w:rPr>
+        <w:t>loopback-et is, melyet már én tettem bele. Hogyha a reset 1, akkor képes csak új beolvasást kezdeményezni.</w:t>
       </w:r>
       <w:r>
         <w:rPr>
@@ -3652,70 +2515,30 @@
           <w:lang w:val="hu-HU"/>
         </w:rPr>
       </w:pPr>
-      <w:proofErr w:type="spellStart"/>
-      <w:r>
-        <w:rPr>
-          <w:sz w:val="22"/>
-          <w:szCs w:val="22"/>
-          <w:lang w:val="hu-HU"/>
-        </w:rPr>
-        <w:t>void</w:t>
-      </w:r>
-      <w:proofErr w:type="spellEnd"/>
-      <w:r>
-        <w:rPr>
-          <w:sz w:val="22"/>
-          <w:szCs w:val="22"/>
-          <w:lang w:val="hu-HU"/>
-        </w:rPr>
-        <w:t xml:space="preserve"> </w:t>
-      </w:r>
-      <w:r>
-        <w:rPr>
-          <w:sz w:val="22"/>
-          <w:szCs w:val="22"/>
-          <w:lang w:val="hu-HU"/>
-        </w:rPr>
-        <w:t>PrintUSART0_</w:t>
-      </w:r>
-      <w:proofErr w:type="gramStart"/>
-      <w:r>
-        <w:rPr>
-          <w:sz w:val="22"/>
-          <w:szCs w:val="22"/>
-          <w:lang w:val="hu-HU"/>
-        </w:rPr>
-        <w:t>NB(</w:t>
-      </w:r>
-      <w:proofErr w:type="spellStart"/>
-      <w:proofErr w:type="gramEnd"/>
-      <w:r>
-        <w:rPr>
-          <w:sz w:val="22"/>
-          <w:szCs w:val="22"/>
-          <w:lang w:val="hu-HU"/>
-        </w:rPr>
-        <w:t>char</w:t>
-      </w:r>
-      <w:proofErr w:type="spellEnd"/>
-      <w:r>
-        <w:rPr>
-          <w:sz w:val="22"/>
-          <w:szCs w:val="22"/>
-          <w:lang w:val="hu-HU"/>
-        </w:rPr>
-        <w:t xml:space="preserve"> *</w:t>
-      </w:r>
-      <w:proofErr w:type="spellStart"/>
-      <w:r>
-        <w:rPr>
-          <w:sz w:val="22"/>
-          <w:szCs w:val="22"/>
-          <w:lang w:val="hu-HU"/>
-        </w:rPr>
-        <w:t>string</w:t>
-      </w:r>
-      <w:proofErr w:type="spellEnd"/>
+      <w:r>
+        <w:rPr>
+          <w:sz w:val="22"/>
+          <w:szCs w:val="22"/>
+          <w:lang w:val="hu-HU"/>
+        </w:rPr>
+        <w:t xml:space="preserve">void </w:t>
+      </w:r>
+      <w:r>
+        <w:rPr>
+          <w:sz w:val="22"/>
+          <w:szCs w:val="22"/>
+          <w:lang w:val="hu-HU"/>
+        </w:rPr>
+        <w:t>PrintUSART0_NB(</w:t>
+      </w:r>
+      <w:r>
+        <w:rPr>
+          <w:sz w:val="22"/>
+          <w:szCs w:val="22"/>
+          <w:lang w:val="hu-HU"/>
+        </w:rPr>
+        <w:t>char *string</w:t>
+      </w:r>
       <w:r>
         <w:rPr>
           <w:sz w:val="22"/>
@@ -3765,43 +2588,7 @@
           <w:szCs w:val="22"/>
           <w:lang w:val="hu-HU"/>
         </w:rPr>
-        <w:t>„</w:t>
-      </w:r>
-      <w:proofErr w:type="spellStart"/>
-      <w:r>
-        <w:rPr>
-          <w:sz w:val="22"/>
-          <w:szCs w:val="22"/>
-          <w:lang w:val="hu-HU"/>
-        </w:rPr>
-        <w:t>string</w:t>
-      </w:r>
-      <w:proofErr w:type="spellEnd"/>
-      <w:r>
-        <w:rPr>
-          <w:sz w:val="22"/>
-          <w:szCs w:val="22"/>
-          <w:lang w:val="hu-HU"/>
-        </w:rPr>
-        <w:t>” kiírása USART-</w:t>
-      </w:r>
-      <w:proofErr w:type="spellStart"/>
-      <w:r>
-        <w:rPr>
-          <w:sz w:val="22"/>
-          <w:szCs w:val="22"/>
-          <w:lang w:val="hu-HU"/>
-        </w:rPr>
-        <w:t>ra</w:t>
-      </w:r>
-      <w:proofErr w:type="spellEnd"/>
-      <w:r>
-        <w:rPr>
-          <w:sz w:val="22"/>
-          <w:szCs w:val="22"/>
-          <w:lang w:val="hu-HU"/>
-        </w:rPr>
-        <w:t>, nem blokkoló módon, hardverrel.</w:t>
+        <w:t>„string” kiírása USART-ra, nem blokkoló módon, hardverrel.</w:t>
       </w:r>
     </w:p>
     <w:p>
@@ -3843,7 +2630,6 @@
           <w:lang w:val="hu-HU"/>
         </w:rPr>
       </w:pPr>
-      <w:proofErr w:type="spellStart"/>
       <w:r>
         <w:rPr>
           <w:sz w:val="22"/>
@@ -3851,80 +2637,7 @@
           <w:lang w:val="hu-HU"/>
         </w:rPr>
         <w:lastRenderedPageBreak/>
-        <w:t>double</w:t>
-      </w:r>
-      <w:proofErr w:type="spellEnd"/>
-      <w:r>
-        <w:rPr>
-          <w:sz w:val="22"/>
-          <w:szCs w:val="22"/>
-          <w:lang w:val="hu-HU"/>
-        </w:rPr>
-        <w:t xml:space="preserve"> </w:t>
-      </w:r>
-      <w:proofErr w:type="spellStart"/>
-      <w:proofErr w:type="gramStart"/>
-      <w:r>
-        <w:rPr>
-          <w:sz w:val="22"/>
-          <w:szCs w:val="22"/>
-          <w:lang w:val="hu-HU"/>
-        </w:rPr>
-        <w:t>arith</w:t>
-      </w:r>
-      <w:proofErr w:type="spellEnd"/>
-      <w:r>
-        <w:rPr>
-          <w:sz w:val="22"/>
-          <w:szCs w:val="22"/>
-          <w:lang w:val="hu-HU"/>
-        </w:rPr>
-        <w:t>(</w:t>
-      </w:r>
-      <w:proofErr w:type="gramEnd"/>
-      <w:r>
-        <w:rPr>
-          <w:sz w:val="22"/>
-          <w:szCs w:val="22"/>
-          <w:lang w:val="hu-HU"/>
-        </w:rPr>
-        <w:t xml:space="preserve">const </w:t>
-      </w:r>
-      <w:proofErr w:type="spellStart"/>
-      <w:r>
-        <w:rPr>
-          <w:sz w:val="22"/>
-          <w:szCs w:val="22"/>
-          <w:lang w:val="hu-HU"/>
-        </w:rPr>
-        <w:t>char</w:t>
-      </w:r>
-      <w:proofErr w:type="spellEnd"/>
-      <w:r>
-        <w:rPr>
-          <w:sz w:val="22"/>
-          <w:szCs w:val="22"/>
-          <w:lang w:val="hu-HU"/>
-        </w:rPr>
-        <w:t xml:space="preserve"> *</w:t>
-      </w:r>
-      <w:proofErr w:type="spellStart"/>
-      <w:r>
-        <w:rPr>
-          <w:sz w:val="22"/>
-          <w:szCs w:val="22"/>
-          <w:lang w:val="hu-HU"/>
-        </w:rPr>
-        <w:t>buffer</w:t>
-      </w:r>
-      <w:proofErr w:type="spellEnd"/>
-      <w:r>
-        <w:rPr>
-          <w:sz w:val="22"/>
-          <w:szCs w:val="22"/>
-          <w:lang w:val="hu-HU"/>
-        </w:rPr>
-        <w:t>, int8_t i);</w:t>
+        <w:t>double arith(const char *buffer, int8_t i);</w:t>
       </w:r>
     </w:p>
     <w:p>
@@ -3954,7 +2667,6 @@
         </w:rPr>
         <w:t>„</w:t>
       </w:r>
-      <w:proofErr w:type="spellStart"/>
       <w:r>
         <w:rPr>
           <w:sz w:val="22"/>
@@ -3963,7 +2675,6 @@
         </w:rPr>
         <w:t>buffer</w:t>
       </w:r>
-      <w:proofErr w:type="spellEnd"/>
       <w:r>
         <w:rPr>
           <w:sz w:val="22"/>
@@ -3978,25 +2689,7 @@
           <w:szCs w:val="22"/>
           <w:lang w:val="hu-HU"/>
         </w:rPr>
-        <w:t xml:space="preserve">tárolóból, „i” </w:t>
-      </w:r>
-      <w:proofErr w:type="spellStart"/>
-      <w:r>
-        <w:rPr>
-          <w:sz w:val="22"/>
-          <w:szCs w:val="22"/>
-          <w:lang w:val="hu-HU"/>
-        </w:rPr>
-        <w:t>offsettel</w:t>
-      </w:r>
-      <w:proofErr w:type="spellEnd"/>
-      <w:r>
-        <w:rPr>
-          <w:sz w:val="22"/>
-          <w:szCs w:val="22"/>
-          <w:lang w:val="hu-HU"/>
-        </w:rPr>
-        <w:t xml:space="preserve"> kezd el számot alkotni a bemenetből. Képes negatív és pozitív, egész és tizedes jegyű számokat kezelni.</w:t>
+        <w:t>tárolóból, „i” offsettel kezd el számot alkotni a bemenetből. Képes negatív és pozitív, egész és tizedes jegyű számokat kezelni.</w:t>
       </w:r>
       <w:r>
         <w:rPr>
@@ -4028,133 +2721,7 @@
           <w:szCs w:val="22"/>
           <w:lang w:val="hu-HU"/>
         </w:rPr>
-        <w:t xml:space="preserve">uint8_t </w:t>
-      </w:r>
-      <w:proofErr w:type="spellStart"/>
-      <w:r>
-        <w:rPr>
-          <w:sz w:val="22"/>
-          <w:szCs w:val="22"/>
-          <w:lang w:val="hu-HU"/>
-        </w:rPr>
-        <w:t>USART_</w:t>
-      </w:r>
-      <w:proofErr w:type="gramStart"/>
-      <w:r>
-        <w:rPr>
-          <w:sz w:val="22"/>
-          <w:szCs w:val="22"/>
-          <w:lang w:val="hu-HU"/>
-        </w:rPr>
-        <w:t>parse</w:t>
-      </w:r>
-      <w:proofErr w:type="spellEnd"/>
-      <w:r>
-        <w:rPr>
-          <w:sz w:val="22"/>
-          <w:szCs w:val="22"/>
-          <w:lang w:val="hu-HU"/>
-        </w:rPr>
-        <w:t>(</w:t>
-      </w:r>
-      <w:proofErr w:type="gramEnd"/>
-      <w:r>
-        <w:rPr>
-          <w:sz w:val="22"/>
-          <w:szCs w:val="22"/>
-          <w:lang w:val="hu-HU"/>
-        </w:rPr>
-        <w:t xml:space="preserve">const </w:t>
-      </w:r>
-      <w:proofErr w:type="spellStart"/>
-      <w:r>
-        <w:rPr>
-          <w:sz w:val="22"/>
-          <w:szCs w:val="22"/>
-          <w:lang w:val="hu-HU"/>
-        </w:rPr>
-        <w:t>char</w:t>
-      </w:r>
-      <w:proofErr w:type="spellEnd"/>
-      <w:r>
-        <w:rPr>
-          <w:sz w:val="22"/>
-          <w:szCs w:val="22"/>
-          <w:lang w:val="hu-HU"/>
-        </w:rPr>
-        <w:t xml:space="preserve">* </w:t>
-      </w:r>
-      <w:proofErr w:type="spellStart"/>
-      <w:r>
-        <w:rPr>
-          <w:sz w:val="22"/>
-          <w:szCs w:val="22"/>
-          <w:lang w:val="hu-HU"/>
-        </w:rPr>
-        <w:t>buff</w:t>
-      </w:r>
-      <w:proofErr w:type="spellEnd"/>
-      <w:r>
-        <w:rPr>
-          <w:sz w:val="22"/>
-          <w:szCs w:val="22"/>
-          <w:lang w:val="hu-HU"/>
-        </w:rPr>
-        <w:t xml:space="preserve">, </w:t>
-      </w:r>
-      <w:proofErr w:type="spellStart"/>
-      <w:r>
-        <w:rPr>
-          <w:sz w:val="22"/>
-          <w:szCs w:val="22"/>
-          <w:lang w:val="hu-HU"/>
-        </w:rPr>
-        <w:t>double</w:t>
-      </w:r>
-      <w:proofErr w:type="spellEnd"/>
-      <w:r>
-        <w:rPr>
-          <w:sz w:val="22"/>
-          <w:szCs w:val="22"/>
-          <w:lang w:val="hu-HU"/>
-        </w:rPr>
-        <w:t xml:space="preserve">* </w:t>
-      </w:r>
-      <w:proofErr w:type="spellStart"/>
-      <w:r>
-        <w:rPr>
-          <w:sz w:val="22"/>
-          <w:szCs w:val="22"/>
-          <w:lang w:val="hu-HU"/>
-        </w:rPr>
-        <w:t>set_value</w:t>
-      </w:r>
-      <w:proofErr w:type="spellEnd"/>
-      <w:r>
-        <w:rPr>
-          <w:sz w:val="22"/>
-          <w:szCs w:val="22"/>
-          <w:lang w:val="hu-HU"/>
-        </w:rPr>
-        <w:t xml:space="preserve">, const uint8_t* const </w:t>
-      </w:r>
-      <w:proofErr w:type="spellStart"/>
-      <w:r>
-        <w:rPr>
-          <w:sz w:val="22"/>
-          <w:szCs w:val="22"/>
-          <w:lang w:val="hu-HU"/>
-        </w:rPr>
-        <w:t>logd_in</w:t>
-      </w:r>
-      <w:proofErr w:type="spellEnd"/>
-      <w:r>
-        <w:rPr>
-          <w:sz w:val="22"/>
-          <w:szCs w:val="22"/>
-          <w:lang w:val="hu-HU"/>
-        </w:rPr>
-        <w:t>);</w:t>
+        <w:t>uint8_t USART_parse(const char* buff, double* set_value, const uint8_t* const logd_in);</w:t>
       </w:r>
     </w:p>
     <w:p>
@@ -4181,79 +2748,7 @@
           <w:szCs w:val="22"/>
           <w:lang w:val="hu-HU"/>
         </w:rPr>
-        <w:t>A megadott „</w:t>
-      </w:r>
-      <w:proofErr w:type="spellStart"/>
-      <w:r>
-        <w:rPr>
-          <w:sz w:val="22"/>
-          <w:szCs w:val="22"/>
-          <w:lang w:val="hu-HU"/>
-        </w:rPr>
-        <w:t>buff</w:t>
-      </w:r>
-      <w:proofErr w:type="spellEnd"/>
-      <w:r>
-        <w:rPr>
-          <w:sz w:val="22"/>
-          <w:szCs w:val="22"/>
-          <w:lang w:val="hu-HU"/>
-        </w:rPr>
-        <w:t>” tárolóból kiolvassa a parancsot és argumentumait. Amennyiben értéket kell beállítania, azt a „</w:t>
-      </w:r>
-      <w:proofErr w:type="spellStart"/>
-      <w:r>
-        <w:rPr>
-          <w:sz w:val="22"/>
-          <w:szCs w:val="22"/>
-          <w:lang w:val="hu-HU"/>
-        </w:rPr>
-        <w:t>set_</w:t>
-      </w:r>
-      <w:proofErr w:type="gramStart"/>
-      <w:r>
-        <w:rPr>
-          <w:sz w:val="22"/>
-          <w:szCs w:val="22"/>
-          <w:lang w:val="hu-HU"/>
-        </w:rPr>
-        <w:t>value</w:t>
-      </w:r>
-      <w:proofErr w:type="spellEnd"/>
-      <w:r>
-        <w:rPr>
-          <w:sz w:val="22"/>
-          <w:szCs w:val="22"/>
-          <w:lang w:val="hu-HU"/>
-        </w:rPr>
-        <w:t>”-</w:t>
-      </w:r>
-      <w:proofErr w:type="gramEnd"/>
-      <w:r>
-        <w:rPr>
-          <w:sz w:val="22"/>
-          <w:szCs w:val="22"/>
-          <w:lang w:val="hu-HU"/>
-        </w:rPr>
-        <w:t xml:space="preserve">ban tárolja el. A </w:t>
-      </w:r>
-      <w:proofErr w:type="spellStart"/>
-      <w:r>
-        <w:rPr>
-          <w:sz w:val="22"/>
-          <w:szCs w:val="22"/>
-          <w:lang w:val="hu-HU"/>
-        </w:rPr>
-        <w:t>logd_in</w:t>
-      </w:r>
-      <w:proofErr w:type="spellEnd"/>
-      <w:r>
-        <w:rPr>
-          <w:sz w:val="22"/>
-          <w:szCs w:val="22"/>
-          <w:lang w:val="hu-HU"/>
-        </w:rPr>
-        <w:t xml:space="preserve"> ellenőrzi, hogy jogosult-e a hívás más parancsok felismerésére. Visszatérési értéke a felismert parancs kódja</w:t>
+        <w:t>A megadott „buff” tárolóból kiolvassa a parancsot és argumentumait. Amennyiben értéket kell beállítania, azt a „set_value”-ban tárolja el. A logd_in ellenőrzi, hogy jogosult-e a hívás más parancsok felismerésére. Visszatérési értéke a felismert parancs kódja</w:t>
       </w:r>
       <w:r>
         <w:rPr>
@@ -4288,18 +2783,124 @@
           <w:szCs w:val="22"/>
           <w:lang w:val="hu-HU"/>
         </w:rPr>
-        <w:t xml:space="preserve">+ 0 </w:t>
-      </w:r>
-      <w:proofErr w:type="spellStart"/>
-      <w:r>
-        <w:rPr>
-          <w:sz w:val="22"/>
-          <w:szCs w:val="22"/>
-          <w:lang w:val="hu-HU"/>
-        </w:rPr>
-        <w:t>Not</w:t>
-      </w:r>
-      <w:proofErr w:type="spellEnd"/>
+        <w:t>+ 0 Not loged in</w:t>
+      </w:r>
+    </w:p>
+    <w:p>
+      <w:pPr>
+        <w:pStyle w:val="Listaszerbekezds"/>
+        <w:ind w:left="993"/>
+        <w:rPr>
+          <w:sz w:val="22"/>
+          <w:szCs w:val="22"/>
+          <w:lang w:val="hu-HU"/>
+        </w:rPr>
+      </w:pPr>
+      <w:r>
+        <w:rPr>
+          <w:sz w:val="22"/>
+          <w:szCs w:val="22"/>
+          <w:lang w:val="hu-HU"/>
+        </w:rPr>
+        <w:t>+ 1 login</w:t>
+      </w:r>
+    </w:p>
+    <w:p>
+      <w:pPr>
+        <w:pStyle w:val="Listaszerbekezds"/>
+        <w:ind w:left="993"/>
+        <w:rPr>
+          <w:sz w:val="22"/>
+          <w:szCs w:val="22"/>
+          <w:lang w:val="hu-HU"/>
+        </w:rPr>
+      </w:pPr>
+      <w:r>
+        <w:rPr>
+          <w:sz w:val="22"/>
+          <w:szCs w:val="22"/>
+          <w:lang w:val="hu-HU"/>
+        </w:rPr>
+        <w:t>+ 2 logout</w:t>
+      </w:r>
+    </w:p>
+    <w:p>
+      <w:pPr>
+        <w:pStyle w:val="Listaszerbekezds"/>
+        <w:ind w:left="993"/>
+        <w:rPr>
+          <w:sz w:val="22"/>
+          <w:szCs w:val="22"/>
+          <w:lang w:val="hu-HU"/>
+        </w:rPr>
+      </w:pPr>
+      <w:r>
+        <w:rPr>
+          <w:sz w:val="22"/>
+          <w:szCs w:val="22"/>
+          <w:lang w:val="hu-HU"/>
+        </w:rPr>
+        <w:t>+ 30-38 set parameters</w:t>
+      </w:r>
+    </w:p>
+    <w:p>
+      <w:pPr>
+        <w:pStyle w:val="Listaszerbekezds"/>
+        <w:ind w:left="993"/>
+        <w:rPr>
+          <w:sz w:val="22"/>
+          <w:szCs w:val="22"/>
+          <w:lang w:val="hu-HU"/>
+        </w:rPr>
+      </w:pPr>
+      <w:r>
+        <w:rPr>
+          <w:sz w:val="22"/>
+          <w:szCs w:val="22"/>
+          <w:lang w:val="hu-HU"/>
+        </w:rPr>
+        <w:t xml:space="preserve">+ </w:t>
+      </w:r>
+      <w:r>
+        <w:rPr>
+          <w:sz w:val="22"/>
+          <w:szCs w:val="22"/>
+          <w:lang w:val="hu-HU"/>
+        </w:rPr>
+        <w:t>6</w:t>
+      </w:r>
+      <w:r>
+        <w:rPr>
+          <w:sz w:val="22"/>
+          <w:szCs w:val="22"/>
+          <w:lang w:val="hu-HU"/>
+        </w:rPr>
+        <w:t>0-</w:t>
+      </w:r>
+      <w:r>
+        <w:rPr>
+          <w:sz w:val="22"/>
+          <w:szCs w:val="22"/>
+          <w:lang w:val="hu-HU"/>
+        </w:rPr>
+        <w:t>6</w:t>
+      </w:r>
+      <w:r>
+        <w:rPr>
+          <w:sz w:val="22"/>
+          <w:szCs w:val="22"/>
+          <w:lang w:val="hu-HU"/>
+        </w:rPr>
+        <w:t xml:space="preserve">8 </w:t>
+      </w:r>
+      <w:r>
+        <w:rPr>
+          <w:sz w:val="22"/>
+          <w:szCs w:val="22"/>
+          <w:lang w:val="hu-HU"/>
+        </w:rPr>
+        <w:t>dis/enable</w:t>
+      </w:r>
       <w:r>
         <w:rPr>
           <w:sz w:val="22"/>
@@ -4308,23 +2909,21 @@
         </w:rPr>
         <w:t xml:space="preserve"> </w:t>
       </w:r>
-      <w:proofErr w:type="spellStart"/>
-      <w:r>
-        <w:rPr>
-          <w:sz w:val="22"/>
-          <w:szCs w:val="22"/>
-          <w:lang w:val="hu-HU"/>
-        </w:rPr>
-        <w:t>loged</w:t>
-      </w:r>
-      <w:proofErr w:type="spellEnd"/>
-      <w:r>
-        <w:rPr>
-          <w:sz w:val="22"/>
-          <w:szCs w:val="22"/>
-          <w:lang w:val="hu-HU"/>
-        </w:rPr>
-        <w:t xml:space="preserve"> in</w:t>
+      <w:r>
+        <w:rPr>
+          <w:sz w:val="22"/>
+          <w:szCs w:val="22"/>
+          <w:lang w:val="hu-HU"/>
+        </w:rPr>
+        <w:t>function</w:t>
+      </w:r>
+      <w:r>
+        <w:rPr>
+          <w:sz w:val="22"/>
+          <w:szCs w:val="22"/>
+          <w:lang w:val="hu-HU"/>
+        </w:rPr>
+        <w:t>s</w:t>
       </w:r>
     </w:p>
     <w:p>
@@ -4343,208 +2942,8 @@
           <w:szCs w:val="22"/>
           <w:lang w:val="hu-HU"/>
         </w:rPr>
-        <w:t>+ 1 login</w:t>
-      </w:r>
-    </w:p>
-    <w:p>
-      <w:pPr>
-        <w:pStyle w:val="Listaszerbekezds"/>
-        <w:ind w:left="993"/>
-        <w:rPr>
-          <w:sz w:val="22"/>
-          <w:szCs w:val="22"/>
-          <w:lang w:val="hu-HU"/>
-        </w:rPr>
-      </w:pPr>
-      <w:r>
-        <w:rPr>
-          <w:sz w:val="22"/>
-          <w:szCs w:val="22"/>
-          <w:lang w:val="hu-HU"/>
-        </w:rPr>
-        <w:t>+ 2 logout</w:t>
-      </w:r>
-    </w:p>
-    <w:p>
-      <w:pPr>
-        <w:pStyle w:val="Listaszerbekezds"/>
-        <w:ind w:left="993"/>
-        <w:rPr>
-          <w:sz w:val="22"/>
-          <w:szCs w:val="22"/>
-          <w:lang w:val="hu-HU"/>
-        </w:rPr>
-      </w:pPr>
-      <w:r>
-        <w:rPr>
-          <w:sz w:val="22"/>
-          <w:szCs w:val="22"/>
-          <w:lang w:val="hu-HU"/>
-        </w:rPr>
-        <w:t xml:space="preserve">+ 30-38 </w:t>
-      </w:r>
-      <w:proofErr w:type="spellStart"/>
-      <w:r>
-        <w:rPr>
-          <w:sz w:val="22"/>
-          <w:szCs w:val="22"/>
-          <w:lang w:val="hu-HU"/>
-        </w:rPr>
-        <w:t>set</w:t>
-      </w:r>
-      <w:proofErr w:type="spellEnd"/>
-      <w:r>
-        <w:rPr>
-          <w:sz w:val="22"/>
-          <w:szCs w:val="22"/>
-          <w:lang w:val="hu-HU"/>
-        </w:rPr>
-        <w:t xml:space="preserve"> </w:t>
-      </w:r>
-      <w:proofErr w:type="spellStart"/>
-      <w:r>
-        <w:rPr>
-          <w:sz w:val="22"/>
-          <w:szCs w:val="22"/>
-          <w:lang w:val="hu-HU"/>
-        </w:rPr>
-        <w:t>parameters</w:t>
-      </w:r>
-      <w:proofErr w:type="spellEnd"/>
-    </w:p>
-    <w:p>
-      <w:pPr>
-        <w:pStyle w:val="Listaszerbekezds"/>
-        <w:ind w:left="993"/>
-        <w:rPr>
-          <w:sz w:val="22"/>
-          <w:szCs w:val="22"/>
-          <w:lang w:val="hu-HU"/>
-        </w:rPr>
-      </w:pPr>
-      <w:r>
-        <w:rPr>
-          <w:sz w:val="22"/>
-          <w:szCs w:val="22"/>
-          <w:lang w:val="hu-HU"/>
-        </w:rPr>
-        <w:t xml:space="preserve">+ </w:t>
-      </w:r>
-      <w:r>
-        <w:rPr>
-          <w:sz w:val="22"/>
-          <w:szCs w:val="22"/>
-          <w:lang w:val="hu-HU"/>
-        </w:rPr>
-        <w:t>6</w:t>
-      </w:r>
-      <w:r>
-        <w:rPr>
-          <w:sz w:val="22"/>
-          <w:szCs w:val="22"/>
-          <w:lang w:val="hu-HU"/>
-        </w:rPr>
-        <w:t>0-</w:t>
-      </w:r>
-      <w:r>
-        <w:rPr>
-          <w:sz w:val="22"/>
-          <w:szCs w:val="22"/>
-          <w:lang w:val="hu-HU"/>
-        </w:rPr>
-        <w:t>6</w:t>
-      </w:r>
-      <w:r>
-        <w:rPr>
-          <w:sz w:val="22"/>
-          <w:szCs w:val="22"/>
-          <w:lang w:val="hu-HU"/>
-        </w:rPr>
-        <w:t xml:space="preserve">8 </w:t>
-      </w:r>
-      <w:proofErr w:type="spellStart"/>
-      <w:r>
-        <w:rPr>
-          <w:sz w:val="22"/>
-          <w:szCs w:val="22"/>
-          <w:lang w:val="hu-HU"/>
-        </w:rPr>
-        <w:t>dis</w:t>
-      </w:r>
-      <w:proofErr w:type="spellEnd"/>
-      <w:r>
-        <w:rPr>
-          <w:sz w:val="22"/>
-          <w:szCs w:val="22"/>
-          <w:lang w:val="hu-HU"/>
-        </w:rPr>
-        <w:t>/</w:t>
-      </w:r>
-      <w:proofErr w:type="spellStart"/>
-      <w:r>
-        <w:rPr>
-          <w:sz w:val="22"/>
-          <w:szCs w:val="22"/>
-          <w:lang w:val="hu-HU"/>
-        </w:rPr>
-        <w:t>enable</w:t>
-      </w:r>
-      <w:proofErr w:type="spellEnd"/>
-      <w:r>
-        <w:rPr>
-          <w:sz w:val="22"/>
-          <w:szCs w:val="22"/>
-          <w:lang w:val="hu-HU"/>
-        </w:rPr>
-        <w:t xml:space="preserve"> </w:t>
-      </w:r>
-      <w:proofErr w:type="spellStart"/>
-      <w:r>
-        <w:rPr>
-          <w:sz w:val="22"/>
-          <w:szCs w:val="22"/>
-          <w:lang w:val="hu-HU"/>
-        </w:rPr>
-        <w:t>function</w:t>
-      </w:r>
-      <w:r>
-        <w:rPr>
-          <w:sz w:val="22"/>
-          <w:szCs w:val="22"/>
-          <w:lang w:val="hu-HU"/>
-        </w:rPr>
-        <w:t>s</w:t>
-      </w:r>
-      <w:proofErr w:type="spellEnd"/>
-    </w:p>
-    <w:p>
-      <w:pPr>
-        <w:pStyle w:val="Listaszerbekezds"/>
-        <w:ind w:left="993"/>
-        <w:rPr>
-          <w:sz w:val="22"/>
-          <w:szCs w:val="22"/>
-          <w:lang w:val="hu-HU"/>
-        </w:rPr>
-      </w:pPr>
-      <w:r>
-        <w:rPr>
-          <w:sz w:val="22"/>
-          <w:szCs w:val="22"/>
-          <w:lang w:val="hu-HU"/>
-        </w:rPr>
-        <w:t xml:space="preserve">+ 254 ENTER, </w:t>
-      </w:r>
-      <w:proofErr w:type="spellStart"/>
-      <w:r>
-        <w:rPr>
-          <w:sz w:val="22"/>
-          <w:szCs w:val="22"/>
-          <w:lang w:val="hu-HU"/>
-        </w:rPr>
-        <w:t>empty</w:t>
-      </w:r>
-      <w:proofErr w:type="spellEnd"/>
+        <w:t>+ 254 ENTER, empty</w:t>
+      </w:r>
     </w:p>
     <w:p>
       <w:pPr>
@@ -4569,16 +2968,7 @@
           <w:szCs w:val="22"/>
           <w:lang w:val="hu-HU"/>
         </w:rPr>
-        <w:t xml:space="preserve">+ &gt;90, </w:t>
-      </w:r>
-      <w:proofErr w:type="spellStart"/>
-      <w:r>
-        <w:rPr>
-          <w:sz w:val="22"/>
-          <w:szCs w:val="22"/>
-          <w:lang w:val="hu-HU"/>
-        </w:rPr>
-        <w:t>error</w:t>
+        <w:t>+ &gt;90, error</w:t>
       </w:r>
       <w:r>
         <w:rPr>
@@ -4588,7 +2978,6 @@
         </w:rPr>
         <w:t>s</w:t>
       </w:r>
-      <w:proofErr w:type="spellEnd"/>
     </w:p>
     <w:p>
       <w:pPr>
@@ -4599,7 +2988,6 @@
           <w:szCs w:val="22"/>
         </w:rPr>
       </w:pPr>
-      <w:proofErr w:type="spellStart"/>
       <w:r>
         <w:rPr>
           <w:sz w:val="22"/>
@@ -4607,7 +2995,6 @@
         </w:rPr>
         <w:t>ic_drivers</w:t>
       </w:r>
-      <w:proofErr w:type="spellEnd"/>
     </w:p>
     <w:p>
       <w:pPr>
@@ -4618,7 +3005,6 @@
           <w:szCs w:val="22"/>
         </w:rPr>
       </w:pPr>
-      <w:proofErr w:type="spellStart"/>
       <w:r>
         <w:rPr>
           <w:sz w:val="22"/>
@@ -4632,204 +3018,6 @@
           <w:szCs w:val="22"/>
         </w:rPr>
         <w:t>.c</w:t>
-      </w:r>
-      <w:proofErr w:type="spellEnd"/>
-      <w:r>
-        <w:rPr>
-          <w:sz w:val="22"/>
-          <w:szCs w:val="22"/>
-          <w:vertAlign w:val="superscript"/>
-        </w:rPr>
-        <w:fldChar w:fldCharType="begin"/>
-      </w:r>
-      <w:r>
-        <w:rPr>
-          <w:sz w:val="22"/>
-          <w:szCs w:val="22"/>
-          <w:vertAlign w:val="superscript"/>
-        </w:rPr>
-        <w:instrText>HYPERLINK  \l "_Dr._Benesóczky_Zoltán-"</w:instrText>
-      </w:r>
-      <w:r>
-        <w:rPr>
-          <w:sz w:val="22"/>
-          <w:szCs w:val="22"/>
-          <w:vertAlign w:val="superscript"/>
-        </w:rPr>
-      </w:r>
-      <w:r>
-        <w:rPr>
-          <w:sz w:val="22"/>
-          <w:szCs w:val="22"/>
-          <w:vertAlign w:val="superscript"/>
-        </w:rPr>
-        <w:fldChar w:fldCharType="separate"/>
-      </w:r>
-      <w:r>
-        <w:rPr>
-          <w:rStyle w:val="Hiperhivatkozs"/>
-          <w:sz w:val="22"/>
-          <w:szCs w:val="22"/>
-          <w:vertAlign w:val="superscript"/>
-        </w:rPr>
-        <w:t>[F2]</w:t>
-      </w:r>
-      <w:r>
-        <w:rPr>
-          <w:sz w:val="22"/>
-          <w:szCs w:val="22"/>
-          <w:vertAlign w:val="superscript"/>
-        </w:rPr>
-        <w:fldChar w:fldCharType="end"/>
-      </w:r>
-    </w:p>
-    <w:p>
-      <w:pPr>
-        <w:pStyle w:val="Listaszerbekezds"/>
-        <w:spacing w:line="280" w:lineRule="exact"/>
-        <w:ind w:left="709"/>
-        <w:rPr>
-          <w:sz w:val="22"/>
-          <w:szCs w:val="22"/>
-          <w:lang w:val="hu-HU"/>
-        </w:rPr>
-      </w:pPr>
-      <w:r>
-        <w:rPr>
-          <w:sz w:val="22"/>
-          <w:szCs w:val="22"/>
-          <w:lang w:val="hu-HU"/>
-        </w:rPr>
-        <w:t xml:space="preserve">Az SSD1309-es kijelzőhöz készített </w:t>
-      </w:r>
-      <w:proofErr w:type="spellStart"/>
-      <w:r>
-        <w:rPr>
-          <w:sz w:val="22"/>
-          <w:szCs w:val="22"/>
-          <w:lang w:val="hu-HU"/>
-        </w:rPr>
-        <w:t>betükészlet</w:t>
-      </w:r>
-      <w:proofErr w:type="spellEnd"/>
-      <w:r>
-        <w:rPr>
-          <w:sz w:val="22"/>
-          <w:szCs w:val="22"/>
-          <w:lang w:val="hu-HU"/>
-        </w:rPr>
-        <w:t>.</w:t>
-      </w:r>
-    </w:p>
-    <w:p>
-      <w:pPr>
-        <w:pStyle w:val="Cmsor5"/>
-        <w:spacing w:line="280" w:lineRule="exact"/>
-        <w:rPr>
-          <w:sz w:val="22"/>
-          <w:szCs w:val="22"/>
-        </w:rPr>
-      </w:pPr>
-      <w:r>
-        <w:rPr>
-          <w:sz w:val="22"/>
-          <w:szCs w:val="22"/>
-        </w:rPr>
-        <w:t>SSD1309.</w:t>
-      </w:r>
-      <w:proofErr w:type="gramStart"/>
-      <w:r>
-        <w:rPr>
-          <w:sz w:val="22"/>
-          <w:szCs w:val="22"/>
-        </w:rPr>
-        <w:t>h</w:t>
-      </w:r>
-      <w:proofErr w:type="gramEnd"/>
-      <w:r>
-        <w:rPr>
-          <w:sz w:val="22"/>
-          <w:szCs w:val="22"/>
-        </w:rPr>
-        <w:t xml:space="preserve"> és SSD1309.c</w:t>
-      </w:r>
-    </w:p>
-    <w:p>
-      <w:pPr>
-        <w:pStyle w:val="Listaszerbekezds"/>
-        <w:numPr>
-          <w:ilvl w:val="0"/>
-          <w:numId w:val="4"/>
-        </w:numPr>
-        <w:spacing w:line="280" w:lineRule="exact"/>
-        <w:ind w:left="709" w:hanging="142"/>
-        <w:rPr>
-          <w:sz w:val="22"/>
-          <w:szCs w:val="22"/>
-          <w:lang w:val="hu-HU"/>
-        </w:rPr>
-      </w:pPr>
-      <w:proofErr w:type="spellStart"/>
-      <w:r>
-        <w:rPr>
-          <w:sz w:val="22"/>
-          <w:szCs w:val="22"/>
-          <w:lang w:val="hu-HU"/>
-        </w:rPr>
-        <w:t>void</w:t>
-      </w:r>
-      <w:proofErr w:type="spellEnd"/>
-      <w:r>
-        <w:rPr>
-          <w:sz w:val="22"/>
-          <w:szCs w:val="22"/>
-          <w:lang w:val="hu-HU"/>
-        </w:rPr>
-        <w:t xml:space="preserve"> </w:t>
-      </w:r>
-      <w:proofErr w:type="spellStart"/>
-      <w:r>
-        <w:rPr>
-          <w:sz w:val="22"/>
-          <w:szCs w:val="22"/>
-          <w:lang w:val="hu-HU"/>
-        </w:rPr>
-        <w:t>OLED_init</w:t>
-      </w:r>
-      <w:proofErr w:type="spellEnd"/>
-      <w:r>
-        <w:rPr>
-          <w:sz w:val="22"/>
-          <w:szCs w:val="22"/>
-          <w:lang w:val="hu-HU"/>
-        </w:rPr>
-        <w:t>(</w:t>
-      </w:r>
-      <w:proofErr w:type="spellStart"/>
-      <w:r>
-        <w:rPr>
-          <w:sz w:val="22"/>
-          <w:szCs w:val="22"/>
-          <w:lang w:val="hu-HU"/>
-        </w:rPr>
-        <w:t>void</w:t>
-      </w:r>
-      <w:proofErr w:type="spellEnd"/>
-      <w:r>
-        <w:rPr>
-          <w:sz w:val="22"/>
-          <w:szCs w:val="22"/>
-          <w:lang w:val="hu-HU"/>
-        </w:rPr>
-        <w:t>);</w:t>
-      </w:r>
-      <w:r>
-        <w:rPr>
-          <w:sz w:val="22"/>
-          <w:szCs w:val="22"/>
-          <w:vertAlign w:val="superscript"/>
-        </w:rPr>
-        <w:t xml:space="preserve"> </w:t>
       </w:r>
       <w:hyperlink w:anchor="_Dr._Benesóczky_Zoltán-" w:history="1">
         <w:r>
@@ -4846,75 +3034,46 @@
     <w:p>
       <w:pPr>
         <w:pStyle w:val="Listaszerbekezds"/>
-        <w:ind w:left="993"/>
-        <w:jc w:val="both"/>
-        <w:rPr>
-          <w:sz w:val="22"/>
-          <w:szCs w:val="22"/>
-          <w:lang w:val="hu-HU"/>
-        </w:rPr>
-      </w:pPr>
-      <w:r>
-        <w:rPr>
-          <w:sz w:val="22"/>
-          <w:szCs w:val="22"/>
-          <w:lang w:val="hu-HU"/>
-        </w:rPr>
-        <w:t xml:space="preserve">Felprogramozza az </w:t>
-      </w:r>
-      <w:proofErr w:type="spellStart"/>
-      <w:r>
-        <w:rPr>
-          <w:sz w:val="22"/>
-          <w:szCs w:val="22"/>
-          <w:lang w:val="hu-HU"/>
-        </w:rPr>
-        <w:t>oled</w:t>
-      </w:r>
-      <w:proofErr w:type="spellEnd"/>
-      <w:r>
-        <w:rPr>
-          <w:sz w:val="22"/>
-          <w:szCs w:val="22"/>
-          <w:lang w:val="hu-HU"/>
-        </w:rPr>
-        <w:t xml:space="preserve"> vezérlőjét. </w:t>
-      </w:r>
-      <w:proofErr w:type="spellStart"/>
-      <w:r>
-        <w:rPr>
-          <w:sz w:val="22"/>
-          <w:szCs w:val="22"/>
-          <w:lang w:val="hu-HU"/>
-        </w:rPr>
-        <w:t>Reseteli</w:t>
-      </w:r>
-      <w:proofErr w:type="spellEnd"/>
-      <w:r>
-        <w:rPr>
-          <w:sz w:val="22"/>
-          <w:szCs w:val="22"/>
-          <w:lang w:val="hu-HU"/>
-        </w:rPr>
-        <w:t xml:space="preserve">, </w:t>
-      </w:r>
-      <w:proofErr w:type="spellStart"/>
-      <w:r>
-        <w:rPr>
-          <w:sz w:val="22"/>
-          <w:szCs w:val="22"/>
-          <w:lang w:val="hu-HU"/>
-        </w:rPr>
-        <w:t>órajelet</w:t>
-      </w:r>
-      <w:proofErr w:type="spellEnd"/>
-      <w:r>
-        <w:rPr>
-          <w:sz w:val="22"/>
-          <w:szCs w:val="22"/>
-          <w:lang w:val="hu-HU"/>
-        </w:rPr>
-        <w:t>, eltolást, kezdősort, és orientációt állít be.</w:t>
+        <w:spacing w:line="280" w:lineRule="exact"/>
+        <w:ind w:left="709"/>
+        <w:rPr>
+          <w:sz w:val="22"/>
+          <w:szCs w:val="22"/>
+          <w:lang w:val="hu-HU"/>
+        </w:rPr>
+      </w:pPr>
+      <w:r>
+        <w:rPr>
+          <w:sz w:val="22"/>
+          <w:szCs w:val="22"/>
+          <w:lang w:val="hu-HU"/>
+        </w:rPr>
+        <w:t>Az SSD1309-es kijelzőhöz készített betükészlet</w:t>
+      </w:r>
+      <w:r>
+        <w:rPr>
+          <w:sz w:val="22"/>
+          <w:szCs w:val="22"/>
+          <w:lang w:val="hu-HU"/>
+        </w:rPr>
+        <w:t>.</w:t>
+      </w:r>
+    </w:p>
+    <w:p>
+      <w:pPr>
+        <w:pStyle w:val="Cmsor5"/>
+        <w:spacing w:line="280" w:lineRule="exact"/>
+        <w:rPr>
+          <w:sz w:val="22"/>
+          <w:szCs w:val="22"/>
+        </w:rPr>
+      </w:pPr>
+      <w:r>
+        <w:rPr>
+          <w:sz w:val="22"/>
+          <w:szCs w:val="22"/>
+        </w:rPr>
+        <w:t>SSD1309.h és SSD1309.c</w:t>
       </w:r>
     </w:p>
     <w:p>
@@ -4932,7 +3091,22 @@
           <w:lang w:val="hu-HU"/>
         </w:rPr>
       </w:pPr>
-      <w:proofErr w:type="spellStart"/>
+      <w:r>
+        <w:rPr>
+          <w:sz w:val="22"/>
+          <w:szCs w:val="22"/>
+          <w:lang w:val="hu-HU"/>
+        </w:rPr>
+        <w:t xml:space="preserve">void </w:t>
+      </w:r>
+      <w:r>
+        <w:rPr>
+          <w:sz w:val="22"/>
+          <w:szCs w:val="22"/>
+          <w:lang w:val="hu-HU"/>
+        </w:rPr>
+        <w:t>OLED_init(</w:t>
+      </w:r>
       <w:r>
         <w:rPr>
           <w:sz w:val="22"/>
@@ -4941,179 +3115,6 @@
         </w:rPr>
         <w:t>void</w:t>
       </w:r>
-      <w:proofErr w:type="spellEnd"/>
-      <w:r>
-        <w:rPr>
-          <w:sz w:val="22"/>
-          <w:szCs w:val="22"/>
-          <w:lang w:val="hu-HU"/>
-        </w:rPr>
-        <w:t xml:space="preserve"> </w:t>
-      </w:r>
-      <w:proofErr w:type="spellStart"/>
-      <w:r>
-        <w:rPr>
-          <w:sz w:val="22"/>
-          <w:szCs w:val="22"/>
-          <w:lang w:val="hu-HU"/>
-        </w:rPr>
-        <w:t>OLED_print_</w:t>
-      </w:r>
-      <w:proofErr w:type="gramStart"/>
-      <w:r>
-        <w:rPr>
-          <w:sz w:val="22"/>
-          <w:szCs w:val="22"/>
-          <w:lang w:val="hu-HU"/>
-        </w:rPr>
-        <w:t>string</w:t>
-      </w:r>
-      <w:proofErr w:type="spellEnd"/>
-      <w:r>
-        <w:rPr>
-          <w:sz w:val="22"/>
-          <w:szCs w:val="22"/>
-          <w:lang w:val="hu-HU"/>
-        </w:rPr>
-        <w:t>(</w:t>
-      </w:r>
-      <w:proofErr w:type="spellStart"/>
-      <w:proofErr w:type="gramEnd"/>
-      <w:r>
-        <w:rPr>
-          <w:sz w:val="22"/>
-          <w:szCs w:val="22"/>
-          <w:lang w:val="hu-HU"/>
-        </w:rPr>
-        <w:t>unsigned</w:t>
-      </w:r>
-      <w:proofErr w:type="spellEnd"/>
-      <w:r>
-        <w:rPr>
-          <w:sz w:val="22"/>
-          <w:szCs w:val="22"/>
-          <w:lang w:val="hu-HU"/>
-        </w:rPr>
-        <w:t xml:space="preserve"> </w:t>
-      </w:r>
-      <w:proofErr w:type="spellStart"/>
-      <w:r>
-        <w:rPr>
-          <w:sz w:val="22"/>
-          <w:szCs w:val="22"/>
-          <w:lang w:val="hu-HU"/>
-        </w:rPr>
-        <w:t>char</w:t>
-      </w:r>
-      <w:proofErr w:type="spellEnd"/>
-      <w:r>
-        <w:rPr>
-          <w:sz w:val="22"/>
-          <w:szCs w:val="22"/>
-          <w:lang w:val="hu-HU"/>
-        </w:rPr>
-        <w:t xml:space="preserve"> </w:t>
-      </w:r>
-      <w:proofErr w:type="spellStart"/>
-      <w:r>
-        <w:rPr>
-          <w:sz w:val="22"/>
-          <w:szCs w:val="22"/>
-          <w:lang w:val="hu-HU"/>
-        </w:rPr>
-        <w:t>x_pos</w:t>
-      </w:r>
-      <w:proofErr w:type="spellEnd"/>
-      <w:r>
-        <w:rPr>
-          <w:sz w:val="22"/>
-          <w:szCs w:val="22"/>
-          <w:lang w:val="hu-HU"/>
-        </w:rPr>
-        <w:t xml:space="preserve">, </w:t>
-      </w:r>
-      <w:proofErr w:type="spellStart"/>
-      <w:r>
-        <w:rPr>
-          <w:sz w:val="22"/>
-          <w:szCs w:val="22"/>
-          <w:lang w:val="hu-HU"/>
-        </w:rPr>
-        <w:t>unsigned</w:t>
-      </w:r>
-      <w:proofErr w:type="spellEnd"/>
-      <w:r>
-        <w:rPr>
-          <w:sz w:val="22"/>
-          <w:szCs w:val="22"/>
-          <w:lang w:val="hu-HU"/>
-        </w:rPr>
-        <w:t xml:space="preserve"> </w:t>
-      </w:r>
-      <w:proofErr w:type="spellStart"/>
-      <w:r>
-        <w:rPr>
-          <w:sz w:val="22"/>
-          <w:szCs w:val="22"/>
-          <w:lang w:val="hu-HU"/>
-        </w:rPr>
-        <w:t>char</w:t>
-      </w:r>
-      <w:proofErr w:type="spellEnd"/>
-      <w:r>
-        <w:rPr>
-          <w:sz w:val="22"/>
-          <w:szCs w:val="22"/>
-          <w:lang w:val="hu-HU"/>
-        </w:rPr>
-        <w:t xml:space="preserve"> </w:t>
-      </w:r>
-      <w:proofErr w:type="spellStart"/>
-      <w:r>
-        <w:rPr>
-          <w:sz w:val="22"/>
-          <w:szCs w:val="22"/>
-          <w:lang w:val="hu-HU"/>
-        </w:rPr>
-        <w:t>y_pos</w:t>
-      </w:r>
-      <w:proofErr w:type="spellEnd"/>
-      <w:r>
-        <w:rPr>
-          <w:sz w:val="22"/>
-          <w:szCs w:val="22"/>
-          <w:lang w:val="hu-HU"/>
-        </w:rPr>
-        <w:t xml:space="preserve">, </w:t>
-      </w:r>
-      <w:proofErr w:type="spellStart"/>
-      <w:r>
-        <w:rPr>
-          <w:sz w:val="22"/>
-          <w:szCs w:val="22"/>
-          <w:lang w:val="hu-HU"/>
-        </w:rPr>
-        <w:t>char</w:t>
-      </w:r>
-      <w:proofErr w:type="spellEnd"/>
-      <w:r>
-        <w:rPr>
-          <w:sz w:val="22"/>
-          <w:szCs w:val="22"/>
-          <w:lang w:val="hu-HU"/>
-        </w:rPr>
-        <w:t xml:space="preserve"> *</w:t>
-      </w:r>
-      <w:proofErr w:type="spellStart"/>
-      <w:r>
-        <w:rPr>
-          <w:sz w:val="22"/>
-          <w:szCs w:val="22"/>
-          <w:lang w:val="hu-HU"/>
-        </w:rPr>
-        <w:t>ch</w:t>
-      </w:r>
-      <w:proofErr w:type="spellEnd"/>
       <w:r>
         <w:rPr>
           <w:sz w:val="22"/>
@@ -5159,25 +3160,7 @@
           <w:szCs w:val="22"/>
           <w:lang w:val="hu-HU"/>
         </w:rPr>
-        <w:t>A megadott kezdő oszloptól kezdi el írni a „</w:t>
-      </w:r>
-      <w:proofErr w:type="spellStart"/>
-      <w:r>
-        <w:rPr>
-          <w:sz w:val="22"/>
-          <w:szCs w:val="22"/>
-          <w:lang w:val="hu-HU"/>
-        </w:rPr>
-        <w:t>ch</w:t>
-      </w:r>
-      <w:proofErr w:type="spellEnd"/>
-      <w:r>
-        <w:rPr>
-          <w:sz w:val="22"/>
-          <w:szCs w:val="22"/>
-          <w:lang w:val="hu-HU"/>
-        </w:rPr>
-        <w:t>” szöveget. Az y pozíció karaktersorokban értendő. Hogyha betelt egy sor, a következőben folytatja.</w:t>
+        <w:t>Felprogramozza az oled vezérlőjét. Reseteli, órajelet, eltolást, kezdősort, és orientációt állít be.</w:t>
       </w:r>
     </w:p>
     <w:p>
@@ -5195,43 +3178,22 @@
           <w:lang w:val="hu-HU"/>
         </w:rPr>
       </w:pPr>
-      <w:proofErr w:type="spellStart"/>
-      <w:r>
-        <w:rPr>
-          <w:sz w:val="22"/>
-          <w:szCs w:val="22"/>
-          <w:lang w:val="hu-HU"/>
-        </w:rPr>
-        <w:t>void</w:t>
-      </w:r>
-      <w:proofErr w:type="spellEnd"/>
-      <w:r>
-        <w:rPr>
-          <w:sz w:val="22"/>
-          <w:szCs w:val="22"/>
-          <w:lang w:val="hu-HU"/>
-        </w:rPr>
-        <w:t xml:space="preserve"> </w:t>
-      </w:r>
-      <w:proofErr w:type="spellStart"/>
-      <w:r>
-        <w:rPr>
-          <w:sz w:val="22"/>
-          <w:szCs w:val="22"/>
-          <w:lang w:val="hu-HU"/>
-        </w:rPr>
-        <w:t>OLED_print_</w:t>
-      </w:r>
-      <w:proofErr w:type="gramStart"/>
-      <w:r>
-        <w:rPr>
-          <w:sz w:val="22"/>
-          <w:szCs w:val="22"/>
-          <w:lang w:val="hu-HU"/>
-        </w:rPr>
-        <w:t>int</w:t>
-      </w:r>
-      <w:proofErr w:type="spellEnd"/>
+      <w:r>
+        <w:rPr>
+          <w:sz w:val="22"/>
+          <w:szCs w:val="22"/>
+          <w:lang w:val="hu-HU"/>
+        </w:rPr>
+        <w:t xml:space="preserve">void </w:t>
+      </w:r>
+      <w:r>
+        <w:rPr>
+          <w:sz w:val="22"/>
+          <w:szCs w:val="22"/>
+          <w:lang w:val="hu-HU"/>
+        </w:rPr>
+        <w:t>OLED_print_string</w:t>
+      </w:r>
       <w:r>
         <w:rPr>
           <w:sz w:val="22"/>
@@ -5240,168 +3202,13 @@
         </w:rPr>
         <w:t>(</w:t>
       </w:r>
-      <w:proofErr w:type="spellStart"/>
-      <w:proofErr w:type="gramEnd"/>
-      <w:r>
-        <w:rPr>
-          <w:sz w:val="22"/>
-          <w:szCs w:val="22"/>
-          <w:lang w:val="hu-HU"/>
-        </w:rPr>
-        <w:t>unsigned</w:t>
-      </w:r>
-      <w:proofErr w:type="spellEnd"/>
-      <w:r>
-        <w:rPr>
-          <w:sz w:val="22"/>
-          <w:szCs w:val="22"/>
-          <w:lang w:val="hu-HU"/>
-        </w:rPr>
-        <w:t xml:space="preserve"> </w:t>
-      </w:r>
-      <w:proofErr w:type="spellStart"/>
-      <w:r>
-        <w:rPr>
-          <w:sz w:val="22"/>
-          <w:szCs w:val="22"/>
-          <w:lang w:val="hu-HU"/>
-        </w:rPr>
-        <w:t>char</w:t>
-      </w:r>
-      <w:proofErr w:type="spellEnd"/>
-      <w:r>
-        <w:rPr>
-          <w:sz w:val="22"/>
-          <w:szCs w:val="22"/>
-          <w:lang w:val="hu-HU"/>
-        </w:rPr>
-        <w:t xml:space="preserve"> </w:t>
-      </w:r>
-      <w:proofErr w:type="spellStart"/>
-      <w:r>
-        <w:rPr>
-          <w:sz w:val="22"/>
-          <w:szCs w:val="22"/>
-          <w:lang w:val="hu-HU"/>
-        </w:rPr>
-        <w:t>x_pos</w:t>
-      </w:r>
-      <w:proofErr w:type="spellEnd"/>
-      <w:r>
-        <w:rPr>
-          <w:sz w:val="22"/>
-          <w:szCs w:val="22"/>
-          <w:lang w:val="hu-HU"/>
-        </w:rPr>
-        <w:t xml:space="preserve">, </w:t>
-      </w:r>
-      <w:proofErr w:type="spellStart"/>
-      <w:r>
-        <w:rPr>
-          <w:sz w:val="22"/>
-          <w:szCs w:val="22"/>
-          <w:lang w:val="hu-HU"/>
-        </w:rPr>
-        <w:t>unsigned</w:t>
-      </w:r>
-      <w:proofErr w:type="spellEnd"/>
-      <w:r>
-        <w:rPr>
-          <w:sz w:val="22"/>
-          <w:szCs w:val="22"/>
-          <w:lang w:val="hu-HU"/>
-        </w:rPr>
-        <w:t xml:space="preserve"> </w:t>
-      </w:r>
-      <w:proofErr w:type="spellStart"/>
-      <w:r>
-        <w:rPr>
-          <w:sz w:val="22"/>
-          <w:szCs w:val="22"/>
-          <w:lang w:val="hu-HU"/>
-        </w:rPr>
-        <w:t>char</w:t>
-      </w:r>
-      <w:proofErr w:type="spellEnd"/>
-      <w:r>
-        <w:rPr>
-          <w:sz w:val="22"/>
-          <w:szCs w:val="22"/>
-          <w:lang w:val="hu-HU"/>
-        </w:rPr>
-        <w:t xml:space="preserve"> </w:t>
-      </w:r>
-      <w:proofErr w:type="spellStart"/>
-      <w:r>
-        <w:rPr>
-          <w:sz w:val="22"/>
-          <w:szCs w:val="22"/>
-          <w:lang w:val="hu-HU"/>
-        </w:rPr>
-        <w:t>y_pos</w:t>
-      </w:r>
-      <w:proofErr w:type="spellEnd"/>
-      <w:r>
-        <w:rPr>
-          <w:sz w:val="22"/>
-          <w:szCs w:val="22"/>
-          <w:lang w:val="hu-HU"/>
-        </w:rPr>
-        <w:t xml:space="preserve">, </w:t>
-      </w:r>
-      <w:proofErr w:type="spellStart"/>
-      <w:r>
-        <w:rPr>
-          <w:sz w:val="22"/>
-          <w:szCs w:val="22"/>
-          <w:lang w:val="hu-HU"/>
-        </w:rPr>
-        <w:t>signed</w:t>
-      </w:r>
-      <w:proofErr w:type="spellEnd"/>
-      <w:r>
-        <w:rPr>
-          <w:sz w:val="22"/>
-          <w:szCs w:val="22"/>
-          <w:lang w:val="hu-HU"/>
-        </w:rPr>
-        <w:t xml:space="preserve"> </w:t>
-      </w:r>
-      <w:proofErr w:type="spellStart"/>
-      <w:r>
-        <w:rPr>
-          <w:sz w:val="22"/>
-          <w:szCs w:val="22"/>
-          <w:lang w:val="hu-HU"/>
-        </w:rPr>
-        <w:t>long</w:t>
-      </w:r>
-      <w:proofErr w:type="spellEnd"/>
-      <w:r>
-        <w:rPr>
-          <w:sz w:val="22"/>
-          <w:szCs w:val="22"/>
-          <w:lang w:val="hu-HU"/>
-        </w:rPr>
-        <w:t xml:space="preserve"> </w:t>
-      </w:r>
-      <w:proofErr w:type="spellStart"/>
-      <w:r>
-        <w:rPr>
-          <w:sz w:val="22"/>
-          <w:szCs w:val="22"/>
-          <w:lang w:val="hu-HU"/>
-        </w:rPr>
-        <w:t>value</w:t>
-      </w:r>
-      <w:proofErr w:type="spellEnd"/>
-      <w:r>
-        <w:rPr>
-          <w:sz w:val="22"/>
-          <w:szCs w:val="22"/>
-          <w:lang w:val="hu-HU"/>
-        </w:rPr>
-        <w:t>);</w:t>
+      <w:r>
+        <w:rPr>
+          <w:sz w:val="22"/>
+          <w:szCs w:val="22"/>
+          <w:lang w:val="hu-HU"/>
+        </w:rPr>
+        <w:t>unsigned char x_pos, unsigned char y_pos, char *ch);</w:t>
       </w:r>
       <w:r>
         <w:rPr>
@@ -5427,53 +3234,20 @@
       <w:pPr>
         <w:pStyle w:val="Listaszerbekezds"/>
         <w:ind w:left="993"/>
-        <w:rPr>
-          <w:sz w:val="22"/>
-          <w:szCs w:val="22"/>
-          <w:lang w:val="hu-HU"/>
-        </w:rPr>
-      </w:pPr>
-      <w:r>
-        <w:rPr>
-          <w:sz w:val="22"/>
-          <w:szCs w:val="22"/>
-          <w:lang w:val="hu-HU"/>
-        </w:rPr>
-        <w:t xml:space="preserve">5 jegyű </w:t>
-      </w:r>
-      <w:r>
-        <w:rPr>
-          <w:sz w:val="22"/>
-          <w:szCs w:val="22"/>
-          <w:lang w:val="hu-HU"/>
-        </w:rPr>
-        <w:t xml:space="preserve">egész </w:t>
-      </w:r>
-      <w:r>
-        <w:rPr>
-          <w:sz w:val="22"/>
-          <w:szCs w:val="22"/>
-          <w:lang w:val="hu-HU"/>
-        </w:rPr>
-        <w:t xml:space="preserve">számokat képes kiírni a megadott kezdőhelytől a </w:t>
-      </w:r>
-      <w:proofErr w:type="spellStart"/>
-      <w:r>
-        <w:rPr>
-          <w:sz w:val="22"/>
-          <w:szCs w:val="22"/>
-          <w:lang w:val="hu-HU"/>
-        </w:rPr>
-        <w:t>print_string-hez</w:t>
-      </w:r>
-      <w:proofErr w:type="spellEnd"/>
-      <w:r>
-        <w:rPr>
-          <w:sz w:val="22"/>
-          <w:szCs w:val="22"/>
-          <w:lang w:val="hu-HU"/>
-        </w:rPr>
-        <w:t xml:space="preserve"> hasonlóan.</w:t>
+        <w:jc w:val="both"/>
+        <w:rPr>
+          <w:sz w:val="22"/>
+          <w:szCs w:val="22"/>
+          <w:lang w:val="hu-HU"/>
+        </w:rPr>
+      </w:pPr>
+      <w:r>
+        <w:rPr>
+          <w:sz w:val="22"/>
+          <w:szCs w:val="22"/>
+          <w:lang w:val="hu-HU"/>
+        </w:rPr>
+        <w:t>A megadott kezdő oszloptól kezdi el írni a „ch” szöveget. Az y pozíció karaktersorokban értendő. Hogyha betelt egy sor, a következőben folytatja.</w:t>
       </w:r>
     </w:p>
     <w:p>
@@ -5491,249 +3265,13 @@
           <w:lang w:val="hu-HU"/>
         </w:rPr>
       </w:pPr>
-      <w:proofErr w:type="spellStart"/>
-      <w:r>
-        <w:rPr>
-          <w:sz w:val="22"/>
-          <w:szCs w:val="22"/>
-          <w:lang w:val="hu-HU"/>
-        </w:rPr>
-        <w:t>void</w:t>
-      </w:r>
-      <w:proofErr w:type="spellEnd"/>
-      <w:r>
-        <w:rPr>
-          <w:sz w:val="22"/>
-          <w:szCs w:val="22"/>
-          <w:lang w:val="hu-HU"/>
-        </w:rPr>
-        <w:t xml:space="preserve"> </w:t>
-      </w:r>
-      <w:proofErr w:type="spellStart"/>
-      <w:r>
-        <w:rPr>
-          <w:sz w:val="22"/>
-          <w:szCs w:val="22"/>
-          <w:lang w:val="hu-HU"/>
-        </w:rPr>
-        <w:t>OLED_print_</w:t>
-      </w:r>
-      <w:proofErr w:type="gramStart"/>
-      <w:r>
-        <w:rPr>
-          <w:sz w:val="22"/>
-          <w:szCs w:val="22"/>
-          <w:lang w:val="hu-HU"/>
-        </w:rPr>
-        <w:t>float</w:t>
-      </w:r>
-      <w:proofErr w:type="spellEnd"/>
-      <w:r>
-        <w:rPr>
-          <w:sz w:val="22"/>
-          <w:szCs w:val="22"/>
-          <w:lang w:val="hu-HU"/>
-        </w:rPr>
-        <w:t>(</w:t>
-      </w:r>
-      <w:proofErr w:type="spellStart"/>
-      <w:proofErr w:type="gramEnd"/>
-      <w:r>
-        <w:rPr>
-          <w:sz w:val="22"/>
-          <w:szCs w:val="22"/>
-          <w:lang w:val="hu-HU"/>
-        </w:rPr>
-        <w:t>unsigned</w:t>
-      </w:r>
-      <w:proofErr w:type="spellEnd"/>
-      <w:r>
-        <w:rPr>
-          <w:sz w:val="22"/>
-          <w:szCs w:val="22"/>
-          <w:lang w:val="hu-HU"/>
-        </w:rPr>
-        <w:t xml:space="preserve"> </w:t>
-      </w:r>
-      <w:proofErr w:type="spellStart"/>
-      <w:r>
-        <w:rPr>
-          <w:sz w:val="22"/>
-          <w:szCs w:val="22"/>
-          <w:lang w:val="hu-HU"/>
-        </w:rPr>
-        <w:t>char</w:t>
-      </w:r>
-      <w:proofErr w:type="spellEnd"/>
-      <w:r>
-        <w:rPr>
-          <w:sz w:val="22"/>
-          <w:szCs w:val="22"/>
-          <w:lang w:val="hu-HU"/>
-        </w:rPr>
-        <w:t xml:space="preserve"> </w:t>
-      </w:r>
-      <w:proofErr w:type="spellStart"/>
-      <w:r>
-        <w:rPr>
-          <w:sz w:val="22"/>
-          <w:szCs w:val="22"/>
-          <w:lang w:val="hu-HU"/>
-        </w:rPr>
-        <w:t>x_pos</w:t>
-      </w:r>
-      <w:proofErr w:type="spellEnd"/>
-      <w:r>
-        <w:rPr>
-          <w:sz w:val="22"/>
-          <w:szCs w:val="22"/>
-          <w:lang w:val="hu-HU"/>
-        </w:rPr>
-        <w:t xml:space="preserve">, </w:t>
-      </w:r>
-      <w:proofErr w:type="spellStart"/>
-      <w:r>
-        <w:rPr>
-          <w:sz w:val="22"/>
-          <w:szCs w:val="22"/>
-          <w:lang w:val="hu-HU"/>
-        </w:rPr>
-        <w:t>unsigned</w:t>
-      </w:r>
-      <w:proofErr w:type="spellEnd"/>
-      <w:r>
-        <w:rPr>
-          <w:sz w:val="22"/>
-          <w:szCs w:val="22"/>
-          <w:lang w:val="hu-HU"/>
-        </w:rPr>
-        <w:t xml:space="preserve"> </w:t>
-      </w:r>
-      <w:proofErr w:type="spellStart"/>
-      <w:r>
-        <w:rPr>
-          <w:sz w:val="22"/>
-          <w:szCs w:val="22"/>
-          <w:lang w:val="hu-HU"/>
-        </w:rPr>
-        <w:t>char</w:t>
-      </w:r>
-      <w:proofErr w:type="spellEnd"/>
-      <w:r>
-        <w:rPr>
-          <w:sz w:val="22"/>
-          <w:szCs w:val="22"/>
-          <w:lang w:val="hu-HU"/>
-        </w:rPr>
-        <w:t xml:space="preserve"> </w:t>
-      </w:r>
-      <w:proofErr w:type="spellStart"/>
-      <w:r>
-        <w:rPr>
-          <w:sz w:val="22"/>
-          <w:szCs w:val="22"/>
-          <w:lang w:val="hu-HU"/>
-        </w:rPr>
-        <w:t>y_pos</w:t>
-      </w:r>
-      <w:proofErr w:type="spellEnd"/>
-      <w:r>
-        <w:rPr>
-          <w:sz w:val="22"/>
-          <w:szCs w:val="22"/>
-          <w:lang w:val="hu-HU"/>
-        </w:rPr>
-        <w:t xml:space="preserve">, </w:t>
-      </w:r>
-      <w:proofErr w:type="spellStart"/>
-      <w:r>
-        <w:rPr>
-          <w:sz w:val="22"/>
-          <w:szCs w:val="22"/>
-          <w:lang w:val="hu-HU"/>
-        </w:rPr>
-        <w:t>float</w:t>
-      </w:r>
-      <w:proofErr w:type="spellEnd"/>
-      <w:r>
-        <w:rPr>
-          <w:sz w:val="22"/>
-          <w:szCs w:val="22"/>
-          <w:lang w:val="hu-HU"/>
-        </w:rPr>
-        <w:t xml:space="preserve"> </w:t>
-      </w:r>
-      <w:proofErr w:type="spellStart"/>
-      <w:r>
-        <w:rPr>
-          <w:sz w:val="22"/>
-          <w:szCs w:val="22"/>
-          <w:lang w:val="hu-HU"/>
-        </w:rPr>
-        <w:t>value</w:t>
-      </w:r>
-      <w:proofErr w:type="spellEnd"/>
-      <w:r>
-        <w:rPr>
-          <w:sz w:val="22"/>
-          <w:szCs w:val="22"/>
-          <w:lang w:val="hu-HU"/>
-        </w:rPr>
-        <w:t xml:space="preserve">, </w:t>
-      </w:r>
-      <w:proofErr w:type="spellStart"/>
-      <w:r>
-        <w:rPr>
-          <w:sz w:val="22"/>
-          <w:szCs w:val="22"/>
-          <w:lang w:val="hu-HU"/>
-        </w:rPr>
-        <w:t>unsigned</w:t>
-      </w:r>
-      <w:proofErr w:type="spellEnd"/>
-      <w:r>
-        <w:rPr>
-          <w:sz w:val="22"/>
-          <w:szCs w:val="22"/>
-          <w:lang w:val="hu-HU"/>
-        </w:rPr>
-        <w:t xml:space="preserve"> </w:t>
-      </w:r>
-      <w:proofErr w:type="spellStart"/>
-      <w:r>
-        <w:rPr>
-          <w:sz w:val="22"/>
-          <w:szCs w:val="22"/>
-          <w:lang w:val="hu-HU"/>
-        </w:rPr>
-        <w:t>char</w:t>
-      </w:r>
-      <w:proofErr w:type="spellEnd"/>
-      <w:r>
-        <w:rPr>
-          <w:sz w:val="22"/>
-          <w:szCs w:val="22"/>
-          <w:lang w:val="hu-HU"/>
-        </w:rPr>
-        <w:t xml:space="preserve"> </w:t>
-      </w:r>
-      <w:proofErr w:type="spellStart"/>
-      <w:r>
-        <w:rPr>
-          <w:sz w:val="22"/>
-          <w:szCs w:val="22"/>
-          <w:lang w:val="hu-HU"/>
-        </w:rPr>
-        <w:t>points</w:t>
-      </w:r>
-      <w:proofErr w:type="spellEnd"/>
-      <w:r>
-        <w:rPr>
-          <w:sz w:val="22"/>
-          <w:szCs w:val="22"/>
-          <w:lang w:val="hu-HU"/>
-        </w:rPr>
-        <w:t>);</w:t>
+      <w:r>
+        <w:rPr>
+          <w:sz w:val="22"/>
+          <w:szCs w:val="22"/>
+          <w:lang w:val="hu-HU"/>
+        </w:rPr>
+        <w:t>void OLED_print_int(unsigned char x_pos, unsigned char y_pos, signed long value);</w:t>
       </w:r>
       <w:r>
         <w:rPr>
@@ -5758,124 +3296,36 @@
     <w:p>
       <w:pPr>
         <w:pStyle w:val="Listaszerbekezds"/>
-        <w:tabs>
-          <w:tab w:val="left" w:pos="1942"/>
-        </w:tabs>
         <w:ind w:left="993"/>
-        <w:jc w:val="both"/>
-        <w:rPr>
-          <w:sz w:val="22"/>
-          <w:szCs w:val="22"/>
-          <w:lang w:val="hu-HU"/>
-        </w:rPr>
-      </w:pPr>
-      <w:r>
-        <w:rPr>
-          <w:sz w:val="22"/>
-          <w:szCs w:val="22"/>
-          <w:lang w:val="hu-HU"/>
-        </w:rPr>
-        <w:t xml:space="preserve">A lebegőpont egész részét a </w:t>
-      </w:r>
-      <w:proofErr w:type="spellStart"/>
-      <w:r>
-        <w:rPr>
-          <w:sz w:val="22"/>
-          <w:szCs w:val="22"/>
-          <w:lang w:val="hu-HU"/>
-        </w:rPr>
-        <w:t>print_int</w:t>
-      </w:r>
-      <w:proofErr w:type="spellEnd"/>
-      <w:r>
-        <w:rPr>
-          <w:sz w:val="22"/>
-          <w:szCs w:val="22"/>
-          <w:lang w:val="hu-HU"/>
-        </w:rPr>
-        <w:t xml:space="preserve"> </w:t>
-      </w:r>
-      <w:proofErr w:type="spellStart"/>
-      <w:r>
-        <w:rPr>
-          <w:sz w:val="22"/>
-          <w:szCs w:val="22"/>
-          <w:lang w:val="hu-HU"/>
-        </w:rPr>
-        <w:t>hajtra</w:t>
-      </w:r>
-      <w:proofErr w:type="spellEnd"/>
-      <w:r>
-        <w:rPr>
-          <w:sz w:val="22"/>
-          <w:szCs w:val="22"/>
-          <w:lang w:val="hu-HU"/>
-        </w:rPr>
-        <w:t xml:space="preserve"> végre, a tizedesvessző utáni rész hossza a „</w:t>
-      </w:r>
-      <w:proofErr w:type="spellStart"/>
-      <w:proofErr w:type="gramStart"/>
-      <w:r>
-        <w:rPr>
-          <w:sz w:val="22"/>
-          <w:szCs w:val="22"/>
-          <w:lang w:val="hu-HU"/>
-        </w:rPr>
-        <w:t>points</w:t>
-      </w:r>
-      <w:proofErr w:type="spellEnd"/>
-      <w:r>
-        <w:rPr>
-          <w:sz w:val="22"/>
-          <w:szCs w:val="22"/>
-          <w:lang w:val="hu-HU"/>
-        </w:rPr>
-        <w:t>”-</w:t>
-      </w:r>
-      <w:proofErr w:type="spellStart"/>
-      <w:proofErr w:type="gramEnd"/>
-      <w:r>
-        <w:rPr>
-          <w:sz w:val="22"/>
-          <w:szCs w:val="22"/>
-          <w:lang w:val="hu-HU"/>
-        </w:rPr>
-        <w:t>al</w:t>
-      </w:r>
-      <w:proofErr w:type="spellEnd"/>
-      <w:r>
-        <w:rPr>
-          <w:sz w:val="22"/>
-          <w:szCs w:val="22"/>
-          <w:lang w:val="hu-HU"/>
-        </w:rPr>
-        <w:t xml:space="preserve"> adható meg, ez 4 jegyig működik, amit a </w:t>
-      </w:r>
-      <w:proofErr w:type="spellStart"/>
-      <w:r>
-        <w:rPr>
-          <w:sz w:val="22"/>
-          <w:szCs w:val="22"/>
-          <w:lang w:val="hu-HU"/>
-        </w:rPr>
-        <w:t>print_decimal</w:t>
-      </w:r>
-      <w:proofErr w:type="spellEnd"/>
-      <w:r>
-        <w:rPr>
-          <w:sz w:val="22"/>
-          <w:szCs w:val="22"/>
-          <w:lang w:val="hu-HU"/>
-        </w:rPr>
-        <w:t xml:space="preserve"> végez</w:t>
-      </w:r>
-      <w:r>
-        <w:rPr>
-          <w:sz w:val="22"/>
-          <w:szCs w:val="22"/>
-          <w:lang w:val="hu-HU"/>
-        </w:rPr>
-        <w:t>, amiben csak modulusos osztás és karakterkiírás szerepel.</w:t>
+        <w:rPr>
+          <w:sz w:val="22"/>
+          <w:szCs w:val="22"/>
+          <w:lang w:val="hu-HU"/>
+        </w:rPr>
+      </w:pPr>
+      <w:r>
+        <w:rPr>
+          <w:sz w:val="22"/>
+          <w:szCs w:val="22"/>
+          <w:lang w:val="hu-HU"/>
+        </w:rPr>
+        <w:t xml:space="preserve">5 jegyű </w:t>
+      </w:r>
+      <w:r>
+        <w:rPr>
+          <w:sz w:val="22"/>
+          <w:szCs w:val="22"/>
+          <w:lang w:val="hu-HU"/>
+        </w:rPr>
+        <w:t xml:space="preserve">egész </w:t>
+      </w:r>
+      <w:r>
+        <w:rPr>
+          <w:sz w:val="22"/>
+          <w:szCs w:val="22"/>
+          <w:lang w:val="hu-HU"/>
+        </w:rPr>
+        <w:t>számokat képes kiírni a megadott kezdőhelytől a print_string-hez hasonlóan.</w:t>
       </w:r>
     </w:p>
     <w:p>
@@ -5893,67 +3343,13 @@
           <w:lang w:val="hu-HU"/>
         </w:rPr>
       </w:pPr>
-      <w:proofErr w:type="spellStart"/>
-      <w:r>
-        <w:rPr>
-          <w:sz w:val="22"/>
-          <w:szCs w:val="22"/>
-          <w:lang w:val="hu-HU"/>
-        </w:rPr>
-        <w:t>void</w:t>
-      </w:r>
-      <w:proofErr w:type="spellEnd"/>
-      <w:r>
-        <w:rPr>
-          <w:sz w:val="22"/>
-          <w:szCs w:val="22"/>
-          <w:lang w:val="hu-HU"/>
-        </w:rPr>
-        <w:t xml:space="preserve"> </w:t>
-      </w:r>
-      <w:proofErr w:type="spellStart"/>
-      <w:r>
-        <w:rPr>
-          <w:sz w:val="22"/>
-          <w:szCs w:val="22"/>
-          <w:lang w:val="hu-HU"/>
-        </w:rPr>
-        <w:t>OLED_clear_screen</w:t>
-      </w:r>
-      <w:proofErr w:type="spellEnd"/>
-      <w:r>
-        <w:rPr>
-          <w:sz w:val="22"/>
-          <w:szCs w:val="22"/>
-          <w:lang w:val="hu-HU"/>
-        </w:rPr>
-        <w:t>(</w:t>
-      </w:r>
-      <w:proofErr w:type="spellStart"/>
-      <w:r>
-        <w:rPr>
-          <w:sz w:val="22"/>
-          <w:szCs w:val="22"/>
-          <w:lang w:val="hu-HU"/>
-        </w:rPr>
-        <w:t>void</w:t>
-      </w:r>
-      <w:proofErr w:type="spellEnd"/>
-      <w:r>
-        <w:rPr>
-          <w:sz w:val="22"/>
-          <w:szCs w:val="22"/>
-          <w:lang w:val="hu-HU"/>
-        </w:rPr>
-        <w:t>)</w:t>
-      </w:r>
-      <w:r>
-        <w:rPr>
-          <w:sz w:val="22"/>
-          <w:szCs w:val="22"/>
-          <w:lang w:val="hu-HU"/>
-        </w:rPr>
-        <w:t>;</w:t>
+      <w:r>
+        <w:rPr>
+          <w:sz w:val="22"/>
+          <w:szCs w:val="22"/>
+          <w:lang w:val="hu-HU"/>
+        </w:rPr>
+        <w:t>void OLED_print_float(unsigned char x_pos, unsigned char y_pos, float value, unsigned char points);</w:t>
       </w:r>
       <w:r>
         <w:rPr>
@@ -5977,66 +3373,34 @@
     </w:p>
     <w:p>
       <w:pPr>
-        <w:spacing w:line="280" w:lineRule="exact"/>
+        <w:pStyle w:val="Listaszerbekezds"/>
+        <w:tabs>
+          <w:tab w:val="left" w:pos="1942"/>
+        </w:tabs>
         <w:ind w:left="993"/>
-        <w:rPr>
-          <w:sz w:val="22"/>
-          <w:szCs w:val="22"/>
-          <w:lang w:val="hu-HU"/>
-        </w:rPr>
-      </w:pPr>
-      <w:r>
-        <w:rPr>
-          <w:sz w:val="22"/>
-          <w:szCs w:val="22"/>
-          <w:lang w:val="hu-HU"/>
-        </w:rPr>
-        <w:t>Kitölti üres karakterrel a kijelzőt, vagyis „kiüríti”.</w:t>
-      </w:r>
-    </w:p>
-    <w:p>
-      <w:pPr>
-        <w:pStyle w:val="Cmsor4"/>
-        <w:spacing w:line="280" w:lineRule="exact"/>
-        <w:rPr>
-          <w:sz w:val="22"/>
-          <w:szCs w:val="22"/>
-        </w:rPr>
-      </w:pPr>
-      <w:proofErr w:type="spellStart"/>
-      <w:r>
-        <w:rPr>
-          <w:sz w:val="22"/>
-          <w:szCs w:val="22"/>
-        </w:rPr>
-        <w:t>datatypes.</w:t>
-      </w:r>
-      <w:proofErr w:type="gramStart"/>
-      <w:r>
-        <w:rPr>
-          <w:sz w:val="22"/>
-          <w:szCs w:val="22"/>
-        </w:rPr>
-        <w:t>h</w:t>
-      </w:r>
-      <w:proofErr w:type="spellEnd"/>
-      <w:proofErr w:type="gramEnd"/>
-      <w:r>
-        <w:rPr>
-          <w:sz w:val="22"/>
-          <w:szCs w:val="22"/>
-        </w:rPr>
-        <w:t xml:space="preserve"> és </w:t>
-      </w:r>
-      <w:proofErr w:type="spellStart"/>
-      <w:r>
-        <w:rPr>
-          <w:sz w:val="22"/>
-          <w:szCs w:val="22"/>
-        </w:rPr>
-        <w:t>datatypes.c</w:t>
-      </w:r>
-      <w:proofErr w:type="spellEnd"/>
+        <w:jc w:val="both"/>
+        <w:rPr>
+          <w:sz w:val="22"/>
+          <w:szCs w:val="22"/>
+          <w:lang w:val="hu-HU"/>
+        </w:rPr>
+      </w:pPr>
+      <w:r>
+        <w:rPr>
+          <w:sz w:val="22"/>
+          <w:szCs w:val="22"/>
+          <w:lang w:val="hu-HU"/>
+        </w:rPr>
+        <w:t>A lebegőpont egész részét a print_int hajtra végre, a tizedesvessző utáni rész hossza a „points”-al adható meg, ez 4 jegyig működik, amit a print_decimal végez</w:t>
+      </w:r>
+      <w:r>
+        <w:rPr>
+          <w:sz w:val="22"/>
+          <w:szCs w:val="22"/>
+          <w:lang w:val="hu-HU"/>
+        </w:rPr>
+        <w:t>, amiben csak modulusos osztás és karakterkiírás szerepel.</w:t>
+      </w:r>
     </w:p>
     <w:p>
       <w:pPr>
@@ -6053,7 +3417,14 @@
           <w:lang w:val="hu-HU"/>
         </w:rPr>
       </w:pPr>
-      <w:proofErr w:type="spellStart"/>
+      <w:r>
+        <w:rPr>
+          <w:sz w:val="22"/>
+          <w:szCs w:val="22"/>
+          <w:lang w:val="hu-HU"/>
+        </w:rPr>
+        <w:t>void OLED_clear_screen(</w:t>
+      </w:r>
       <w:r>
         <w:rPr>
           <w:sz w:val="22"/>
@@ -6062,70 +3433,100 @@
         </w:rPr>
         <w:t>void</w:t>
       </w:r>
-      <w:proofErr w:type="spellEnd"/>
-      <w:r>
-        <w:rPr>
-          <w:sz w:val="22"/>
-          <w:szCs w:val="22"/>
-          <w:lang w:val="hu-HU"/>
+      <w:r>
+        <w:rPr>
+          <w:sz w:val="22"/>
+          <w:szCs w:val="22"/>
+          <w:lang w:val="hu-HU"/>
+        </w:rPr>
+        <w:t>)</w:t>
+      </w:r>
+      <w:r>
+        <w:rPr>
+          <w:sz w:val="22"/>
+          <w:szCs w:val="22"/>
+          <w:lang w:val="hu-HU"/>
+        </w:rPr>
+        <w:t>;</w:t>
+      </w:r>
+      <w:r>
+        <w:rPr>
+          <w:sz w:val="22"/>
+          <w:szCs w:val="22"/>
+          <w:vertAlign w:val="superscript"/>
         </w:rPr>
         <w:t xml:space="preserve"> </w:t>
       </w:r>
-      <w:proofErr w:type="spellStart"/>
-      <w:proofErr w:type="gramStart"/>
-      <w:r>
-        <w:rPr>
-          <w:sz w:val="22"/>
-          <w:szCs w:val="22"/>
-          <w:lang w:val="hu-HU"/>
-        </w:rPr>
-        <w:t>nop</w:t>
-      </w:r>
-      <w:proofErr w:type="spellEnd"/>
-      <w:r>
-        <w:rPr>
-          <w:sz w:val="22"/>
-          <w:szCs w:val="22"/>
-          <w:lang w:val="hu-HU"/>
-        </w:rPr>
-        <w:t>(</w:t>
-      </w:r>
-      <w:proofErr w:type="spellStart"/>
-      <w:proofErr w:type="gramEnd"/>
-      <w:r>
-        <w:rPr>
-          <w:sz w:val="22"/>
-          <w:szCs w:val="22"/>
-          <w:lang w:val="hu-HU"/>
-        </w:rPr>
-        <w:t>unsigned</w:t>
-      </w:r>
-      <w:proofErr w:type="spellEnd"/>
-      <w:r>
-        <w:rPr>
-          <w:sz w:val="22"/>
-          <w:szCs w:val="22"/>
-          <w:lang w:val="hu-HU"/>
-        </w:rPr>
-        <w:t xml:space="preserve"> int </w:t>
-      </w:r>
-      <w:proofErr w:type="spellStart"/>
-      <w:r>
-        <w:rPr>
-          <w:sz w:val="22"/>
-          <w:szCs w:val="22"/>
-          <w:lang w:val="hu-HU"/>
-        </w:rPr>
-        <w:t>cyc</w:t>
-      </w:r>
-      <w:proofErr w:type="spellEnd"/>
-      <w:r>
-        <w:rPr>
-          <w:sz w:val="22"/>
-          <w:szCs w:val="22"/>
-          <w:lang w:val="hu-HU"/>
-        </w:rPr>
-        <w:t>)</w:t>
+      <w:hyperlink w:anchor="_Dr._Benesóczky_Zoltán-" w:history="1">
+        <w:r>
+          <w:rPr>
+            <w:rStyle w:val="Hiperhivatkozs"/>
+            <w:sz w:val="22"/>
+            <w:szCs w:val="22"/>
+            <w:vertAlign w:val="superscript"/>
+          </w:rPr>
+          <w:t>[F2]</w:t>
+        </w:r>
+      </w:hyperlink>
+    </w:p>
+    <w:p>
+      <w:pPr>
+        <w:spacing w:line="280" w:lineRule="exact"/>
+        <w:ind w:left="993"/>
+        <w:rPr>
+          <w:sz w:val="22"/>
+          <w:szCs w:val="22"/>
+          <w:lang w:val="hu-HU"/>
+        </w:rPr>
+      </w:pPr>
+      <w:r>
+        <w:rPr>
+          <w:sz w:val="22"/>
+          <w:szCs w:val="22"/>
+          <w:lang w:val="hu-HU"/>
+        </w:rPr>
+        <w:t>Kitölti üres karakterrel a kijelzőt, vagyis „kiüríti”.</w:t>
+      </w:r>
+    </w:p>
+    <w:p>
+      <w:pPr>
+        <w:pStyle w:val="Cmsor4"/>
+        <w:spacing w:line="280" w:lineRule="exact"/>
+        <w:rPr>
+          <w:sz w:val="22"/>
+          <w:szCs w:val="22"/>
+        </w:rPr>
+      </w:pPr>
+      <w:r>
+        <w:rPr>
+          <w:sz w:val="22"/>
+          <w:szCs w:val="22"/>
+        </w:rPr>
+        <w:t>datatypes.h és datatypes.c</w:t>
+      </w:r>
+    </w:p>
+    <w:p>
+      <w:pPr>
+        <w:pStyle w:val="Listaszerbekezds"/>
+        <w:numPr>
+          <w:ilvl w:val="0"/>
+          <w:numId w:val="4"/>
+        </w:numPr>
+        <w:spacing w:line="280" w:lineRule="exact"/>
+        <w:ind w:left="709" w:hanging="142"/>
+        <w:rPr>
+          <w:sz w:val="22"/>
+          <w:szCs w:val="22"/>
+          <w:lang w:val="hu-HU"/>
+        </w:rPr>
+      </w:pPr>
+      <w:r>
+        <w:rPr>
+          <w:sz w:val="22"/>
+          <w:szCs w:val="22"/>
+          <w:lang w:val="hu-HU"/>
+        </w:rPr>
+        <w:t>void nop(unsigned int cyc)</w:t>
       </w:r>
       <w:r>
         <w:rPr>
@@ -6154,25 +3555,7 @@
           <w:szCs w:val="22"/>
           <w:lang w:val="hu-HU"/>
         </w:rPr>
-        <w:t>A processzor „</w:t>
-      </w:r>
-      <w:proofErr w:type="spellStart"/>
-      <w:r>
-        <w:rPr>
-          <w:sz w:val="22"/>
-          <w:szCs w:val="22"/>
-          <w:lang w:val="hu-HU"/>
-        </w:rPr>
-        <w:t>cyc</w:t>
-      </w:r>
-      <w:proofErr w:type="spellEnd"/>
-      <w:r>
-        <w:rPr>
-          <w:sz w:val="22"/>
-          <w:szCs w:val="22"/>
-          <w:lang w:val="hu-HU"/>
-        </w:rPr>
-        <w:t>” ciklusig aktívan várakozik, időzítéseknél használatos, például a 7 szegmenses kijelzőnél.</w:t>
+        <w:t>A processzor „cyc” ciklusig aktívan várakozik, időzítéseknél használatos, például a 7 szegmenses kijelzőnél.</w:t>
       </w:r>
       <w:r>
         <w:rPr>
@@ -6218,21 +3601,7 @@
         <w:rPr>
           <w:lang w:val="hu-HU"/>
         </w:rPr>
-        <w:t xml:space="preserve"> Nem minden </w:t>
-      </w:r>
-      <w:proofErr w:type="spellStart"/>
-      <w:r>
-        <w:rPr>
-          <w:lang w:val="hu-HU"/>
-        </w:rPr>
-        <w:t>define</w:t>
-      </w:r>
-      <w:proofErr w:type="spellEnd"/>
-      <w:r>
-        <w:rPr>
-          <w:lang w:val="hu-HU"/>
-        </w:rPr>
-        <w:t xml:space="preserve"> és annak értéke kerül megemlítésre, tekintve, hogy a forráskód is mellékelésre kerül, abban beszédes, további kommentek olvashatók.</w:t>
+        <w:t xml:space="preserve"> Nem minden define és annak értéke kerül megemlítésre, tekintve, hogy a forráskód is mellékelésre kerül, abban beszédes, további kommentek olvashatók.</w:t>
       </w:r>
     </w:p>
     <w:p>
@@ -6272,7 +3641,6 @@
         </w:rPr>
         <w:t xml:space="preserve">ő </w:t>
       </w:r>
-      <w:proofErr w:type="spellStart"/>
       <w:r>
         <w:rPr>
           <w:b/>
@@ -6283,7 +3651,6 @@
         </w:rPr>
         <w:t>define</w:t>
       </w:r>
-      <w:proofErr w:type="spellEnd"/>
       <w:r>
         <w:rPr>
           <w:b/>
@@ -6325,53 +3692,7 @@
           <w:szCs w:val="22"/>
           <w:lang w:val="hu-HU"/>
         </w:rPr>
-        <w:t xml:space="preserve">SYSTICK </w:t>
-      </w:r>
-      <w:proofErr w:type="spellStart"/>
-      <w:r>
-        <w:rPr>
-          <w:sz w:val="22"/>
-          <w:szCs w:val="22"/>
-          <w:lang w:val="hu-HU"/>
-        </w:rPr>
-        <w:t>SysTick_</w:t>
-      </w:r>
-      <w:proofErr w:type="gramStart"/>
-      <w:r>
-        <w:rPr>
-          <w:sz w:val="22"/>
-          <w:szCs w:val="22"/>
-          <w:lang w:val="hu-HU"/>
-        </w:rPr>
-        <w:t>Config</w:t>
-      </w:r>
-      <w:proofErr w:type="spellEnd"/>
-      <w:r>
-        <w:rPr>
-          <w:sz w:val="22"/>
-          <w:szCs w:val="22"/>
-          <w:lang w:val="hu-HU"/>
-        </w:rPr>
-        <w:t>(</w:t>
-      </w:r>
-      <w:proofErr w:type="spellStart"/>
-      <w:proofErr w:type="gramEnd"/>
-      <w:r>
-        <w:rPr>
-          <w:sz w:val="22"/>
-          <w:szCs w:val="22"/>
-          <w:lang w:val="hu-HU"/>
-        </w:rPr>
-        <w:t>SystemCoreClock</w:t>
-      </w:r>
-      <w:proofErr w:type="spellEnd"/>
-      <w:r>
-        <w:rPr>
-          <w:sz w:val="22"/>
-          <w:szCs w:val="22"/>
-          <w:lang w:val="hu-HU"/>
-        </w:rPr>
-        <w:t xml:space="preserve"> / 1000U);</w:t>
+        <w:t>SYSTICK SysTick_Config(SystemCoreClock / 1000U);</w:t>
       </w:r>
     </w:p>
     <w:p>
@@ -6407,79 +3728,7 @@
           <w:szCs w:val="22"/>
           <w:lang w:val="hu-HU"/>
         </w:rPr>
-        <w:t xml:space="preserve">-generáló függvény. Argumentumával beállítható, hogy hány ciklusonként </w:t>
-      </w:r>
-      <w:proofErr w:type="spellStart"/>
-      <w:r>
-        <w:rPr>
-          <w:sz w:val="22"/>
-          <w:szCs w:val="22"/>
-          <w:lang w:val="hu-HU"/>
-        </w:rPr>
-        <w:t>hívódjon</w:t>
-      </w:r>
-      <w:proofErr w:type="spellEnd"/>
-      <w:r>
-        <w:rPr>
-          <w:sz w:val="22"/>
-          <w:szCs w:val="22"/>
-          <w:lang w:val="hu-HU"/>
-        </w:rPr>
-        <w:t xml:space="preserve"> meg a </w:t>
-      </w:r>
-      <w:proofErr w:type="spellStart"/>
-      <w:r>
-        <w:rPr>
-          <w:sz w:val="22"/>
-          <w:szCs w:val="22"/>
-          <w:lang w:val="hu-HU"/>
-        </w:rPr>
-        <w:t>void</w:t>
-      </w:r>
-      <w:proofErr w:type="spellEnd"/>
-      <w:r>
-        <w:rPr>
-          <w:sz w:val="22"/>
-          <w:szCs w:val="22"/>
-          <w:lang w:val="hu-HU"/>
-        </w:rPr>
-        <w:t xml:space="preserve"> </w:t>
-      </w:r>
-      <w:proofErr w:type="spellStart"/>
-      <w:r>
-        <w:rPr>
-          <w:sz w:val="22"/>
-          <w:szCs w:val="22"/>
-          <w:lang w:val="hu-HU"/>
-        </w:rPr>
-        <w:t>SysTick_Handler</w:t>
-      </w:r>
-      <w:proofErr w:type="spellEnd"/>
-      <w:r>
-        <w:rPr>
-          <w:sz w:val="22"/>
-          <w:szCs w:val="22"/>
-          <w:lang w:val="hu-HU"/>
-        </w:rPr>
-        <w:t>(</w:t>
-      </w:r>
-      <w:proofErr w:type="spellStart"/>
-      <w:r>
-        <w:rPr>
-          <w:sz w:val="22"/>
-          <w:szCs w:val="22"/>
-          <w:lang w:val="hu-HU"/>
-        </w:rPr>
-        <w:t>void</w:t>
-      </w:r>
-      <w:proofErr w:type="spellEnd"/>
-      <w:r>
-        <w:rPr>
-          <w:sz w:val="22"/>
-          <w:szCs w:val="22"/>
-          <w:lang w:val="hu-HU"/>
-        </w:rPr>
-        <w:t>).</w:t>
+        <w:t>-generáló függvény. Argumentumával beállítható, hogy hány ciklusonként hívódjon meg a void SysTick_Handler(void).</w:t>
       </w:r>
     </w:p>
     <w:p>
@@ -6590,68 +3839,30 @@
           <w:lang w:val="hu-HU"/>
         </w:rPr>
       </w:pPr>
-      <w:proofErr w:type="spellStart"/>
-      <w:r>
-        <w:rPr>
-          <w:sz w:val="22"/>
-          <w:szCs w:val="22"/>
-          <w:lang w:val="hu-HU"/>
-        </w:rPr>
-        <w:t>SysTick</w:t>
-      </w:r>
-      <w:proofErr w:type="spellEnd"/>
-      <w:r>
-        <w:rPr>
-          <w:sz w:val="22"/>
-          <w:szCs w:val="22"/>
-          <w:lang w:val="hu-HU"/>
-        </w:rPr>
-        <w:t xml:space="preserve"> megszakítás</w:t>
-      </w:r>
-      <w:r>
-        <w:rPr>
-          <w:sz w:val="22"/>
-          <w:szCs w:val="22"/>
-          <w:lang w:val="hu-HU"/>
-        </w:rPr>
-        <w:t xml:space="preserve">ok beállítása, ami magában foglalja, hogy hány </w:t>
-      </w:r>
-      <w:proofErr w:type="spellStart"/>
-      <w:r>
-        <w:rPr>
-          <w:sz w:val="22"/>
-          <w:szCs w:val="22"/>
-          <w:lang w:val="hu-HU"/>
-        </w:rPr>
-        <w:t>millisecondonként</w:t>
-      </w:r>
-      <w:proofErr w:type="spellEnd"/>
-      <w:r>
-        <w:rPr>
-          <w:sz w:val="22"/>
-          <w:szCs w:val="22"/>
-          <w:lang w:val="hu-HU"/>
-        </w:rPr>
-        <w:t xml:space="preserve"> fusson le a fő ciklus</w:t>
-      </w:r>
-      <w:r>
-        <w:rPr>
-          <w:sz w:val="22"/>
-          <w:szCs w:val="22"/>
-          <w:lang w:val="hu-HU"/>
-        </w:rPr>
-        <w:t xml:space="preserve"> és az </w:t>
-      </w:r>
-      <w:proofErr w:type="spellStart"/>
-      <w:r>
-        <w:rPr>
-          <w:sz w:val="22"/>
-          <w:szCs w:val="22"/>
-          <w:lang w:val="hu-HU"/>
-        </w:rPr>
-        <w:t>usart</w:t>
-      </w:r>
-      <w:proofErr w:type="spellEnd"/>
+      <w:r>
+        <w:rPr>
+          <w:sz w:val="22"/>
+          <w:szCs w:val="22"/>
+          <w:lang w:val="hu-HU"/>
+        </w:rPr>
+        <w:t>SysTick megszakítás</w:t>
+      </w:r>
+      <w:r>
+        <w:rPr>
+          <w:sz w:val="22"/>
+          <w:szCs w:val="22"/>
+          <w:lang w:val="hu-HU"/>
+        </w:rPr>
+        <w:t>ok beállítása, ami magában foglalja, hogy hány millisecondonként fusson le a fő ciklus</w:t>
+      </w:r>
+      <w:r>
+        <w:rPr>
+          <w:sz w:val="22"/>
+          <w:szCs w:val="22"/>
+          <w:lang w:val="hu-HU"/>
+        </w:rPr>
+        <w:t xml:space="preserve"> és az usart</w:t>
+      </w:r>
       <w:r>
         <w:rPr>
           <w:sz w:val="22"/>
@@ -6675,7 +3886,6 @@
           <w:lang w:val="hu-HU"/>
         </w:rPr>
       </w:pPr>
-      <w:proofErr w:type="spellStart"/>
       <w:r>
         <w:rPr>
           <w:sz w:val="22"/>
@@ -6698,16 +3908,7 @@
           <w:szCs w:val="22"/>
           <w:lang w:val="hu-HU"/>
         </w:rPr>
-        <w:t>f</w:t>
-      </w:r>
-      <w:proofErr w:type="spellEnd"/>
-      <w:r>
-        <w:rPr>
-          <w:sz w:val="22"/>
-          <w:szCs w:val="22"/>
-          <w:lang w:val="hu-HU"/>
-        </w:rPr>
-        <w:t xml:space="preserve"> a paraméterek nevére</w:t>
+        <w:t>f a paraméterek nevére</w:t>
       </w:r>
     </w:p>
     <w:p>
@@ -6737,7 +3938,6 @@
           <w:lang w:val="hu-HU"/>
         </w:rPr>
       </w:pPr>
-      <w:proofErr w:type="spellStart"/>
       <w:r>
         <w:rPr>
           <w:b/>
@@ -6757,9 +3957,8 @@
           <w:szCs w:val="22"/>
           <w:lang w:val="hu-HU"/>
         </w:rPr>
-        <w:t>olatile</w:t>
-      </w:r>
-      <w:proofErr w:type="spellEnd"/>
+        <w:t>olatile változók</w:t>
+      </w:r>
       <w:r>
         <w:rPr>
           <w:b/>
@@ -6768,7 +3967,7 @@
           <w:szCs w:val="22"/>
           <w:lang w:val="hu-HU"/>
         </w:rPr>
-        <w:t xml:space="preserve"> változók</w:t>
+        <w:t xml:space="preserve"> és alapértékeik/méréteik</w:t>
       </w:r>
       <w:r>
         <w:rPr>
@@ -6778,28 +3977,6 @@
           <w:szCs w:val="22"/>
           <w:lang w:val="hu-HU"/>
         </w:rPr>
-        <w:t xml:space="preserve"> és alapértékeik/</w:t>
-      </w:r>
-      <w:proofErr w:type="spellStart"/>
-      <w:r>
-        <w:rPr>
-          <w:b/>
-          <w:bCs/>
-          <w:sz w:val="22"/>
-          <w:szCs w:val="22"/>
-          <w:lang w:val="hu-HU"/>
-        </w:rPr>
-        <w:t>méréteik</w:t>
-      </w:r>
-      <w:proofErr w:type="spellEnd"/>
-      <w:r>
-        <w:rPr>
-          <w:b/>
-          <w:bCs/>
-          <w:sz w:val="22"/>
-          <w:szCs w:val="22"/>
-          <w:lang w:val="hu-HU"/>
-        </w:rPr>
         <w:t>:</w:t>
       </w:r>
     </w:p>
@@ -6823,35 +4000,7 @@
           <w:szCs w:val="22"/>
           <w:lang w:val="hu-HU"/>
         </w:rPr>
-        <w:t xml:space="preserve">uint32_t </w:t>
-      </w:r>
-      <w:proofErr w:type="spellStart"/>
-      <w:proofErr w:type="gramStart"/>
-      <w:r>
-        <w:rPr>
-          <w:sz w:val="22"/>
-          <w:szCs w:val="22"/>
-          <w:lang w:val="hu-HU"/>
-        </w:rPr>
-        <w:t>vars</w:t>
-      </w:r>
-      <w:proofErr w:type="spellEnd"/>
-      <w:r>
-        <w:rPr>
-          <w:sz w:val="22"/>
-          <w:szCs w:val="22"/>
-          <w:lang w:val="hu-HU"/>
-        </w:rPr>
-        <w:t>[</w:t>
-      </w:r>
-      <w:proofErr w:type="gramEnd"/>
-      <w:r>
-        <w:rPr>
-          <w:sz w:val="22"/>
-          <w:szCs w:val="22"/>
-          <w:lang w:val="hu-HU"/>
-        </w:rPr>
-        <w:t>10];</w:t>
+        <w:t>uint32_t vars[10];</w:t>
       </w:r>
     </w:p>
     <w:p>
@@ -6902,25 +4051,7 @@
           <w:szCs w:val="22"/>
           <w:lang w:val="hu-HU"/>
         </w:rPr>
-        <w:t xml:space="preserve">uint8_t </w:t>
-      </w:r>
-      <w:proofErr w:type="spellStart"/>
-      <w:r>
-        <w:rPr>
-          <w:sz w:val="22"/>
-          <w:szCs w:val="22"/>
-          <w:lang w:val="hu-HU"/>
-        </w:rPr>
-        <w:t>en_reg</w:t>
-      </w:r>
-      <w:proofErr w:type="spellEnd"/>
-      <w:r>
-        <w:rPr>
-          <w:sz w:val="22"/>
-          <w:szCs w:val="22"/>
-          <w:lang w:val="hu-HU"/>
-        </w:rPr>
-        <w:t xml:space="preserve"> = 0b01011110</w:t>
+        <w:t>uint8_t en_reg = 0b01011110</w:t>
       </w:r>
     </w:p>
     <w:p>
@@ -6987,18 +4118,8 @@
           <w:szCs w:val="22"/>
           <w:lang w:val="hu-HU"/>
         </w:rPr>
-        <w:t xml:space="preserve">* 0x01: </w:t>
-      </w:r>
-      <w:proofErr w:type="spellStart"/>
-      <w:r>
-        <w:rPr>
-          <w:sz w:val="22"/>
-          <w:szCs w:val="22"/>
-          <w:lang w:val="hu-HU"/>
-        </w:rPr>
-        <w:t>cps</w:t>
-      </w:r>
-      <w:proofErr w:type="spellEnd"/>
+        <w:t>* 0x01: cps</w:t>
+      </w:r>
       <w:r>
         <w:rPr>
           <w:sz w:val="22"/>
@@ -7053,18 +4174,36 @@
           <w:szCs w:val="22"/>
           <w:lang w:val="hu-HU"/>
         </w:rPr>
-        <w:t xml:space="preserve"> * 0x04: </w:t>
-      </w:r>
-      <w:proofErr w:type="spellStart"/>
-      <w:r>
-        <w:rPr>
-          <w:sz w:val="22"/>
-          <w:szCs w:val="22"/>
-          <w:lang w:val="hu-HU"/>
-        </w:rPr>
-        <w:t>Oled</w:t>
-      </w:r>
-      <w:proofErr w:type="spellEnd"/>
+        <w:t xml:space="preserve"> * 0x04: Oled </w:t>
+      </w:r>
+      <w:r>
+        <w:rPr>
+          <w:sz w:val="22"/>
+          <w:szCs w:val="22"/>
+          <w:lang w:val="hu-HU"/>
+        </w:rPr>
+        <w:t>kijelző</w:t>
+      </w:r>
+    </w:p>
+    <w:p>
+      <w:pPr>
+        <w:pStyle w:val="Listaszerbekezds"/>
+        <w:spacing w:line="280" w:lineRule="exact"/>
+        <w:ind w:left="1440"/>
+        <w:rPr>
+          <w:sz w:val="22"/>
+          <w:szCs w:val="22"/>
+          <w:lang w:val="hu-HU"/>
+        </w:rPr>
+      </w:pPr>
+      <w:r>
+        <w:rPr>
+          <w:sz w:val="22"/>
+          <w:szCs w:val="22"/>
+          <w:lang w:val="hu-HU"/>
+        </w:rPr>
+        <w:t xml:space="preserve"> * 0x08: 7</w:t>
+      </w:r>
       <w:r>
         <w:rPr>
           <w:sz w:val="22"/>
@@ -7079,6 +4218,46 @@
           <w:szCs w:val="22"/>
           <w:lang w:val="hu-HU"/>
         </w:rPr>
+        <w:t>s</w:t>
+      </w:r>
+      <w:r>
+        <w:rPr>
+          <w:sz w:val="22"/>
+          <w:szCs w:val="22"/>
+          <w:lang w:val="hu-HU"/>
+        </w:rPr>
+        <w:t>z</w:t>
+      </w:r>
+      <w:r>
+        <w:rPr>
+          <w:sz w:val="22"/>
+          <w:szCs w:val="22"/>
+          <w:lang w:val="hu-HU"/>
+        </w:rPr>
+        <w:t>eg</w:t>
+      </w:r>
+      <w:r>
+        <w:rPr>
+          <w:sz w:val="22"/>
+          <w:szCs w:val="22"/>
+          <w:lang w:val="hu-HU"/>
+        </w:rPr>
+        <w:t>menses</w:t>
+      </w:r>
+      <w:r>
+        <w:rPr>
+          <w:sz w:val="22"/>
+          <w:szCs w:val="22"/>
+          <w:lang w:val="hu-HU"/>
+        </w:rPr>
+        <w:t xml:space="preserve"> </w:t>
+      </w:r>
+      <w:r>
+        <w:rPr>
+          <w:sz w:val="22"/>
+          <w:szCs w:val="22"/>
+          <w:lang w:val="hu-HU"/>
+        </w:rPr>
         <w:t>kijelző</w:t>
       </w:r>
     </w:p>
@@ -7099,63 +4278,47 @@
           <w:szCs w:val="22"/>
           <w:lang w:val="hu-HU"/>
         </w:rPr>
-        <w:t xml:space="preserve"> * 0x08: 7</w:t>
-      </w:r>
-      <w:r>
-        <w:rPr>
-          <w:sz w:val="22"/>
-          <w:szCs w:val="22"/>
-          <w:lang w:val="hu-HU"/>
-        </w:rPr>
-        <w:t xml:space="preserve"> </w:t>
-      </w:r>
-      <w:r>
-        <w:rPr>
-          <w:sz w:val="22"/>
-          <w:szCs w:val="22"/>
-          <w:lang w:val="hu-HU"/>
-        </w:rPr>
-        <w:t>s</w:t>
-      </w:r>
-      <w:r>
-        <w:rPr>
-          <w:sz w:val="22"/>
-          <w:szCs w:val="22"/>
-          <w:lang w:val="hu-HU"/>
-        </w:rPr>
-        <w:t>z</w:t>
-      </w:r>
-      <w:r>
-        <w:rPr>
-          <w:sz w:val="22"/>
-          <w:szCs w:val="22"/>
-          <w:lang w:val="hu-HU"/>
-        </w:rPr>
-        <w:t>eg</w:t>
-      </w:r>
-      <w:r>
-        <w:rPr>
-          <w:sz w:val="22"/>
-          <w:szCs w:val="22"/>
-          <w:lang w:val="hu-HU"/>
-        </w:rPr>
-        <w:t>menses</w:t>
-      </w:r>
-      <w:r>
-        <w:rPr>
-          <w:sz w:val="22"/>
-          <w:szCs w:val="22"/>
-          <w:lang w:val="hu-HU"/>
-        </w:rPr>
-        <w:t xml:space="preserve"> </w:t>
-      </w:r>
-      <w:r>
-        <w:rPr>
-          <w:sz w:val="22"/>
-          <w:szCs w:val="22"/>
-          <w:lang w:val="hu-HU"/>
-        </w:rPr>
-        <w:t>kijelző</w:t>
+        <w:t xml:space="preserve"> * 0x10: s</w:t>
+      </w:r>
+      <w:r>
+        <w:rPr>
+          <w:sz w:val="22"/>
+          <w:szCs w:val="22"/>
+          <w:lang w:val="hu-HU"/>
+        </w:rPr>
+        <w:t>zi</w:t>
+      </w:r>
+      <w:r>
+        <w:rPr>
+          <w:sz w:val="22"/>
+          <w:szCs w:val="22"/>
+          <w:lang w:val="hu-HU"/>
+        </w:rPr>
+        <w:t>r</w:t>
+      </w:r>
+      <w:r>
+        <w:rPr>
+          <w:sz w:val="22"/>
+          <w:szCs w:val="22"/>
+          <w:lang w:val="hu-HU"/>
+        </w:rPr>
+        <w:t>é</w:t>
+      </w:r>
+      <w:r>
+        <w:rPr>
+          <w:sz w:val="22"/>
+          <w:szCs w:val="22"/>
+          <w:lang w:val="hu-HU"/>
+        </w:rPr>
+        <w:t>n</w:t>
+      </w:r>
+      <w:r>
+        <w:rPr>
+          <w:sz w:val="22"/>
+          <w:szCs w:val="22"/>
+          <w:lang w:val="hu-HU"/>
+        </w:rPr>
+        <w:t>a kapcsolója</w:t>
       </w:r>
     </w:p>
     <w:p>
@@ -7175,47 +4338,23 @@
           <w:szCs w:val="22"/>
           <w:lang w:val="hu-HU"/>
         </w:rPr>
-        <w:t xml:space="preserve"> * 0x10: s</w:t>
-      </w:r>
-      <w:r>
-        <w:rPr>
-          <w:sz w:val="22"/>
-          <w:szCs w:val="22"/>
-          <w:lang w:val="hu-HU"/>
-        </w:rPr>
-        <w:t>zi</w:t>
-      </w:r>
-      <w:r>
-        <w:rPr>
-          <w:sz w:val="22"/>
-          <w:szCs w:val="22"/>
-          <w:lang w:val="hu-HU"/>
-        </w:rPr>
-        <w:t>r</w:t>
-      </w:r>
-      <w:r>
-        <w:rPr>
-          <w:sz w:val="22"/>
-          <w:szCs w:val="22"/>
-          <w:lang w:val="hu-HU"/>
-        </w:rPr>
-        <w:t>é</w:t>
-      </w:r>
-      <w:r>
-        <w:rPr>
-          <w:sz w:val="22"/>
-          <w:szCs w:val="22"/>
-          <w:lang w:val="hu-HU"/>
-        </w:rPr>
-        <w:t>n</w:t>
-      </w:r>
-      <w:r>
-        <w:rPr>
-          <w:sz w:val="22"/>
-          <w:szCs w:val="22"/>
-          <w:lang w:val="hu-HU"/>
-        </w:rPr>
-        <w:t>a kapcsolója</w:t>
+        <w:t xml:space="preserve"> * 0x20: </w:t>
+      </w:r>
+      <w:r>
+        <w:rPr>
+          <w:sz w:val="22"/>
+          <w:szCs w:val="22"/>
+          <w:lang w:val="hu-HU"/>
+        </w:rPr>
+        <w:t>nem használt</w:t>
+      </w:r>
+      <w:r>
+        <w:rPr>
+          <w:sz w:val="22"/>
+          <w:szCs w:val="22"/>
+          <w:lang w:val="hu-HU"/>
+        </w:rPr>
+        <w:t xml:space="preserve"> (NIX)</w:t>
       </w:r>
     </w:p>
     <w:p>
@@ -7235,42 +4374,6 @@
           <w:szCs w:val="22"/>
           <w:lang w:val="hu-HU"/>
         </w:rPr>
-        <w:t xml:space="preserve"> * 0x20: </w:t>
-      </w:r>
-      <w:r>
-        <w:rPr>
-          <w:sz w:val="22"/>
-          <w:szCs w:val="22"/>
-          <w:lang w:val="hu-HU"/>
-        </w:rPr>
-        <w:t>nem használt</w:t>
-      </w:r>
-      <w:r>
-        <w:rPr>
-          <w:sz w:val="22"/>
-          <w:szCs w:val="22"/>
-          <w:lang w:val="hu-HU"/>
-        </w:rPr>
-        <w:t xml:space="preserve"> (NIX)</w:t>
-      </w:r>
-    </w:p>
-    <w:p>
-      <w:pPr>
-        <w:pStyle w:val="Listaszerbekezds"/>
-        <w:spacing w:line="280" w:lineRule="exact"/>
-        <w:ind w:left="1440"/>
-        <w:rPr>
-          <w:sz w:val="22"/>
-          <w:szCs w:val="22"/>
-          <w:lang w:val="hu-HU"/>
-        </w:rPr>
-      </w:pPr>
-      <w:r>
-        <w:rPr>
-          <w:sz w:val="22"/>
-          <w:szCs w:val="22"/>
-          <w:lang w:val="hu-HU"/>
-        </w:rPr>
         <w:t xml:space="preserve"> * 0x40: </w:t>
       </w:r>
       <w:r>
@@ -7279,18 +4382,8 @@
           <w:szCs w:val="22"/>
           <w:lang w:val="hu-HU"/>
         </w:rPr>
-        <w:t xml:space="preserve">matek ki és </w:t>
-      </w:r>
-      <w:proofErr w:type="spellStart"/>
-      <w:r>
-        <w:rPr>
-          <w:sz w:val="22"/>
-          <w:szCs w:val="22"/>
-          <w:lang w:val="hu-HU"/>
-        </w:rPr>
-        <w:t>bekapcs</w:t>
-      </w:r>
-      <w:proofErr w:type="spellEnd"/>
+        <w:t>matek ki és bekapcs</w:t>
+      </w:r>
     </w:p>
     <w:p>
       <w:pPr>
@@ -7362,25 +4455,7 @@
           <w:szCs w:val="22"/>
           <w:lang w:val="hu-HU"/>
         </w:rPr>
-        <w:t xml:space="preserve">uint8_t </w:t>
-      </w:r>
-      <w:proofErr w:type="spellStart"/>
-      <w:r>
-        <w:rPr>
-          <w:sz w:val="22"/>
-          <w:szCs w:val="22"/>
-          <w:lang w:val="hu-HU"/>
-        </w:rPr>
-        <w:t>err</w:t>
-      </w:r>
-      <w:proofErr w:type="spellEnd"/>
-      <w:r>
-        <w:rPr>
-          <w:sz w:val="22"/>
-          <w:szCs w:val="22"/>
-          <w:lang w:val="hu-HU"/>
-        </w:rPr>
-        <w:t xml:space="preserve"> = 0;</w:t>
+        <w:t>uint8_t err = 0;</w:t>
       </w:r>
     </w:p>
     <w:p>
@@ -7423,25 +4498,7 @@
           <w:szCs w:val="22"/>
           <w:lang w:val="hu-HU"/>
         </w:rPr>
-        <w:t xml:space="preserve">uint8_t </w:t>
-      </w:r>
-      <w:proofErr w:type="spellStart"/>
-      <w:r>
-        <w:rPr>
-          <w:sz w:val="22"/>
-          <w:szCs w:val="22"/>
-          <w:lang w:val="hu-HU"/>
-        </w:rPr>
-        <w:t>signal</w:t>
-      </w:r>
-      <w:proofErr w:type="spellEnd"/>
-      <w:r>
-        <w:rPr>
-          <w:sz w:val="22"/>
-          <w:szCs w:val="22"/>
-          <w:lang w:val="hu-HU"/>
-        </w:rPr>
-        <w:t xml:space="preserve"> = 0;</w:t>
+        <w:t>uint8_t signal = 0;</w:t>
       </w:r>
     </w:p>
     <w:p>
@@ -7461,43 +4518,7 @@
           <w:szCs w:val="22"/>
           <w:lang w:val="hu-HU"/>
         </w:rPr>
-        <w:t xml:space="preserve">Szemafor a </w:t>
-      </w:r>
-      <w:proofErr w:type="spellStart"/>
-      <w:r>
-        <w:rPr>
-          <w:sz w:val="22"/>
-          <w:szCs w:val="22"/>
-          <w:lang w:val="hu-HU"/>
-        </w:rPr>
-        <w:t>vars</w:t>
-      </w:r>
-      <w:proofErr w:type="spellEnd"/>
-      <w:r>
-        <w:rPr>
-          <w:sz w:val="22"/>
-          <w:szCs w:val="22"/>
-          <w:lang w:val="hu-HU"/>
-        </w:rPr>
-        <w:t>[</w:t>
-      </w:r>
-      <w:proofErr w:type="spellStart"/>
-      <w:r>
-        <w:rPr>
-          <w:sz w:val="22"/>
-          <w:szCs w:val="22"/>
-          <w:lang w:val="hu-HU"/>
-        </w:rPr>
-        <w:t>cps</w:t>
-      </w:r>
-      <w:proofErr w:type="spellEnd"/>
-      <w:r>
-        <w:rPr>
-          <w:sz w:val="22"/>
-          <w:szCs w:val="22"/>
-          <w:lang w:val="hu-HU"/>
-        </w:rPr>
-        <w:t>] (vagyis a beütések számának) kiolvasásához, hogyha foglalt, nem szabad kiolvasni. A beíró függvény mindig megkapja viszont</w:t>
+        <w:t>Szemafor a vars[cps] (vagyis a beütések számának) kiolvasásához, hogyha foglalt, nem szabad kiolvasni. A beíró függvény mindig megkapja viszont</w:t>
       </w:r>
       <w:r>
         <w:rPr>
@@ -7550,51 +4571,13 @@
           <w:lang w:val="hu-HU"/>
         </w:rPr>
       </w:pPr>
-      <w:proofErr w:type="spellStart"/>
-      <w:r>
-        <w:rPr>
-          <w:sz w:val="22"/>
-          <w:szCs w:val="22"/>
-          <w:lang w:val="hu-HU"/>
-        </w:rPr>
-        <w:t>void</w:t>
-      </w:r>
-      <w:proofErr w:type="spellEnd"/>
-      <w:r>
-        <w:rPr>
-          <w:sz w:val="22"/>
-          <w:szCs w:val="22"/>
-          <w:lang w:val="hu-HU"/>
-        </w:rPr>
-        <w:t xml:space="preserve"> MRT0_</w:t>
-      </w:r>
-      <w:proofErr w:type="gramStart"/>
-      <w:r>
-        <w:rPr>
-          <w:sz w:val="22"/>
-          <w:szCs w:val="22"/>
-          <w:lang w:val="hu-HU"/>
-        </w:rPr>
-        <w:t>IRQHANDLER(</w:t>
-      </w:r>
-      <w:proofErr w:type="spellStart"/>
-      <w:proofErr w:type="gramEnd"/>
-      <w:r>
-        <w:rPr>
-          <w:sz w:val="22"/>
-          <w:szCs w:val="22"/>
-          <w:lang w:val="hu-HU"/>
-        </w:rPr>
-        <w:t>void</w:t>
-      </w:r>
-      <w:proofErr w:type="spellEnd"/>
-      <w:r>
-        <w:rPr>
-          <w:sz w:val="22"/>
-          <w:szCs w:val="22"/>
-          <w:lang w:val="hu-HU"/>
-        </w:rPr>
-        <w:t>)</w:t>
+      <w:r>
+        <w:rPr>
+          <w:sz w:val="22"/>
+          <w:szCs w:val="22"/>
+          <w:lang w:val="hu-HU"/>
+        </w:rPr>
+        <w:t>void MRT0_IRQHANDLER(void)</w:t>
       </w:r>
       <w:r>
         <w:rPr>
@@ -7623,18 +4606,24 @@
           <w:szCs w:val="22"/>
           <w:lang w:val="hu-HU"/>
         </w:rPr>
-        <w:t xml:space="preserve">A </w:t>
-      </w:r>
-      <w:proofErr w:type="spellStart"/>
-      <w:r>
-        <w:rPr>
-          <w:sz w:val="22"/>
-          <w:szCs w:val="22"/>
-          <w:lang w:val="hu-HU"/>
-        </w:rPr>
-        <w:t>MultiRate</w:t>
-      </w:r>
-      <w:proofErr w:type="spellEnd"/>
+        <w:t xml:space="preserve">A MultiRate Timer kezelője, mely pontosan 1 másodpercenként </w:t>
+      </w:r>
+      <w:r>
+        <w:rPr>
+          <w:sz w:val="22"/>
+          <w:szCs w:val="22"/>
+          <w:lang w:val="hu-HU"/>
+        </w:rPr>
+        <w:t xml:space="preserve">– ha engedélyezve van neki </w:t>
+      </w:r>
+      <w:r>
+        <w:rPr>
+          <w:sz w:val="22"/>
+          <w:szCs w:val="22"/>
+          <w:lang w:val="hu-HU"/>
+        </w:rPr>
+        <w:t>–</w:t>
+      </w:r>
       <w:r>
         <w:rPr>
           <w:sz w:val="22"/>
@@ -7643,91 +4632,13 @@
         </w:rPr>
         <w:t xml:space="preserve"> </w:t>
       </w:r>
-      <w:proofErr w:type="spellStart"/>
-      <w:r>
-        <w:rPr>
-          <w:sz w:val="22"/>
-          <w:szCs w:val="22"/>
-          <w:lang w:val="hu-HU"/>
-        </w:rPr>
-        <w:t>Timer</w:t>
-      </w:r>
-      <w:proofErr w:type="spellEnd"/>
-      <w:r>
-        <w:rPr>
-          <w:sz w:val="22"/>
-          <w:szCs w:val="22"/>
-          <w:lang w:val="hu-HU"/>
-        </w:rPr>
-        <w:t xml:space="preserve"> kezelője, mely pontosan 1 másodpercenként </w:t>
-      </w:r>
-      <w:r>
-        <w:rPr>
-          <w:sz w:val="22"/>
-          <w:szCs w:val="22"/>
-          <w:lang w:val="hu-HU"/>
-        </w:rPr>
-        <w:t xml:space="preserve">– ha engedélyezve van neki </w:t>
-      </w:r>
-      <w:r>
-        <w:rPr>
-          <w:sz w:val="22"/>
-          <w:szCs w:val="22"/>
-          <w:lang w:val="hu-HU"/>
-        </w:rPr>
-        <w:t>–</w:t>
-      </w:r>
-      <w:r>
-        <w:rPr>
-          <w:sz w:val="22"/>
-          <w:szCs w:val="22"/>
-          <w:lang w:val="hu-HU"/>
-        </w:rPr>
-        <w:t xml:space="preserve"> </w:t>
-      </w:r>
-      <w:r>
-        <w:rPr>
-          <w:sz w:val="22"/>
-          <w:szCs w:val="22"/>
-          <w:lang w:val="hu-HU"/>
-        </w:rPr>
-        <w:t xml:space="preserve">meghívja a </w:t>
-      </w:r>
-      <w:proofErr w:type="spellStart"/>
-      <w:r>
-        <w:rPr>
-          <w:sz w:val="22"/>
-          <w:szCs w:val="22"/>
-          <w:lang w:val="hu-HU"/>
-        </w:rPr>
-        <w:t>read_</w:t>
-      </w:r>
-      <w:proofErr w:type="gramStart"/>
-      <w:r>
-        <w:rPr>
-          <w:sz w:val="22"/>
-          <w:szCs w:val="22"/>
-          <w:lang w:val="hu-HU"/>
-        </w:rPr>
-        <w:t>cps</w:t>
-      </w:r>
-      <w:proofErr w:type="spellEnd"/>
-      <w:r>
-        <w:rPr>
-          <w:sz w:val="22"/>
-          <w:szCs w:val="22"/>
-          <w:lang w:val="hu-HU"/>
-        </w:rPr>
-        <w:t>(</w:t>
-      </w:r>
-      <w:proofErr w:type="gramEnd"/>
-      <w:r>
-        <w:rPr>
-          <w:sz w:val="22"/>
-          <w:szCs w:val="22"/>
-          <w:lang w:val="hu-HU"/>
-        </w:rPr>
-        <w:t>…) függvényt,</w:t>
+      <w:r>
+        <w:rPr>
+          <w:sz w:val="22"/>
+          <w:szCs w:val="22"/>
+          <w:lang w:val="hu-HU"/>
+        </w:rPr>
+        <w:t>meghívja a read_cps(…) függvényt,</w:t>
       </w:r>
       <w:r>
         <w:rPr>
@@ -7743,16 +4654,7 @@
           <w:szCs w:val="22"/>
           <w:lang w:val="hu-HU"/>
         </w:rPr>
-        <w:t xml:space="preserve"> megállította </w:t>
-      </w:r>
-      <w:proofErr w:type="spellStart"/>
-      <w:r>
-        <w:rPr>
-          <w:sz w:val="22"/>
-          <w:szCs w:val="22"/>
-          <w:lang w:val="hu-HU"/>
-        </w:rPr>
-        <w:t>CTimer</w:t>
+        <w:t xml:space="preserve"> megállította CTimer</w:t>
       </w:r>
       <w:r>
         <w:rPr>
@@ -7762,7 +4664,6 @@
         </w:rPr>
         <w:t>t</w:t>
       </w:r>
-      <w:proofErr w:type="spellEnd"/>
       <w:r>
         <w:rPr>
           <w:sz w:val="22"/>
@@ -7777,43 +4678,7 @@
           <w:szCs w:val="22"/>
           <w:lang w:val="hu-HU"/>
         </w:rPr>
-        <w:t xml:space="preserve">Felvillant vagy éppen kiolt egy </w:t>
-      </w:r>
-      <w:proofErr w:type="spellStart"/>
-      <w:r>
-        <w:rPr>
-          <w:sz w:val="22"/>
-          <w:szCs w:val="22"/>
-          <w:lang w:val="hu-HU"/>
-        </w:rPr>
-        <w:t>ledet</w:t>
-      </w:r>
-      <w:proofErr w:type="spellEnd"/>
-      <w:r>
-        <w:rPr>
-          <w:sz w:val="22"/>
-          <w:szCs w:val="22"/>
-          <w:lang w:val="hu-HU"/>
-        </w:rPr>
-        <w:t xml:space="preserve"> is, hogy lássuk a mérési időt, majd visszaállítja a </w:t>
-      </w:r>
-      <w:proofErr w:type="spellStart"/>
-      <w:r>
-        <w:rPr>
-          <w:sz w:val="22"/>
-          <w:szCs w:val="22"/>
-          <w:lang w:val="hu-HU"/>
-        </w:rPr>
-        <w:t>CTimert</w:t>
-      </w:r>
-      <w:proofErr w:type="spellEnd"/>
-      <w:r>
-        <w:rPr>
-          <w:sz w:val="22"/>
-          <w:szCs w:val="22"/>
-          <w:lang w:val="hu-HU"/>
-        </w:rPr>
-        <w:t xml:space="preserve"> és elindítja azt.</w:t>
+        <w:t>Felvillant vagy éppen kiolt egy ledet is, hogy lássuk a mérési időt, majd visszaállítja a CTimert és elindítja azt.</w:t>
       </w:r>
     </w:p>
     <w:p>
@@ -7836,65 +4701,8 @@
           <w:szCs w:val="22"/>
           <w:lang w:val="hu-HU"/>
         </w:rPr>
-        <w:t xml:space="preserve">uint8_t </w:t>
-      </w:r>
-      <w:proofErr w:type="spellStart"/>
-      <w:r>
-        <w:rPr>
-          <w:sz w:val="22"/>
-          <w:szCs w:val="22"/>
-          <w:lang w:val="hu-HU"/>
-        </w:rPr>
-        <w:t>set_</w:t>
-      </w:r>
-      <w:proofErr w:type="gramStart"/>
-      <w:r>
-        <w:rPr>
-          <w:sz w:val="22"/>
-          <w:szCs w:val="22"/>
-          <w:lang w:val="hu-HU"/>
-        </w:rPr>
-        <w:t>vars</w:t>
-      </w:r>
-      <w:proofErr w:type="spellEnd"/>
-      <w:r>
-        <w:rPr>
-          <w:sz w:val="22"/>
-          <w:szCs w:val="22"/>
-          <w:lang w:val="hu-HU"/>
-        </w:rPr>
-        <w:t>(</w:t>
-      </w:r>
-      <w:proofErr w:type="spellStart"/>
-      <w:proofErr w:type="gramEnd"/>
-      <w:r>
-        <w:rPr>
-          <w:sz w:val="22"/>
-          <w:szCs w:val="22"/>
-          <w:lang w:val="hu-HU"/>
-        </w:rPr>
-        <w:t>volatile</w:t>
-      </w:r>
-      <w:proofErr w:type="spellEnd"/>
-      <w:r>
-        <w:rPr>
-          <w:sz w:val="22"/>
-          <w:szCs w:val="22"/>
-          <w:lang w:val="hu-HU"/>
-        </w:rPr>
-        <w:t xml:space="preserve"> uint32_t *</w:t>
-      </w:r>
-      <w:proofErr w:type="spellStart"/>
-      <w:proofErr w:type="gramStart"/>
-      <w:r>
-        <w:rPr>
-          <w:sz w:val="22"/>
-          <w:szCs w:val="22"/>
-          <w:lang w:val="hu-HU"/>
-        </w:rPr>
-        <w:t>vars</w:t>
-      </w:r>
-      <w:proofErr w:type="spellEnd"/>
+        <w:t>uint8_t set_vars(volatile uint32_t *vars</w:t>
+      </w:r>
       <w:r>
         <w:t xml:space="preserve"> </w:t>
       </w:r>
@@ -7904,81 +4712,8 @@
           <w:szCs w:val="22"/>
           <w:lang w:val="hu-HU"/>
         </w:rPr>
-        <w:t>,</w:t>
-      </w:r>
-      <w:proofErr w:type="gramEnd"/>
-      <w:r>
-        <w:rPr>
-          <w:sz w:val="22"/>
-          <w:szCs w:val="22"/>
-          <w:lang w:val="hu-HU"/>
-        </w:rPr>
-        <w:t xml:space="preserve"> </w:t>
-      </w:r>
-      <w:proofErr w:type="spellStart"/>
-      <w:r>
-        <w:rPr>
-          <w:sz w:val="22"/>
-          <w:szCs w:val="22"/>
-          <w:lang w:val="hu-HU"/>
-        </w:rPr>
-        <w:t>double</w:t>
-      </w:r>
-      <w:proofErr w:type="spellEnd"/>
-      <w:r>
-        <w:rPr>
-          <w:sz w:val="22"/>
-          <w:szCs w:val="22"/>
-          <w:lang w:val="hu-HU"/>
-        </w:rPr>
-        <w:t xml:space="preserve"> </w:t>
-      </w:r>
-      <w:proofErr w:type="spellStart"/>
-      <w:r>
-        <w:rPr>
-          <w:sz w:val="22"/>
-          <w:szCs w:val="22"/>
-          <w:lang w:val="hu-HU"/>
-        </w:rPr>
-        <w:t>dvalue</w:t>
-      </w:r>
-      <w:proofErr w:type="spellEnd"/>
-      <w:r>
-        <w:rPr>
-          <w:sz w:val="22"/>
-          <w:szCs w:val="22"/>
-          <w:lang w:val="hu-HU"/>
-        </w:rPr>
-        <w:t xml:space="preserve">, </w:t>
-      </w:r>
-      <w:proofErr w:type="spellStart"/>
-      <w:r>
-        <w:rPr>
-          <w:sz w:val="22"/>
-          <w:szCs w:val="22"/>
-          <w:lang w:val="hu-HU"/>
-        </w:rPr>
-        <w:t>Vars_name</w:t>
-      </w:r>
-      <w:proofErr w:type="spellEnd"/>
-      <w:r>
-        <w:rPr>
-          <w:sz w:val="22"/>
-          <w:szCs w:val="22"/>
-          <w:lang w:val="hu-HU"/>
-        </w:rPr>
-        <w:t xml:space="preserve"> </w:t>
-      </w:r>
-      <w:proofErr w:type="spellStart"/>
-      <w:r>
-        <w:rPr>
-          <w:sz w:val="22"/>
-          <w:szCs w:val="22"/>
-          <w:lang w:val="hu-HU"/>
-        </w:rPr>
-        <w:t>name</w:t>
-      </w:r>
-      <w:proofErr w:type="spellEnd"/>
+        <w:t>, double dvalue, Vars_name name</w:t>
+      </w:r>
       <w:r>
         <w:rPr>
           <w:sz w:val="22"/>
@@ -8006,89 +4741,15 @@
           <w:szCs w:val="22"/>
           <w:lang w:val="hu-HU"/>
         </w:rPr>
-        <w:t>Beállítja a „</w:t>
-      </w:r>
-      <w:proofErr w:type="spellStart"/>
-      <w:r>
-        <w:rPr>
-          <w:sz w:val="22"/>
-          <w:szCs w:val="22"/>
-          <w:lang w:val="hu-HU"/>
-        </w:rPr>
-        <w:t>vars</w:t>
-      </w:r>
-      <w:proofErr w:type="spellEnd"/>
-      <w:r>
-        <w:rPr>
-          <w:sz w:val="22"/>
-          <w:szCs w:val="22"/>
-          <w:lang w:val="hu-HU"/>
-        </w:rPr>
-        <w:t>” listában a „</w:t>
-      </w:r>
-      <w:proofErr w:type="spellStart"/>
-      <w:r>
-        <w:rPr>
-          <w:sz w:val="22"/>
-          <w:szCs w:val="22"/>
-          <w:lang w:val="hu-HU"/>
-        </w:rPr>
-        <w:t>name</w:t>
-      </w:r>
-      <w:proofErr w:type="spellEnd"/>
-      <w:r>
-        <w:rPr>
-          <w:sz w:val="22"/>
-          <w:szCs w:val="22"/>
-          <w:lang w:val="hu-HU"/>
-        </w:rPr>
-        <w:t>” paramétert</w:t>
-      </w:r>
-      <w:r>
-        <w:rPr>
-          <w:sz w:val="22"/>
-          <w:szCs w:val="22"/>
-          <w:lang w:val="hu-HU"/>
-        </w:rPr>
-        <w:t xml:space="preserve"> „</w:t>
-      </w:r>
-      <w:proofErr w:type="spellStart"/>
-      <w:proofErr w:type="gramStart"/>
-      <w:r>
-        <w:rPr>
-          <w:sz w:val="22"/>
-          <w:szCs w:val="22"/>
-          <w:lang w:val="hu-HU"/>
-        </w:rPr>
-        <w:t>dvalue</w:t>
-      </w:r>
-      <w:proofErr w:type="spellEnd"/>
-      <w:r>
-        <w:rPr>
-          <w:sz w:val="22"/>
-          <w:szCs w:val="22"/>
-          <w:lang w:val="hu-HU"/>
-        </w:rPr>
-        <w:t>”-</w:t>
-      </w:r>
-      <w:proofErr w:type="spellStart"/>
-      <w:proofErr w:type="gramEnd"/>
-      <w:r>
-        <w:rPr>
-          <w:sz w:val="22"/>
-          <w:szCs w:val="22"/>
-          <w:lang w:val="hu-HU"/>
-        </w:rPr>
-        <w:t>ra</w:t>
-      </w:r>
-      <w:proofErr w:type="spellEnd"/>
-      <w:r>
-        <w:rPr>
-          <w:sz w:val="22"/>
-          <w:szCs w:val="22"/>
-          <w:lang w:val="hu-HU"/>
-        </w:rPr>
-        <w:t>, megfelelő átalakításokkal;</w:t>
+        <w:t>Beállítja a „vars” listában a „name” paramétert</w:t>
+      </w:r>
+      <w:r>
+        <w:rPr>
+          <w:sz w:val="22"/>
+          <w:szCs w:val="22"/>
+          <w:lang w:val="hu-HU"/>
+        </w:rPr>
+        <w:t xml:space="preserve"> „dvalue”-ra, megfelelő átalakításokkal;</w:t>
       </w:r>
       <w:r>
         <w:rPr>
@@ -8104,43 +4765,7 @@
           <w:szCs w:val="22"/>
           <w:lang w:val="hu-HU"/>
         </w:rPr>
-        <w:t xml:space="preserve"> (Pl. az </w:t>
-      </w:r>
-      <w:proofErr w:type="spellStart"/>
-      <w:r>
-        <w:rPr>
-          <w:sz w:val="22"/>
-          <w:szCs w:val="22"/>
-          <w:lang w:val="hu-HU"/>
-        </w:rPr>
-        <w:t>out_value_reg</w:t>
-      </w:r>
-      <w:proofErr w:type="spellEnd"/>
-      <w:r>
-        <w:rPr>
-          <w:sz w:val="22"/>
-          <w:szCs w:val="22"/>
-          <w:lang w:val="hu-HU"/>
-        </w:rPr>
-        <w:t xml:space="preserve"> magával vonja az </w:t>
-      </w:r>
-      <w:proofErr w:type="spellStart"/>
-      <w:r>
-        <w:rPr>
-          <w:sz w:val="22"/>
-          <w:szCs w:val="22"/>
-          <w:lang w:val="hu-HU"/>
-        </w:rPr>
-        <w:t>out_value_mA</w:t>
-      </w:r>
-      <w:proofErr w:type="spellEnd"/>
-      <w:r>
-        <w:rPr>
-          <w:sz w:val="22"/>
-          <w:szCs w:val="22"/>
-          <w:lang w:val="hu-HU"/>
-        </w:rPr>
-        <w:t>-t is.)</w:t>
+        <w:t xml:space="preserve"> (Pl. az out_value_reg magával vonja az out_value_mA-t is.)</w:t>
       </w:r>
       <w:r>
         <w:rPr>
@@ -8195,143 +4820,7 @@
           <w:szCs w:val="22"/>
           <w:lang w:val="hu-HU"/>
         </w:rPr>
-        <w:t xml:space="preserve">uint8_t </w:t>
-      </w:r>
-      <w:proofErr w:type="spellStart"/>
-      <w:r>
-        <w:rPr>
-          <w:sz w:val="22"/>
-          <w:szCs w:val="22"/>
-          <w:lang w:val="hu-HU"/>
-        </w:rPr>
-        <w:t>check_</w:t>
-      </w:r>
-      <w:proofErr w:type="gramStart"/>
-      <w:r>
-        <w:rPr>
-          <w:sz w:val="22"/>
-          <w:szCs w:val="22"/>
-          <w:lang w:val="hu-HU"/>
-        </w:rPr>
-        <w:t>vars</w:t>
-      </w:r>
-      <w:proofErr w:type="spellEnd"/>
-      <w:r>
-        <w:rPr>
-          <w:sz w:val="22"/>
-          <w:szCs w:val="22"/>
-          <w:lang w:val="hu-HU"/>
-        </w:rPr>
-        <w:t>(</w:t>
-      </w:r>
-      <w:proofErr w:type="spellStart"/>
-      <w:proofErr w:type="gramEnd"/>
-      <w:r>
-        <w:rPr>
-          <w:sz w:val="22"/>
-          <w:szCs w:val="22"/>
-          <w:lang w:val="hu-HU"/>
-        </w:rPr>
-        <w:t>volatile</w:t>
-      </w:r>
-      <w:proofErr w:type="spellEnd"/>
-      <w:r>
-        <w:rPr>
-          <w:sz w:val="22"/>
-          <w:szCs w:val="22"/>
-          <w:lang w:val="hu-HU"/>
-        </w:rPr>
-        <w:t xml:space="preserve"> uint32_t *</w:t>
-      </w:r>
-      <w:proofErr w:type="spellStart"/>
-      <w:r>
-        <w:rPr>
-          <w:sz w:val="22"/>
-          <w:szCs w:val="22"/>
-          <w:lang w:val="hu-HU"/>
-        </w:rPr>
-        <w:t>vars</w:t>
-      </w:r>
-      <w:proofErr w:type="spellEnd"/>
-      <w:r>
-        <w:rPr>
-          <w:sz w:val="22"/>
-          <w:szCs w:val="22"/>
-          <w:lang w:val="hu-HU"/>
-        </w:rPr>
-        <w:t xml:space="preserve">, </w:t>
-      </w:r>
-      <w:proofErr w:type="spellStart"/>
-      <w:r>
-        <w:rPr>
-          <w:sz w:val="22"/>
-          <w:szCs w:val="22"/>
-          <w:lang w:val="hu-HU"/>
-        </w:rPr>
-        <w:t>double</w:t>
-      </w:r>
-      <w:proofErr w:type="spellEnd"/>
-      <w:r>
-        <w:rPr>
-          <w:sz w:val="22"/>
-          <w:szCs w:val="22"/>
-          <w:lang w:val="hu-HU"/>
-        </w:rPr>
-        <w:t xml:space="preserve"> *</w:t>
-      </w:r>
-      <w:proofErr w:type="spellStart"/>
-      <w:r>
-        <w:rPr>
-          <w:sz w:val="22"/>
-          <w:szCs w:val="22"/>
-          <w:lang w:val="hu-HU"/>
-        </w:rPr>
-        <w:t>dvalue</w:t>
-      </w:r>
-      <w:proofErr w:type="spellEnd"/>
-      <w:r>
-        <w:rPr>
-          <w:sz w:val="22"/>
-          <w:szCs w:val="22"/>
-          <w:lang w:val="hu-HU"/>
-        </w:rPr>
-        <w:t xml:space="preserve">, </w:t>
-      </w:r>
-      <w:proofErr w:type="spellStart"/>
-      <w:r>
-        <w:rPr>
-          <w:sz w:val="22"/>
-          <w:szCs w:val="22"/>
-          <w:lang w:val="hu-HU"/>
-        </w:rPr>
-        <w:t>Vars_name</w:t>
-      </w:r>
-      <w:proofErr w:type="spellEnd"/>
-      <w:r>
-        <w:rPr>
-          <w:sz w:val="22"/>
-          <w:szCs w:val="22"/>
-          <w:lang w:val="hu-HU"/>
-        </w:rPr>
-        <w:t xml:space="preserve"> </w:t>
-      </w:r>
-      <w:proofErr w:type="spellStart"/>
-      <w:r>
-        <w:rPr>
-          <w:sz w:val="22"/>
-          <w:szCs w:val="22"/>
-          <w:lang w:val="hu-HU"/>
-        </w:rPr>
-        <w:t>name</w:t>
-      </w:r>
-      <w:proofErr w:type="spellEnd"/>
-      <w:r>
-        <w:rPr>
-          <w:sz w:val="22"/>
-          <w:szCs w:val="22"/>
-          <w:lang w:val="hu-HU"/>
-        </w:rPr>
-        <w:t>)</w:t>
+        <w:t>uint8_t check_vars(volatile uint32_t *vars, double *dvalue, Vars_name name)</w:t>
       </w:r>
       <w:r>
         <w:rPr>
@@ -8360,61 +4849,7 @@
           <w:szCs w:val="22"/>
           <w:lang w:val="hu-HU"/>
         </w:rPr>
-        <w:t>A „</w:t>
-      </w:r>
-      <w:proofErr w:type="spellStart"/>
-      <w:r>
-        <w:rPr>
-          <w:sz w:val="22"/>
-          <w:szCs w:val="22"/>
-          <w:lang w:val="hu-HU"/>
-        </w:rPr>
-        <w:t>dvalue</w:t>
-      </w:r>
-      <w:proofErr w:type="spellEnd"/>
-      <w:r>
-        <w:rPr>
-          <w:sz w:val="22"/>
-          <w:szCs w:val="22"/>
-          <w:lang w:val="hu-HU"/>
-        </w:rPr>
-        <w:t>” értéket vizsgálja meg, hogy megfelel-e a „</w:t>
-      </w:r>
-      <w:proofErr w:type="spellStart"/>
-      <w:r>
-        <w:rPr>
-          <w:sz w:val="22"/>
-          <w:szCs w:val="22"/>
-          <w:lang w:val="hu-HU"/>
-        </w:rPr>
-        <w:t>name</w:t>
-      </w:r>
-      <w:proofErr w:type="spellEnd"/>
-      <w:r>
-        <w:rPr>
-          <w:sz w:val="22"/>
-          <w:szCs w:val="22"/>
-          <w:lang w:val="hu-HU"/>
-        </w:rPr>
-        <w:t>” által beállítani kívánt paraméter megkötéseinek. A „</w:t>
-      </w:r>
-      <w:proofErr w:type="spellStart"/>
-      <w:r>
-        <w:rPr>
-          <w:sz w:val="22"/>
-          <w:szCs w:val="22"/>
-          <w:lang w:val="hu-HU"/>
-        </w:rPr>
-        <w:t>vars</w:t>
-      </w:r>
-      <w:proofErr w:type="spellEnd"/>
-      <w:r>
-        <w:rPr>
-          <w:sz w:val="22"/>
-          <w:szCs w:val="22"/>
-          <w:lang w:val="hu-HU"/>
-        </w:rPr>
-        <w:t xml:space="preserve">” paraméterlistát is használja az ellenőrzésekhez. Visszatérési értéke a változó érvényessége. </w:t>
+        <w:t xml:space="preserve">A „dvalue” értéket vizsgálja meg, hogy megfelel-e a „name” által beállítani kívánt paraméter megkötéseinek. A „vars” paraméterlistát is használja az ellenőrzésekhez. Visszatérési értéke a változó érvényessége. </w:t>
       </w:r>
       <w:r>
         <w:rPr>
@@ -8463,123 +4898,21 @@
           <w:lang w:val="hu-HU"/>
         </w:rPr>
       </w:pPr>
-      <w:proofErr w:type="spellStart"/>
-      <w:r>
-        <w:rPr>
-          <w:sz w:val="22"/>
-          <w:szCs w:val="22"/>
-          <w:lang w:val="hu-HU"/>
-        </w:rPr>
-        <w:t>void</w:t>
-      </w:r>
-      <w:proofErr w:type="spellEnd"/>
-      <w:r>
-        <w:rPr>
-          <w:sz w:val="22"/>
-          <w:szCs w:val="22"/>
-          <w:lang w:val="hu-HU"/>
-        </w:rPr>
-        <w:t xml:space="preserve"> </w:t>
-      </w:r>
-      <w:proofErr w:type="spellStart"/>
-      <w:r>
-        <w:rPr>
-          <w:sz w:val="22"/>
-          <w:szCs w:val="22"/>
-          <w:lang w:val="hu-HU"/>
-        </w:rPr>
-        <w:t>meth_out_</w:t>
-      </w:r>
-      <w:proofErr w:type="gramStart"/>
-      <w:r>
-        <w:rPr>
-          <w:sz w:val="22"/>
-          <w:szCs w:val="22"/>
-          <w:lang w:val="hu-HU"/>
-        </w:rPr>
-        <w:t>value</w:t>
-      </w:r>
-      <w:proofErr w:type="spellEnd"/>
-      <w:r>
-        <w:rPr>
-          <w:sz w:val="22"/>
-          <w:szCs w:val="22"/>
-          <w:lang w:val="hu-HU"/>
-        </w:rPr>
-        <w:t>(</w:t>
-      </w:r>
-      <w:proofErr w:type="spellStart"/>
-      <w:proofErr w:type="gramEnd"/>
-      <w:r>
-        <w:rPr>
-          <w:sz w:val="22"/>
-          <w:szCs w:val="22"/>
-          <w:lang w:val="hu-HU"/>
-        </w:rPr>
-        <w:t>volatile</w:t>
-      </w:r>
-      <w:proofErr w:type="spellEnd"/>
-      <w:r>
-        <w:rPr>
-          <w:sz w:val="22"/>
-          <w:szCs w:val="22"/>
-          <w:lang w:val="hu-HU"/>
-        </w:rPr>
-        <w:t xml:space="preserve"> uint32_t *</w:t>
-      </w:r>
-      <w:proofErr w:type="spellStart"/>
-      <w:r>
-        <w:rPr>
-          <w:sz w:val="22"/>
-          <w:szCs w:val="22"/>
-          <w:lang w:val="hu-HU"/>
-        </w:rPr>
-        <w:t>vars</w:t>
-      </w:r>
-      <w:proofErr w:type="spellEnd"/>
-      <w:r>
-        <w:rPr>
-          <w:sz w:val="22"/>
-          <w:szCs w:val="22"/>
-          <w:lang w:val="hu-HU"/>
-        </w:rPr>
-        <w:t xml:space="preserve">, </w:t>
-      </w:r>
-      <w:proofErr w:type="spellStart"/>
-      <w:r>
-        <w:rPr>
-          <w:sz w:val="22"/>
-          <w:szCs w:val="22"/>
-          <w:lang w:val="hu-HU"/>
-        </w:rPr>
-        <w:t>double</w:t>
-      </w:r>
-      <w:proofErr w:type="spellEnd"/>
-      <w:r>
-        <w:rPr>
-          <w:sz w:val="22"/>
-          <w:szCs w:val="22"/>
-          <w:lang w:val="hu-HU"/>
-        </w:rPr>
-        <w:t xml:space="preserve"> </w:t>
-      </w:r>
-      <w:proofErr w:type="spellStart"/>
-      <w:r>
-        <w:rPr>
-          <w:sz w:val="22"/>
-          <w:szCs w:val="22"/>
-          <w:lang w:val="hu-HU"/>
-        </w:rPr>
-        <w:t>out_val</w:t>
-      </w:r>
-      <w:proofErr w:type="spellEnd"/>
-      <w:r>
-        <w:rPr>
-          <w:sz w:val="22"/>
-          <w:szCs w:val="22"/>
-          <w:lang w:val="hu-HU"/>
-        </w:rPr>
-        <w:t>)</w:t>
+      <w:r>
+        <w:rPr>
+          <w:sz w:val="22"/>
+          <w:szCs w:val="22"/>
+          <w:lang w:val="hu-HU"/>
+        </w:rPr>
+        <w:t xml:space="preserve">void </w:t>
+      </w:r>
+      <w:r>
+        <w:rPr>
+          <w:sz w:val="22"/>
+          <w:szCs w:val="22"/>
+          <w:lang w:val="hu-HU"/>
+        </w:rPr>
+        <w:t>meth_out_value(volatile uint32_t *vars, double out_val)</w:t>
       </w:r>
       <w:r>
         <w:rPr>
@@ -8624,25 +4957,7 @@
           <w:szCs w:val="22"/>
           <w:lang w:val="hu-HU"/>
         </w:rPr>
-        <w:t>megkapott „</w:t>
-      </w:r>
-      <w:proofErr w:type="spellStart"/>
-      <w:r>
-        <w:rPr>
-          <w:sz w:val="22"/>
-          <w:szCs w:val="22"/>
-          <w:lang w:val="hu-HU"/>
-        </w:rPr>
-        <w:t>out_val</w:t>
-      </w:r>
-      <w:proofErr w:type="spellEnd"/>
-      <w:r>
-        <w:rPr>
-          <w:sz w:val="22"/>
-          <w:szCs w:val="22"/>
-          <w:lang w:val="hu-HU"/>
-        </w:rPr>
-        <w:t xml:space="preserve">” érték </w:t>
+        <w:t xml:space="preserve">megkapott „out_val” érték </w:t>
       </w:r>
       <w:r>
         <w:rPr>
@@ -8690,25 +5005,7 @@
           <w:szCs w:val="22"/>
           <w:lang w:val="hu-HU"/>
         </w:rPr>
-        <w:t>Kiszámítja a DAC-</w:t>
-      </w:r>
-      <w:proofErr w:type="spellStart"/>
-      <w:r>
-        <w:rPr>
-          <w:sz w:val="22"/>
-          <w:szCs w:val="22"/>
-          <w:lang w:val="hu-HU"/>
-        </w:rPr>
-        <w:t>on</w:t>
-      </w:r>
-      <w:proofErr w:type="spellEnd"/>
-      <w:r>
-        <w:rPr>
-          <w:sz w:val="22"/>
-          <w:szCs w:val="22"/>
-          <w:lang w:val="hu-HU"/>
-        </w:rPr>
-        <w:t xml:space="preserve"> megjelenő feszültséget, annak regiszterébe beírandó értéket és a túloldalon és a 7 szegmenses kijelzőn</w:t>
+        <w:t>Kiszámítja a DAC-on megjelenő feszültséget, annak regiszterébe beírandó értéket és a túloldalon és a 7 szegmenses kijelzőn</w:t>
       </w:r>
       <w:r>
         <w:rPr>
@@ -8734,25 +5031,14 @@
         </w:rPr>
         <w:t xml:space="preserve">Hogyha meghaladja a </w:t>
       </w:r>
-      <w:proofErr w:type="spellStart"/>
-      <w:r>
-        <w:rPr>
-          <w:sz w:val="22"/>
-          <w:szCs w:val="22"/>
-          <w:lang w:val="hu-HU"/>
-        </w:rPr>
-        <w:t>vars</w:t>
-      </w:r>
-      <w:proofErr w:type="spellEnd"/>
-      <w:r>
-        <w:rPr>
-          <w:sz w:val="22"/>
-          <w:szCs w:val="22"/>
-          <w:lang w:val="hu-HU"/>
-        </w:rPr>
-        <w:t>[</w:t>
-      </w:r>
-      <w:proofErr w:type="spellStart"/>
+      <w:r>
+        <w:rPr>
+          <w:sz w:val="22"/>
+          <w:szCs w:val="22"/>
+          <w:lang w:val="hu-HU"/>
+        </w:rPr>
+        <w:t>vars[</w:t>
+      </w:r>
       <w:r>
         <w:rPr>
           <w:sz w:val="22"/>
@@ -8761,7 +5047,6 @@
         </w:rPr>
         <w:t>cps</w:t>
       </w:r>
-      <w:proofErr w:type="spellEnd"/>
       <w:r>
         <w:rPr>
           <w:sz w:val="22"/>
@@ -8778,25 +5063,14 @@
         </w:rPr>
         <w:t xml:space="preserve"> a </w:t>
       </w:r>
-      <w:proofErr w:type="spellStart"/>
-      <w:r>
-        <w:rPr>
-          <w:sz w:val="22"/>
-          <w:szCs w:val="22"/>
-          <w:lang w:val="hu-HU"/>
-        </w:rPr>
-        <w:t>vars</w:t>
-      </w:r>
-      <w:proofErr w:type="spellEnd"/>
-      <w:r>
-        <w:rPr>
-          <w:sz w:val="22"/>
-          <w:szCs w:val="22"/>
-          <w:lang w:val="hu-HU"/>
-        </w:rPr>
-        <w:t>[</w:t>
-      </w:r>
-      <w:proofErr w:type="spellStart"/>
+      <w:r>
+        <w:rPr>
+          <w:sz w:val="22"/>
+          <w:szCs w:val="22"/>
+          <w:lang w:val="hu-HU"/>
+        </w:rPr>
+        <w:t>vars[</w:t>
+      </w:r>
       <w:r>
         <w:rPr>
           <w:sz w:val="22"/>
@@ -8819,18 +5093,8 @@
           <w:szCs w:val="22"/>
           <w:lang w:val="hu-HU"/>
         </w:rPr>
-        <w:t>en_</w:t>
-      </w:r>
-      <w:proofErr w:type="gramStart"/>
-      <w:r>
-        <w:rPr>
-          <w:sz w:val="22"/>
-          <w:szCs w:val="22"/>
-          <w:lang w:val="hu-HU"/>
-        </w:rPr>
-        <w:t>cps</w:t>
-      </w:r>
-      <w:proofErr w:type="spellEnd"/>
+        <w:t>en_cps</w:t>
+      </w:r>
       <w:r>
         <w:rPr>
           <w:sz w:val="22"/>
@@ -8845,16 +5109,7 @@
           <w:szCs w:val="22"/>
           <w:lang w:val="hu-HU"/>
         </w:rPr>
-        <w:t>-</w:t>
-      </w:r>
-      <w:proofErr w:type="gramEnd"/>
-      <w:r>
-        <w:rPr>
-          <w:sz w:val="22"/>
-          <w:szCs w:val="22"/>
-          <w:lang w:val="hu-HU"/>
-        </w:rPr>
-        <w:t>t, akkor bekapcsolja a szirénát</w:t>
+        <w:t>-t, akkor bekapcsolja a szirénát</w:t>
       </w:r>
       <w:r>
         <w:rPr>
@@ -8870,25 +5125,7 @@
           <w:szCs w:val="22"/>
           <w:lang w:val="hu-HU"/>
         </w:rPr>
-        <w:t xml:space="preserve"> Itt nincsenek lekorlátozva semmiben az értékek, USART-</w:t>
-      </w:r>
-      <w:proofErr w:type="spellStart"/>
-      <w:r>
-        <w:rPr>
-          <w:sz w:val="22"/>
-          <w:szCs w:val="22"/>
-          <w:lang w:val="hu-HU"/>
-        </w:rPr>
-        <w:t>on</w:t>
-      </w:r>
-      <w:proofErr w:type="spellEnd"/>
-      <w:r>
-        <w:rPr>
-          <w:sz w:val="22"/>
-          <w:szCs w:val="22"/>
-          <w:lang w:val="hu-HU"/>
-        </w:rPr>
-        <w:t xml:space="preserve"> megjelennek mindenképpen</w:t>
+        <w:t xml:space="preserve"> Itt nincsenek lekorlátozva semmiben az értékek, USART-on megjelennek mindenképpen</w:t>
       </w:r>
       <w:r>
         <w:rPr>
@@ -8921,87 +5158,13 @@
           <w:lang w:val="hu-HU"/>
         </w:rPr>
       </w:pPr>
-      <w:proofErr w:type="spellStart"/>
-      <w:r>
-        <w:rPr>
-          <w:sz w:val="22"/>
-          <w:szCs w:val="22"/>
-          <w:lang w:val="hu-HU"/>
-        </w:rPr>
-        <w:t>void</w:t>
-      </w:r>
-      <w:proofErr w:type="spellEnd"/>
-      <w:r>
-        <w:rPr>
-          <w:sz w:val="22"/>
-          <w:szCs w:val="22"/>
-          <w:lang w:val="hu-HU"/>
-        </w:rPr>
-        <w:t xml:space="preserve"> </w:t>
-      </w:r>
-      <w:proofErr w:type="spellStart"/>
-      <w:r>
-        <w:rPr>
-          <w:sz w:val="22"/>
-          <w:szCs w:val="22"/>
-          <w:lang w:val="hu-HU"/>
-        </w:rPr>
-        <w:t>write_</w:t>
-      </w:r>
-      <w:proofErr w:type="gramStart"/>
-      <w:r>
-        <w:rPr>
-          <w:sz w:val="22"/>
-          <w:szCs w:val="22"/>
-          <w:lang w:val="hu-HU"/>
-        </w:rPr>
-        <w:t>mA</w:t>
-      </w:r>
-      <w:proofErr w:type="spellEnd"/>
-      <w:r>
-        <w:rPr>
-          <w:sz w:val="22"/>
-          <w:szCs w:val="22"/>
-          <w:lang w:val="hu-HU"/>
-        </w:rPr>
-        <w:t>(</w:t>
-      </w:r>
-      <w:proofErr w:type="spellStart"/>
-      <w:proofErr w:type="gramEnd"/>
-      <w:r>
-        <w:rPr>
-          <w:sz w:val="22"/>
-          <w:szCs w:val="22"/>
-          <w:lang w:val="hu-HU"/>
-        </w:rPr>
-        <w:t>volatile</w:t>
-      </w:r>
-      <w:proofErr w:type="spellEnd"/>
-      <w:r>
-        <w:rPr>
-          <w:sz w:val="22"/>
-          <w:szCs w:val="22"/>
-          <w:lang w:val="hu-HU"/>
-        </w:rPr>
-        <w:t xml:space="preserve"> uint32_t *</w:t>
-      </w:r>
-      <w:proofErr w:type="spellStart"/>
-      <w:r>
-        <w:rPr>
-          <w:sz w:val="22"/>
-          <w:szCs w:val="22"/>
-          <w:lang w:val="hu-HU"/>
-        </w:rPr>
-        <w:t>vars</w:t>
-      </w:r>
-      <w:proofErr w:type="spellEnd"/>
-      <w:r>
-        <w:rPr>
-          <w:sz w:val="22"/>
-          <w:szCs w:val="22"/>
-          <w:lang w:val="hu-HU"/>
-        </w:rPr>
-        <w:t>)</w:t>
+      <w:r>
+        <w:rPr>
+          <w:sz w:val="22"/>
+          <w:szCs w:val="22"/>
+          <w:lang w:val="hu-HU"/>
+        </w:rPr>
+        <w:t>void write_mA(volatile uint32_t *vars)</w:t>
       </w:r>
       <w:r>
         <w:rPr>
@@ -9029,43 +5192,7 @@
           <w:szCs w:val="22"/>
           <w:lang w:val="hu-HU"/>
         </w:rPr>
-        <w:t xml:space="preserve">Beállítja a DAC regiszterét a </w:t>
-      </w:r>
-      <w:proofErr w:type="spellStart"/>
-      <w:r>
-        <w:rPr>
-          <w:sz w:val="22"/>
-          <w:szCs w:val="22"/>
-          <w:lang w:val="hu-HU"/>
-        </w:rPr>
-        <w:t>vars</w:t>
-      </w:r>
-      <w:proofErr w:type="spellEnd"/>
-      <w:r>
-        <w:rPr>
-          <w:sz w:val="22"/>
-          <w:szCs w:val="22"/>
-          <w:lang w:val="hu-HU"/>
-        </w:rPr>
-        <w:t>[</w:t>
-      </w:r>
-      <w:proofErr w:type="spellStart"/>
-      <w:r>
-        <w:rPr>
-          <w:sz w:val="22"/>
-          <w:szCs w:val="22"/>
-          <w:lang w:val="hu-HU"/>
-        </w:rPr>
-        <w:t>out_value_reg</w:t>
-      </w:r>
-      <w:proofErr w:type="spellEnd"/>
-      <w:r>
-        <w:rPr>
-          <w:sz w:val="22"/>
-          <w:szCs w:val="22"/>
-          <w:lang w:val="hu-HU"/>
-        </w:rPr>
-        <w:t>] értékre, hogyha az nem haladja meg annak felső határát, ami 1023. Ebből lesz a feszültség</w:t>
+        <w:t>Beállítja a DAC regiszterét a vars[out_value_reg] értékre, hogyha az nem haladja meg annak felső határát, ami 1023. Ebből lesz a feszültség</w:t>
       </w:r>
     </w:p>
     <w:p>
@@ -9082,87 +5209,13 @@
           <w:lang w:val="hu-HU"/>
         </w:rPr>
       </w:pPr>
-      <w:proofErr w:type="spellStart"/>
-      <w:r>
-        <w:rPr>
-          <w:sz w:val="22"/>
-          <w:szCs w:val="22"/>
-          <w:lang w:val="hu-HU"/>
-        </w:rPr>
-        <w:t>void</w:t>
-      </w:r>
-      <w:proofErr w:type="spellEnd"/>
-      <w:r>
-        <w:rPr>
-          <w:sz w:val="22"/>
-          <w:szCs w:val="22"/>
-          <w:lang w:val="hu-HU"/>
-        </w:rPr>
-        <w:t xml:space="preserve"> </w:t>
-      </w:r>
-      <w:proofErr w:type="spellStart"/>
-      <w:r>
-        <w:rPr>
-          <w:sz w:val="22"/>
-          <w:szCs w:val="22"/>
-          <w:lang w:val="hu-HU"/>
-        </w:rPr>
-        <w:t>read_</w:t>
-      </w:r>
-      <w:proofErr w:type="gramStart"/>
-      <w:r>
-        <w:rPr>
-          <w:sz w:val="22"/>
-          <w:szCs w:val="22"/>
-          <w:lang w:val="hu-HU"/>
-        </w:rPr>
-        <w:t>cps</w:t>
-      </w:r>
-      <w:proofErr w:type="spellEnd"/>
-      <w:r>
-        <w:rPr>
-          <w:sz w:val="22"/>
-          <w:szCs w:val="22"/>
-          <w:lang w:val="hu-HU"/>
-        </w:rPr>
-        <w:t>(</w:t>
-      </w:r>
-      <w:proofErr w:type="spellStart"/>
-      <w:proofErr w:type="gramEnd"/>
-      <w:r>
-        <w:rPr>
-          <w:sz w:val="22"/>
-          <w:szCs w:val="22"/>
-          <w:lang w:val="hu-HU"/>
-        </w:rPr>
-        <w:t>volatile</w:t>
-      </w:r>
-      <w:proofErr w:type="spellEnd"/>
-      <w:r>
-        <w:rPr>
-          <w:sz w:val="22"/>
-          <w:szCs w:val="22"/>
-          <w:lang w:val="hu-HU"/>
-        </w:rPr>
-        <w:t xml:space="preserve"> uint32_t *</w:t>
-      </w:r>
-      <w:proofErr w:type="spellStart"/>
-      <w:r>
-        <w:rPr>
-          <w:sz w:val="22"/>
-          <w:szCs w:val="22"/>
-          <w:lang w:val="hu-HU"/>
-        </w:rPr>
-        <w:t>cps</w:t>
-      </w:r>
-      <w:proofErr w:type="spellEnd"/>
-      <w:r>
-        <w:rPr>
-          <w:sz w:val="22"/>
-          <w:szCs w:val="22"/>
-          <w:lang w:val="hu-HU"/>
-        </w:rPr>
-        <w:t>)</w:t>
+      <w:r>
+        <w:rPr>
+          <w:sz w:val="22"/>
+          <w:szCs w:val="22"/>
+          <w:lang w:val="hu-HU"/>
+        </w:rPr>
+        <w:t>void read_cps(volatile uint32_t *cps)</w:t>
       </w:r>
       <w:r>
         <w:rPr>
@@ -9192,23 +5245,13 @@
         </w:rPr>
         <w:t xml:space="preserve">Kiolvassa a </w:t>
       </w:r>
-      <w:proofErr w:type="spellStart"/>
-      <w:r>
-        <w:rPr>
-          <w:sz w:val="22"/>
-          <w:szCs w:val="22"/>
-          <w:lang w:val="hu-HU"/>
-        </w:rPr>
-        <w:t>CTimer</w:t>
-      </w:r>
-      <w:proofErr w:type="spellEnd"/>
-      <w:r>
-        <w:rPr>
-          <w:sz w:val="22"/>
-          <w:szCs w:val="22"/>
-          <w:lang w:val="hu-HU"/>
-        </w:rPr>
-        <w:t xml:space="preserve"> tárolójából a beütések számát.</w:t>
+      <w:r>
+        <w:rPr>
+          <w:sz w:val="22"/>
+          <w:szCs w:val="22"/>
+          <w:lang w:val="hu-HU"/>
+        </w:rPr>
+        <w:t>CTimer tárolójából a beütések számát.</w:t>
       </w:r>
     </w:p>
     <w:p>
@@ -9225,141 +5268,13 @@
           <w:lang w:val="hu-HU"/>
         </w:rPr>
       </w:pPr>
-      <w:proofErr w:type="spellStart"/>
-      <w:r>
-        <w:rPr>
-          <w:sz w:val="22"/>
-          <w:szCs w:val="22"/>
-          <w:lang w:val="hu-HU"/>
-        </w:rPr>
-        <w:t>void</w:t>
-      </w:r>
-      <w:proofErr w:type="spellEnd"/>
-      <w:r>
-        <w:rPr>
-          <w:sz w:val="22"/>
-          <w:szCs w:val="22"/>
-          <w:lang w:val="hu-HU"/>
-        </w:rPr>
-        <w:t xml:space="preserve"> </w:t>
-      </w:r>
-      <w:proofErr w:type="spellStart"/>
-      <w:r>
-        <w:rPr>
-          <w:sz w:val="22"/>
-          <w:szCs w:val="22"/>
-          <w:lang w:val="hu-HU"/>
-        </w:rPr>
-        <w:t>display_</w:t>
-      </w:r>
-      <w:proofErr w:type="gramStart"/>
-      <w:r>
-        <w:rPr>
-          <w:sz w:val="22"/>
-          <w:szCs w:val="22"/>
-          <w:lang w:val="hu-HU"/>
-        </w:rPr>
-        <w:t>texts</w:t>
-      </w:r>
-      <w:proofErr w:type="spellEnd"/>
-      <w:r>
-        <w:rPr>
-          <w:sz w:val="22"/>
-          <w:szCs w:val="22"/>
-          <w:lang w:val="hu-HU"/>
-        </w:rPr>
-        <w:t>(</w:t>
-      </w:r>
-      <w:proofErr w:type="spellStart"/>
-      <w:proofErr w:type="gramEnd"/>
-      <w:r>
-        <w:rPr>
-          <w:sz w:val="22"/>
-          <w:szCs w:val="22"/>
-          <w:lang w:val="hu-HU"/>
-        </w:rPr>
-        <w:t>char</w:t>
-      </w:r>
-      <w:proofErr w:type="spellEnd"/>
-      <w:r>
-        <w:rPr>
-          <w:sz w:val="22"/>
-          <w:szCs w:val="22"/>
-          <w:lang w:val="hu-HU"/>
-        </w:rPr>
-        <w:t xml:space="preserve">* banner, </w:t>
-      </w:r>
-      <w:proofErr w:type="spellStart"/>
-      <w:r>
-        <w:rPr>
-          <w:sz w:val="22"/>
-          <w:szCs w:val="22"/>
-          <w:lang w:val="hu-HU"/>
-        </w:rPr>
-        <w:t>char</w:t>
-      </w:r>
-      <w:proofErr w:type="spellEnd"/>
-      <w:r>
-        <w:rPr>
-          <w:sz w:val="22"/>
-          <w:szCs w:val="22"/>
-          <w:lang w:val="hu-HU"/>
-        </w:rPr>
-        <w:t xml:space="preserve">* </w:t>
-      </w:r>
-      <w:proofErr w:type="spellStart"/>
-      <w:r>
-        <w:rPr>
-          <w:sz w:val="22"/>
-          <w:szCs w:val="22"/>
-          <w:lang w:val="hu-HU"/>
-        </w:rPr>
-        <w:t>cps_string</w:t>
-      </w:r>
-      <w:proofErr w:type="spellEnd"/>
-      <w:r>
-        <w:rPr>
-          <w:sz w:val="22"/>
-          <w:szCs w:val="22"/>
-          <w:lang w:val="hu-HU"/>
-        </w:rPr>
-        <w:t xml:space="preserve">, </w:t>
-      </w:r>
-      <w:proofErr w:type="spellStart"/>
-      <w:r>
-        <w:rPr>
-          <w:sz w:val="22"/>
-          <w:szCs w:val="22"/>
-          <w:lang w:val="hu-HU"/>
-        </w:rPr>
-        <w:t>char</w:t>
-      </w:r>
-      <w:proofErr w:type="spellEnd"/>
-      <w:r>
-        <w:rPr>
-          <w:sz w:val="22"/>
-          <w:szCs w:val="22"/>
-          <w:lang w:val="hu-HU"/>
-        </w:rPr>
-        <w:t xml:space="preserve">* </w:t>
-      </w:r>
-      <w:proofErr w:type="spellStart"/>
-      <w:r>
-        <w:rPr>
-          <w:sz w:val="22"/>
-          <w:szCs w:val="22"/>
-          <w:lang w:val="hu-HU"/>
-        </w:rPr>
-        <w:t>dac_string</w:t>
-      </w:r>
-      <w:proofErr w:type="spellEnd"/>
-      <w:r>
-        <w:rPr>
-          <w:sz w:val="22"/>
-          <w:szCs w:val="22"/>
-          <w:lang w:val="hu-HU"/>
-        </w:rPr>
-        <w:t>)</w:t>
+      <w:r>
+        <w:rPr>
+          <w:sz w:val="22"/>
+          <w:szCs w:val="22"/>
+          <w:lang w:val="hu-HU"/>
+        </w:rPr>
+        <w:t>void display_texts(char* banner, char* cps_string, char* dac_string)</w:t>
       </w:r>
       <w:r>
         <w:rPr>
@@ -9387,25 +5302,7 @@
           <w:szCs w:val="22"/>
           <w:lang w:val="hu-HU"/>
         </w:rPr>
-        <w:t xml:space="preserve">Kiírja az </w:t>
-      </w:r>
-      <w:proofErr w:type="spellStart"/>
-      <w:r>
-        <w:rPr>
-          <w:sz w:val="22"/>
-          <w:szCs w:val="22"/>
-          <w:lang w:val="hu-HU"/>
-        </w:rPr>
-        <w:t>oledre</w:t>
-      </w:r>
-      <w:proofErr w:type="spellEnd"/>
-      <w:r>
-        <w:rPr>
-          <w:sz w:val="22"/>
-          <w:szCs w:val="22"/>
-          <w:lang w:val="hu-HU"/>
-        </w:rPr>
-        <w:t xml:space="preserve"> a fix szövegeket, melyeket ritkán kell frissíteni.</w:t>
+        <w:t>Kiírja az oledre a fix szövegeket, melyeket ritkán kell frissíteni.</w:t>
       </w:r>
     </w:p>
     <w:p>
@@ -9428,25 +5325,7 @@
           <w:szCs w:val="22"/>
           <w:lang w:val="hu-HU"/>
         </w:rPr>
-        <w:t>int main(</w:t>
-      </w:r>
-      <w:proofErr w:type="spellStart"/>
-      <w:r>
-        <w:rPr>
-          <w:sz w:val="22"/>
-          <w:szCs w:val="22"/>
-          <w:lang w:val="hu-HU"/>
-        </w:rPr>
-        <w:t>void</w:t>
-      </w:r>
-      <w:proofErr w:type="spellEnd"/>
-      <w:r>
-        <w:rPr>
-          <w:sz w:val="22"/>
-          <w:szCs w:val="22"/>
-          <w:lang w:val="hu-HU"/>
-        </w:rPr>
-        <w:t>)</w:t>
+        <w:t>int main(void)</w:t>
       </w:r>
       <w:r>
         <w:rPr>
@@ -9505,25 +5384,7 @@
           <w:szCs w:val="22"/>
           <w:lang w:val="hu-HU"/>
         </w:rPr>
-        <w:t xml:space="preserve">Hardver inicializálása (órajelek, lábak, perifériák, </w:t>
-      </w:r>
-      <w:proofErr w:type="spellStart"/>
-      <w:r>
-        <w:rPr>
-          <w:sz w:val="22"/>
-          <w:szCs w:val="22"/>
-          <w:lang w:val="hu-HU"/>
-        </w:rPr>
-        <w:t>SysTick</w:t>
-      </w:r>
-      <w:proofErr w:type="spellEnd"/>
-      <w:r>
-        <w:rPr>
-          <w:sz w:val="22"/>
-          <w:szCs w:val="22"/>
-          <w:lang w:val="hu-HU"/>
-        </w:rPr>
-        <w:t>)</w:t>
+        <w:t>Hardver inicializálása (órajelek, lábak, perifériák, SysTick)</w:t>
       </w:r>
     </w:p>
     <w:p>
@@ -9563,23 +5424,13 @@
           <w:lang w:val="hu-HU"/>
         </w:rPr>
       </w:pPr>
-      <w:proofErr w:type="spellStart"/>
-      <w:r>
-        <w:rPr>
-          <w:sz w:val="22"/>
-          <w:szCs w:val="22"/>
-          <w:lang w:val="hu-HU"/>
-        </w:rPr>
-        <w:t>Oled</w:t>
-      </w:r>
-      <w:proofErr w:type="spellEnd"/>
-      <w:r>
-        <w:rPr>
-          <w:sz w:val="22"/>
-          <w:szCs w:val="22"/>
-          <w:lang w:val="hu-HU"/>
-        </w:rPr>
-        <w:t xml:space="preserve"> inicializálása, szövegek kiírása</w:t>
+      <w:r>
+        <w:rPr>
+          <w:sz w:val="22"/>
+          <w:szCs w:val="22"/>
+          <w:lang w:val="hu-HU"/>
+        </w:rPr>
+        <w:t>Oled inicializálása, szövegek kiírása</w:t>
       </w:r>
     </w:p>
     <w:p>
@@ -9602,25 +5453,7 @@
           <w:szCs w:val="22"/>
           <w:lang w:val="hu-HU"/>
         </w:rPr>
-        <w:t>UASRT szövegek és tárolók (</w:t>
-      </w:r>
-      <w:proofErr w:type="spellStart"/>
-      <w:r>
-        <w:rPr>
-          <w:sz w:val="22"/>
-          <w:szCs w:val="22"/>
-          <w:lang w:val="hu-HU"/>
-        </w:rPr>
-        <w:t>bufferek</w:t>
-      </w:r>
-      <w:proofErr w:type="spellEnd"/>
-      <w:r>
-        <w:rPr>
-          <w:sz w:val="22"/>
-          <w:szCs w:val="22"/>
-          <w:lang w:val="hu-HU"/>
-        </w:rPr>
-        <w:t>) inicializálása</w:t>
+        <w:t>UASRT szövegek és tárolók (bufferek) inicializálása</w:t>
       </w:r>
     </w:p>
     <w:p>
@@ -9643,35 +5476,7 @@
           <w:szCs w:val="22"/>
           <w:lang w:val="hu-HU"/>
         </w:rPr>
-        <w:t>Alapértelmezett értékek beállítása a „</w:t>
-      </w:r>
-      <w:proofErr w:type="spellStart"/>
-      <w:proofErr w:type="gramStart"/>
-      <w:r>
-        <w:rPr>
-          <w:sz w:val="22"/>
-          <w:szCs w:val="22"/>
-          <w:lang w:val="hu-HU"/>
-        </w:rPr>
-        <w:t>vars</w:t>
-      </w:r>
-      <w:proofErr w:type="spellEnd"/>
-      <w:r>
-        <w:rPr>
-          <w:sz w:val="22"/>
-          <w:szCs w:val="22"/>
-          <w:lang w:val="hu-HU"/>
-        </w:rPr>
-        <w:t>”-</w:t>
-      </w:r>
-      <w:proofErr w:type="gramEnd"/>
-      <w:r>
-        <w:rPr>
-          <w:sz w:val="22"/>
-          <w:szCs w:val="22"/>
-          <w:lang w:val="hu-HU"/>
-        </w:rPr>
-        <w:t>ban</w:t>
+        <w:t>Alapértelmezett értékek beállítása a „vars”-ban</w:t>
       </w:r>
     </w:p>
     <w:p>
@@ -9688,23 +5493,13 @@
           <w:lang w:val="hu-HU"/>
         </w:rPr>
       </w:pPr>
-      <w:proofErr w:type="spellStart"/>
-      <w:r>
-        <w:rPr>
-          <w:sz w:val="22"/>
-          <w:szCs w:val="22"/>
-          <w:lang w:val="hu-HU"/>
-        </w:rPr>
-        <w:t>MRTimer</w:t>
-      </w:r>
-      <w:proofErr w:type="spellEnd"/>
-      <w:r>
-        <w:rPr>
-          <w:sz w:val="22"/>
-          <w:szCs w:val="22"/>
-          <w:lang w:val="hu-HU"/>
-        </w:rPr>
-        <w:t xml:space="preserve"> elindítása.</w:t>
+      <w:r>
+        <w:rPr>
+          <w:sz w:val="22"/>
+          <w:szCs w:val="22"/>
+          <w:lang w:val="hu-HU"/>
+        </w:rPr>
+        <w:t>MRTimer elindítása.</w:t>
       </w:r>
     </w:p>
     <w:p>
@@ -9752,25 +5547,7 @@
           <w:szCs w:val="22"/>
           <w:lang w:val="hu-HU"/>
         </w:rPr>
-        <w:t xml:space="preserve">. Csak akkor fut le benne valami, hogyha a főciklus idejének számlálója a </w:t>
-      </w:r>
-      <w:proofErr w:type="spellStart"/>
-      <w:r>
-        <w:rPr>
-          <w:sz w:val="22"/>
-          <w:szCs w:val="22"/>
-          <w:lang w:val="hu-HU"/>
-        </w:rPr>
-        <w:t>SysTick_Handler</w:t>
-      </w:r>
-      <w:proofErr w:type="spellEnd"/>
-      <w:r>
-        <w:rPr>
-          <w:sz w:val="22"/>
-          <w:szCs w:val="22"/>
-          <w:lang w:val="hu-HU"/>
-        </w:rPr>
-        <w:t xml:space="preserve"> által elérte a 0-t.</w:t>
+        <w:t>. Csak akkor fut le benne valami, hogyha a főciklus idejének számlálója a SysTick_Handler által elérte a 0-t.</w:t>
       </w:r>
     </w:p>
     <w:p>
@@ -9825,45 +5602,7 @@
           <w:szCs w:val="22"/>
           <w:lang w:val="hu-HU"/>
         </w:rPr>
-        <w:t>CPS kiolvasása a „</w:t>
-      </w:r>
-      <w:proofErr w:type="spellStart"/>
-      <w:proofErr w:type="gramStart"/>
-      <w:r>
-        <w:rPr>
-          <w:sz w:val="22"/>
-          <w:szCs w:val="22"/>
-          <w:lang w:val="hu-HU"/>
-        </w:rPr>
-        <w:t>vars</w:t>
-      </w:r>
-      <w:proofErr w:type="spellEnd"/>
-      <w:r>
-        <w:rPr>
-          <w:sz w:val="22"/>
-          <w:szCs w:val="22"/>
-          <w:lang w:val="hu-HU"/>
-        </w:rPr>
-        <w:t>”-</w:t>
-      </w:r>
-      <w:proofErr w:type="spellStart"/>
-      <w:proofErr w:type="gramEnd"/>
-      <w:r>
-        <w:rPr>
-          <w:sz w:val="22"/>
-          <w:szCs w:val="22"/>
-          <w:lang w:val="hu-HU"/>
-        </w:rPr>
-        <w:t>ból</w:t>
-      </w:r>
-      <w:proofErr w:type="spellEnd"/>
-      <w:r>
-        <w:rPr>
-          <w:sz w:val="22"/>
-          <w:szCs w:val="22"/>
-          <w:lang w:val="hu-HU"/>
-        </w:rPr>
-        <w:t xml:space="preserve">, hogyha a szemafor inaktív, </w:t>
+        <w:t xml:space="preserve">CPS kiolvasása a „vars”-ból, hogyha a szemafor inaktív, </w:t>
       </w:r>
       <w:r>
         <w:rPr>
@@ -9887,69 +5626,23 @@
           <w:szCs w:val="22"/>
           <w:lang w:val="hu-HU"/>
         </w:rPr>
-        <w:t xml:space="preserve"> </w:t>
-      </w:r>
-      <w:proofErr w:type="spellStart"/>
-      <w:r>
-        <w:rPr>
-          <w:sz w:val="22"/>
-          <w:szCs w:val="22"/>
-          <w:lang w:val="hu-HU"/>
-        </w:rPr>
-        <w:t>meth</w:t>
-      </w:r>
-      <w:r>
-        <w:rPr>
-          <w:sz w:val="22"/>
-          <w:szCs w:val="22"/>
-          <w:lang w:val="hu-HU"/>
-        </w:rPr>
-        <w:t>_out_</w:t>
-      </w:r>
-      <w:proofErr w:type="gramStart"/>
-      <w:r>
-        <w:rPr>
-          <w:sz w:val="22"/>
-          <w:szCs w:val="22"/>
-          <w:lang w:val="hu-HU"/>
-        </w:rPr>
-        <w:t>value</w:t>
-      </w:r>
-      <w:proofErr w:type="spellEnd"/>
-      <w:r>
-        <w:rPr>
-          <w:sz w:val="22"/>
-          <w:szCs w:val="22"/>
-          <w:lang w:val="hu-HU"/>
-        </w:rPr>
-        <w:t>(</w:t>
-      </w:r>
-      <w:proofErr w:type="gramEnd"/>
-      <w:r>
-        <w:rPr>
-          <w:sz w:val="22"/>
-          <w:szCs w:val="22"/>
-          <w:lang w:val="hu-HU"/>
-        </w:rPr>
-        <w:t xml:space="preserve">…) </w:t>
-      </w:r>
-      <w:proofErr w:type="spellStart"/>
-      <w:r>
-        <w:rPr>
-          <w:sz w:val="22"/>
-          <w:szCs w:val="22"/>
-          <w:lang w:val="hu-HU"/>
-        </w:rPr>
-        <w:t>fv</w:t>
-      </w:r>
-      <w:proofErr w:type="spellEnd"/>
-      <w:r>
-        <w:rPr>
-          <w:sz w:val="22"/>
-          <w:szCs w:val="22"/>
-          <w:lang w:val="hu-HU"/>
-        </w:rPr>
-        <w:t>.</w:t>
+        <w:t xml:space="preserve"> meth</w:t>
+      </w:r>
+      <w:r>
+        <w:rPr>
+          <w:sz w:val="22"/>
+          <w:szCs w:val="22"/>
+          <w:lang w:val="hu-HU"/>
+        </w:rPr>
+        <w:t>_out_value</w:t>
+      </w:r>
+      <w:r>
+        <w:rPr>
+          <w:sz w:val="22"/>
+          <w:szCs w:val="22"/>
+          <w:lang w:val="hu-HU"/>
+        </w:rPr>
+        <w:t>(…) fv.</w:t>
       </w:r>
       <w:r>
         <w:rPr>
@@ -10004,36 +5697,8 @@
           <w:szCs w:val="22"/>
           <w:lang w:val="hu-HU"/>
         </w:rPr>
-        <w:t xml:space="preserve"> </w:t>
-      </w:r>
-      <w:proofErr w:type="spellStart"/>
-      <w:r>
-        <w:rPr>
-          <w:sz w:val="22"/>
-          <w:szCs w:val="22"/>
-          <w:lang w:val="hu-HU"/>
-        </w:rPr>
-        <w:t>write_mA</w:t>
-      </w:r>
-      <w:proofErr w:type="spellEnd"/>
-      <w:r>
-        <w:rPr>
-          <w:sz w:val="22"/>
-          <w:szCs w:val="22"/>
-          <w:lang w:val="hu-HU"/>
-        </w:rPr>
-        <w:t xml:space="preserve">(..) </w:t>
-      </w:r>
-      <w:proofErr w:type="spellStart"/>
-      <w:r>
-        <w:rPr>
-          <w:sz w:val="22"/>
-          <w:szCs w:val="22"/>
-          <w:lang w:val="hu-HU"/>
-        </w:rPr>
-        <w:t>fv</w:t>
-      </w:r>
-      <w:proofErr w:type="spellEnd"/>
+        <w:t xml:space="preserve"> write_mA(..) fv</w:t>
+      </w:r>
       <w:r>
         <w:rPr>
           <w:sz w:val="22"/>
@@ -10071,25 +5736,7 @@
           <w:szCs w:val="22"/>
           <w:lang w:val="hu-HU"/>
         </w:rPr>
-        <w:t xml:space="preserve">-re a </w:t>
-      </w:r>
-      <w:proofErr w:type="spellStart"/>
-      <w:r>
-        <w:rPr>
-          <w:sz w:val="22"/>
-          <w:szCs w:val="22"/>
-          <w:lang w:val="hu-HU"/>
-        </w:rPr>
-        <w:t>cps</w:t>
-      </w:r>
-      <w:proofErr w:type="spellEnd"/>
-      <w:r>
-        <w:rPr>
-          <w:sz w:val="22"/>
-          <w:szCs w:val="22"/>
-          <w:lang w:val="hu-HU"/>
-        </w:rPr>
-        <w:t xml:space="preserve"> és DAC feszültség kiírása</w:t>
+        <w:t>-re a cps és DAC feszültség kiírása</w:t>
       </w:r>
     </w:p>
     <w:p>
@@ -10208,41 +5855,13 @@
           <w:lang w:val="hu-HU"/>
         </w:rPr>
       </w:pPr>
-      <w:proofErr w:type="spellStart"/>
-      <w:r>
-        <w:rPr>
-          <w:sz w:val="22"/>
-          <w:szCs w:val="22"/>
-          <w:lang w:val="hu-HU"/>
-        </w:rPr>
-        <w:t>USART_</w:t>
-      </w:r>
-      <w:proofErr w:type="gramStart"/>
-      <w:r>
-        <w:rPr>
-          <w:sz w:val="22"/>
-          <w:szCs w:val="22"/>
-          <w:lang w:val="hu-HU"/>
-        </w:rPr>
-        <w:t>parse</w:t>
-      </w:r>
-      <w:proofErr w:type="spellEnd"/>
-      <w:r>
-        <w:rPr>
-          <w:sz w:val="22"/>
-          <w:szCs w:val="22"/>
-          <w:lang w:val="hu-HU"/>
-        </w:rPr>
-        <w:t>(</w:t>
-      </w:r>
-      <w:proofErr w:type="gramEnd"/>
-      <w:r>
-        <w:rPr>
-          <w:sz w:val="22"/>
-          <w:szCs w:val="22"/>
-          <w:lang w:val="hu-HU"/>
-        </w:rPr>
-        <w:t>…) meghívása, kód visszatérítése</w:t>
+      <w:r>
+        <w:rPr>
+          <w:sz w:val="22"/>
+          <w:szCs w:val="22"/>
+          <w:lang w:val="hu-HU"/>
+        </w:rPr>
+        <w:t>USART_parse(…) meghívása, kód visszatérítése</w:t>
       </w:r>
     </w:p>
     <w:p>
@@ -10433,23 +6052,7 @@
           <w:color w:val="000000" w:themeColor="text1"/>
           <w:lang w:val="hu-HU"/>
         </w:rPr>
-        <w:t>SSD1309 adatlap (</w:t>
-      </w:r>
-      <w:proofErr w:type="spellStart"/>
-      <w:r>
-        <w:rPr>
-          <w:color w:val="000000" w:themeColor="text1"/>
-          <w:lang w:val="hu-HU"/>
-        </w:rPr>
-        <w:t>oled</w:t>
-      </w:r>
-      <w:proofErr w:type="spellEnd"/>
-      <w:r>
-        <w:rPr>
-          <w:color w:val="000000" w:themeColor="text1"/>
-          <w:lang w:val="hu-HU"/>
-        </w:rPr>
-        <w:t xml:space="preserve"> panel)</w:t>
+        <w:t>SSD1309 adatlap (oled panel)</w:t>
       </w:r>
     </w:p>
     <w:p>
@@ -10823,29 +6426,7 @@
         <w:szCs w:val="22"/>
         <w:lang w:val="hu-HU"/>
       </w:rPr>
-      <w:t xml:space="preserve">GM-csöves detektor – </w:t>
-    </w:r>
-    <w:proofErr w:type="spellStart"/>
-    <w:r>
-      <w:rPr>
-        <w:i/>
-        <w:iCs/>
-        <w:sz w:val="22"/>
-        <w:szCs w:val="22"/>
-        <w:lang w:val="hu-HU"/>
-      </w:rPr>
-      <w:t>Tekes</w:t>
-    </w:r>
-    <w:proofErr w:type="spellEnd"/>
-    <w:r>
-      <w:rPr>
-        <w:i/>
-        <w:iCs/>
-        <w:sz w:val="22"/>
-        <w:szCs w:val="22"/>
-        <w:lang w:val="hu-HU"/>
-      </w:rPr>
-      <w:t xml:space="preserve"> János, Tálos Gergő</w:t>
+      <w:t>GM-csöves detektor – Tekes János, Tálos Gergő</w:t>
     </w:r>
   </w:p>
 </w:hdr>

--- a/DOC/NukElk_Prog-doc.docx
+++ b/DOC/NukElk_Prog-doc.docx
@@ -48,12 +48,21 @@
           <w:lang w:val="hu-HU"/>
         </w:rPr>
       </w:pPr>
+      <w:proofErr w:type="spellStart"/>
       <w:r>
         <w:rPr>
           <w:color w:val="000000" w:themeColor="text1"/>
           <w:lang w:val="hu-HU"/>
         </w:rPr>
-        <w:t>Tekes János, Tálos Gergő</w:t>
+        <w:t>Tekes</w:t>
+      </w:r>
+      <w:proofErr w:type="spellEnd"/>
+      <w:r>
+        <w:rPr>
+          <w:color w:val="000000" w:themeColor="text1"/>
+          <w:lang w:val="hu-HU"/>
+        </w:rPr>
+        <w:t xml:space="preserve"> János, Tálos Gergő</w:t>
       </w:r>
     </w:p>
     <w:p>
@@ -178,7 +187,21 @@
         <w:rPr>
           <w:lang w:val="hu-HU"/>
         </w:rPr>
-        <w:t>Ki kell számítania, hogy a mért érték egy 4-20mA-es kimeneten hány milliamperként jelenne meg, azt pedig két darab 7 szegmenses kijelzőn kell megjelenítenie. Egy DAC-on keresztül ki kell adnia azt a feszültséget, hogy a túloldalon</w:t>
+        <w:t>Ki kell számítania, hogy a mért érték egy 4-20mA-es kimeneten hány milliamperként jelenne meg, azt pedig két darab 7 szegmenses kijelzőn kell megjelenítenie. Egy DAC-</w:t>
+      </w:r>
+      <w:proofErr w:type="spellStart"/>
+      <w:r>
+        <w:rPr>
+          <w:lang w:val="hu-HU"/>
+        </w:rPr>
+        <w:t>on</w:t>
+      </w:r>
+      <w:proofErr w:type="spellEnd"/>
+      <w:r>
+        <w:rPr>
+          <w:lang w:val="hu-HU"/>
+        </w:rPr>
+        <w:t xml:space="preserve"> keresztül ki kell adnia azt a feszültséget, hogy a túloldalon</w:t>
       </w:r>
       <w:r>
         <w:rPr>
@@ -202,7 +225,21 @@
         <w:rPr>
           <w:lang w:val="hu-HU"/>
         </w:rPr>
-        <w:t>Az OLED-en megjelenik a beütések száma a „CPS:” felirat után, legfeljebb 5 helyiértékkel, illetve a DAC-on megjelenő feszültég a „DAC V:” felirat után.</w:t>
+        <w:t>Az OLED-en megjelenik a beütések száma a „CPS:” felirat után, legfeljebb 5 helyiértékkel, illetve a DAC-</w:t>
+      </w:r>
+      <w:proofErr w:type="spellStart"/>
+      <w:r>
+        <w:rPr>
+          <w:lang w:val="hu-HU"/>
+        </w:rPr>
+        <w:t>on</w:t>
+      </w:r>
+      <w:proofErr w:type="spellEnd"/>
+      <w:r>
+        <w:rPr>
+          <w:lang w:val="hu-HU"/>
+        </w:rPr>
+        <w:t xml:space="preserve"> megjelenő feszültég a „DAC V:” felirat után.</w:t>
       </w:r>
     </w:p>
     <w:p>
@@ -308,7 +345,21 @@
         <w:rPr>
           <w:lang w:val="hu-HU"/>
         </w:rPr>
-        <w:t xml:space="preserve"> UART-on keresztül</w:t>
+        <w:t xml:space="preserve"> UART-</w:t>
+      </w:r>
+      <w:proofErr w:type="spellStart"/>
+      <w:r>
+        <w:rPr>
+          <w:lang w:val="hu-HU"/>
+        </w:rPr>
+        <w:t>on</w:t>
+      </w:r>
+      <w:proofErr w:type="spellEnd"/>
+      <w:r>
+        <w:rPr>
+          <w:lang w:val="hu-HU"/>
+        </w:rPr>
+        <w:t xml:space="preserve"> keresztül</w:t>
       </w:r>
       <w:r>
         <w:rPr>
@@ -350,7 +401,21 @@
         <w:rPr>
           <w:lang w:val="hu-HU"/>
         </w:rPr>
-        <w:t xml:space="preserve"> Baud/s</w:t>
+        <w:t xml:space="preserve"> </w:t>
+      </w:r>
+      <w:proofErr w:type="spellStart"/>
+      <w:r>
+        <w:rPr>
+          <w:lang w:val="hu-HU"/>
+        </w:rPr>
+        <w:t>Baud</w:t>
+      </w:r>
+      <w:proofErr w:type="spellEnd"/>
+      <w:r>
+        <w:rPr>
+          <w:lang w:val="hu-HU"/>
+        </w:rPr>
+        <w:t>/s</w:t>
       </w:r>
       <w:r>
         <w:rPr>
@@ -480,7 +545,21 @@
         <w:rPr>
           <w:lang w:val="hu-HU"/>
         </w:rPr>
-        <w:t>az oled kijelző,</w:t>
+        <w:t xml:space="preserve">az </w:t>
+      </w:r>
+      <w:proofErr w:type="spellStart"/>
+      <w:r>
+        <w:rPr>
+          <w:lang w:val="hu-HU"/>
+        </w:rPr>
+        <w:t>oled</w:t>
+      </w:r>
+      <w:proofErr w:type="spellEnd"/>
+      <w:r>
+        <w:rPr>
+          <w:lang w:val="hu-HU"/>
+        </w:rPr>
+        <w:t xml:space="preserve"> kijelző,</w:t>
       </w:r>
     </w:p>
     <w:p>
@@ -600,11 +679,19 @@
           <w:lang w:val="hu-HU"/>
         </w:rPr>
       </w:pPr>
-      <w:r>
-        <w:rPr>
-          <w:lang w:val="hu-HU"/>
-        </w:rPr>
-        <w:t>cps: a bemeneten mért beütésszám, 0;</w:t>
+      <w:proofErr w:type="spellStart"/>
+      <w:r>
+        <w:rPr>
+          <w:lang w:val="hu-HU"/>
+        </w:rPr>
+        <w:t>cps</w:t>
+      </w:r>
+      <w:proofErr w:type="spellEnd"/>
+      <w:r>
+        <w:rPr>
+          <w:lang w:val="hu-HU"/>
+        </w:rPr>
+        <w:t>: a bemeneten mért beütésszám, 0;</w:t>
       </w:r>
     </w:p>
     <w:p>
@@ -620,11 +707,19 @@
           <w:lang w:val="hu-HU"/>
         </w:rPr>
       </w:pPr>
-      <w:r>
-        <w:rPr>
-          <w:lang w:val="hu-HU"/>
-        </w:rPr>
-        <w:t xml:space="preserve">min_mA_cps: </w:t>
+      <w:proofErr w:type="spellStart"/>
+      <w:r>
+        <w:rPr>
+          <w:lang w:val="hu-HU"/>
+        </w:rPr>
+        <w:t>min_mA_cps</w:t>
+      </w:r>
+      <w:proofErr w:type="spellEnd"/>
+      <w:r>
+        <w:rPr>
+          <w:lang w:val="hu-HU"/>
+        </w:rPr>
+        <w:t xml:space="preserve">: </w:t>
       </w:r>
       <w:r>
         <w:rPr>
@@ -646,11 +741,19 @@
           <w:lang w:val="hu-HU"/>
         </w:rPr>
       </w:pPr>
-      <w:r>
-        <w:rPr>
-          <w:lang w:val="hu-HU"/>
-        </w:rPr>
-        <w:t xml:space="preserve">max_mA_cps: a felső mérési határ, mely 4mA-nak felel meg a kimeneten, </w:t>
+      <w:proofErr w:type="spellStart"/>
+      <w:r>
+        <w:rPr>
+          <w:lang w:val="hu-HU"/>
+        </w:rPr>
+        <w:t>max_mA_cps</w:t>
+      </w:r>
+      <w:proofErr w:type="spellEnd"/>
+      <w:r>
+        <w:rPr>
+          <w:lang w:val="hu-HU"/>
+        </w:rPr>
+        <w:t xml:space="preserve">: a felső mérési határ, mely 4mA-nak felel meg a kimeneten, </w:t>
       </w:r>
       <w:r>
         <w:rPr>
@@ -678,11 +781,19 @@
           <w:lang w:val="hu-HU"/>
         </w:rPr>
       </w:pPr>
-      <w:r>
-        <w:rPr>
-          <w:lang w:val="hu-HU"/>
-        </w:rPr>
-        <w:t>out_val_R: a DAC periféria kimeneti regiszterébe beírt érték, 0;</w:t>
+      <w:proofErr w:type="spellStart"/>
+      <w:r>
+        <w:rPr>
+          <w:lang w:val="hu-HU"/>
+        </w:rPr>
+        <w:t>out_val_R</w:t>
+      </w:r>
+      <w:proofErr w:type="spellEnd"/>
+      <w:r>
+        <w:rPr>
+          <w:lang w:val="hu-HU"/>
+        </w:rPr>
+        <w:t>: a DAC periféria kimeneti regiszterébe beírt érték, 0;</w:t>
       </w:r>
     </w:p>
     <w:p>
@@ -698,11 +809,19 @@
           <w:lang w:val="hu-HU"/>
         </w:rPr>
       </w:pPr>
-      <w:r>
-        <w:rPr>
-          <w:lang w:val="hu-HU"/>
-        </w:rPr>
-        <w:t>out_val_V: a DAC periférián megjelenő feszültség voltban, 0;</w:t>
+      <w:proofErr w:type="spellStart"/>
+      <w:r>
+        <w:rPr>
+          <w:lang w:val="hu-HU"/>
+        </w:rPr>
+        <w:t>out_val_V</w:t>
+      </w:r>
+      <w:proofErr w:type="spellEnd"/>
+      <w:r>
+        <w:rPr>
+          <w:lang w:val="hu-HU"/>
+        </w:rPr>
+        <w:t>: a DAC periférián megjelenő feszültség voltban, 0;</w:t>
       </w:r>
     </w:p>
     <w:p>
@@ -718,11 +837,19 @@
           <w:lang w:val="hu-HU"/>
         </w:rPr>
       </w:pPr>
-      <w:r>
-        <w:rPr>
-          <w:lang w:val="hu-HU"/>
-        </w:rPr>
-        <w:t>out_val_mA: a 7 szegmenses kijelzőn megjelenő szám, 4;</w:t>
+      <w:proofErr w:type="spellStart"/>
+      <w:r>
+        <w:rPr>
+          <w:lang w:val="hu-HU"/>
+        </w:rPr>
+        <w:t>out_val_mA</w:t>
+      </w:r>
+      <w:proofErr w:type="spellEnd"/>
+      <w:r>
+        <w:rPr>
+          <w:lang w:val="hu-HU"/>
+        </w:rPr>
+        <w:t>: a 7 szegmenses kijelzőn megjelenő szám, 4;</w:t>
       </w:r>
     </w:p>
     <w:p>
@@ -738,11 +865,19 @@
           <w:lang w:val="hu-HU"/>
         </w:rPr>
       </w:pPr>
-      <w:r>
-        <w:rPr>
-          <w:lang w:val="hu-HU"/>
-        </w:rPr>
-        <w:t>min_offset_D: a DAC periféria mekkora feszültséggel mutasson többet, ahogy az a DAC regiszterében megjelenik, 0;</w:t>
+      <w:proofErr w:type="spellStart"/>
+      <w:r>
+        <w:rPr>
+          <w:lang w:val="hu-HU"/>
+        </w:rPr>
+        <w:t>min_offset_D</w:t>
+      </w:r>
+      <w:proofErr w:type="spellEnd"/>
+      <w:r>
+        <w:rPr>
+          <w:lang w:val="hu-HU"/>
+        </w:rPr>
+        <w:t>: a DAC periféria mekkora feszültséggel mutasson többet, ahogy az a DAC regiszterében megjelenik, 0;</w:t>
       </w:r>
     </w:p>
     <w:p>
@@ -758,11 +893,19 @@
           <w:lang w:val="hu-HU"/>
         </w:rPr>
       </w:pPr>
-      <w:r>
-        <w:rPr>
-          <w:lang w:val="hu-HU"/>
-        </w:rPr>
-        <w:t>min_offset_V: a DAC periféria mekkora feszültséggel mutasson többet,</w:t>
+      <w:proofErr w:type="spellStart"/>
+      <w:r>
+        <w:rPr>
+          <w:lang w:val="hu-HU"/>
+        </w:rPr>
+        <w:t>min_offset_V</w:t>
+      </w:r>
+      <w:proofErr w:type="spellEnd"/>
+      <w:r>
+        <w:rPr>
+          <w:lang w:val="hu-HU"/>
+        </w:rPr>
+        <w:t>: a DAC periféria mekkora feszültséggel mutasson többet,</w:t>
       </w:r>
       <w:r>
         <w:rPr>
@@ -784,12 +927,14 @@
           <w:lang w:val="hu-HU"/>
         </w:rPr>
       </w:pPr>
+      <w:proofErr w:type="spellStart"/>
       <w:r>
         <w:rPr>
           <w:lang w:val="hu-HU"/>
         </w:rPr>
         <w:t>siren_cps</w:t>
       </w:r>
+      <w:proofErr w:type="spellEnd"/>
       <w:r>
         <w:rPr>
           <w:lang w:val="hu-HU"/>
@@ -838,7 +983,21 @@
         <w:rPr>
           <w:lang w:val="hu-HU"/>
         </w:rPr>
-        <w:t xml:space="preserve">USART-on keresztüli </w:t>
+        <w:t>USART-</w:t>
+      </w:r>
+      <w:proofErr w:type="spellStart"/>
+      <w:r>
+        <w:rPr>
+          <w:lang w:val="hu-HU"/>
+        </w:rPr>
+        <w:t>on</w:t>
+      </w:r>
+      <w:proofErr w:type="spellEnd"/>
+      <w:r>
+        <w:rPr>
+          <w:lang w:val="hu-HU"/>
+        </w:rPr>
+        <w:t xml:space="preserve"> keresztüli </w:t>
       </w:r>
       <w:r>
         <w:rPr>
@@ -874,7 +1033,21 @@
         <w:rPr>
           <w:lang w:val="hu-HU"/>
         </w:rPr>
-        <w:t xml:space="preserve"> cps átírása után nem frissül automatikusan </w:t>
+        <w:t xml:space="preserve"> </w:t>
+      </w:r>
+      <w:proofErr w:type="spellStart"/>
+      <w:r>
+        <w:rPr>
+          <w:lang w:val="hu-HU"/>
+        </w:rPr>
+        <w:t>cps</w:t>
+      </w:r>
+      <w:proofErr w:type="spellEnd"/>
+      <w:r>
+        <w:rPr>
+          <w:lang w:val="hu-HU"/>
+        </w:rPr>
+        <w:t xml:space="preserve"> átírása után nem frissül automatikusan </w:t>
       </w:r>
       <w:r>
         <w:rPr>
@@ -886,7 +1059,21 @@
         <w:rPr>
           <w:lang w:val="hu-HU"/>
         </w:rPr>
-        <w:t>z out_val_R, _</w:t>
+        <w:t xml:space="preserve">z </w:t>
+      </w:r>
+      <w:proofErr w:type="spellStart"/>
+      <w:r>
+        <w:rPr>
+          <w:lang w:val="hu-HU"/>
+        </w:rPr>
+        <w:t>out_val_R</w:t>
+      </w:r>
+      <w:proofErr w:type="spellEnd"/>
+      <w:r>
+        <w:rPr>
+          <w:lang w:val="hu-HU"/>
+        </w:rPr>
+        <w:t>, _</w:t>
       </w:r>
       <w:r>
         <w:rPr>
@@ -916,7 +1103,21 @@
         <w:rPr>
           <w:lang w:val="hu-HU"/>
         </w:rPr>
-        <w:t xml:space="preserve"> A többi paraméter megváltoztatása során a változnak out_val_R, _</w:t>
+        <w:t xml:space="preserve"> A többi paraméter megváltoztatása során a változnak </w:t>
+      </w:r>
+      <w:proofErr w:type="spellStart"/>
+      <w:r>
+        <w:rPr>
+          <w:lang w:val="hu-HU"/>
+        </w:rPr>
+        <w:t>out_val_R</w:t>
+      </w:r>
+      <w:proofErr w:type="spellEnd"/>
+      <w:r>
+        <w:rPr>
+          <w:lang w:val="hu-HU"/>
+        </w:rPr>
+        <w:t>, _</w:t>
       </w:r>
       <w:r>
         <w:rPr>
@@ -964,7 +1165,21 @@
         <w:rPr>
           <w:lang w:val="hu-HU"/>
         </w:rPr>
-        <w:t>jelenleg eltárolt cps szerint</w:t>
+        <w:t xml:space="preserve">jelenleg eltárolt </w:t>
+      </w:r>
+      <w:proofErr w:type="spellStart"/>
+      <w:r>
+        <w:rPr>
+          <w:lang w:val="hu-HU"/>
+        </w:rPr>
+        <w:t>cps</w:t>
+      </w:r>
+      <w:proofErr w:type="spellEnd"/>
+      <w:r>
+        <w:rPr>
+          <w:lang w:val="hu-HU"/>
+        </w:rPr>
+        <w:t xml:space="preserve"> szerint</w:t>
       </w:r>
       <w:r>
         <w:rPr>
@@ -1140,13 +1355,49 @@
         <w:rPr>
           <w:lang w:val="hu-HU"/>
         </w:rPr>
-        <w:t>A CTimer</w:t>
-      </w:r>
-      <w:r>
-        <w:rPr>
-          <w:lang w:val="hu-HU"/>
-        </w:rPr>
-        <w:t xml:space="preserve"> (counter/timer)</w:t>
+        <w:t xml:space="preserve">A </w:t>
+      </w:r>
+      <w:proofErr w:type="spellStart"/>
+      <w:r>
+        <w:rPr>
+          <w:lang w:val="hu-HU"/>
+        </w:rPr>
+        <w:t>CTimer</w:t>
+      </w:r>
+      <w:proofErr w:type="spellEnd"/>
+      <w:r>
+        <w:rPr>
+          <w:lang w:val="hu-HU"/>
+        </w:rPr>
+        <w:t xml:space="preserve"> (</w:t>
+      </w:r>
+      <w:proofErr w:type="spellStart"/>
+      <w:r>
+        <w:rPr>
+          <w:lang w:val="hu-HU"/>
+        </w:rPr>
+        <w:t>counter</w:t>
+      </w:r>
+      <w:proofErr w:type="spellEnd"/>
+      <w:r>
+        <w:rPr>
+          <w:lang w:val="hu-HU"/>
+        </w:rPr>
+        <w:t>/</w:t>
+      </w:r>
+      <w:proofErr w:type="spellStart"/>
+      <w:r>
+        <w:rPr>
+          <w:lang w:val="hu-HU"/>
+        </w:rPr>
+        <w:t>timer</w:t>
+      </w:r>
+      <w:proofErr w:type="spellEnd"/>
+      <w:r>
+        <w:rPr>
+          <w:lang w:val="hu-HU"/>
+        </w:rPr>
+        <w:t>)</w:t>
       </w:r>
       <w:r>
         <w:rPr>
@@ -1162,10 +1413,9 @@
       </w:r>
       <w:r>
         <w:rPr>
-          <w:highlight w:val="red"/>
-          <w:lang w:val="hu-HU"/>
-        </w:rPr>
-        <w:t>fel?</w:t>
+          <w:lang w:val="hu-HU"/>
+        </w:rPr>
+        <w:t>le</w:t>
       </w:r>
       <w:r>
         <w:rPr>
@@ -1183,7 +1433,49 @@
         <w:rPr>
           <w:lang w:val="hu-HU"/>
         </w:rPr>
-        <w:t xml:space="preserve"> MRT (multirate timer) másodpercenként megszakítás-kérést generál, melyet a fő programban elhelyezett megszakítás-kezelő függvény végrehajt. Ebben kiolvassa a CTimer-ben lévő értéket, azt eltárolja és újraindítja a számolást és az </w:t>
+        <w:t xml:space="preserve"> MRT (</w:t>
+      </w:r>
+      <w:proofErr w:type="spellStart"/>
+      <w:r>
+        <w:rPr>
+          <w:lang w:val="hu-HU"/>
+        </w:rPr>
+        <w:t>multirate</w:t>
+      </w:r>
+      <w:proofErr w:type="spellEnd"/>
+      <w:r>
+        <w:rPr>
+          <w:lang w:val="hu-HU"/>
+        </w:rPr>
+        <w:t xml:space="preserve"> </w:t>
+      </w:r>
+      <w:proofErr w:type="spellStart"/>
+      <w:r>
+        <w:rPr>
+          <w:lang w:val="hu-HU"/>
+        </w:rPr>
+        <w:t>timer</w:t>
+      </w:r>
+      <w:proofErr w:type="spellEnd"/>
+      <w:r>
+        <w:rPr>
+          <w:lang w:val="hu-HU"/>
+        </w:rPr>
+        <w:t xml:space="preserve">) másodpercenként megszakítás-kérést generál, melyet a fő programban elhelyezett megszakítás-kezelő függvény végrehajt. Ebben kiolvassa a </w:t>
+      </w:r>
+      <w:proofErr w:type="spellStart"/>
+      <w:r>
+        <w:rPr>
+          <w:lang w:val="hu-HU"/>
+        </w:rPr>
+        <w:t>CTimer</w:t>
+      </w:r>
+      <w:proofErr w:type="spellEnd"/>
+      <w:r>
+        <w:rPr>
+          <w:lang w:val="hu-HU"/>
+        </w:rPr>
+        <w:t xml:space="preserve">-ben lévő értéket, azt eltárolja és újraindítja a számolást és az </w:t>
       </w:r>
       <w:r>
         <w:rPr>
@@ -1249,7 +1541,21 @@
         <w:rPr>
           <w:lang w:val="hu-HU"/>
         </w:rPr>
-        <w:t>(DAC feszültség, 7 szegmensesre írandó értékeket) és kiírja azokat. Az UART-on beérkezett kéréseket</w:t>
+        <w:t>(DAC feszültség, 7 szegmensesre írandó értékeket) és kiírja azokat. Az UART-</w:t>
+      </w:r>
+      <w:proofErr w:type="spellStart"/>
+      <w:r>
+        <w:rPr>
+          <w:lang w:val="hu-HU"/>
+        </w:rPr>
+        <w:t>on</w:t>
+      </w:r>
+      <w:proofErr w:type="spellEnd"/>
+      <w:r>
+        <w:rPr>
+          <w:lang w:val="hu-HU"/>
+        </w:rPr>
+        <w:t xml:space="preserve"> beérkezett kéréseket</w:t>
       </w:r>
       <w:r>
         <w:rPr>
@@ -1318,8 +1624,23 @@
         <w:rPr>
           <w:lang w:val="hu-HU"/>
         </w:rPr>
-        <w:t>Az SCTimer (</w:t>
-      </w:r>
+        <w:t xml:space="preserve">Az </w:t>
+      </w:r>
+      <w:proofErr w:type="spellStart"/>
+      <w:r>
+        <w:rPr>
+          <w:lang w:val="hu-HU"/>
+        </w:rPr>
+        <w:t>SCTimer</w:t>
+      </w:r>
+      <w:proofErr w:type="spellEnd"/>
+      <w:r>
+        <w:rPr>
+          <w:lang w:val="hu-HU"/>
+        </w:rPr>
+        <w:t xml:space="preserve"> (</w:t>
+      </w:r>
+      <w:proofErr w:type="spellStart"/>
       <w:r>
         <w:rPr>
           <w:lang w:val="hu-HU"/>
@@ -1330,8 +1651,16 @@
         <w:rPr>
           <w:lang w:val="hu-HU"/>
         </w:rPr>
-        <w:t xml:space="preserve">tate </w:t>
-      </w:r>
+        <w:t>tate</w:t>
+      </w:r>
+      <w:proofErr w:type="spellEnd"/>
+      <w:r>
+        <w:rPr>
+          <w:lang w:val="hu-HU"/>
+        </w:rPr>
+        <w:t xml:space="preserve"> </w:t>
+      </w:r>
+      <w:proofErr w:type="spellStart"/>
       <w:r>
         <w:rPr>
           <w:lang w:val="hu-HU"/>
@@ -1342,8 +1671,16 @@
         <w:rPr>
           <w:lang w:val="hu-HU"/>
         </w:rPr>
-        <w:t xml:space="preserve">onfigurable </w:t>
-      </w:r>
+        <w:t>onfigurable</w:t>
+      </w:r>
+      <w:proofErr w:type="spellEnd"/>
+      <w:r>
+        <w:rPr>
+          <w:lang w:val="hu-HU"/>
+        </w:rPr>
+        <w:t xml:space="preserve"> </w:t>
+      </w:r>
+      <w:proofErr w:type="spellStart"/>
       <w:r>
         <w:rPr>
           <w:lang w:val="hu-HU"/>
@@ -1354,7 +1691,14 @@
         <w:rPr>
           <w:lang w:val="hu-HU"/>
         </w:rPr>
-        <w:t>imer)</w:t>
+        <w:t>imer</w:t>
+      </w:r>
+      <w:proofErr w:type="spellEnd"/>
+      <w:r>
+        <w:rPr>
+          <w:lang w:val="hu-HU"/>
+        </w:rPr>
+        <w:t>)</w:t>
       </w:r>
       <w:r>
         <w:rPr>
@@ -1482,6 +1826,7 @@
           <w:lang w:val="hu-HU"/>
         </w:rPr>
       </w:pPr>
+      <w:proofErr w:type="spellStart"/>
       <w:r>
         <w:rPr>
           <w:sz w:val="22"/>
@@ -1490,6 +1835,7 @@
         </w:rPr>
         <w:t>source</w:t>
       </w:r>
+      <w:proofErr w:type="spellEnd"/>
     </w:p>
     <w:p>
       <w:pPr>
@@ -1500,6 +1846,7 @@
           <w:szCs w:val="22"/>
         </w:rPr>
       </w:pPr>
+      <w:proofErr w:type="spellStart"/>
       <w:r>
         <w:rPr>
           <w:sz w:val="22"/>
@@ -1507,6 +1854,7 @@
         </w:rPr>
         <w:t>apis</w:t>
       </w:r>
+      <w:proofErr w:type="spellEnd"/>
     </w:p>
     <w:p>
       <w:pPr>
@@ -1517,13 +1865,31 @@
           <w:szCs w:val="22"/>
         </w:rPr>
       </w:pPr>
-      <w:r>
-        <w:rPr>
-          <w:sz w:val="22"/>
-          <w:szCs w:val="22"/>
-        </w:rPr>
-        <w:t>BCD_API.h és BCD_API.c</w:t>
-      </w:r>
+      <w:proofErr w:type="spellStart"/>
+      <w:r>
+        <w:rPr>
+          <w:sz w:val="22"/>
+          <w:szCs w:val="22"/>
+        </w:rPr>
+        <w:t>BCD_API.h</w:t>
+      </w:r>
+      <w:proofErr w:type="spellEnd"/>
+      <w:r>
+        <w:rPr>
+          <w:sz w:val="22"/>
+          <w:szCs w:val="22"/>
+        </w:rPr>
+        <w:t xml:space="preserve"> és </w:t>
+      </w:r>
+      <w:proofErr w:type="spellStart"/>
+      <w:r>
+        <w:rPr>
+          <w:sz w:val="22"/>
+          <w:szCs w:val="22"/>
+        </w:rPr>
+        <w:t>BCD_API.c</w:t>
+      </w:r>
+      <w:proofErr w:type="spellEnd"/>
     </w:p>
     <w:p>
       <w:pPr>
@@ -1548,13 +1914,23 @@
         </w:rPr>
         <w:t xml:space="preserve"># </w:t>
       </w:r>
-      <w:r>
-        <w:rPr>
-          <w:sz w:val="22"/>
-          <w:szCs w:val="22"/>
-          <w:lang w:val="hu-HU"/>
-        </w:rPr>
-        <w:t>define-ok:</w:t>
+      <w:proofErr w:type="spellStart"/>
+      <w:r>
+        <w:rPr>
+          <w:sz w:val="22"/>
+          <w:szCs w:val="22"/>
+          <w:lang w:val="hu-HU"/>
+        </w:rPr>
+        <w:t>define</w:t>
+      </w:r>
+      <w:proofErr w:type="spellEnd"/>
+      <w:r>
+        <w:rPr>
+          <w:sz w:val="22"/>
+          <w:szCs w:val="22"/>
+          <w:lang w:val="hu-HU"/>
+        </w:rPr>
+        <w:t>-ok:</w:t>
       </w:r>
     </w:p>
     <w:p>
@@ -1608,7 +1984,25 @@
           <w:szCs w:val="22"/>
           <w:lang w:val="hu-HU"/>
         </w:rPr>
-        <w:t xml:space="preserve"> GPIO_PinWrite(…,X)</w:t>
+        <w:t xml:space="preserve"> </w:t>
+      </w:r>
+      <w:proofErr w:type="spellStart"/>
+      <w:r>
+        <w:rPr>
+          <w:sz w:val="22"/>
+          <w:szCs w:val="22"/>
+          <w:lang w:val="hu-HU"/>
+        </w:rPr>
+        <w:t>GPIO_PinWrite</w:t>
+      </w:r>
+      <w:proofErr w:type="spellEnd"/>
+      <w:r>
+        <w:rPr>
+          <w:sz w:val="22"/>
+          <w:szCs w:val="22"/>
+          <w:lang w:val="hu-HU"/>
+        </w:rPr>
+        <w:t>(…,X)</w:t>
       </w:r>
     </w:p>
     <w:p>
@@ -1631,7 +2025,25 @@
           <w:szCs w:val="22"/>
           <w:lang w:val="hu-HU"/>
         </w:rPr>
-        <w:t>A betöltő lábak. # helyére a helyiérték száma, (külön define sorok minden új helyiérték), X értéke a lábon megjelenő logikai 1 vagy 0.</w:t>
+        <w:t xml:space="preserve">A betöltő lábak. # helyére a helyiérték száma, (külön </w:t>
+      </w:r>
+      <w:proofErr w:type="spellStart"/>
+      <w:r>
+        <w:rPr>
+          <w:sz w:val="22"/>
+          <w:szCs w:val="22"/>
+          <w:lang w:val="hu-HU"/>
+        </w:rPr>
+        <w:t>define</w:t>
+      </w:r>
+      <w:proofErr w:type="spellEnd"/>
+      <w:r>
+        <w:rPr>
+          <w:sz w:val="22"/>
+          <w:szCs w:val="22"/>
+          <w:lang w:val="hu-HU"/>
+        </w:rPr>
+        <w:t xml:space="preserve"> sorok minden új helyiérték), X értéke a lábon megjelenő logikai 1 vagy 0.</w:t>
       </w:r>
     </w:p>
     <w:p>
@@ -1662,7 +2074,25 @@
           <w:szCs w:val="22"/>
           <w:lang w:val="hu-HU"/>
         </w:rPr>
-        <w:t xml:space="preserve"> GPIO_PinWrite(…,X)</w:t>
+        <w:t xml:space="preserve"> </w:t>
+      </w:r>
+      <w:proofErr w:type="spellStart"/>
+      <w:r>
+        <w:rPr>
+          <w:sz w:val="22"/>
+          <w:szCs w:val="22"/>
+          <w:lang w:val="hu-HU"/>
+        </w:rPr>
+        <w:t>GPIO_PinWrite</w:t>
+      </w:r>
+      <w:proofErr w:type="spellEnd"/>
+      <w:r>
+        <w:rPr>
+          <w:sz w:val="22"/>
+          <w:szCs w:val="22"/>
+          <w:lang w:val="hu-HU"/>
+        </w:rPr>
+        <w:t>(…,X)</w:t>
       </w:r>
     </w:p>
     <w:p>
@@ -1708,7 +2138,25 @@
           <w:szCs w:val="22"/>
           <w:lang w:val="hu-HU"/>
         </w:rPr>
-        <w:t>BCD_LT(X) GPIO_PinWrite(…,X)</w:t>
+        <w:t xml:space="preserve">BCD_LT(X) </w:t>
+      </w:r>
+      <w:proofErr w:type="spellStart"/>
+      <w:r>
+        <w:rPr>
+          <w:sz w:val="22"/>
+          <w:szCs w:val="22"/>
+          <w:lang w:val="hu-HU"/>
+        </w:rPr>
+        <w:t>GPIO_PinWrite</w:t>
+      </w:r>
+      <w:proofErr w:type="spellEnd"/>
+      <w:r>
+        <w:rPr>
+          <w:sz w:val="22"/>
+          <w:szCs w:val="22"/>
+          <w:lang w:val="hu-HU"/>
+        </w:rPr>
+        <w:t>(…,X)</w:t>
       </w:r>
       <w:r>
         <w:rPr>
@@ -1747,7 +2195,25 @@
           <w:szCs w:val="22"/>
           <w:lang w:val="hu-HU"/>
         </w:rPr>
-        <w:t>BCD_DP_#(X) GPIO_PinWrite(…,X)</w:t>
+        <w:t xml:space="preserve">BCD_DP_#(X) </w:t>
+      </w:r>
+      <w:proofErr w:type="spellStart"/>
+      <w:r>
+        <w:rPr>
+          <w:sz w:val="22"/>
+          <w:szCs w:val="22"/>
+          <w:lang w:val="hu-HU"/>
+        </w:rPr>
+        <w:t>GPIO_PinWrite</w:t>
+      </w:r>
+      <w:proofErr w:type="spellEnd"/>
+      <w:r>
+        <w:rPr>
+          <w:sz w:val="22"/>
+          <w:szCs w:val="22"/>
+          <w:lang w:val="hu-HU"/>
+        </w:rPr>
+        <w:t>(…,X)</w:t>
       </w:r>
       <w:r>
         <w:rPr>
@@ -1833,8 +2299,18 @@
           <w:szCs w:val="22"/>
           <w:lang w:val="hu-HU"/>
         </w:rPr>
-        <w:t>~66ns 30MHz-en az 2 ciklus a cpu-n</w:t>
-      </w:r>
+        <w:t xml:space="preserve">~66ns 30MHz-en az 2 ciklus a </w:t>
+      </w:r>
+      <w:proofErr w:type="spellStart"/>
+      <w:r>
+        <w:rPr>
+          <w:sz w:val="22"/>
+          <w:szCs w:val="22"/>
+          <w:lang w:val="hu-HU"/>
+        </w:rPr>
+        <w:t>cpu-n</w:t>
+      </w:r>
+      <w:proofErr w:type="spellEnd"/>
     </w:p>
     <w:p>
       <w:pPr>
@@ -1857,7 +2333,43 @@
           <w:szCs w:val="22"/>
           <w:lang w:val="hu-HU"/>
         </w:rPr>
-        <w:t>uint8_t BCD_digit(uint8_t digit);</w:t>
+        <w:t xml:space="preserve">uint8_t </w:t>
+      </w:r>
+      <w:proofErr w:type="spellStart"/>
+      <w:r>
+        <w:rPr>
+          <w:sz w:val="22"/>
+          <w:szCs w:val="22"/>
+          <w:lang w:val="hu-HU"/>
+        </w:rPr>
+        <w:t>BCD_digit</w:t>
+      </w:r>
+      <w:proofErr w:type="spellEnd"/>
+      <w:r>
+        <w:rPr>
+          <w:sz w:val="22"/>
+          <w:szCs w:val="22"/>
+          <w:lang w:val="hu-HU"/>
+        </w:rPr>
+        <w:t xml:space="preserve">(uint8_t </w:t>
+      </w:r>
+      <w:proofErr w:type="spellStart"/>
+      <w:r>
+        <w:rPr>
+          <w:sz w:val="22"/>
+          <w:szCs w:val="22"/>
+          <w:lang w:val="hu-HU"/>
+        </w:rPr>
+        <w:t>digit</w:t>
+      </w:r>
+      <w:proofErr w:type="spellEnd"/>
+      <w:r>
+        <w:rPr>
+          <w:sz w:val="22"/>
+          <w:szCs w:val="22"/>
+          <w:lang w:val="hu-HU"/>
+        </w:rPr>
+        <w:t>);</w:t>
       </w:r>
     </w:p>
     <w:p>
@@ -1887,6 +2399,7 @@
         </w:rPr>
         <w:t>„</w:t>
       </w:r>
+      <w:proofErr w:type="spellStart"/>
       <w:r>
         <w:rPr>
           <w:sz w:val="22"/>
@@ -1895,6 +2408,7 @@
         </w:rPr>
         <w:t>digit</w:t>
       </w:r>
+      <w:proofErr w:type="spellEnd"/>
       <w:r>
         <w:rPr>
           <w:sz w:val="22"/>
@@ -1941,7 +2455,25 @@
           <w:szCs w:val="22"/>
           <w:lang w:val="hu-HU"/>
         </w:rPr>
-        <w:t>uint8_t BCD_pint2(int8_t num);</w:t>
+        <w:t xml:space="preserve">uint8_t BCD_pint2(int8_t </w:t>
+      </w:r>
+      <w:proofErr w:type="spellStart"/>
+      <w:r>
+        <w:rPr>
+          <w:sz w:val="22"/>
+          <w:szCs w:val="22"/>
+          <w:lang w:val="hu-HU"/>
+        </w:rPr>
+        <w:t>num</w:t>
+      </w:r>
+      <w:proofErr w:type="spellEnd"/>
+      <w:r>
+        <w:rPr>
+          <w:sz w:val="22"/>
+          <w:szCs w:val="22"/>
+          <w:lang w:val="hu-HU"/>
+        </w:rPr>
+        <w:t>);</w:t>
       </w:r>
     </w:p>
     <w:p>
@@ -1961,7 +2493,25 @@
           <w:szCs w:val="22"/>
           <w:lang w:val="hu-HU"/>
         </w:rPr>
-        <w:t>Két darab, csak pozitív számokat kiírni képes 7 szegmenses kijelzőre kiírja a „num” számot.</w:t>
+        <w:t>Két darab, csak pozitív számokat kiírni képes 7 szegmenses kijelzőre kiírja a „</w:t>
+      </w:r>
+      <w:proofErr w:type="spellStart"/>
+      <w:r>
+        <w:rPr>
+          <w:sz w:val="22"/>
+          <w:szCs w:val="22"/>
+          <w:lang w:val="hu-HU"/>
+        </w:rPr>
+        <w:t>num</w:t>
+      </w:r>
+      <w:proofErr w:type="spellEnd"/>
+      <w:r>
+        <w:rPr>
+          <w:sz w:val="22"/>
+          <w:szCs w:val="22"/>
+          <w:lang w:val="hu-HU"/>
+        </w:rPr>
+        <w:t>” számot.</w:t>
       </w:r>
     </w:p>
     <w:p>
@@ -1985,7 +2535,43 @@
           <w:szCs w:val="22"/>
           <w:lang w:val="hu-HU"/>
         </w:rPr>
-        <w:t>uint8_t BCD_init(void);</w:t>
+        <w:t xml:space="preserve">uint8_t </w:t>
+      </w:r>
+      <w:proofErr w:type="spellStart"/>
+      <w:r>
+        <w:rPr>
+          <w:sz w:val="22"/>
+          <w:szCs w:val="22"/>
+          <w:lang w:val="hu-HU"/>
+        </w:rPr>
+        <w:t>BCD_init</w:t>
+      </w:r>
+      <w:proofErr w:type="spellEnd"/>
+      <w:r>
+        <w:rPr>
+          <w:sz w:val="22"/>
+          <w:szCs w:val="22"/>
+          <w:lang w:val="hu-HU"/>
+        </w:rPr>
+        <w:t>(</w:t>
+      </w:r>
+      <w:proofErr w:type="spellStart"/>
+      <w:r>
+        <w:rPr>
+          <w:sz w:val="22"/>
+          <w:szCs w:val="22"/>
+          <w:lang w:val="hu-HU"/>
+        </w:rPr>
+        <w:t>void</w:t>
+      </w:r>
+      <w:proofErr w:type="spellEnd"/>
+      <w:r>
+        <w:rPr>
+          <w:sz w:val="22"/>
+          <w:szCs w:val="22"/>
+          <w:lang w:val="hu-HU"/>
+        </w:rPr>
+        <w:t>);</w:t>
       </w:r>
     </w:p>
     <w:p>
@@ -2005,7 +2591,25 @@
           <w:szCs w:val="22"/>
           <w:lang w:val="hu-HU"/>
         </w:rPr>
-        <w:t>Inicializálja a kijelzőt úgy, hogy előbb felvillantja az összes szegmenst, nullázza azokat, vár, majd elsötétíti azokat és ismét vár.</w:t>
+        <w:t xml:space="preserve">Inicializálja a kijelzőt úgy, hogy előbb felvillantja az összes </w:t>
+      </w:r>
+      <w:proofErr w:type="spellStart"/>
+      <w:r>
+        <w:rPr>
+          <w:sz w:val="22"/>
+          <w:szCs w:val="22"/>
+          <w:lang w:val="hu-HU"/>
+        </w:rPr>
+        <w:t>szegmenst</w:t>
+      </w:r>
+      <w:proofErr w:type="spellEnd"/>
+      <w:r>
+        <w:rPr>
+          <w:sz w:val="22"/>
+          <w:szCs w:val="22"/>
+          <w:lang w:val="hu-HU"/>
+        </w:rPr>
+        <w:t>, nullázza azokat, vár, majd elsötétíti azokat és ismét vár.</w:t>
       </w:r>
     </w:p>
     <w:p>
@@ -2029,7 +2633,43 @@
           <w:szCs w:val="22"/>
           <w:lang w:val="hu-HU"/>
         </w:rPr>
-        <w:t>uint8_t BCD_blank(void);</w:t>
+        <w:t xml:space="preserve">uint8_t </w:t>
+      </w:r>
+      <w:proofErr w:type="spellStart"/>
+      <w:r>
+        <w:rPr>
+          <w:sz w:val="22"/>
+          <w:szCs w:val="22"/>
+          <w:lang w:val="hu-HU"/>
+        </w:rPr>
+        <w:t>BCD_blank</w:t>
+      </w:r>
+      <w:proofErr w:type="spellEnd"/>
+      <w:r>
+        <w:rPr>
+          <w:sz w:val="22"/>
+          <w:szCs w:val="22"/>
+          <w:lang w:val="hu-HU"/>
+        </w:rPr>
+        <w:t>(</w:t>
+      </w:r>
+      <w:proofErr w:type="spellStart"/>
+      <w:r>
+        <w:rPr>
+          <w:sz w:val="22"/>
+          <w:szCs w:val="22"/>
+          <w:lang w:val="hu-HU"/>
+        </w:rPr>
+        <w:t>void</w:t>
+      </w:r>
+      <w:proofErr w:type="spellEnd"/>
+      <w:r>
+        <w:rPr>
+          <w:sz w:val="22"/>
+          <w:szCs w:val="22"/>
+          <w:lang w:val="hu-HU"/>
+        </w:rPr>
+        <w:t>);</w:t>
       </w:r>
     </w:p>
     <w:p>
@@ -2061,13 +2701,31 @@
           <w:szCs w:val="22"/>
         </w:rPr>
       </w:pPr>
-      <w:r>
-        <w:rPr>
-          <w:sz w:val="22"/>
-          <w:szCs w:val="22"/>
-        </w:rPr>
-        <w:t>SPI_API.h és SPI_API.c</w:t>
-      </w:r>
+      <w:proofErr w:type="spellStart"/>
+      <w:r>
+        <w:rPr>
+          <w:sz w:val="22"/>
+          <w:szCs w:val="22"/>
+        </w:rPr>
+        <w:t>SPI_API.h</w:t>
+      </w:r>
+      <w:proofErr w:type="spellEnd"/>
+      <w:r>
+        <w:rPr>
+          <w:sz w:val="22"/>
+          <w:szCs w:val="22"/>
+        </w:rPr>
+        <w:t xml:space="preserve"> és </w:t>
+      </w:r>
+      <w:proofErr w:type="spellStart"/>
+      <w:r>
+        <w:rPr>
+          <w:sz w:val="22"/>
+          <w:szCs w:val="22"/>
+        </w:rPr>
+        <w:t>SPI_API.c</w:t>
+      </w:r>
+      <w:proofErr w:type="spellEnd"/>
     </w:p>
     <w:p>
       <w:pPr>
@@ -2084,13 +2742,95 @@
           <w:lang w:val="hu-HU"/>
         </w:rPr>
       </w:pPr>
-      <w:r>
-        <w:rPr>
-          <w:sz w:val="22"/>
-          <w:szCs w:val="22"/>
-          <w:lang w:val="hu-HU"/>
-        </w:rPr>
-        <w:t>void SPI_MasterStartTransfer(SPI_Type *base, uint8_t data);</w:t>
+      <w:proofErr w:type="spellStart"/>
+      <w:r>
+        <w:rPr>
+          <w:sz w:val="22"/>
+          <w:szCs w:val="22"/>
+          <w:lang w:val="hu-HU"/>
+        </w:rPr>
+        <w:t>void</w:t>
+      </w:r>
+      <w:proofErr w:type="spellEnd"/>
+      <w:r>
+        <w:rPr>
+          <w:sz w:val="22"/>
+          <w:szCs w:val="22"/>
+          <w:lang w:val="hu-HU"/>
+        </w:rPr>
+        <w:t xml:space="preserve"> </w:t>
+      </w:r>
+      <w:proofErr w:type="spellStart"/>
+      <w:r>
+        <w:rPr>
+          <w:sz w:val="22"/>
+          <w:szCs w:val="22"/>
+          <w:lang w:val="hu-HU"/>
+        </w:rPr>
+        <w:t>SPI_MasterStartTransfer</w:t>
+      </w:r>
+      <w:proofErr w:type="spellEnd"/>
+      <w:r>
+        <w:rPr>
+          <w:sz w:val="22"/>
+          <w:szCs w:val="22"/>
+          <w:lang w:val="hu-HU"/>
+        </w:rPr>
+        <w:t>(</w:t>
+      </w:r>
+      <w:proofErr w:type="spellStart"/>
+      <w:r>
+        <w:rPr>
+          <w:sz w:val="22"/>
+          <w:szCs w:val="22"/>
+          <w:lang w:val="hu-HU"/>
+        </w:rPr>
+        <w:t>SPI_Type</w:t>
+      </w:r>
+      <w:proofErr w:type="spellEnd"/>
+      <w:r>
+        <w:rPr>
+          <w:sz w:val="22"/>
+          <w:szCs w:val="22"/>
+          <w:lang w:val="hu-HU"/>
+        </w:rPr>
+        <w:t xml:space="preserve"> *</w:t>
+      </w:r>
+      <w:proofErr w:type="spellStart"/>
+      <w:r>
+        <w:rPr>
+          <w:sz w:val="22"/>
+          <w:szCs w:val="22"/>
+          <w:lang w:val="hu-HU"/>
+        </w:rPr>
+        <w:t>base</w:t>
+      </w:r>
+      <w:proofErr w:type="spellEnd"/>
+      <w:r>
+        <w:rPr>
+          <w:sz w:val="22"/>
+          <w:szCs w:val="22"/>
+          <w:lang w:val="hu-HU"/>
+        </w:rPr>
+        <w:t xml:space="preserve">, uint8_t </w:t>
+      </w:r>
+      <w:proofErr w:type="spellStart"/>
+      <w:r>
+        <w:rPr>
+          <w:sz w:val="22"/>
+          <w:szCs w:val="22"/>
+          <w:lang w:val="hu-HU"/>
+        </w:rPr>
+        <w:t>data</w:t>
+      </w:r>
+      <w:proofErr w:type="spellEnd"/>
+      <w:r>
+        <w:rPr>
+          <w:sz w:val="22"/>
+          <w:szCs w:val="22"/>
+          <w:lang w:val="hu-HU"/>
+        </w:rPr>
+        <w:t>);</w:t>
       </w:r>
       <w:hyperlink w:anchor="_Dr._Benesóczky_Zoltán-" w:history="1">
         <w:r>
@@ -2119,7 +2859,25 @@
           <w:szCs w:val="22"/>
           <w:lang w:val="hu-HU"/>
         </w:rPr>
-        <w:t>Az SSD1309 használja, egyszerű SPI protokoll-megvalósítás lekérdezéses (polling) módban</w:t>
+        <w:t>Az SSD1309 használja, egyszerű SPI protokoll-megvalósítás lekérdezéses (</w:t>
+      </w:r>
+      <w:proofErr w:type="spellStart"/>
+      <w:r>
+        <w:rPr>
+          <w:sz w:val="22"/>
+          <w:szCs w:val="22"/>
+          <w:lang w:val="hu-HU"/>
+        </w:rPr>
+        <w:t>polling</w:t>
+      </w:r>
+      <w:proofErr w:type="spellEnd"/>
+      <w:r>
+        <w:rPr>
+          <w:sz w:val="22"/>
+          <w:szCs w:val="22"/>
+          <w:lang w:val="hu-HU"/>
+        </w:rPr>
+        <w:t>) módban</w:t>
       </w:r>
       <w:r>
         <w:rPr>
@@ -2139,13 +2897,31 @@
           <w:szCs w:val="22"/>
         </w:rPr>
       </w:pPr>
-      <w:r>
-        <w:rPr>
-          <w:sz w:val="22"/>
-          <w:szCs w:val="22"/>
-        </w:rPr>
-        <w:t>USART_API.h és USART_API.c</w:t>
-      </w:r>
+      <w:proofErr w:type="spellStart"/>
+      <w:r>
+        <w:rPr>
+          <w:sz w:val="22"/>
+          <w:szCs w:val="22"/>
+        </w:rPr>
+        <w:t>USART_API.h</w:t>
+      </w:r>
+      <w:proofErr w:type="spellEnd"/>
+      <w:r>
+        <w:rPr>
+          <w:sz w:val="22"/>
+          <w:szCs w:val="22"/>
+        </w:rPr>
+        <w:t xml:space="preserve"> és </w:t>
+      </w:r>
+      <w:proofErr w:type="spellStart"/>
+      <w:r>
+        <w:rPr>
+          <w:sz w:val="22"/>
+          <w:szCs w:val="22"/>
+        </w:rPr>
+        <w:t>USART_API.c</w:t>
+      </w:r>
+      <w:proofErr w:type="spellEnd"/>
     </w:p>
     <w:p>
       <w:pPr>
@@ -2163,13 +2939,23 @@
           <w:lang w:val="hu-HU"/>
         </w:rPr>
       </w:pPr>
-      <w:r>
-        <w:rPr>
-          <w:sz w:val="22"/>
-          <w:szCs w:val="22"/>
-          <w:lang w:val="hu-HU"/>
-        </w:rPr>
-        <w:t>define-olva vannak a be</w:t>
+      <w:proofErr w:type="spellStart"/>
+      <w:r>
+        <w:rPr>
+          <w:sz w:val="22"/>
+          <w:szCs w:val="22"/>
+          <w:lang w:val="hu-HU"/>
+        </w:rPr>
+        <w:t>define-olva</w:t>
+      </w:r>
+      <w:proofErr w:type="spellEnd"/>
+      <w:r>
+        <w:rPr>
+          <w:sz w:val="22"/>
+          <w:szCs w:val="22"/>
+          <w:lang w:val="hu-HU"/>
+        </w:rPr>
+        <w:t xml:space="preserve"> vannak a be</w:t>
       </w:r>
       <w:r>
         <w:rPr>
@@ -2203,13 +2989,41 @@
           <w:lang w:val="hu-HU"/>
         </w:rPr>
       </w:pPr>
-      <w:r>
-        <w:rPr>
-          <w:sz w:val="22"/>
-          <w:szCs w:val="22"/>
-          <w:lang w:val="hu-HU"/>
-        </w:rPr>
-        <w:t>void INIT_USART(void);</w:t>
+      <w:proofErr w:type="spellStart"/>
+      <w:r>
+        <w:rPr>
+          <w:sz w:val="22"/>
+          <w:szCs w:val="22"/>
+          <w:lang w:val="hu-HU"/>
+        </w:rPr>
+        <w:t>void</w:t>
+      </w:r>
+      <w:proofErr w:type="spellEnd"/>
+      <w:r>
+        <w:rPr>
+          <w:sz w:val="22"/>
+          <w:szCs w:val="22"/>
+          <w:lang w:val="hu-HU"/>
+        </w:rPr>
+        <w:t xml:space="preserve"> INIT_USART(</w:t>
+      </w:r>
+      <w:proofErr w:type="spellStart"/>
+      <w:r>
+        <w:rPr>
+          <w:sz w:val="22"/>
+          <w:szCs w:val="22"/>
+          <w:lang w:val="hu-HU"/>
+        </w:rPr>
+        <w:t>void</w:t>
+      </w:r>
+      <w:proofErr w:type="spellEnd"/>
+      <w:r>
+        <w:rPr>
+          <w:sz w:val="22"/>
+          <w:szCs w:val="22"/>
+          <w:lang w:val="hu-HU"/>
+        </w:rPr>
+        <w:t>);</w:t>
       </w:r>
       <w:hyperlink w:anchor="_Dr._Benesóczky_Zoltán-" w:history="1">
         <w:r>
@@ -2241,7 +3055,25 @@
           <w:szCs w:val="22"/>
           <w:lang w:val="hu-HU"/>
         </w:rPr>
-        <w:t>Inicializálja a körbuffert, ezzel magát az UART-ot.</w:t>
+        <w:t xml:space="preserve">Inicializálja a </w:t>
+      </w:r>
+      <w:proofErr w:type="spellStart"/>
+      <w:r>
+        <w:rPr>
+          <w:sz w:val="22"/>
+          <w:szCs w:val="22"/>
+          <w:lang w:val="hu-HU"/>
+        </w:rPr>
+        <w:t>körbuffert</w:t>
+      </w:r>
+      <w:proofErr w:type="spellEnd"/>
+      <w:r>
+        <w:rPr>
+          <w:sz w:val="22"/>
+          <w:szCs w:val="22"/>
+          <w:lang w:val="hu-HU"/>
+        </w:rPr>
+        <w:t>, ezzel magát az UART-ot.</w:t>
       </w:r>
     </w:p>
     <w:p>
@@ -2265,7 +3097,97 @@
           <w:szCs w:val="22"/>
           <w:lang w:val="hu-HU"/>
         </w:rPr>
-        <w:t>uint8_t GetString_TillEndChar(char *str, uint8_t End_Char, uint8_t LenMax, uint8_t reset)</w:t>
+        <w:t xml:space="preserve">uint8_t </w:t>
+      </w:r>
+      <w:proofErr w:type="spellStart"/>
+      <w:r>
+        <w:rPr>
+          <w:sz w:val="22"/>
+          <w:szCs w:val="22"/>
+          <w:lang w:val="hu-HU"/>
+        </w:rPr>
+        <w:t>GetString_TillEndChar</w:t>
+      </w:r>
+      <w:proofErr w:type="spellEnd"/>
+      <w:r>
+        <w:rPr>
+          <w:sz w:val="22"/>
+          <w:szCs w:val="22"/>
+          <w:lang w:val="hu-HU"/>
+        </w:rPr>
+        <w:t>(</w:t>
+      </w:r>
+      <w:proofErr w:type="spellStart"/>
+      <w:r>
+        <w:rPr>
+          <w:sz w:val="22"/>
+          <w:szCs w:val="22"/>
+          <w:lang w:val="hu-HU"/>
+        </w:rPr>
+        <w:t>char</w:t>
+      </w:r>
+      <w:proofErr w:type="spellEnd"/>
+      <w:r>
+        <w:rPr>
+          <w:sz w:val="22"/>
+          <w:szCs w:val="22"/>
+          <w:lang w:val="hu-HU"/>
+        </w:rPr>
+        <w:t xml:space="preserve"> *</w:t>
+      </w:r>
+      <w:proofErr w:type="spellStart"/>
+      <w:r>
+        <w:rPr>
+          <w:sz w:val="22"/>
+          <w:szCs w:val="22"/>
+          <w:lang w:val="hu-HU"/>
+        </w:rPr>
+        <w:t>str</w:t>
+      </w:r>
+      <w:proofErr w:type="spellEnd"/>
+      <w:r>
+        <w:rPr>
+          <w:sz w:val="22"/>
+          <w:szCs w:val="22"/>
+          <w:lang w:val="hu-HU"/>
+        </w:rPr>
+        <w:t xml:space="preserve">, uint8_t </w:t>
+      </w:r>
+      <w:proofErr w:type="spellStart"/>
+      <w:r>
+        <w:rPr>
+          <w:sz w:val="22"/>
+          <w:szCs w:val="22"/>
+          <w:lang w:val="hu-HU"/>
+        </w:rPr>
+        <w:t>End_Char</w:t>
+      </w:r>
+      <w:proofErr w:type="spellEnd"/>
+      <w:r>
+        <w:rPr>
+          <w:sz w:val="22"/>
+          <w:szCs w:val="22"/>
+          <w:lang w:val="hu-HU"/>
+        </w:rPr>
+        <w:t xml:space="preserve">, uint8_t LenMax, uint8_t </w:t>
+      </w:r>
+      <w:proofErr w:type="spellStart"/>
+      <w:r>
+        <w:rPr>
+          <w:sz w:val="22"/>
+          <w:szCs w:val="22"/>
+          <w:lang w:val="hu-HU"/>
+        </w:rPr>
+        <w:t>reset</w:t>
+      </w:r>
+      <w:proofErr w:type="spellEnd"/>
+      <w:r>
+        <w:rPr>
+          <w:sz w:val="22"/>
+          <w:szCs w:val="22"/>
+          <w:lang w:val="hu-HU"/>
+        </w:rPr>
+        <w:t>)</w:t>
       </w:r>
       <w:r>
         <w:rPr>
@@ -2331,6 +3253,7 @@
         </w:rPr>
         <w:t>„</w:t>
       </w:r>
+      <w:proofErr w:type="spellStart"/>
       <w:r>
         <w:rPr>
           <w:sz w:val="22"/>
@@ -2339,6 +3262,7 @@
         </w:rPr>
         <w:t>str</w:t>
       </w:r>
+      <w:proofErr w:type="spellEnd"/>
       <w:r>
         <w:rPr>
           <w:sz w:val="22"/>
@@ -2363,6 +3287,7 @@
         </w:rPr>
         <w:t>„</w:t>
       </w:r>
+      <w:proofErr w:type="spellStart"/>
       <w:r>
         <w:rPr>
           <w:sz w:val="22"/>
@@ -2371,6 +3296,7 @@
         </w:rPr>
         <w:t>End_Char</w:t>
       </w:r>
+      <w:proofErr w:type="spellEnd"/>
       <w:r>
         <w:rPr>
           <w:sz w:val="22"/>
@@ -2475,13 +3401,41 @@
         </w:rPr>
         <w:t xml:space="preserve">a </w:t>
       </w:r>
-      <w:r>
-        <w:rPr>
-          <w:sz w:val="22"/>
-          <w:szCs w:val="22"/>
-          <w:lang w:val="hu-HU"/>
-        </w:rPr>
-        <w:t>loopback-et is, melyet már én tettem bele. Hogyha a reset 1, akkor képes csak új beolvasást kezdeményezni.</w:t>
+      <w:proofErr w:type="spellStart"/>
+      <w:r>
+        <w:rPr>
+          <w:sz w:val="22"/>
+          <w:szCs w:val="22"/>
+          <w:lang w:val="hu-HU"/>
+        </w:rPr>
+        <w:t>loopback-et</w:t>
+      </w:r>
+      <w:proofErr w:type="spellEnd"/>
+      <w:r>
+        <w:rPr>
+          <w:sz w:val="22"/>
+          <w:szCs w:val="22"/>
+          <w:lang w:val="hu-HU"/>
+        </w:rPr>
+        <w:t xml:space="preserve"> is, melyet már én tettem bele. Hogyha a </w:t>
+      </w:r>
+      <w:proofErr w:type="spellStart"/>
+      <w:r>
+        <w:rPr>
+          <w:sz w:val="22"/>
+          <w:szCs w:val="22"/>
+          <w:lang w:val="hu-HU"/>
+        </w:rPr>
+        <w:t>reset</w:t>
+      </w:r>
+      <w:proofErr w:type="spellEnd"/>
+      <w:r>
+        <w:rPr>
+          <w:sz w:val="22"/>
+          <w:szCs w:val="22"/>
+          <w:lang w:val="hu-HU"/>
+        </w:rPr>
+        <w:t xml:space="preserve"> 1, akkor képes csak új beolvasást kezdeményezni.</w:t>
       </w:r>
       <w:r>
         <w:rPr>
@@ -2515,13 +3469,23 @@
           <w:lang w:val="hu-HU"/>
         </w:rPr>
       </w:pPr>
-      <w:r>
-        <w:rPr>
-          <w:sz w:val="22"/>
-          <w:szCs w:val="22"/>
-          <w:lang w:val="hu-HU"/>
-        </w:rPr>
-        <w:t xml:space="preserve">void </w:t>
+      <w:proofErr w:type="spellStart"/>
+      <w:r>
+        <w:rPr>
+          <w:sz w:val="22"/>
+          <w:szCs w:val="22"/>
+          <w:lang w:val="hu-HU"/>
+        </w:rPr>
+        <w:t>void</w:t>
+      </w:r>
+      <w:proofErr w:type="spellEnd"/>
+      <w:r>
+        <w:rPr>
+          <w:sz w:val="22"/>
+          <w:szCs w:val="22"/>
+          <w:lang w:val="hu-HU"/>
+        </w:rPr>
+        <w:t xml:space="preserve"> </w:t>
       </w:r>
       <w:r>
         <w:rPr>
@@ -2531,14 +3495,34 @@
         </w:rPr>
         <w:t>PrintUSART0_NB(</w:t>
       </w:r>
-      <w:r>
-        <w:rPr>
-          <w:sz w:val="22"/>
-          <w:szCs w:val="22"/>
-          <w:lang w:val="hu-HU"/>
-        </w:rPr>
-        <w:t>char *string</w:t>
-      </w:r>
+      <w:proofErr w:type="spellStart"/>
+      <w:r>
+        <w:rPr>
+          <w:sz w:val="22"/>
+          <w:szCs w:val="22"/>
+          <w:lang w:val="hu-HU"/>
+        </w:rPr>
+        <w:t>char</w:t>
+      </w:r>
+      <w:proofErr w:type="spellEnd"/>
+      <w:r>
+        <w:rPr>
+          <w:sz w:val="22"/>
+          <w:szCs w:val="22"/>
+          <w:lang w:val="hu-HU"/>
+        </w:rPr>
+        <w:t xml:space="preserve"> *</w:t>
+      </w:r>
+      <w:proofErr w:type="spellStart"/>
+      <w:r>
+        <w:rPr>
+          <w:sz w:val="22"/>
+          <w:szCs w:val="22"/>
+          <w:lang w:val="hu-HU"/>
+        </w:rPr>
+        <w:t>string</w:t>
+      </w:r>
+      <w:proofErr w:type="spellEnd"/>
       <w:r>
         <w:rPr>
           <w:sz w:val="22"/>
@@ -2588,7 +3572,43 @@
           <w:szCs w:val="22"/>
           <w:lang w:val="hu-HU"/>
         </w:rPr>
-        <w:t>„string” kiírása USART-ra, nem blokkoló módon, hardverrel.</w:t>
+        <w:t>„</w:t>
+      </w:r>
+      <w:proofErr w:type="spellStart"/>
+      <w:r>
+        <w:rPr>
+          <w:sz w:val="22"/>
+          <w:szCs w:val="22"/>
+          <w:lang w:val="hu-HU"/>
+        </w:rPr>
+        <w:t>string</w:t>
+      </w:r>
+      <w:proofErr w:type="spellEnd"/>
+      <w:r>
+        <w:rPr>
+          <w:sz w:val="22"/>
+          <w:szCs w:val="22"/>
+          <w:lang w:val="hu-HU"/>
+        </w:rPr>
+        <w:t>” kiírása USART-</w:t>
+      </w:r>
+      <w:proofErr w:type="spellStart"/>
+      <w:r>
+        <w:rPr>
+          <w:sz w:val="22"/>
+          <w:szCs w:val="22"/>
+          <w:lang w:val="hu-HU"/>
+        </w:rPr>
+        <w:t>ra</w:t>
+      </w:r>
+      <w:proofErr w:type="spellEnd"/>
+      <w:r>
+        <w:rPr>
+          <w:sz w:val="22"/>
+          <w:szCs w:val="22"/>
+          <w:lang w:val="hu-HU"/>
+        </w:rPr>
+        <w:t>, nem blokkoló módon, hardverrel.</w:t>
       </w:r>
     </w:p>
     <w:p>
@@ -2630,6 +3650,7 @@
           <w:lang w:val="hu-HU"/>
         </w:rPr>
       </w:pPr>
+      <w:proofErr w:type="spellStart"/>
       <w:r>
         <w:rPr>
           <w:sz w:val="22"/>
@@ -2637,7 +3658,70 @@
           <w:lang w:val="hu-HU"/>
         </w:rPr>
         <w:lastRenderedPageBreak/>
-        <w:t>double arith(const char *buffer, int8_t i);</w:t>
+        <w:t>double</w:t>
+      </w:r>
+      <w:proofErr w:type="spellEnd"/>
+      <w:r>
+        <w:rPr>
+          <w:sz w:val="22"/>
+          <w:szCs w:val="22"/>
+          <w:lang w:val="hu-HU"/>
+        </w:rPr>
+        <w:t xml:space="preserve"> </w:t>
+      </w:r>
+      <w:proofErr w:type="spellStart"/>
+      <w:r>
+        <w:rPr>
+          <w:sz w:val="22"/>
+          <w:szCs w:val="22"/>
+          <w:lang w:val="hu-HU"/>
+        </w:rPr>
+        <w:t>arith</w:t>
+      </w:r>
+      <w:proofErr w:type="spellEnd"/>
+      <w:r>
+        <w:rPr>
+          <w:sz w:val="22"/>
+          <w:szCs w:val="22"/>
+          <w:lang w:val="hu-HU"/>
+        </w:rPr>
+        <w:t xml:space="preserve">(const </w:t>
+      </w:r>
+      <w:proofErr w:type="spellStart"/>
+      <w:r>
+        <w:rPr>
+          <w:sz w:val="22"/>
+          <w:szCs w:val="22"/>
+          <w:lang w:val="hu-HU"/>
+        </w:rPr>
+        <w:t>char</w:t>
+      </w:r>
+      <w:proofErr w:type="spellEnd"/>
+      <w:r>
+        <w:rPr>
+          <w:sz w:val="22"/>
+          <w:szCs w:val="22"/>
+          <w:lang w:val="hu-HU"/>
+        </w:rPr>
+        <w:t xml:space="preserve"> *</w:t>
+      </w:r>
+      <w:proofErr w:type="spellStart"/>
+      <w:r>
+        <w:rPr>
+          <w:sz w:val="22"/>
+          <w:szCs w:val="22"/>
+          <w:lang w:val="hu-HU"/>
+        </w:rPr>
+        <w:t>buffer</w:t>
+      </w:r>
+      <w:proofErr w:type="spellEnd"/>
+      <w:r>
+        <w:rPr>
+          <w:sz w:val="22"/>
+          <w:szCs w:val="22"/>
+          <w:lang w:val="hu-HU"/>
+        </w:rPr>
+        <w:t>, int8_t i);</w:t>
       </w:r>
     </w:p>
     <w:p>
@@ -2667,6 +3751,7 @@
         </w:rPr>
         <w:t>„</w:t>
       </w:r>
+      <w:proofErr w:type="spellStart"/>
       <w:r>
         <w:rPr>
           <w:sz w:val="22"/>
@@ -2675,6 +3760,7 @@
         </w:rPr>
         <w:t>buffer</w:t>
       </w:r>
+      <w:proofErr w:type="spellEnd"/>
       <w:r>
         <w:rPr>
           <w:sz w:val="22"/>
@@ -2689,7 +3775,25 @@
           <w:szCs w:val="22"/>
           <w:lang w:val="hu-HU"/>
         </w:rPr>
-        <w:t>tárolóból, „i” offsettel kezd el számot alkotni a bemenetből. Képes negatív és pozitív, egész és tizedes jegyű számokat kezelni.</w:t>
+        <w:t xml:space="preserve">tárolóból, „i” </w:t>
+      </w:r>
+      <w:proofErr w:type="spellStart"/>
+      <w:r>
+        <w:rPr>
+          <w:sz w:val="22"/>
+          <w:szCs w:val="22"/>
+          <w:lang w:val="hu-HU"/>
+        </w:rPr>
+        <w:t>offsettel</w:t>
+      </w:r>
+      <w:proofErr w:type="spellEnd"/>
+      <w:r>
+        <w:rPr>
+          <w:sz w:val="22"/>
+          <w:szCs w:val="22"/>
+          <w:lang w:val="hu-HU"/>
+        </w:rPr>
+        <w:t xml:space="preserve"> kezd el számot alkotni a bemenetből. Képes negatív és pozitív, egész és tizedes jegyű számokat kezelni.</w:t>
       </w:r>
       <w:r>
         <w:rPr>
@@ -2721,7 +3825,115 @@
           <w:szCs w:val="22"/>
           <w:lang w:val="hu-HU"/>
         </w:rPr>
-        <w:t>uint8_t USART_parse(const char* buff, double* set_value, const uint8_t* const logd_in);</w:t>
+        <w:t xml:space="preserve">uint8_t </w:t>
+      </w:r>
+      <w:proofErr w:type="spellStart"/>
+      <w:r>
+        <w:rPr>
+          <w:sz w:val="22"/>
+          <w:szCs w:val="22"/>
+          <w:lang w:val="hu-HU"/>
+        </w:rPr>
+        <w:t>USART_parse</w:t>
+      </w:r>
+      <w:proofErr w:type="spellEnd"/>
+      <w:r>
+        <w:rPr>
+          <w:sz w:val="22"/>
+          <w:szCs w:val="22"/>
+          <w:lang w:val="hu-HU"/>
+        </w:rPr>
+        <w:t xml:space="preserve">(const </w:t>
+      </w:r>
+      <w:proofErr w:type="spellStart"/>
+      <w:r>
+        <w:rPr>
+          <w:sz w:val="22"/>
+          <w:szCs w:val="22"/>
+          <w:lang w:val="hu-HU"/>
+        </w:rPr>
+        <w:t>char</w:t>
+      </w:r>
+      <w:proofErr w:type="spellEnd"/>
+      <w:r>
+        <w:rPr>
+          <w:sz w:val="22"/>
+          <w:szCs w:val="22"/>
+          <w:lang w:val="hu-HU"/>
+        </w:rPr>
+        <w:t xml:space="preserve">* </w:t>
+      </w:r>
+      <w:proofErr w:type="spellStart"/>
+      <w:r>
+        <w:rPr>
+          <w:sz w:val="22"/>
+          <w:szCs w:val="22"/>
+          <w:lang w:val="hu-HU"/>
+        </w:rPr>
+        <w:t>buff</w:t>
+      </w:r>
+      <w:proofErr w:type="spellEnd"/>
+      <w:r>
+        <w:rPr>
+          <w:sz w:val="22"/>
+          <w:szCs w:val="22"/>
+          <w:lang w:val="hu-HU"/>
+        </w:rPr>
+        <w:t xml:space="preserve">, </w:t>
+      </w:r>
+      <w:proofErr w:type="spellStart"/>
+      <w:r>
+        <w:rPr>
+          <w:sz w:val="22"/>
+          <w:szCs w:val="22"/>
+          <w:lang w:val="hu-HU"/>
+        </w:rPr>
+        <w:t>double</w:t>
+      </w:r>
+      <w:proofErr w:type="spellEnd"/>
+      <w:r>
+        <w:rPr>
+          <w:sz w:val="22"/>
+          <w:szCs w:val="22"/>
+          <w:lang w:val="hu-HU"/>
+        </w:rPr>
+        <w:t xml:space="preserve">* </w:t>
+      </w:r>
+      <w:proofErr w:type="spellStart"/>
+      <w:r>
+        <w:rPr>
+          <w:sz w:val="22"/>
+          <w:szCs w:val="22"/>
+          <w:lang w:val="hu-HU"/>
+        </w:rPr>
+        <w:t>set_value</w:t>
+      </w:r>
+      <w:proofErr w:type="spellEnd"/>
+      <w:r>
+        <w:rPr>
+          <w:sz w:val="22"/>
+          <w:szCs w:val="22"/>
+          <w:lang w:val="hu-HU"/>
+        </w:rPr>
+        <w:t xml:space="preserve">, const uint8_t* const </w:t>
+      </w:r>
+      <w:proofErr w:type="spellStart"/>
+      <w:r>
+        <w:rPr>
+          <w:sz w:val="22"/>
+          <w:szCs w:val="22"/>
+          <w:lang w:val="hu-HU"/>
+        </w:rPr>
+        <w:t>logd_in</w:t>
+      </w:r>
+      <w:proofErr w:type="spellEnd"/>
+      <w:r>
+        <w:rPr>
+          <w:sz w:val="22"/>
+          <w:szCs w:val="22"/>
+          <w:lang w:val="hu-HU"/>
+        </w:rPr>
+        <w:t>);</w:t>
       </w:r>
     </w:p>
     <w:p>
@@ -2748,7 +3960,61 @@
           <w:szCs w:val="22"/>
           <w:lang w:val="hu-HU"/>
         </w:rPr>
-        <w:t>A megadott „buff” tárolóból kiolvassa a parancsot és argumentumait. Amennyiben értéket kell beállítania, azt a „set_value”-ban tárolja el. A logd_in ellenőrzi, hogy jogosult-e a hívás más parancsok felismerésére. Visszatérési értéke a felismert parancs kódja</w:t>
+        <w:t>A megadott „</w:t>
+      </w:r>
+      <w:proofErr w:type="spellStart"/>
+      <w:r>
+        <w:rPr>
+          <w:sz w:val="22"/>
+          <w:szCs w:val="22"/>
+          <w:lang w:val="hu-HU"/>
+        </w:rPr>
+        <w:t>buff</w:t>
+      </w:r>
+      <w:proofErr w:type="spellEnd"/>
+      <w:r>
+        <w:rPr>
+          <w:sz w:val="22"/>
+          <w:szCs w:val="22"/>
+          <w:lang w:val="hu-HU"/>
+        </w:rPr>
+        <w:t>” tárolóból kiolvassa a parancsot és argumentumait. Amennyiben értéket kell beállítania, azt a „</w:t>
+      </w:r>
+      <w:proofErr w:type="spellStart"/>
+      <w:r>
+        <w:rPr>
+          <w:sz w:val="22"/>
+          <w:szCs w:val="22"/>
+          <w:lang w:val="hu-HU"/>
+        </w:rPr>
+        <w:t>set_value</w:t>
+      </w:r>
+      <w:proofErr w:type="spellEnd"/>
+      <w:r>
+        <w:rPr>
+          <w:sz w:val="22"/>
+          <w:szCs w:val="22"/>
+          <w:lang w:val="hu-HU"/>
+        </w:rPr>
+        <w:t xml:space="preserve">”-ban tárolja el. A </w:t>
+      </w:r>
+      <w:proofErr w:type="spellStart"/>
+      <w:r>
+        <w:rPr>
+          <w:sz w:val="22"/>
+          <w:szCs w:val="22"/>
+          <w:lang w:val="hu-HU"/>
+        </w:rPr>
+        <w:t>logd_in</w:t>
+      </w:r>
+      <w:proofErr w:type="spellEnd"/>
+      <w:r>
+        <w:rPr>
+          <w:sz w:val="22"/>
+          <w:szCs w:val="22"/>
+          <w:lang w:val="hu-HU"/>
+        </w:rPr>
+        <w:t xml:space="preserve"> ellenőrzi, hogy jogosult-e a hívás más parancsok felismerésére. Visszatérési értéke a felismert parancs kódja</w:t>
       </w:r>
       <w:r>
         <w:rPr>
@@ -2783,7 +4049,43 @@
           <w:szCs w:val="22"/>
           <w:lang w:val="hu-HU"/>
         </w:rPr>
-        <w:t>+ 0 Not loged in</w:t>
+        <w:t xml:space="preserve">+ 0 </w:t>
+      </w:r>
+      <w:proofErr w:type="spellStart"/>
+      <w:r>
+        <w:rPr>
+          <w:sz w:val="22"/>
+          <w:szCs w:val="22"/>
+          <w:lang w:val="hu-HU"/>
+        </w:rPr>
+        <w:t>Not</w:t>
+      </w:r>
+      <w:proofErr w:type="spellEnd"/>
+      <w:r>
+        <w:rPr>
+          <w:sz w:val="22"/>
+          <w:szCs w:val="22"/>
+          <w:lang w:val="hu-HU"/>
+        </w:rPr>
+        <w:t xml:space="preserve"> </w:t>
+      </w:r>
+      <w:proofErr w:type="spellStart"/>
+      <w:r>
+        <w:rPr>
+          <w:sz w:val="22"/>
+          <w:szCs w:val="22"/>
+          <w:lang w:val="hu-HU"/>
+        </w:rPr>
+        <w:t>loged</w:t>
+      </w:r>
+      <w:proofErr w:type="spellEnd"/>
+      <w:r>
+        <w:rPr>
+          <w:sz w:val="22"/>
+          <w:szCs w:val="22"/>
+          <w:lang w:val="hu-HU"/>
+        </w:rPr>
+        <w:t xml:space="preserve"> in</w:t>
       </w:r>
     </w:p>
     <w:p>
@@ -2840,8 +4142,36 @@
           <w:szCs w:val="22"/>
           <w:lang w:val="hu-HU"/>
         </w:rPr>
-        <w:t>+ 30-38 set parameters</w:t>
-      </w:r>
+        <w:t xml:space="preserve">+ 30-38 </w:t>
+      </w:r>
+      <w:proofErr w:type="spellStart"/>
+      <w:r>
+        <w:rPr>
+          <w:sz w:val="22"/>
+          <w:szCs w:val="22"/>
+          <w:lang w:val="hu-HU"/>
+        </w:rPr>
+        <w:t>set</w:t>
+      </w:r>
+      <w:proofErr w:type="spellEnd"/>
+      <w:r>
+        <w:rPr>
+          <w:sz w:val="22"/>
+          <w:szCs w:val="22"/>
+          <w:lang w:val="hu-HU"/>
+        </w:rPr>
+        <w:t xml:space="preserve"> </w:t>
+      </w:r>
+      <w:proofErr w:type="spellStart"/>
+      <w:r>
+        <w:rPr>
+          <w:sz w:val="22"/>
+          <w:szCs w:val="22"/>
+          <w:lang w:val="hu-HU"/>
+        </w:rPr>
+        <w:t>parameters</w:t>
+      </w:r>
+      <w:proofErr w:type="spellEnd"/>
     </w:p>
     <w:p>
       <w:pPr>
@@ -2893,14 +4223,34 @@
         </w:rPr>
         <w:t xml:space="preserve">8 </w:t>
       </w:r>
-      <w:r>
-        <w:rPr>
-          <w:sz w:val="22"/>
-          <w:szCs w:val="22"/>
-          <w:lang w:val="hu-HU"/>
-        </w:rPr>
-        <w:t>dis/enable</w:t>
-      </w:r>
+      <w:proofErr w:type="spellStart"/>
+      <w:r>
+        <w:rPr>
+          <w:sz w:val="22"/>
+          <w:szCs w:val="22"/>
+          <w:lang w:val="hu-HU"/>
+        </w:rPr>
+        <w:t>dis</w:t>
+      </w:r>
+      <w:proofErr w:type="spellEnd"/>
+      <w:r>
+        <w:rPr>
+          <w:sz w:val="22"/>
+          <w:szCs w:val="22"/>
+          <w:lang w:val="hu-HU"/>
+        </w:rPr>
+        <w:t>/</w:t>
+      </w:r>
+      <w:proofErr w:type="spellStart"/>
+      <w:r>
+        <w:rPr>
+          <w:sz w:val="22"/>
+          <w:szCs w:val="22"/>
+          <w:lang w:val="hu-HU"/>
+        </w:rPr>
+        <w:t>enable</w:t>
+      </w:r>
+      <w:proofErr w:type="spellEnd"/>
       <w:r>
         <w:rPr>
           <w:sz w:val="22"/>
@@ -2909,6 +4259,7 @@
         </w:rPr>
         <w:t xml:space="preserve"> </w:t>
       </w:r>
+      <w:proofErr w:type="spellStart"/>
       <w:r>
         <w:rPr>
           <w:sz w:val="22"/>
@@ -2925,6 +4276,7 @@
         </w:rPr>
         <w:t>s</w:t>
       </w:r>
+      <w:proofErr w:type="spellEnd"/>
     </w:p>
     <w:p>
       <w:pPr>
@@ -2942,8 +4294,18 @@
           <w:szCs w:val="22"/>
           <w:lang w:val="hu-HU"/>
         </w:rPr>
-        <w:t>+ 254 ENTER, empty</w:t>
-      </w:r>
+        <w:t xml:space="preserve">+ 254 ENTER, </w:t>
+      </w:r>
+      <w:proofErr w:type="spellStart"/>
+      <w:r>
+        <w:rPr>
+          <w:sz w:val="22"/>
+          <w:szCs w:val="22"/>
+          <w:lang w:val="hu-HU"/>
+        </w:rPr>
+        <w:t>empty</w:t>
+      </w:r>
+      <w:proofErr w:type="spellEnd"/>
     </w:p>
     <w:p>
       <w:pPr>
@@ -2968,7 +4330,16 @@
           <w:szCs w:val="22"/>
           <w:lang w:val="hu-HU"/>
         </w:rPr>
-        <w:t>+ &gt;90, error</w:t>
+        <w:t xml:space="preserve">+ &gt;90, </w:t>
+      </w:r>
+      <w:proofErr w:type="spellStart"/>
+      <w:r>
+        <w:rPr>
+          <w:sz w:val="22"/>
+          <w:szCs w:val="22"/>
+          <w:lang w:val="hu-HU"/>
+        </w:rPr>
+        <w:t>error</w:t>
       </w:r>
       <w:r>
         <w:rPr>
@@ -2978,6 +4349,7 @@
         </w:rPr>
         <w:t>s</w:t>
       </w:r>
+      <w:proofErr w:type="spellEnd"/>
     </w:p>
     <w:p>
       <w:pPr>
@@ -2988,6 +4360,7 @@
           <w:szCs w:val="22"/>
         </w:rPr>
       </w:pPr>
+      <w:proofErr w:type="spellStart"/>
       <w:r>
         <w:rPr>
           <w:sz w:val="22"/>
@@ -2995,6 +4368,7 @@
         </w:rPr>
         <w:t>ic_drivers</w:t>
       </w:r>
+      <w:proofErr w:type="spellEnd"/>
     </w:p>
     <w:p>
       <w:pPr>
@@ -3005,6 +4379,7 @@
           <w:szCs w:val="22"/>
         </w:rPr>
       </w:pPr>
+      <w:proofErr w:type="spellStart"/>
       <w:r>
         <w:rPr>
           <w:sz w:val="22"/>
@@ -3018,6 +4393,161 @@
           <w:szCs w:val="22"/>
         </w:rPr>
         <w:t>.c</w:t>
+      </w:r>
+      <w:proofErr w:type="spellEnd"/>
+      <w:r>
+        <w:fldChar w:fldCharType="begin"/>
+      </w:r>
+      <w:r>
+        <w:instrText>HYPERLINK \l "_Dr._Benesóczky_Zoltán-"</w:instrText>
+      </w:r>
+      <w:r>
+        <w:fldChar w:fldCharType="separate"/>
+      </w:r>
+      <w:r>
+        <w:rPr>
+          <w:rStyle w:val="Hiperhivatkozs"/>
+          <w:sz w:val="22"/>
+          <w:szCs w:val="22"/>
+          <w:vertAlign w:val="superscript"/>
+        </w:rPr>
+        <w:t>[F2]</w:t>
+      </w:r>
+      <w:r>
+        <w:fldChar w:fldCharType="end"/>
+      </w:r>
+    </w:p>
+    <w:p>
+      <w:pPr>
+        <w:pStyle w:val="Listaszerbekezds"/>
+        <w:spacing w:line="280" w:lineRule="exact"/>
+        <w:ind w:left="709"/>
+        <w:rPr>
+          <w:sz w:val="22"/>
+          <w:szCs w:val="22"/>
+          <w:lang w:val="hu-HU"/>
+        </w:rPr>
+      </w:pPr>
+      <w:r>
+        <w:rPr>
+          <w:sz w:val="22"/>
+          <w:szCs w:val="22"/>
+          <w:lang w:val="hu-HU"/>
+        </w:rPr>
+        <w:t xml:space="preserve">Az SSD1309-es kijelzőhöz készített </w:t>
+      </w:r>
+      <w:proofErr w:type="spellStart"/>
+      <w:r>
+        <w:rPr>
+          <w:sz w:val="22"/>
+          <w:szCs w:val="22"/>
+          <w:lang w:val="hu-HU"/>
+        </w:rPr>
+        <w:t>betükészlet</w:t>
+      </w:r>
+      <w:proofErr w:type="spellEnd"/>
+      <w:r>
+        <w:rPr>
+          <w:sz w:val="22"/>
+          <w:szCs w:val="22"/>
+          <w:lang w:val="hu-HU"/>
+        </w:rPr>
+        <w:t>.</w:t>
+      </w:r>
+    </w:p>
+    <w:p>
+      <w:pPr>
+        <w:pStyle w:val="Cmsor5"/>
+        <w:spacing w:line="280" w:lineRule="exact"/>
+        <w:rPr>
+          <w:sz w:val="22"/>
+          <w:szCs w:val="22"/>
+        </w:rPr>
+      </w:pPr>
+      <w:r>
+        <w:rPr>
+          <w:sz w:val="22"/>
+          <w:szCs w:val="22"/>
+        </w:rPr>
+        <w:t>SSD1309.h és SSD1309.c</w:t>
+      </w:r>
+    </w:p>
+    <w:p>
+      <w:pPr>
+        <w:pStyle w:val="Listaszerbekezds"/>
+        <w:numPr>
+          <w:ilvl w:val="0"/>
+          <w:numId w:val="4"/>
+        </w:numPr>
+        <w:spacing w:line="280" w:lineRule="exact"/>
+        <w:ind w:left="709" w:hanging="142"/>
+        <w:rPr>
+          <w:sz w:val="22"/>
+          <w:szCs w:val="22"/>
+          <w:lang w:val="hu-HU"/>
+        </w:rPr>
+      </w:pPr>
+      <w:proofErr w:type="spellStart"/>
+      <w:r>
+        <w:rPr>
+          <w:sz w:val="22"/>
+          <w:szCs w:val="22"/>
+          <w:lang w:val="hu-HU"/>
+        </w:rPr>
+        <w:t>void</w:t>
+      </w:r>
+      <w:proofErr w:type="spellEnd"/>
+      <w:r>
+        <w:rPr>
+          <w:sz w:val="22"/>
+          <w:szCs w:val="22"/>
+          <w:lang w:val="hu-HU"/>
+        </w:rPr>
+        <w:t xml:space="preserve"> </w:t>
+      </w:r>
+      <w:proofErr w:type="spellStart"/>
+      <w:r>
+        <w:rPr>
+          <w:sz w:val="22"/>
+          <w:szCs w:val="22"/>
+          <w:lang w:val="hu-HU"/>
+        </w:rPr>
+        <w:t>OLED_init</w:t>
+      </w:r>
+      <w:proofErr w:type="spellEnd"/>
+      <w:r>
+        <w:rPr>
+          <w:sz w:val="22"/>
+          <w:szCs w:val="22"/>
+          <w:lang w:val="hu-HU"/>
+        </w:rPr>
+        <w:t>(</w:t>
+      </w:r>
+      <w:proofErr w:type="spellStart"/>
+      <w:r>
+        <w:rPr>
+          <w:sz w:val="22"/>
+          <w:szCs w:val="22"/>
+          <w:lang w:val="hu-HU"/>
+        </w:rPr>
+        <w:t>void</w:t>
+      </w:r>
+      <w:proofErr w:type="spellEnd"/>
+      <w:r>
+        <w:rPr>
+          <w:sz w:val="22"/>
+          <w:szCs w:val="22"/>
+          <w:lang w:val="hu-HU"/>
+        </w:rPr>
+        <w:t>);</w:t>
+      </w:r>
+      <w:r>
+        <w:rPr>
+          <w:sz w:val="22"/>
+          <w:szCs w:val="22"/>
+          <w:vertAlign w:val="superscript"/>
+        </w:rPr>
+        <w:t xml:space="preserve"> </w:t>
       </w:r>
       <w:hyperlink w:anchor="_Dr._Benesóczky_Zoltán-" w:history="1">
         <w:r>
@@ -3034,46 +4564,75 @@
     <w:p>
       <w:pPr>
         <w:pStyle w:val="Listaszerbekezds"/>
-        <w:spacing w:line="280" w:lineRule="exact"/>
-        <w:ind w:left="709"/>
-        <w:rPr>
-          <w:sz w:val="22"/>
-          <w:szCs w:val="22"/>
-          <w:lang w:val="hu-HU"/>
-        </w:rPr>
-      </w:pPr>
-      <w:r>
-        <w:rPr>
-          <w:sz w:val="22"/>
-          <w:szCs w:val="22"/>
-          <w:lang w:val="hu-HU"/>
-        </w:rPr>
-        <w:t>Az SSD1309-es kijelzőhöz készített betükészlet</w:t>
-      </w:r>
-      <w:r>
-        <w:rPr>
-          <w:sz w:val="22"/>
-          <w:szCs w:val="22"/>
-          <w:lang w:val="hu-HU"/>
-        </w:rPr>
-        <w:t>.</w:t>
-      </w:r>
-    </w:p>
-    <w:p>
-      <w:pPr>
-        <w:pStyle w:val="Cmsor5"/>
-        <w:spacing w:line="280" w:lineRule="exact"/>
-        <w:rPr>
-          <w:sz w:val="22"/>
-          <w:szCs w:val="22"/>
-        </w:rPr>
-      </w:pPr>
-      <w:r>
-        <w:rPr>
-          <w:sz w:val="22"/>
-          <w:szCs w:val="22"/>
-        </w:rPr>
-        <w:t>SSD1309.h és SSD1309.c</w:t>
+        <w:ind w:left="993"/>
+        <w:jc w:val="both"/>
+        <w:rPr>
+          <w:sz w:val="22"/>
+          <w:szCs w:val="22"/>
+          <w:lang w:val="hu-HU"/>
+        </w:rPr>
+      </w:pPr>
+      <w:r>
+        <w:rPr>
+          <w:sz w:val="22"/>
+          <w:szCs w:val="22"/>
+          <w:lang w:val="hu-HU"/>
+        </w:rPr>
+        <w:t xml:space="preserve">Felprogramozza az </w:t>
+      </w:r>
+      <w:proofErr w:type="spellStart"/>
+      <w:r>
+        <w:rPr>
+          <w:sz w:val="22"/>
+          <w:szCs w:val="22"/>
+          <w:lang w:val="hu-HU"/>
+        </w:rPr>
+        <w:t>oled</w:t>
+      </w:r>
+      <w:proofErr w:type="spellEnd"/>
+      <w:r>
+        <w:rPr>
+          <w:sz w:val="22"/>
+          <w:szCs w:val="22"/>
+          <w:lang w:val="hu-HU"/>
+        </w:rPr>
+        <w:t xml:space="preserve"> vezérlőjét. </w:t>
+      </w:r>
+      <w:proofErr w:type="spellStart"/>
+      <w:r>
+        <w:rPr>
+          <w:sz w:val="22"/>
+          <w:szCs w:val="22"/>
+          <w:lang w:val="hu-HU"/>
+        </w:rPr>
+        <w:t>Reseteli</w:t>
+      </w:r>
+      <w:proofErr w:type="spellEnd"/>
+      <w:r>
+        <w:rPr>
+          <w:sz w:val="22"/>
+          <w:szCs w:val="22"/>
+          <w:lang w:val="hu-HU"/>
+        </w:rPr>
+        <w:t xml:space="preserve">, </w:t>
+      </w:r>
+      <w:proofErr w:type="spellStart"/>
+      <w:r>
+        <w:rPr>
+          <w:sz w:val="22"/>
+          <w:szCs w:val="22"/>
+          <w:lang w:val="hu-HU"/>
+        </w:rPr>
+        <w:t>órajelet</w:t>
+      </w:r>
+      <w:proofErr w:type="spellEnd"/>
+      <w:r>
+        <w:rPr>
+          <w:sz w:val="22"/>
+          <w:szCs w:val="22"/>
+          <w:lang w:val="hu-HU"/>
+        </w:rPr>
+        <w:t>, eltolást, kezdősort, és orientációt állít be.</w:t>
       </w:r>
     </w:p>
     <w:p>
@@ -3091,22 +4650,7 @@
           <w:lang w:val="hu-HU"/>
         </w:rPr>
       </w:pPr>
-      <w:r>
-        <w:rPr>
-          <w:sz w:val="22"/>
-          <w:szCs w:val="22"/>
-          <w:lang w:val="hu-HU"/>
-        </w:rPr>
-        <w:t xml:space="preserve">void </w:t>
-      </w:r>
-      <w:r>
-        <w:rPr>
-          <w:sz w:val="22"/>
-          <w:szCs w:val="22"/>
-          <w:lang w:val="hu-HU"/>
-        </w:rPr>
-        <w:t>OLED_init(</w:t>
-      </w:r>
+      <w:proofErr w:type="spellStart"/>
       <w:r>
         <w:rPr>
           <w:sz w:val="22"/>
@@ -3115,6 +4659,169 @@
         </w:rPr>
         <w:t>void</w:t>
       </w:r>
+      <w:proofErr w:type="spellEnd"/>
+      <w:r>
+        <w:rPr>
+          <w:sz w:val="22"/>
+          <w:szCs w:val="22"/>
+          <w:lang w:val="hu-HU"/>
+        </w:rPr>
+        <w:t xml:space="preserve"> </w:t>
+      </w:r>
+      <w:proofErr w:type="spellStart"/>
+      <w:r>
+        <w:rPr>
+          <w:sz w:val="22"/>
+          <w:szCs w:val="22"/>
+          <w:lang w:val="hu-HU"/>
+        </w:rPr>
+        <w:t>OLED_print_string</w:t>
+      </w:r>
+      <w:proofErr w:type="spellEnd"/>
+      <w:r>
+        <w:rPr>
+          <w:sz w:val="22"/>
+          <w:szCs w:val="22"/>
+          <w:lang w:val="hu-HU"/>
+        </w:rPr>
+        <w:t>(</w:t>
+      </w:r>
+      <w:proofErr w:type="spellStart"/>
+      <w:r>
+        <w:rPr>
+          <w:sz w:val="22"/>
+          <w:szCs w:val="22"/>
+          <w:lang w:val="hu-HU"/>
+        </w:rPr>
+        <w:t>unsigned</w:t>
+      </w:r>
+      <w:proofErr w:type="spellEnd"/>
+      <w:r>
+        <w:rPr>
+          <w:sz w:val="22"/>
+          <w:szCs w:val="22"/>
+          <w:lang w:val="hu-HU"/>
+        </w:rPr>
+        <w:t xml:space="preserve"> </w:t>
+      </w:r>
+      <w:proofErr w:type="spellStart"/>
+      <w:r>
+        <w:rPr>
+          <w:sz w:val="22"/>
+          <w:szCs w:val="22"/>
+          <w:lang w:val="hu-HU"/>
+        </w:rPr>
+        <w:t>char</w:t>
+      </w:r>
+      <w:proofErr w:type="spellEnd"/>
+      <w:r>
+        <w:rPr>
+          <w:sz w:val="22"/>
+          <w:szCs w:val="22"/>
+          <w:lang w:val="hu-HU"/>
+        </w:rPr>
+        <w:t xml:space="preserve"> </w:t>
+      </w:r>
+      <w:proofErr w:type="spellStart"/>
+      <w:r>
+        <w:rPr>
+          <w:sz w:val="22"/>
+          <w:szCs w:val="22"/>
+          <w:lang w:val="hu-HU"/>
+        </w:rPr>
+        <w:t>x_pos</w:t>
+      </w:r>
+      <w:proofErr w:type="spellEnd"/>
+      <w:r>
+        <w:rPr>
+          <w:sz w:val="22"/>
+          <w:szCs w:val="22"/>
+          <w:lang w:val="hu-HU"/>
+        </w:rPr>
+        <w:t xml:space="preserve">, </w:t>
+      </w:r>
+      <w:proofErr w:type="spellStart"/>
+      <w:r>
+        <w:rPr>
+          <w:sz w:val="22"/>
+          <w:szCs w:val="22"/>
+          <w:lang w:val="hu-HU"/>
+        </w:rPr>
+        <w:t>unsigned</w:t>
+      </w:r>
+      <w:proofErr w:type="spellEnd"/>
+      <w:r>
+        <w:rPr>
+          <w:sz w:val="22"/>
+          <w:szCs w:val="22"/>
+          <w:lang w:val="hu-HU"/>
+        </w:rPr>
+        <w:t xml:space="preserve"> </w:t>
+      </w:r>
+      <w:proofErr w:type="spellStart"/>
+      <w:r>
+        <w:rPr>
+          <w:sz w:val="22"/>
+          <w:szCs w:val="22"/>
+          <w:lang w:val="hu-HU"/>
+        </w:rPr>
+        <w:t>char</w:t>
+      </w:r>
+      <w:proofErr w:type="spellEnd"/>
+      <w:r>
+        <w:rPr>
+          <w:sz w:val="22"/>
+          <w:szCs w:val="22"/>
+          <w:lang w:val="hu-HU"/>
+        </w:rPr>
+        <w:t xml:space="preserve"> </w:t>
+      </w:r>
+      <w:proofErr w:type="spellStart"/>
+      <w:r>
+        <w:rPr>
+          <w:sz w:val="22"/>
+          <w:szCs w:val="22"/>
+          <w:lang w:val="hu-HU"/>
+        </w:rPr>
+        <w:t>y_pos</w:t>
+      </w:r>
+      <w:proofErr w:type="spellEnd"/>
+      <w:r>
+        <w:rPr>
+          <w:sz w:val="22"/>
+          <w:szCs w:val="22"/>
+          <w:lang w:val="hu-HU"/>
+        </w:rPr>
+        <w:t xml:space="preserve">, </w:t>
+      </w:r>
+      <w:proofErr w:type="spellStart"/>
+      <w:r>
+        <w:rPr>
+          <w:sz w:val="22"/>
+          <w:szCs w:val="22"/>
+          <w:lang w:val="hu-HU"/>
+        </w:rPr>
+        <w:t>char</w:t>
+      </w:r>
+      <w:proofErr w:type="spellEnd"/>
+      <w:r>
+        <w:rPr>
+          <w:sz w:val="22"/>
+          <w:szCs w:val="22"/>
+          <w:lang w:val="hu-HU"/>
+        </w:rPr>
+        <w:t xml:space="preserve"> *</w:t>
+      </w:r>
+      <w:proofErr w:type="spellStart"/>
+      <w:r>
+        <w:rPr>
+          <w:sz w:val="22"/>
+          <w:szCs w:val="22"/>
+          <w:lang w:val="hu-HU"/>
+        </w:rPr>
+        <w:t>ch</w:t>
+      </w:r>
+      <w:proofErr w:type="spellEnd"/>
       <w:r>
         <w:rPr>
           <w:sz w:val="22"/>
@@ -3160,7 +4867,25 @@
           <w:szCs w:val="22"/>
           <w:lang w:val="hu-HU"/>
         </w:rPr>
-        <w:t>Felprogramozza az oled vezérlőjét. Reseteli, órajelet, eltolást, kezdősort, és orientációt állít be.</w:t>
+        <w:t>A megadott kezdő oszloptól kezdi el írni a „</w:t>
+      </w:r>
+      <w:proofErr w:type="spellStart"/>
+      <w:r>
+        <w:rPr>
+          <w:sz w:val="22"/>
+          <w:szCs w:val="22"/>
+          <w:lang w:val="hu-HU"/>
+        </w:rPr>
+        <w:t>ch</w:t>
+      </w:r>
+      <w:proofErr w:type="spellEnd"/>
+      <w:r>
+        <w:rPr>
+          <w:sz w:val="22"/>
+          <w:szCs w:val="22"/>
+          <w:lang w:val="hu-HU"/>
+        </w:rPr>
+        <w:t>” szöveget. Az y pozíció karaktersorokban értendő. Hogyha betelt egy sor, a következőben folytatja.</w:t>
       </w:r>
     </w:p>
     <w:p>
@@ -3178,22 +4903,34 @@
           <w:lang w:val="hu-HU"/>
         </w:rPr>
       </w:pPr>
-      <w:r>
-        <w:rPr>
-          <w:sz w:val="22"/>
-          <w:szCs w:val="22"/>
-          <w:lang w:val="hu-HU"/>
-        </w:rPr>
-        <w:t xml:space="preserve">void </w:t>
-      </w:r>
-      <w:r>
-        <w:rPr>
-          <w:sz w:val="22"/>
-          <w:szCs w:val="22"/>
-          <w:lang w:val="hu-HU"/>
-        </w:rPr>
-        <w:t>OLED_print_string</w:t>
-      </w:r>
+      <w:proofErr w:type="spellStart"/>
+      <w:r>
+        <w:rPr>
+          <w:sz w:val="22"/>
+          <w:szCs w:val="22"/>
+          <w:lang w:val="hu-HU"/>
+        </w:rPr>
+        <w:t>void</w:t>
+      </w:r>
+      <w:proofErr w:type="spellEnd"/>
+      <w:r>
+        <w:rPr>
+          <w:sz w:val="22"/>
+          <w:szCs w:val="22"/>
+          <w:lang w:val="hu-HU"/>
+        </w:rPr>
+        <w:t xml:space="preserve"> </w:t>
+      </w:r>
+      <w:proofErr w:type="spellStart"/>
+      <w:r>
+        <w:rPr>
+          <w:sz w:val="22"/>
+          <w:szCs w:val="22"/>
+          <w:lang w:val="hu-HU"/>
+        </w:rPr>
+        <w:t>OLED_print_int</w:t>
+      </w:r>
+      <w:proofErr w:type="spellEnd"/>
       <w:r>
         <w:rPr>
           <w:sz w:val="22"/>
@@ -3202,13 +4939,167 @@
         </w:rPr>
         <w:t>(</w:t>
       </w:r>
-      <w:r>
-        <w:rPr>
-          <w:sz w:val="22"/>
-          <w:szCs w:val="22"/>
-          <w:lang w:val="hu-HU"/>
-        </w:rPr>
-        <w:t>unsigned char x_pos, unsigned char y_pos, char *ch);</w:t>
+      <w:proofErr w:type="spellStart"/>
+      <w:r>
+        <w:rPr>
+          <w:sz w:val="22"/>
+          <w:szCs w:val="22"/>
+          <w:lang w:val="hu-HU"/>
+        </w:rPr>
+        <w:t>unsigned</w:t>
+      </w:r>
+      <w:proofErr w:type="spellEnd"/>
+      <w:r>
+        <w:rPr>
+          <w:sz w:val="22"/>
+          <w:szCs w:val="22"/>
+          <w:lang w:val="hu-HU"/>
+        </w:rPr>
+        <w:t xml:space="preserve"> </w:t>
+      </w:r>
+      <w:proofErr w:type="spellStart"/>
+      <w:r>
+        <w:rPr>
+          <w:sz w:val="22"/>
+          <w:szCs w:val="22"/>
+          <w:lang w:val="hu-HU"/>
+        </w:rPr>
+        <w:t>char</w:t>
+      </w:r>
+      <w:proofErr w:type="spellEnd"/>
+      <w:r>
+        <w:rPr>
+          <w:sz w:val="22"/>
+          <w:szCs w:val="22"/>
+          <w:lang w:val="hu-HU"/>
+        </w:rPr>
+        <w:t xml:space="preserve"> </w:t>
+      </w:r>
+      <w:proofErr w:type="spellStart"/>
+      <w:r>
+        <w:rPr>
+          <w:sz w:val="22"/>
+          <w:szCs w:val="22"/>
+          <w:lang w:val="hu-HU"/>
+        </w:rPr>
+        <w:t>x_pos</w:t>
+      </w:r>
+      <w:proofErr w:type="spellEnd"/>
+      <w:r>
+        <w:rPr>
+          <w:sz w:val="22"/>
+          <w:szCs w:val="22"/>
+          <w:lang w:val="hu-HU"/>
+        </w:rPr>
+        <w:t xml:space="preserve">, </w:t>
+      </w:r>
+      <w:proofErr w:type="spellStart"/>
+      <w:r>
+        <w:rPr>
+          <w:sz w:val="22"/>
+          <w:szCs w:val="22"/>
+          <w:lang w:val="hu-HU"/>
+        </w:rPr>
+        <w:t>unsigned</w:t>
+      </w:r>
+      <w:proofErr w:type="spellEnd"/>
+      <w:r>
+        <w:rPr>
+          <w:sz w:val="22"/>
+          <w:szCs w:val="22"/>
+          <w:lang w:val="hu-HU"/>
+        </w:rPr>
+        <w:t xml:space="preserve"> </w:t>
+      </w:r>
+      <w:proofErr w:type="spellStart"/>
+      <w:r>
+        <w:rPr>
+          <w:sz w:val="22"/>
+          <w:szCs w:val="22"/>
+          <w:lang w:val="hu-HU"/>
+        </w:rPr>
+        <w:t>char</w:t>
+      </w:r>
+      <w:proofErr w:type="spellEnd"/>
+      <w:r>
+        <w:rPr>
+          <w:sz w:val="22"/>
+          <w:szCs w:val="22"/>
+          <w:lang w:val="hu-HU"/>
+        </w:rPr>
+        <w:t xml:space="preserve"> </w:t>
+      </w:r>
+      <w:proofErr w:type="spellStart"/>
+      <w:r>
+        <w:rPr>
+          <w:sz w:val="22"/>
+          <w:szCs w:val="22"/>
+          <w:lang w:val="hu-HU"/>
+        </w:rPr>
+        <w:t>y_pos</w:t>
+      </w:r>
+      <w:proofErr w:type="spellEnd"/>
+      <w:r>
+        <w:rPr>
+          <w:sz w:val="22"/>
+          <w:szCs w:val="22"/>
+          <w:lang w:val="hu-HU"/>
+        </w:rPr>
+        <w:t xml:space="preserve">, </w:t>
+      </w:r>
+      <w:proofErr w:type="spellStart"/>
+      <w:r>
+        <w:rPr>
+          <w:sz w:val="22"/>
+          <w:szCs w:val="22"/>
+          <w:lang w:val="hu-HU"/>
+        </w:rPr>
+        <w:t>signed</w:t>
+      </w:r>
+      <w:proofErr w:type="spellEnd"/>
+      <w:r>
+        <w:rPr>
+          <w:sz w:val="22"/>
+          <w:szCs w:val="22"/>
+          <w:lang w:val="hu-HU"/>
+        </w:rPr>
+        <w:t xml:space="preserve"> </w:t>
+      </w:r>
+      <w:proofErr w:type="spellStart"/>
+      <w:r>
+        <w:rPr>
+          <w:sz w:val="22"/>
+          <w:szCs w:val="22"/>
+          <w:lang w:val="hu-HU"/>
+        </w:rPr>
+        <w:t>long</w:t>
+      </w:r>
+      <w:proofErr w:type="spellEnd"/>
+      <w:r>
+        <w:rPr>
+          <w:sz w:val="22"/>
+          <w:szCs w:val="22"/>
+          <w:lang w:val="hu-HU"/>
+        </w:rPr>
+        <w:t xml:space="preserve"> </w:t>
+      </w:r>
+      <w:proofErr w:type="spellStart"/>
+      <w:r>
+        <w:rPr>
+          <w:sz w:val="22"/>
+          <w:szCs w:val="22"/>
+          <w:lang w:val="hu-HU"/>
+        </w:rPr>
+        <w:t>value</w:t>
+      </w:r>
+      <w:proofErr w:type="spellEnd"/>
+      <w:r>
+        <w:rPr>
+          <w:sz w:val="22"/>
+          <w:szCs w:val="22"/>
+          <w:lang w:val="hu-HU"/>
+        </w:rPr>
+        <w:t>);</w:t>
       </w:r>
       <w:r>
         <w:rPr>
@@ -3234,20 +5125,53 @@
       <w:pPr>
         <w:pStyle w:val="Listaszerbekezds"/>
         <w:ind w:left="993"/>
-        <w:jc w:val="both"/>
-        <w:rPr>
-          <w:sz w:val="22"/>
-          <w:szCs w:val="22"/>
-          <w:lang w:val="hu-HU"/>
-        </w:rPr>
-      </w:pPr>
-      <w:r>
-        <w:rPr>
-          <w:sz w:val="22"/>
-          <w:szCs w:val="22"/>
-          <w:lang w:val="hu-HU"/>
-        </w:rPr>
-        <w:t>A megadott kezdő oszloptól kezdi el írni a „ch” szöveget. Az y pozíció karaktersorokban értendő. Hogyha betelt egy sor, a következőben folytatja.</w:t>
+        <w:rPr>
+          <w:sz w:val="22"/>
+          <w:szCs w:val="22"/>
+          <w:lang w:val="hu-HU"/>
+        </w:rPr>
+      </w:pPr>
+      <w:r>
+        <w:rPr>
+          <w:sz w:val="22"/>
+          <w:szCs w:val="22"/>
+          <w:lang w:val="hu-HU"/>
+        </w:rPr>
+        <w:t xml:space="preserve">5 jegyű </w:t>
+      </w:r>
+      <w:r>
+        <w:rPr>
+          <w:sz w:val="22"/>
+          <w:szCs w:val="22"/>
+          <w:lang w:val="hu-HU"/>
+        </w:rPr>
+        <w:t xml:space="preserve">egész </w:t>
+      </w:r>
+      <w:r>
+        <w:rPr>
+          <w:sz w:val="22"/>
+          <w:szCs w:val="22"/>
+          <w:lang w:val="hu-HU"/>
+        </w:rPr>
+        <w:t xml:space="preserve">számokat képes kiírni a megadott kezdőhelytől a </w:t>
+      </w:r>
+      <w:proofErr w:type="spellStart"/>
+      <w:r>
+        <w:rPr>
+          <w:sz w:val="22"/>
+          <w:szCs w:val="22"/>
+          <w:lang w:val="hu-HU"/>
+        </w:rPr>
+        <w:t>print_string-hez</w:t>
+      </w:r>
+      <w:proofErr w:type="spellEnd"/>
+      <w:r>
+        <w:rPr>
+          <w:sz w:val="22"/>
+          <w:szCs w:val="22"/>
+          <w:lang w:val="hu-HU"/>
+        </w:rPr>
+        <w:t xml:space="preserve"> hasonlóan.</w:t>
       </w:r>
     </w:p>
     <w:p>
@@ -3265,13 +5189,239 @@
           <w:lang w:val="hu-HU"/>
         </w:rPr>
       </w:pPr>
-      <w:r>
-        <w:rPr>
-          <w:sz w:val="22"/>
-          <w:szCs w:val="22"/>
-          <w:lang w:val="hu-HU"/>
-        </w:rPr>
-        <w:t>void OLED_print_int(unsigned char x_pos, unsigned char y_pos, signed long value);</w:t>
+      <w:proofErr w:type="spellStart"/>
+      <w:r>
+        <w:rPr>
+          <w:sz w:val="22"/>
+          <w:szCs w:val="22"/>
+          <w:lang w:val="hu-HU"/>
+        </w:rPr>
+        <w:t>void</w:t>
+      </w:r>
+      <w:proofErr w:type="spellEnd"/>
+      <w:r>
+        <w:rPr>
+          <w:sz w:val="22"/>
+          <w:szCs w:val="22"/>
+          <w:lang w:val="hu-HU"/>
+        </w:rPr>
+        <w:t xml:space="preserve"> </w:t>
+      </w:r>
+      <w:proofErr w:type="spellStart"/>
+      <w:r>
+        <w:rPr>
+          <w:sz w:val="22"/>
+          <w:szCs w:val="22"/>
+          <w:lang w:val="hu-HU"/>
+        </w:rPr>
+        <w:t>OLED_print_float</w:t>
+      </w:r>
+      <w:proofErr w:type="spellEnd"/>
+      <w:r>
+        <w:rPr>
+          <w:sz w:val="22"/>
+          <w:szCs w:val="22"/>
+          <w:lang w:val="hu-HU"/>
+        </w:rPr>
+        <w:t>(</w:t>
+      </w:r>
+      <w:proofErr w:type="spellStart"/>
+      <w:r>
+        <w:rPr>
+          <w:sz w:val="22"/>
+          <w:szCs w:val="22"/>
+          <w:lang w:val="hu-HU"/>
+        </w:rPr>
+        <w:t>unsigned</w:t>
+      </w:r>
+      <w:proofErr w:type="spellEnd"/>
+      <w:r>
+        <w:rPr>
+          <w:sz w:val="22"/>
+          <w:szCs w:val="22"/>
+          <w:lang w:val="hu-HU"/>
+        </w:rPr>
+        <w:t xml:space="preserve"> </w:t>
+      </w:r>
+      <w:proofErr w:type="spellStart"/>
+      <w:r>
+        <w:rPr>
+          <w:sz w:val="22"/>
+          <w:szCs w:val="22"/>
+          <w:lang w:val="hu-HU"/>
+        </w:rPr>
+        <w:t>char</w:t>
+      </w:r>
+      <w:proofErr w:type="spellEnd"/>
+      <w:r>
+        <w:rPr>
+          <w:sz w:val="22"/>
+          <w:szCs w:val="22"/>
+          <w:lang w:val="hu-HU"/>
+        </w:rPr>
+        <w:t xml:space="preserve"> </w:t>
+      </w:r>
+      <w:proofErr w:type="spellStart"/>
+      <w:r>
+        <w:rPr>
+          <w:sz w:val="22"/>
+          <w:szCs w:val="22"/>
+          <w:lang w:val="hu-HU"/>
+        </w:rPr>
+        <w:t>x_pos</w:t>
+      </w:r>
+      <w:proofErr w:type="spellEnd"/>
+      <w:r>
+        <w:rPr>
+          <w:sz w:val="22"/>
+          <w:szCs w:val="22"/>
+          <w:lang w:val="hu-HU"/>
+        </w:rPr>
+        <w:t xml:space="preserve">, </w:t>
+      </w:r>
+      <w:proofErr w:type="spellStart"/>
+      <w:r>
+        <w:rPr>
+          <w:sz w:val="22"/>
+          <w:szCs w:val="22"/>
+          <w:lang w:val="hu-HU"/>
+        </w:rPr>
+        <w:t>unsigned</w:t>
+      </w:r>
+      <w:proofErr w:type="spellEnd"/>
+      <w:r>
+        <w:rPr>
+          <w:sz w:val="22"/>
+          <w:szCs w:val="22"/>
+          <w:lang w:val="hu-HU"/>
+        </w:rPr>
+        <w:t xml:space="preserve"> </w:t>
+      </w:r>
+      <w:proofErr w:type="spellStart"/>
+      <w:r>
+        <w:rPr>
+          <w:sz w:val="22"/>
+          <w:szCs w:val="22"/>
+          <w:lang w:val="hu-HU"/>
+        </w:rPr>
+        <w:t>char</w:t>
+      </w:r>
+      <w:proofErr w:type="spellEnd"/>
+      <w:r>
+        <w:rPr>
+          <w:sz w:val="22"/>
+          <w:szCs w:val="22"/>
+          <w:lang w:val="hu-HU"/>
+        </w:rPr>
+        <w:t xml:space="preserve"> </w:t>
+      </w:r>
+      <w:proofErr w:type="spellStart"/>
+      <w:r>
+        <w:rPr>
+          <w:sz w:val="22"/>
+          <w:szCs w:val="22"/>
+          <w:lang w:val="hu-HU"/>
+        </w:rPr>
+        <w:t>y_pos</w:t>
+      </w:r>
+      <w:proofErr w:type="spellEnd"/>
+      <w:r>
+        <w:rPr>
+          <w:sz w:val="22"/>
+          <w:szCs w:val="22"/>
+          <w:lang w:val="hu-HU"/>
+        </w:rPr>
+        <w:t xml:space="preserve">, </w:t>
+      </w:r>
+      <w:proofErr w:type="spellStart"/>
+      <w:r>
+        <w:rPr>
+          <w:sz w:val="22"/>
+          <w:szCs w:val="22"/>
+          <w:lang w:val="hu-HU"/>
+        </w:rPr>
+        <w:t>float</w:t>
+      </w:r>
+      <w:proofErr w:type="spellEnd"/>
+      <w:r>
+        <w:rPr>
+          <w:sz w:val="22"/>
+          <w:szCs w:val="22"/>
+          <w:lang w:val="hu-HU"/>
+        </w:rPr>
+        <w:t xml:space="preserve"> </w:t>
+      </w:r>
+      <w:proofErr w:type="spellStart"/>
+      <w:r>
+        <w:rPr>
+          <w:sz w:val="22"/>
+          <w:szCs w:val="22"/>
+          <w:lang w:val="hu-HU"/>
+        </w:rPr>
+        <w:t>value</w:t>
+      </w:r>
+      <w:proofErr w:type="spellEnd"/>
+      <w:r>
+        <w:rPr>
+          <w:sz w:val="22"/>
+          <w:szCs w:val="22"/>
+          <w:lang w:val="hu-HU"/>
+        </w:rPr>
+        <w:t xml:space="preserve">, </w:t>
+      </w:r>
+      <w:proofErr w:type="spellStart"/>
+      <w:r>
+        <w:rPr>
+          <w:sz w:val="22"/>
+          <w:szCs w:val="22"/>
+          <w:lang w:val="hu-HU"/>
+        </w:rPr>
+        <w:t>unsigned</w:t>
+      </w:r>
+      <w:proofErr w:type="spellEnd"/>
+      <w:r>
+        <w:rPr>
+          <w:sz w:val="22"/>
+          <w:szCs w:val="22"/>
+          <w:lang w:val="hu-HU"/>
+        </w:rPr>
+        <w:t xml:space="preserve"> </w:t>
+      </w:r>
+      <w:proofErr w:type="spellStart"/>
+      <w:r>
+        <w:rPr>
+          <w:sz w:val="22"/>
+          <w:szCs w:val="22"/>
+          <w:lang w:val="hu-HU"/>
+        </w:rPr>
+        <w:t>char</w:t>
+      </w:r>
+      <w:proofErr w:type="spellEnd"/>
+      <w:r>
+        <w:rPr>
+          <w:sz w:val="22"/>
+          <w:szCs w:val="22"/>
+          <w:lang w:val="hu-HU"/>
+        </w:rPr>
+        <w:t xml:space="preserve"> </w:t>
+      </w:r>
+      <w:proofErr w:type="spellStart"/>
+      <w:r>
+        <w:rPr>
+          <w:sz w:val="22"/>
+          <w:szCs w:val="22"/>
+          <w:lang w:val="hu-HU"/>
+        </w:rPr>
+        <w:t>points</w:t>
+      </w:r>
+      <w:proofErr w:type="spellEnd"/>
+      <w:r>
+        <w:rPr>
+          <w:sz w:val="22"/>
+          <w:szCs w:val="22"/>
+          <w:lang w:val="hu-HU"/>
+        </w:rPr>
+        <w:t>);</w:t>
       </w:r>
       <w:r>
         <w:rPr>
@@ -3296,36 +5446,122 @@
     <w:p>
       <w:pPr>
         <w:pStyle w:val="Listaszerbekezds"/>
+        <w:tabs>
+          <w:tab w:val="left" w:pos="1942"/>
+        </w:tabs>
         <w:ind w:left="993"/>
-        <w:rPr>
-          <w:sz w:val="22"/>
-          <w:szCs w:val="22"/>
-          <w:lang w:val="hu-HU"/>
-        </w:rPr>
-      </w:pPr>
-      <w:r>
-        <w:rPr>
-          <w:sz w:val="22"/>
-          <w:szCs w:val="22"/>
-          <w:lang w:val="hu-HU"/>
-        </w:rPr>
-        <w:t xml:space="preserve">5 jegyű </w:t>
-      </w:r>
-      <w:r>
-        <w:rPr>
-          <w:sz w:val="22"/>
-          <w:szCs w:val="22"/>
-          <w:lang w:val="hu-HU"/>
-        </w:rPr>
-        <w:t xml:space="preserve">egész </w:t>
-      </w:r>
-      <w:r>
-        <w:rPr>
-          <w:sz w:val="22"/>
-          <w:szCs w:val="22"/>
-          <w:lang w:val="hu-HU"/>
-        </w:rPr>
-        <w:t>számokat képes kiírni a megadott kezdőhelytől a print_string-hez hasonlóan.</w:t>
+        <w:jc w:val="both"/>
+        <w:rPr>
+          <w:sz w:val="22"/>
+          <w:szCs w:val="22"/>
+          <w:lang w:val="hu-HU"/>
+        </w:rPr>
+      </w:pPr>
+      <w:r>
+        <w:rPr>
+          <w:sz w:val="22"/>
+          <w:szCs w:val="22"/>
+          <w:lang w:val="hu-HU"/>
+        </w:rPr>
+        <w:t xml:space="preserve">A lebegőpont egész részét a </w:t>
+      </w:r>
+      <w:proofErr w:type="spellStart"/>
+      <w:r>
+        <w:rPr>
+          <w:sz w:val="22"/>
+          <w:szCs w:val="22"/>
+          <w:lang w:val="hu-HU"/>
+        </w:rPr>
+        <w:t>print_int</w:t>
+      </w:r>
+      <w:proofErr w:type="spellEnd"/>
+      <w:r>
+        <w:rPr>
+          <w:sz w:val="22"/>
+          <w:szCs w:val="22"/>
+          <w:lang w:val="hu-HU"/>
+        </w:rPr>
+        <w:t xml:space="preserve"> </w:t>
+      </w:r>
+      <w:proofErr w:type="spellStart"/>
+      <w:r>
+        <w:rPr>
+          <w:sz w:val="22"/>
+          <w:szCs w:val="22"/>
+          <w:lang w:val="hu-HU"/>
+        </w:rPr>
+        <w:t>hajtra</w:t>
+      </w:r>
+      <w:proofErr w:type="spellEnd"/>
+      <w:r>
+        <w:rPr>
+          <w:sz w:val="22"/>
+          <w:szCs w:val="22"/>
+          <w:lang w:val="hu-HU"/>
+        </w:rPr>
+        <w:t xml:space="preserve"> végre, a tizedesvessző utáni rész hossza a „</w:t>
+      </w:r>
+      <w:proofErr w:type="spellStart"/>
+      <w:r>
+        <w:rPr>
+          <w:sz w:val="22"/>
+          <w:szCs w:val="22"/>
+          <w:lang w:val="hu-HU"/>
+        </w:rPr>
+        <w:t>points</w:t>
+      </w:r>
+      <w:proofErr w:type="spellEnd"/>
+      <w:r>
+        <w:rPr>
+          <w:sz w:val="22"/>
+          <w:szCs w:val="22"/>
+          <w:lang w:val="hu-HU"/>
+        </w:rPr>
+        <w:t>”-</w:t>
+      </w:r>
+      <w:proofErr w:type="spellStart"/>
+      <w:r>
+        <w:rPr>
+          <w:sz w:val="22"/>
+          <w:szCs w:val="22"/>
+          <w:lang w:val="hu-HU"/>
+        </w:rPr>
+        <w:t>al</w:t>
+      </w:r>
+      <w:proofErr w:type="spellEnd"/>
+      <w:r>
+        <w:rPr>
+          <w:sz w:val="22"/>
+          <w:szCs w:val="22"/>
+          <w:lang w:val="hu-HU"/>
+        </w:rPr>
+        <w:t xml:space="preserve"> adható meg, ez 4 jegyig működik, amit a </w:t>
+      </w:r>
+      <w:proofErr w:type="spellStart"/>
+      <w:r>
+        <w:rPr>
+          <w:sz w:val="22"/>
+          <w:szCs w:val="22"/>
+          <w:lang w:val="hu-HU"/>
+        </w:rPr>
+        <w:t>print_decimal</w:t>
+      </w:r>
+      <w:proofErr w:type="spellEnd"/>
+      <w:r>
+        <w:rPr>
+          <w:sz w:val="22"/>
+          <w:szCs w:val="22"/>
+          <w:lang w:val="hu-HU"/>
+        </w:rPr>
+        <w:t xml:space="preserve"> végez</w:t>
+      </w:r>
+      <w:r>
+        <w:rPr>
+          <w:sz w:val="22"/>
+          <w:szCs w:val="22"/>
+          <w:lang w:val="hu-HU"/>
+        </w:rPr>
+        <w:t>, amiben csak modulusos osztás és karakterkiírás szerepel.</w:t>
       </w:r>
     </w:p>
     <w:p>
@@ -3343,13 +5579,67 @@
           <w:lang w:val="hu-HU"/>
         </w:rPr>
       </w:pPr>
-      <w:r>
-        <w:rPr>
-          <w:sz w:val="22"/>
-          <w:szCs w:val="22"/>
-          <w:lang w:val="hu-HU"/>
-        </w:rPr>
-        <w:t>void OLED_print_float(unsigned char x_pos, unsigned char y_pos, float value, unsigned char points);</w:t>
+      <w:proofErr w:type="spellStart"/>
+      <w:r>
+        <w:rPr>
+          <w:sz w:val="22"/>
+          <w:szCs w:val="22"/>
+          <w:lang w:val="hu-HU"/>
+        </w:rPr>
+        <w:t>void</w:t>
+      </w:r>
+      <w:proofErr w:type="spellEnd"/>
+      <w:r>
+        <w:rPr>
+          <w:sz w:val="22"/>
+          <w:szCs w:val="22"/>
+          <w:lang w:val="hu-HU"/>
+        </w:rPr>
+        <w:t xml:space="preserve"> </w:t>
+      </w:r>
+      <w:proofErr w:type="spellStart"/>
+      <w:r>
+        <w:rPr>
+          <w:sz w:val="22"/>
+          <w:szCs w:val="22"/>
+          <w:lang w:val="hu-HU"/>
+        </w:rPr>
+        <w:t>OLED_clear_screen</w:t>
+      </w:r>
+      <w:proofErr w:type="spellEnd"/>
+      <w:r>
+        <w:rPr>
+          <w:sz w:val="22"/>
+          <w:szCs w:val="22"/>
+          <w:lang w:val="hu-HU"/>
+        </w:rPr>
+        <w:t>(</w:t>
+      </w:r>
+      <w:proofErr w:type="spellStart"/>
+      <w:r>
+        <w:rPr>
+          <w:sz w:val="22"/>
+          <w:szCs w:val="22"/>
+          <w:lang w:val="hu-HU"/>
+        </w:rPr>
+        <w:t>void</w:t>
+      </w:r>
+      <w:proofErr w:type="spellEnd"/>
+      <w:r>
+        <w:rPr>
+          <w:sz w:val="22"/>
+          <w:szCs w:val="22"/>
+          <w:lang w:val="hu-HU"/>
+        </w:rPr>
+        <w:t>)</w:t>
+      </w:r>
+      <w:r>
+        <w:rPr>
+          <w:sz w:val="22"/>
+          <w:szCs w:val="22"/>
+          <w:lang w:val="hu-HU"/>
+        </w:rPr>
+        <w:t>;</w:t>
       </w:r>
       <w:r>
         <w:rPr>
@@ -3373,34 +5663,57 @@
     </w:p>
     <w:p>
       <w:pPr>
-        <w:pStyle w:val="Listaszerbekezds"/>
-        <w:tabs>
-          <w:tab w:val="left" w:pos="1942"/>
-        </w:tabs>
+        <w:spacing w:line="280" w:lineRule="exact"/>
         <w:ind w:left="993"/>
-        <w:jc w:val="both"/>
-        <w:rPr>
-          <w:sz w:val="22"/>
-          <w:szCs w:val="22"/>
-          <w:lang w:val="hu-HU"/>
-        </w:rPr>
-      </w:pPr>
-      <w:r>
-        <w:rPr>
-          <w:sz w:val="22"/>
-          <w:szCs w:val="22"/>
-          <w:lang w:val="hu-HU"/>
-        </w:rPr>
-        <w:t>A lebegőpont egész részét a print_int hajtra végre, a tizedesvessző utáni rész hossza a „points”-al adható meg, ez 4 jegyig működik, amit a print_decimal végez</w:t>
-      </w:r>
-      <w:r>
-        <w:rPr>
-          <w:sz w:val="22"/>
-          <w:szCs w:val="22"/>
-          <w:lang w:val="hu-HU"/>
-        </w:rPr>
-        <w:t>, amiben csak modulusos osztás és karakterkiírás szerepel.</w:t>
-      </w:r>
+        <w:rPr>
+          <w:sz w:val="22"/>
+          <w:szCs w:val="22"/>
+          <w:lang w:val="hu-HU"/>
+        </w:rPr>
+      </w:pPr>
+      <w:r>
+        <w:rPr>
+          <w:sz w:val="22"/>
+          <w:szCs w:val="22"/>
+          <w:lang w:val="hu-HU"/>
+        </w:rPr>
+        <w:t>Kitölti üres karakterrel a kijelzőt, vagyis „kiüríti”.</w:t>
+      </w:r>
+    </w:p>
+    <w:p>
+      <w:pPr>
+        <w:pStyle w:val="Cmsor4"/>
+        <w:spacing w:line="280" w:lineRule="exact"/>
+        <w:rPr>
+          <w:sz w:val="22"/>
+          <w:szCs w:val="22"/>
+        </w:rPr>
+      </w:pPr>
+      <w:proofErr w:type="spellStart"/>
+      <w:r>
+        <w:rPr>
+          <w:sz w:val="22"/>
+          <w:szCs w:val="22"/>
+        </w:rPr>
+        <w:t>datatypes.h</w:t>
+      </w:r>
+      <w:proofErr w:type="spellEnd"/>
+      <w:r>
+        <w:rPr>
+          <w:sz w:val="22"/>
+          <w:szCs w:val="22"/>
+        </w:rPr>
+        <w:t xml:space="preserve"> és </w:t>
+      </w:r>
+      <w:proofErr w:type="spellStart"/>
+      <w:r>
+        <w:rPr>
+          <w:sz w:val="22"/>
+          <w:szCs w:val="22"/>
+        </w:rPr>
+        <w:t>datatypes.c</w:t>
+      </w:r>
+      <w:proofErr w:type="spellEnd"/>
     </w:p>
     <w:p>
       <w:pPr>
@@ -3417,14 +5730,7 @@
           <w:lang w:val="hu-HU"/>
         </w:rPr>
       </w:pPr>
-      <w:r>
-        <w:rPr>
-          <w:sz w:val="22"/>
-          <w:szCs w:val="22"/>
-          <w:lang w:val="hu-HU"/>
-        </w:rPr>
-        <w:t>void OLED_clear_screen(</w:t>
-      </w:r>
+      <w:proofErr w:type="spellStart"/>
       <w:r>
         <w:rPr>
           <w:sz w:val="22"/>
@@ -3433,6 +5739,61 @@
         </w:rPr>
         <w:t>void</w:t>
       </w:r>
+      <w:proofErr w:type="spellEnd"/>
+      <w:r>
+        <w:rPr>
+          <w:sz w:val="22"/>
+          <w:szCs w:val="22"/>
+          <w:lang w:val="hu-HU"/>
+        </w:rPr>
+        <w:t xml:space="preserve"> </w:t>
+      </w:r>
+      <w:proofErr w:type="spellStart"/>
+      <w:r>
+        <w:rPr>
+          <w:sz w:val="22"/>
+          <w:szCs w:val="22"/>
+          <w:lang w:val="hu-HU"/>
+        </w:rPr>
+        <w:t>nop</w:t>
+      </w:r>
+      <w:proofErr w:type="spellEnd"/>
+      <w:r>
+        <w:rPr>
+          <w:sz w:val="22"/>
+          <w:szCs w:val="22"/>
+          <w:lang w:val="hu-HU"/>
+        </w:rPr>
+        <w:t>(</w:t>
+      </w:r>
+      <w:proofErr w:type="spellStart"/>
+      <w:r>
+        <w:rPr>
+          <w:sz w:val="22"/>
+          <w:szCs w:val="22"/>
+          <w:lang w:val="hu-HU"/>
+        </w:rPr>
+        <w:t>unsigned</w:t>
+      </w:r>
+      <w:proofErr w:type="spellEnd"/>
+      <w:r>
+        <w:rPr>
+          <w:sz w:val="22"/>
+          <w:szCs w:val="22"/>
+          <w:lang w:val="hu-HU"/>
+        </w:rPr>
+        <w:t xml:space="preserve"> int </w:t>
+      </w:r>
+      <w:proofErr w:type="spellStart"/>
+      <w:r>
+        <w:rPr>
+          <w:sz w:val="22"/>
+          <w:szCs w:val="22"/>
+          <w:lang w:val="hu-HU"/>
+        </w:rPr>
+        <w:t>cyc</w:t>
+      </w:r>
+      <w:proofErr w:type="spellEnd"/>
       <w:r>
         <w:rPr>
           <w:sz w:val="22"/>
@@ -3449,43 +5810,52 @@
         </w:rPr>
         <w:t>;</w:t>
       </w:r>
-      <w:r>
-        <w:rPr>
-          <w:sz w:val="22"/>
-          <w:szCs w:val="22"/>
-          <w:vertAlign w:val="superscript"/>
-        </w:rPr>
-        <w:t xml:space="preserve"> </w:t>
-      </w:r>
-      <w:hyperlink w:anchor="_Dr._Benesóczky_Zoltán-" w:history="1">
-        <w:r>
-          <w:rPr>
-            <w:rStyle w:val="Hiperhivatkozs"/>
-            <w:sz w:val="22"/>
-            <w:szCs w:val="22"/>
-            <w:vertAlign w:val="superscript"/>
-          </w:rPr>
-          <w:t>[F2]</w:t>
-        </w:r>
-      </w:hyperlink>
-    </w:p>
-    <w:p>
-      <w:pPr>
+    </w:p>
+    <w:p>
+      <w:pPr>
+        <w:pStyle w:val="Listaszerbekezds"/>
         <w:spacing w:line="280" w:lineRule="exact"/>
         <w:ind w:left="993"/>
-        <w:rPr>
-          <w:sz w:val="22"/>
-          <w:szCs w:val="22"/>
-          <w:lang w:val="hu-HU"/>
-        </w:rPr>
-      </w:pPr>
-      <w:r>
-        <w:rPr>
-          <w:sz w:val="22"/>
-          <w:szCs w:val="22"/>
-          <w:lang w:val="hu-HU"/>
-        </w:rPr>
-        <w:t>Kitölti üres karakterrel a kijelzőt, vagyis „kiüríti”.</w:t>
+        <w:jc w:val="both"/>
+        <w:rPr>
+          <w:sz w:val="22"/>
+          <w:szCs w:val="22"/>
+          <w:lang w:val="hu-HU"/>
+        </w:rPr>
+      </w:pPr>
+      <w:r>
+        <w:rPr>
+          <w:sz w:val="22"/>
+          <w:szCs w:val="22"/>
+          <w:lang w:val="hu-HU"/>
+        </w:rPr>
+        <w:t>A processzor „</w:t>
+      </w:r>
+      <w:proofErr w:type="spellStart"/>
+      <w:r>
+        <w:rPr>
+          <w:sz w:val="22"/>
+          <w:szCs w:val="22"/>
+          <w:lang w:val="hu-HU"/>
+        </w:rPr>
+        <w:t>cyc</w:t>
+      </w:r>
+      <w:proofErr w:type="spellEnd"/>
+      <w:r>
+        <w:rPr>
+          <w:sz w:val="22"/>
+          <w:szCs w:val="22"/>
+          <w:lang w:val="hu-HU"/>
+        </w:rPr>
+        <w:t>” ciklusig aktívan várakozik, időzítéseknél használatos, például a 7 szegmenses kijelzőnél.</w:t>
+      </w:r>
+      <w:r>
+        <w:rPr>
+          <w:sz w:val="22"/>
+          <w:szCs w:val="22"/>
+          <w:lang w:val="hu-HU"/>
+        </w:rPr>
+        <w:t xml:space="preserve"> Külön fájlban, hogy több fájlból is elérhető legyen.</w:t>
       </w:r>
     </w:p>
     <w:p>
@@ -3502,7 +5872,42 @@
           <w:sz w:val="22"/>
           <w:szCs w:val="22"/>
         </w:rPr>
-        <w:t>datatypes.h és datatypes.c</w:t>
+        <w:t>NukElk_uC_LPC845.c</w:t>
+      </w:r>
+    </w:p>
+    <w:p>
+      <w:pPr>
+        <w:ind w:left="567"/>
+        <w:jc w:val="both"/>
+        <w:rPr>
+          <w:lang w:val="hu-HU"/>
+        </w:rPr>
+      </w:pPr>
+      <w:r>
+        <w:rPr>
+          <w:lang w:val="hu-HU"/>
+        </w:rPr>
+        <w:t>A program fő alkotóeleme, itt található a fő ciklus, az abban végrehajtandó fő feladatok és az azt megelőző beállítások.</w:t>
+      </w:r>
+      <w:r>
+        <w:rPr>
+          <w:lang w:val="hu-HU"/>
+        </w:rPr>
+        <w:t xml:space="preserve"> Nem minden </w:t>
+      </w:r>
+      <w:proofErr w:type="spellStart"/>
+      <w:r>
+        <w:rPr>
+          <w:lang w:val="hu-HU"/>
+        </w:rPr>
+        <w:t>define</w:t>
+      </w:r>
+      <w:proofErr w:type="spellEnd"/>
+      <w:r>
+        <w:rPr>
+          <w:lang w:val="hu-HU"/>
+        </w:rPr>
+        <w:t xml:space="preserve"> és annak értéke kerül megemlítésre, tekintve, hogy a forráskód is mellékelésre kerül, abban beszédes, további kommentek olvashatók.</w:t>
       </w:r>
     </w:p>
     <w:p>
@@ -3515,94 +5920,470 @@
         <w:spacing w:line="280" w:lineRule="exact"/>
         <w:ind w:left="709" w:hanging="142"/>
         <w:rPr>
-          <w:sz w:val="22"/>
-          <w:szCs w:val="22"/>
-          <w:lang w:val="hu-HU"/>
-        </w:rPr>
-      </w:pPr>
-      <w:r>
-        <w:rPr>
-          <w:sz w:val="22"/>
-          <w:szCs w:val="22"/>
-          <w:lang w:val="hu-HU"/>
-        </w:rPr>
-        <w:t>void nop(unsigned int cyc)</w:t>
-      </w:r>
-      <w:r>
-        <w:rPr>
-          <w:sz w:val="22"/>
-          <w:szCs w:val="22"/>
-          <w:lang w:val="hu-HU"/>
-        </w:rPr>
-        <w:t>;</w:t>
-      </w:r>
-    </w:p>
-    <w:p>
-      <w:pPr>
-        <w:pStyle w:val="Listaszerbekezds"/>
+          <w:b/>
+          <w:bCs/>
+          <w:sz w:val="22"/>
+          <w:szCs w:val="22"/>
+          <w:lang w:val="hu-HU"/>
+        </w:rPr>
+      </w:pPr>
+      <w:r>
+        <w:rPr>
+          <w:b/>
+          <w:bCs/>
+          <w:sz w:val="22"/>
+          <w:szCs w:val="22"/>
+          <w:lang w:val="hu-HU"/>
+        </w:rPr>
+        <w:t>F</w:t>
+      </w:r>
+      <w:r>
+        <w:rPr>
+          <w:b/>
+          <w:bCs/>
+          <w:sz w:val="22"/>
+          <w:szCs w:val="22"/>
+          <w:lang w:val="hu-HU"/>
+        </w:rPr>
+        <w:t xml:space="preserve">ő </w:t>
+      </w:r>
+      <w:proofErr w:type="spellStart"/>
+      <w:r>
+        <w:rPr>
+          <w:b/>
+          <w:bCs/>
+          <w:sz w:val="22"/>
+          <w:szCs w:val="22"/>
+          <w:lang w:val="hu-HU"/>
+        </w:rPr>
+        <w:t>define</w:t>
+      </w:r>
+      <w:proofErr w:type="spellEnd"/>
+      <w:r>
+        <w:rPr>
+          <w:b/>
+          <w:bCs/>
+          <w:sz w:val="22"/>
+          <w:szCs w:val="22"/>
+          <w:lang w:val="hu-HU"/>
+        </w:rPr>
+        <w:t>-ok</w:t>
+      </w:r>
+      <w:r>
+        <w:rPr>
+          <w:b/>
+          <w:bCs/>
+          <w:sz w:val="22"/>
+          <w:szCs w:val="22"/>
+          <w:lang w:val="hu-HU"/>
+        </w:rPr>
+        <w:t>:</w:t>
+      </w:r>
+    </w:p>
+    <w:p>
+      <w:pPr>
+        <w:pStyle w:val="Listaszerbekezds"/>
+        <w:numPr>
+          <w:ilvl w:val="1"/>
+          <w:numId w:val="4"/>
+        </w:numPr>
         <w:spacing w:line="280" w:lineRule="exact"/>
-        <w:ind w:left="993"/>
-        <w:jc w:val="both"/>
-        <w:rPr>
-          <w:sz w:val="22"/>
-          <w:szCs w:val="22"/>
-          <w:lang w:val="hu-HU"/>
-        </w:rPr>
-      </w:pPr>
-      <w:r>
-        <w:rPr>
-          <w:sz w:val="22"/>
-          <w:szCs w:val="22"/>
-          <w:lang w:val="hu-HU"/>
-        </w:rPr>
-        <w:t>A processzor „cyc” ciklusig aktívan várakozik, időzítéseknél használatos, például a 7 szegmenses kijelzőnél.</w:t>
-      </w:r>
-      <w:r>
-        <w:rPr>
-          <w:sz w:val="22"/>
-          <w:szCs w:val="22"/>
-          <w:lang w:val="hu-HU"/>
-        </w:rPr>
-        <w:t xml:space="preserve"> Külön fájlban, hogy több fájlból is elérhető legyen.</w:t>
-      </w:r>
-    </w:p>
-    <w:p>
-      <w:pPr>
-        <w:pStyle w:val="Cmsor4"/>
+        <w:rPr>
+          <w:sz w:val="22"/>
+          <w:szCs w:val="22"/>
+          <w:lang w:val="hu-HU"/>
+        </w:rPr>
+      </w:pPr>
+      <w:r>
+        <w:rPr>
+          <w:sz w:val="22"/>
+          <w:szCs w:val="22"/>
+          <w:lang w:val="hu-HU"/>
+        </w:rPr>
+        <w:t xml:space="preserve">SYSTICK </w:t>
+      </w:r>
+      <w:proofErr w:type="spellStart"/>
+      <w:r>
+        <w:rPr>
+          <w:sz w:val="22"/>
+          <w:szCs w:val="22"/>
+          <w:lang w:val="hu-HU"/>
+        </w:rPr>
+        <w:t>SysTick_Config</w:t>
+      </w:r>
+      <w:proofErr w:type="spellEnd"/>
+      <w:r>
+        <w:rPr>
+          <w:sz w:val="22"/>
+          <w:szCs w:val="22"/>
+          <w:lang w:val="hu-HU"/>
+        </w:rPr>
+        <w:t>(</w:t>
+      </w:r>
+      <w:proofErr w:type="spellStart"/>
+      <w:r>
+        <w:rPr>
+          <w:sz w:val="22"/>
+          <w:szCs w:val="22"/>
+          <w:lang w:val="hu-HU"/>
+        </w:rPr>
+        <w:t>SystemCoreClock</w:t>
+      </w:r>
+      <w:proofErr w:type="spellEnd"/>
+      <w:r>
+        <w:rPr>
+          <w:sz w:val="22"/>
+          <w:szCs w:val="22"/>
+          <w:lang w:val="hu-HU"/>
+        </w:rPr>
+        <w:t xml:space="preserve"> / 1000U);</w:t>
+      </w:r>
+    </w:p>
+    <w:p>
+      <w:pPr>
+        <w:pStyle w:val="Listaszerbekezds"/>
         <w:spacing w:line="280" w:lineRule="exact"/>
-        <w:rPr>
-          <w:sz w:val="22"/>
-          <w:szCs w:val="22"/>
-        </w:rPr>
-      </w:pPr>
-      <w:r>
-        <w:rPr>
-          <w:sz w:val="22"/>
-          <w:szCs w:val="22"/>
-        </w:rPr>
-        <w:t>NukElk_uC_LPC845.c</w:t>
-      </w:r>
-    </w:p>
-    <w:p>
-      <w:pPr>
-        <w:ind w:left="567"/>
-        <w:jc w:val="both"/>
-        <w:rPr>
-          <w:lang w:val="hu-HU"/>
-        </w:rPr>
-      </w:pPr>
-      <w:r>
-        <w:rPr>
-          <w:lang w:val="hu-HU"/>
-        </w:rPr>
-        <w:t>A program fő alkotóeleme, itt található a fő ciklus, az abban végrehajtandó fő feladatok és az azt megelőző beállítások.</w:t>
-      </w:r>
-      <w:r>
-        <w:rPr>
-          <w:lang w:val="hu-HU"/>
-        </w:rPr>
-        <w:t xml:space="preserve"> Nem minden define és annak értéke kerül megemlítésre, tekintve, hogy a forráskód is mellékelésre kerül, abban beszédes, további kommentek olvashatók.</w:t>
-      </w:r>
+        <w:ind w:left="1440"/>
+        <w:rPr>
+          <w:sz w:val="22"/>
+          <w:szCs w:val="22"/>
+          <w:lang w:val="hu-HU"/>
+        </w:rPr>
+      </w:pPr>
+      <w:r>
+        <w:rPr>
+          <w:sz w:val="22"/>
+          <w:szCs w:val="22"/>
+          <w:lang w:val="hu-HU"/>
+        </w:rPr>
+        <w:t xml:space="preserve">A mikrokontrollerbe beépített </w:t>
+      </w:r>
+      <w:r>
+        <w:rPr>
+          <w:sz w:val="22"/>
+          <w:szCs w:val="22"/>
+          <w:lang w:val="hu-HU"/>
+        </w:rPr>
+        <w:t>megszakítás</w:t>
+      </w:r>
+      <w:r>
+        <w:rPr>
+          <w:sz w:val="22"/>
+          <w:szCs w:val="22"/>
+          <w:lang w:val="hu-HU"/>
+        </w:rPr>
+        <w:t xml:space="preserve">-generáló függvény. Argumentumával beállítható, hogy hány ciklusonként </w:t>
+      </w:r>
+      <w:proofErr w:type="spellStart"/>
+      <w:r>
+        <w:rPr>
+          <w:sz w:val="22"/>
+          <w:szCs w:val="22"/>
+          <w:lang w:val="hu-HU"/>
+        </w:rPr>
+        <w:t>hívódjon</w:t>
+      </w:r>
+      <w:proofErr w:type="spellEnd"/>
+      <w:r>
+        <w:rPr>
+          <w:sz w:val="22"/>
+          <w:szCs w:val="22"/>
+          <w:lang w:val="hu-HU"/>
+        </w:rPr>
+        <w:t xml:space="preserve"> meg a </w:t>
+      </w:r>
+      <w:proofErr w:type="spellStart"/>
+      <w:r>
+        <w:rPr>
+          <w:sz w:val="22"/>
+          <w:szCs w:val="22"/>
+          <w:lang w:val="hu-HU"/>
+        </w:rPr>
+        <w:t>void</w:t>
+      </w:r>
+      <w:proofErr w:type="spellEnd"/>
+      <w:r>
+        <w:rPr>
+          <w:sz w:val="22"/>
+          <w:szCs w:val="22"/>
+          <w:lang w:val="hu-HU"/>
+        </w:rPr>
+        <w:t xml:space="preserve"> </w:t>
+      </w:r>
+      <w:proofErr w:type="spellStart"/>
+      <w:r>
+        <w:rPr>
+          <w:sz w:val="22"/>
+          <w:szCs w:val="22"/>
+          <w:lang w:val="hu-HU"/>
+        </w:rPr>
+        <w:t>SysTick_Handler</w:t>
+      </w:r>
+      <w:proofErr w:type="spellEnd"/>
+      <w:r>
+        <w:rPr>
+          <w:sz w:val="22"/>
+          <w:szCs w:val="22"/>
+          <w:lang w:val="hu-HU"/>
+        </w:rPr>
+        <w:t>(</w:t>
+      </w:r>
+      <w:proofErr w:type="spellStart"/>
+      <w:r>
+        <w:rPr>
+          <w:sz w:val="22"/>
+          <w:szCs w:val="22"/>
+          <w:lang w:val="hu-HU"/>
+        </w:rPr>
+        <w:t>void</w:t>
+      </w:r>
+      <w:proofErr w:type="spellEnd"/>
+      <w:r>
+        <w:rPr>
+          <w:sz w:val="22"/>
+          <w:szCs w:val="22"/>
+          <w:lang w:val="hu-HU"/>
+        </w:rPr>
+        <w:t>).</w:t>
+      </w:r>
+    </w:p>
+    <w:p>
+      <w:pPr>
+        <w:pStyle w:val="Listaszerbekezds"/>
+        <w:numPr>
+          <w:ilvl w:val="1"/>
+          <w:numId w:val="4"/>
+        </w:numPr>
+        <w:spacing w:line="280" w:lineRule="exact"/>
+        <w:rPr>
+          <w:sz w:val="22"/>
+          <w:szCs w:val="22"/>
+          <w:lang w:val="hu-HU"/>
+        </w:rPr>
+      </w:pPr>
+      <w:r>
+        <w:rPr>
+          <w:sz w:val="22"/>
+          <w:szCs w:val="22"/>
+          <w:lang w:val="hu-HU"/>
+        </w:rPr>
+        <w:t>USART be</w:t>
+      </w:r>
+      <w:r>
+        <w:rPr>
+          <w:sz w:val="22"/>
+          <w:szCs w:val="22"/>
+          <w:lang w:val="hu-HU"/>
+        </w:rPr>
+        <w:t>-</w:t>
+      </w:r>
+      <w:r>
+        <w:rPr>
+          <w:sz w:val="22"/>
+          <w:szCs w:val="22"/>
+          <w:lang w:val="hu-HU"/>
+        </w:rPr>
+        <w:t>, speciális</w:t>
+      </w:r>
+      <w:r>
+        <w:rPr>
+          <w:sz w:val="22"/>
+          <w:szCs w:val="22"/>
+          <w:lang w:val="hu-HU"/>
+        </w:rPr>
+        <w:t>-</w:t>
+      </w:r>
+      <w:r>
+        <w:rPr>
+          <w:sz w:val="22"/>
+          <w:szCs w:val="22"/>
+          <w:lang w:val="hu-HU"/>
+        </w:rPr>
+        <w:t xml:space="preserve"> és kimeneti tároló</w:t>
+      </w:r>
+      <w:r>
+        <w:rPr>
+          <w:sz w:val="22"/>
+          <w:szCs w:val="22"/>
+          <w:lang w:val="hu-HU"/>
+        </w:rPr>
+        <w:t xml:space="preserve"> </w:t>
+      </w:r>
+      <w:r>
+        <w:rPr>
+          <w:sz w:val="22"/>
+          <w:szCs w:val="22"/>
+          <w:lang w:val="hu-HU"/>
+        </w:rPr>
+        <w:t>hossza</w:t>
+      </w:r>
+    </w:p>
+    <w:p>
+      <w:pPr>
+        <w:pStyle w:val="Listaszerbekezds"/>
+        <w:numPr>
+          <w:ilvl w:val="1"/>
+          <w:numId w:val="4"/>
+        </w:numPr>
+        <w:spacing w:line="280" w:lineRule="exact"/>
+        <w:rPr>
+          <w:sz w:val="22"/>
+          <w:szCs w:val="22"/>
+          <w:lang w:val="hu-HU"/>
+        </w:rPr>
+      </w:pPr>
+      <w:r>
+        <w:rPr>
+          <w:sz w:val="22"/>
+          <w:szCs w:val="22"/>
+          <w:lang w:val="hu-HU"/>
+        </w:rPr>
+        <w:t>Alapértelmezett értékek a paramétereknek</w:t>
+      </w:r>
+    </w:p>
+    <w:p>
+      <w:pPr>
+        <w:pStyle w:val="Listaszerbekezds"/>
+        <w:numPr>
+          <w:ilvl w:val="1"/>
+          <w:numId w:val="4"/>
+        </w:numPr>
+        <w:spacing w:line="280" w:lineRule="exact"/>
+        <w:rPr>
+          <w:sz w:val="22"/>
+          <w:szCs w:val="22"/>
+          <w:lang w:val="hu-HU"/>
+        </w:rPr>
+      </w:pPr>
+      <w:proofErr w:type="spellStart"/>
+      <w:r>
+        <w:rPr>
+          <w:sz w:val="22"/>
+          <w:szCs w:val="22"/>
+          <w:lang w:val="hu-HU"/>
+        </w:rPr>
+        <w:t>SysTick</w:t>
+      </w:r>
+      <w:proofErr w:type="spellEnd"/>
+      <w:r>
+        <w:rPr>
+          <w:sz w:val="22"/>
+          <w:szCs w:val="22"/>
+          <w:lang w:val="hu-HU"/>
+        </w:rPr>
+        <w:t xml:space="preserve"> megszakítás</w:t>
+      </w:r>
+      <w:r>
+        <w:rPr>
+          <w:sz w:val="22"/>
+          <w:szCs w:val="22"/>
+          <w:lang w:val="hu-HU"/>
+        </w:rPr>
+        <w:t xml:space="preserve">ok beállítása, ami magában foglalja, hogy hány </w:t>
+      </w:r>
+      <w:proofErr w:type="spellStart"/>
+      <w:r>
+        <w:rPr>
+          <w:sz w:val="22"/>
+          <w:szCs w:val="22"/>
+          <w:lang w:val="hu-HU"/>
+        </w:rPr>
+        <w:t>millisecondonként</w:t>
+      </w:r>
+      <w:proofErr w:type="spellEnd"/>
+      <w:r>
+        <w:rPr>
+          <w:sz w:val="22"/>
+          <w:szCs w:val="22"/>
+          <w:lang w:val="hu-HU"/>
+        </w:rPr>
+        <w:t xml:space="preserve"> fusson le a fő ciklus</w:t>
+      </w:r>
+      <w:r>
+        <w:rPr>
+          <w:sz w:val="22"/>
+          <w:szCs w:val="22"/>
+          <w:lang w:val="hu-HU"/>
+        </w:rPr>
+        <w:t xml:space="preserve"> és az </w:t>
+      </w:r>
+      <w:proofErr w:type="spellStart"/>
+      <w:r>
+        <w:rPr>
+          <w:sz w:val="22"/>
+          <w:szCs w:val="22"/>
+          <w:lang w:val="hu-HU"/>
+        </w:rPr>
+        <w:t>usart</w:t>
+      </w:r>
+      <w:proofErr w:type="spellEnd"/>
+      <w:r>
+        <w:rPr>
+          <w:sz w:val="22"/>
+          <w:szCs w:val="22"/>
+          <w:lang w:val="hu-HU"/>
+        </w:rPr>
+        <w:t xml:space="preserve"> mennyi időnként kerüljön ellenőrzésre.</w:t>
+      </w:r>
+    </w:p>
+    <w:p>
+      <w:pPr>
+        <w:pStyle w:val="Listaszerbekezds"/>
+        <w:numPr>
+          <w:ilvl w:val="1"/>
+          <w:numId w:val="4"/>
+        </w:numPr>
+        <w:spacing w:line="280" w:lineRule="exact"/>
+        <w:rPr>
+          <w:sz w:val="22"/>
+          <w:szCs w:val="22"/>
+          <w:lang w:val="hu-HU"/>
+        </w:rPr>
+      </w:pPr>
+      <w:proofErr w:type="spellStart"/>
+      <w:r>
+        <w:rPr>
+          <w:sz w:val="22"/>
+          <w:szCs w:val="22"/>
+          <w:lang w:val="hu-HU"/>
+        </w:rPr>
+        <w:t>Typed</w:t>
+      </w:r>
+      <w:r>
+        <w:rPr>
+          <w:sz w:val="22"/>
+          <w:szCs w:val="22"/>
+          <w:lang w:val="hu-HU"/>
+        </w:rPr>
+        <w:t>e</w:t>
+      </w:r>
+      <w:r>
+        <w:rPr>
+          <w:sz w:val="22"/>
+          <w:szCs w:val="22"/>
+          <w:lang w:val="hu-HU"/>
+        </w:rPr>
+        <w:t>f</w:t>
+      </w:r>
+      <w:proofErr w:type="spellEnd"/>
+      <w:r>
+        <w:rPr>
+          <w:sz w:val="22"/>
+          <w:szCs w:val="22"/>
+          <w:lang w:val="hu-HU"/>
+        </w:rPr>
+        <w:t xml:space="preserve"> a paraméterek nevére</w:t>
+      </w:r>
+    </w:p>
+    <w:p>
+      <w:pPr>
+        <w:spacing w:line="280" w:lineRule="exact"/>
+        <w:rPr>
+          <w:sz w:val="22"/>
+          <w:szCs w:val="22"/>
+          <w:lang w:val="hu-HU"/>
+        </w:rPr>
+      </w:pPr>
     </w:p>
     <w:p>
       <w:pPr>
@@ -3621,6 +6402,7 @@
           <w:lang w:val="hu-HU"/>
         </w:rPr>
       </w:pPr>
+      <w:proofErr w:type="spellStart"/>
       <w:r>
         <w:rPr>
           <w:b/>
@@ -3629,7 +6411,8 @@
           <w:szCs w:val="22"/>
           <w:lang w:val="hu-HU"/>
         </w:rPr>
-        <w:t>F</w:t>
+        <w:lastRenderedPageBreak/>
+        <w:t>V</w:t>
       </w:r>
       <w:r>
         <w:rPr>
@@ -3639,8 +6422,9 @@
           <w:szCs w:val="22"/>
           <w:lang w:val="hu-HU"/>
         </w:rPr>
-        <w:t xml:space="preserve">ő </w:t>
-      </w:r>
+        <w:t>olatile</w:t>
+      </w:r>
+      <w:proofErr w:type="spellEnd"/>
       <w:r>
         <w:rPr>
           <w:b/>
@@ -3649,7 +6433,7 @@
           <w:szCs w:val="22"/>
           <w:lang w:val="hu-HU"/>
         </w:rPr>
-        <w:t>define</w:t>
+        <w:t xml:space="preserve"> változók</w:t>
       </w:r>
       <w:r>
         <w:rPr>
@@ -3659,8 +6443,20 @@
           <w:szCs w:val="22"/>
           <w:lang w:val="hu-HU"/>
         </w:rPr>
-        <w:t>-ok</w:t>
-      </w:r>
+        <w:t xml:space="preserve"> és alapértékeik/</w:t>
+      </w:r>
+      <w:proofErr w:type="spellStart"/>
+      <w:r>
+        <w:rPr>
+          <w:b/>
+          <w:bCs/>
+          <w:sz w:val="22"/>
+          <w:szCs w:val="22"/>
+          <w:lang w:val="hu-HU"/>
+        </w:rPr>
+        <w:t>méréteik</w:t>
+      </w:r>
+      <w:proofErr w:type="spellEnd"/>
       <w:r>
         <w:rPr>
           <w:b/>
@@ -3692,7 +6488,25 @@
           <w:szCs w:val="22"/>
           <w:lang w:val="hu-HU"/>
         </w:rPr>
-        <w:t>SYSTICK SysTick_Config(SystemCoreClock / 1000U);</w:t>
+        <w:t xml:space="preserve">uint32_t </w:t>
+      </w:r>
+      <w:proofErr w:type="spellStart"/>
+      <w:r>
+        <w:rPr>
+          <w:sz w:val="22"/>
+          <w:szCs w:val="22"/>
+          <w:lang w:val="hu-HU"/>
+        </w:rPr>
+        <w:t>vars</w:t>
+      </w:r>
+      <w:proofErr w:type="spellEnd"/>
+      <w:r>
+        <w:rPr>
+          <w:sz w:val="22"/>
+          <w:szCs w:val="22"/>
+          <w:lang w:val="hu-HU"/>
+        </w:rPr>
+        <w:t>[10];</w:t>
       </w:r>
     </w:p>
     <w:p>
@@ -3712,23 +6526,15 @@
           <w:szCs w:val="22"/>
           <w:lang w:val="hu-HU"/>
         </w:rPr>
-        <w:t xml:space="preserve">A mikrokontrollerbe beépített </w:t>
-      </w:r>
-      <w:r>
-        <w:rPr>
-          <w:sz w:val="22"/>
-          <w:szCs w:val="22"/>
-          <w:lang w:val="hu-HU"/>
-        </w:rPr>
-        <w:t>megszakítás</w:t>
-      </w:r>
-      <w:r>
-        <w:rPr>
-          <w:sz w:val="22"/>
-          <w:szCs w:val="22"/>
-          <w:lang w:val="hu-HU"/>
-        </w:rPr>
-        <w:t>-generáló függvény. Argumentumával beállítható, hogy hány ciklusonként hívódjon meg a void SysTick_Handler(void).</w:t>
+        <w:t>A paraméterek tárolására szolgáló tömb</w:t>
+      </w:r>
+      <w:r>
+        <w:rPr>
+          <w:sz w:val="22"/>
+          <w:szCs w:val="22"/>
+          <w:lang w:val="hu-HU"/>
+        </w:rPr>
+        <w:t>.</w:t>
       </w:r>
     </w:p>
     <w:p>
@@ -3751,307 +6557,25 @@
           <w:szCs w:val="22"/>
           <w:lang w:val="hu-HU"/>
         </w:rPr>
-        <w:t>USART be</w:t>
-      </w:r>
-      <w:r>
-        <w:rPr>
-          <w:sz w:val="22"/>
-          <w:szCs w:val="22"/>
-          <w:lang w:val="hu-HU"/>
-        </w:rPr>
-        <w:t>-</w:t>
-      </w:r>
-      <w:r>
-        <w:rPr>
-          <w:sz w:val="22"/>
-          <w:szCs w:val="22"/>
-          <w:lang w:val="hu-HU"/>
-        </w:rPr>
-        <w:t>, speciális</w:t>
-      </w:r>
-      <w:r>
-        <w:rPr>
-          <w:sz w:val="22"/>
-          <w:szCs w:val="22"/>
-          <w:lang w:val="hu-HU"/>
-        </w:rPr>
-        <w:t>-</w:t>
-      </w:r>
-      <w:r>
-        <w:rPr>
-          <w:sz w:val="22"/>
-          <w:szCs w:val="22"/>
-          <w:lang w:val="hu-HU"/>
-        </w:rPr>
-        <w:t xml:space="preserve"> és kimeneti tároló</w:t>
-      </w:r>
-      <w:r>
-        <w:rPr>
-          <w:sz w:val="22"/>
-          <w:szCs w:val="22"/>
-          <w:lang w:val="hu-HU"/>
-        </w:rPr>
-        <w:t xml:space="preserve"> </w:t>
-      </w:r>
-      <w:r>
-        <w:rPr>
-          <w:sz w:val="22"/>
-          <w:szCs w:val="22"/>
-          <w:lang w:val="hu-HU"/>
-        </w:rPr>
-        <w:t>hossza</w:t>
-      </w:r>
-    </w:p>
-    <w:p>
-      <w:pPr>
-        <w:pStyle w:val="Listaszerbekezds"/>
-        <w:numPr>
-          <w:ilvl w:val="1"/>
-          <w:numId w:val="4"/>
-        </w:numPr>
-        <w:spacing w:line="280" w:lineRule="exact"/>
-        <w:rPr>
-          <w:sz w:val="22"/>
-          <w:szCs w:val="22"/>
-          <w:lang w:val="hu-HU"/>
-        </w:rPr>
-      </w:pPr>
-      <w:r>
-        <w:rPr>
-          <w:sz w:val="22"/>
-          <w:szCs w:val="22"/>
-          <w:lang w:val="hu-HU"/>
-        </w:rPr>
-        <w:t>Alapértelmezett értékek a paramétereknek</w:t>
-      </w:r>
-    </w:p>
-    <w:p>
-      <w:pPr>
-        <w:pStyle w:val="Listaszerbekezds"/>
-        <w:numPr>
-          <w:ilvl w:val="1"/>
-          <w:numId w:val="4"/>
-        </w:numPr>
-        <w:spacing w:line="280" w:lineRule="exact"/>
-        <w:rPr>
-          <w:sz w:val="22"/>
-          <w:szCs w:val="22"/>
-          <w:lang w:val="hu-HU"/>
-        </w:rPr>
-      </w:pPr>
-      <w:r>
-        <w:rPr>
-          <w:sz w:val="22"/>
-          <w:szCs w:val="22"/>
-          <w:lang w:val="hu-HU"/>
-        </w:rPr>
-        <w:t>SysTick megszakítás</w:t>
-      </w:r>
-      <w:r>
-        <w:rPr>
-          <w:sz w:val="22"/>
-          <w:szCs w:val="22"/>
-          <w:lang w:val="hu-HU"/>
-        </w:rPr>
-        <w:t>ok beállítása, ami magában foglalja, hogy hány millisecondonként fusson le a fő ciklus</w:t>
-      </w:r>
-      <w:r>
-        <w:rPr>
-          <w:sz w:val="22"/>
-          <w:szCs w:val="22"/>
-          <w:lang w:val="hu-HU"/>
-        </w:rPr>
-        <w:t xml:space="preserve"> és az usart</w:t>
-      </w:r>
-      <w:r>
-        <w:rPr>
-          <w:sz w:val="22"/>
-          <w:szCs w:val="22"/>
-          <w:lang w:val="hu-HU"/>
-        </w:rPr>
-        <w:t xml:space="preserve"> mennyi időnként kerüljön ellenőrzésre.</w:t>
-      </w:r>
-    </w:p>
-    <w:p>
-      <w:pPr>
-        <w:pStyle w:val="Listaszerbekezds"/>
-        <w:numPr>
-          <w:ilvl w:val="1"/>
-          <w:numId w:val="4"/>
-        </w:numPr>
-        <w:spacing w:line="280" w:lineRule="exact"/>
-        <w:rPr>
-          <w:sz w:val="22"/>
-          <w:szCs w:val="22"/>
-          <w:lang w:val="hu-HU"/>
-        </w:rPr>
-      </w:pPr>
-      <w:r>
-        <w:rPr>
-          <w:sz w:val="22"/>
-          <w:szCs w:val="22"/>
-          <w:lang w:val="hu-HU"/>
-        </w:rPr>
-        <w:t>Typed</w:t>
-      </w:r>
-      <w:r>
-        <w:rPr>
-          <w:sz w:val="22"/>
-          <w:szCs w:val="22"/>
-          <w:lang w:val="hu-HU"/>
-        </w:rPr>
-        <w:t>e</w:t>
-      </w:r>
-      <w:r>
-        <w:rPr>
-          <w:sz w:val="22"/>
-          <w:szCs w:val="22"/>
-          <w:lang w:val="hu-HU"/>
-        </w:rPr>
-        <w:t>f a paraméterek nevére</w:t>
-      </w:r>
-    </w:p>
-    <w:p>
-      <w:pPr>
-        <w:spacing w:line="280" w:lineRule="exact"/>
-        <w:rPr>
-          <w:sz w:val="22"/>
-          <w:szCs w:val="22"/>
-          <w:lang w:val="hu-HU"/>
-        </w:rPr>
-      </w:pPr>
-    </w:p>
-    <w:p>
-      <w:pPr>
-        <w:pStyle w:val="Listaszerbekezds"/>
-        <w:numPr>
-          <w:ilvl w:val="0"/>
-          <w:numId w:val="4"/>
-        </w:numPr>
-        <w:spacing w:line="280" w:lineRule="exact"/>
-        <w:ind w:left="709" w:hanging="142"/>
-        <w:rPr>
-          <w:b/>
-          <w:bCs/>
-          <w:sz w:val="22"/>
-          <w:szCs w:val="22"/>
-          <w:lang w:val="hu-HU"/>
-        </w:rPr>
-      </w:pPr>
-      <w:r>
-        <w:rPr>
-          <w:b/>
-          <w:bCs/>
-          <w:sz w:val="22"/>
-          <w:szCs w:val="22"/>
-          <w:lang w:val="hu-HU"/>
-        </w:rPr>
-        <w:lastRenderedPageBreak/>
-        <w:t>V</w:t>
-      </w:r>
-      <w:r>
-        <w:rPr>
-          <w:b/>
-          <w:bCs/>
-          <w:sz w:val="22"/>
-          <w:szCs w:val="22"/>
-          <w:lang w:val="hu-HU"/>
-        </w:rPr>
-        <w:t>olatile változók</w:t>
-      </w:r>
-      <w:r>
-        <w:rPr>
-          <w:b/>
-          <w:bCs/>
-          <w:sz w:val="22"/>
-          <w:szCs w:val="22"/>
-          <w:lang w:val="hu-HU"/>
-        </w:rPr>
-        <w:t xml:space="preserve"> és alapértékeik/méréteik</w:t>
-      </w:r>
-      <w:r>
-        <w:rPr>
-          <w:b/>
-          <w:bCs/>
-          <w:sz w:val="22"/>
-          <w:szCs w:val="22"/>
-          <w:lang w:val="hu-HU"/>
-        </w:rPr>
-        <w:t>:</w:t>
-      </w:r>
-    </w:p>
-    <w:p>
-      <w:pPr>
-        <w:pStyle w:val="Listaszerbekezds"/>
-        <w:numPr>
-          <w:ilvl w:val="1"/>
-          <w:numId w:val="4"/>
-        </w:numPr>
-        <w:spacing w:line="280" w:lineRule="exact"/>
-        <w:rPr>
-          <w:sz w:val="22"/>
-          <w:szCs w:val="22"/>
-          <w:lang w:val="hu-HU"/>
-        </w:rPr>
-      </w:pPr>
-      <w:r>
-        <w:rPr>
-          <w:sz w:val="22"/>
-          <w:szCs w:val="22"/>
-          <w:lang w:val="hu-HU"/>
-        </w:rPr>
-        <w:t>uint32_t vars[10];</w:t>
-      </w:r>
-    </w:p>
-    <w:p>
-      <w:pPr>
-        <w:pStyle w:val="Listaszerbekezds"/>
-        <w:spacing w:line="280" w:lineRule="exact"/>
-        <w:ind w:left="1440"/>
-        <w:rPr>
-          <w:sz w:val="22"/>
-          <w:szCs w:val="22"/>
-          <w:lang w:val="hu-HU"/>
-        </w:rPr>
-      </w:pPr>
-      <w:r>
-        <w:rPr>
-          <w:sz w:val="22"/>
-          <w:szCs w:val="22"/>
-          <w:lang w:val="hu-HU"/>
-        </w:rPr>
-        <w:t>A paraméterek tárolására szolgáló tömb</w:t>
-      </w:r>
-      <w:r>
-        <w:rPr>
-          <w:sz w:val="22"/>
-          <w:szCs w:val="22"/>
-          <w:lang w:val="hu-HU"/>
-        </w:rPr>
-        <w:t>.</w:t>
-      </w:r>
-    </w:p>
-    <w:p>
-      <w:pPr>
-        <w:pStyle w:val="Listaszerbekezds"/>
-        <w:numPr>
-          <w:ilvl w:val="1"/>
-          <w:numId w:val="4"/>
-        </w:numPr>
-        <w:spacing w:line="280" w:lineRule="exact"/>
-        <w:rPr>
-          <w:sz w:val="22"/>
-          <w:szCs w:val="22"/>
-          <w:lang w:val="hu-HU"/>
-        </w:rPr>
-      </w:pPr>
-      <w:r>
-        <w:rPr>
-          <w:sz w:val="22"/>
-          <w:szCs w:val="22"/>
-          <w:lang w:val="hu-HU"/>
-        </w:rPr>
-        <w:t>uint8_t en_reg = 0b01011110</w:t>
+        <w:t xml:space="preserve">uint8_t </w:t>
+      </w:r>
+      <w:proofErr w:type="spellStart"/>
+      <w:r>
+        <w:rPr>
+          <w:sz w:val="22"/>
+          <w:szCs w:val="22"/>
+          <w:lang w:val="hu-HU"/>
+        </w:rPr>
+        <w:t>en_reg</w:t>
+      </w:r>
+      <w:proofErr w:type="spellEnd"/>
+      <w:r>
+        <w:rPr>
+          <w:sz w:val="22"/>
+          <w:szCs w:val="22"/>
+          <w:lang w:val="hu-HU"/>
+        </w:rPr>
+        <w:t xml:space="preserve"> = 0b01011110</w:t>
       </w:r>
     </w:p>
     <w:p>
@@ -4118,8 +6642,18 @@
           <w:szCs w:val="22"/>
           <w:lang w:val="hu-HU"/>
         </w:rPr>
-        <w:t>* 0x01: cps</w:t>
-      </w:r>
+        <w:t xml:space="preserve">* 0x01: </w:t>
+      </w:r>
+      <w:proofErr w:type="spellStart"/>
+      <w:r>
+        <w:rPr>
+          <w:sz w:val="22"/>
+          <w:szCs w:val="22"/>
+          <w:lang w:val="hu-HU"/>
+        </w:rPr>
+        <w:t>cps</w:t>
+      </w:r>
+      <w:proofErr w:type="spellEnd"/>
       <w:r>
         <w:rPr>
           <w:sz w:val="22"/>
@@ -4174,7 +6708,25 @@
           <w:szCs w:val="22"/>
           <w:lang w:val="hu-HU"/>
         </w:rPr>
-        <w:t xml:space="preserve"> * 0x04: Oled </w:t>
+        <w:t xml:space="preserve"> * 0x04: </w:t>
+      </w:r>
+      <w:proofErr w:type="spellStart"/>
+      <w:r>
+        <w:rPr>
+          <w:sz w:val="22"/>
+          <w:szCs w:val="22"/>
+          <w:lang w:val="hu-HU"/>
+        </w:rPr>
+        <w:t>Oled</w:t>
+      </w:r>
+      <w:proofErr w:type="spellEnd"/>
+      <w:r>
+        <w:rPr>
+          <w:sz w:val="22"/>
+          <w:szCs w:val="22"/>
+          <w:lang w:val="hu-HU"/>
+        </w:rPr>
+        <w:t xml:space="preserve"> </w:t>
       </w:r>
       <w:r>
         <w:rPr>
@@ -4382,8 +6934,18 @@
           <w:szCs w:val="22"/>
           <w:lang w:val="hu-HU"/>
         </w:rPr>
-        <w:t>matek ki és bekapcs</w:t>
-      </w:r>
+        <w:t xml:space="preserve">matek ki és </w:t>
+      </w:r>
+      <w:proofErr w:type="spellStart"/>
+      <w:r>
+        <w:rPr>
+          <w:sz w:val="22"/>
+          <w:szCs w:val="22"/>
+          <w:lang w:val="hu-HU"/>
+        </w:rPr>
+        <w:t>bekapcs</w:t>
+      </w:r>
+      <w:proofErr w:type="spellEnd"/>
     </w:p>
     <w:p>
       <w:pPr>
@@ -4455,7 +7017,25 @@
           <w:szCs w:val="22"/>
           <w:lang w:val="hu-HU"/>
         </w:rPr>
-        <w:t>uint8_t err = 0;</w:t>
+        <w:t xml:space="preserve">uint8_t </w:t>
+      </w:r>
+      <w:proofErr w:type="spellStart"/>
+      <w:r>
+        <w:rPr>
+          <w:sz w:val="22"/>
+          <w:szCs w:val="22"/>
+          <w:lang w:val="hu-HU"/>
+        </w:rPr>
+        <w:t>err</w:t>
+      </w:r>
+      <w:proofErr w:type="spellEnd"/>
+      <w:r>
+        <w:rPr>
+          <w:sz w:val="22"/>
+          <w:szCs w:val="22"/>
+          <w:lang w:val="hu-HU"/>
+        </w:rPr>
+        <w:t xml:space="preserve"> = 0;</w:t>
       </w:r>
     </w:p>
     <w:p>
@@ -4498,7 +7078,25 @@
           <w:szCs w:val="22"/>
           <w:lang w:val="hu-HU"/>
         </w:rPr>
-        <w:t>uint8_t signal = 0;</w:t>
+        <w:t xml:space="preserve">uint8_t </w:t>
+      </w:r>
+      <w:proofErr w:type="spellStart"/>
+      <w:r>
+        <w:rPr>
+          <w:sz w:val="22"/>
+          <w:szCs w:val="22"/>
+          <w:lang w:val="hu-HU"/>
+        </w:rPr>
+        <w:t>signal</w:t>
+      </w:r>
+      <w:proofErr w:type="spellEnd"/>
+      <w:r>
+        <w:rPr>
+          <w:sz w:val="22"/>
+          <w:szCs w:val="22"/>
+          <w:lang w:val="hu-HU"/>
+        </w:rPr>
+        <w:t xml:space="preserve"> = 0;</w:t>
       </w:r>
     </w:p>
     <w:p>
@@ -4518,7 +7116,43 @@
           <w:szCs w:val="22"/>
           <w:lang w:val="hu-HU"/>
         </w:rPr>
-        <w:t>Szemafor a vars[cps] (vagyis a beütések számának) kiolvasásához, hogyha foglalt, nem szabad kiolvasni. A beíró függvény mindig megkapja viszont</w:t>
+        <w:t xml:space="preserve">Szemafor a </w:t>
+      </w:r>
+      <w:proofErr w:type="spellStart"/>
+      <w:r>
+        <w:rPr>
+          <w:sz w:val="22"/>
+          <w:szCs w:val="22"/>
+          <w:lang w:val="hu-HU"/>
+        </w:rPr>
+        <w:t>vars</w:t>
+      </w:r>
+      <w:proofErr w:type="spellEnd"/>
+      <w:r>
+        <w:rPr>
+          <w:sz w:val="22"/>
+          <w:szCs w:val="22"/>
+          <w:lang w:val="hu-HU"/>
+        </w:rPr>
+        <w:t>[</w:t>
+      </w:r>
+      <w:proofErr w:type="spellStart"/>
+      <w:r>
+        <w:rPr>
+          <w:sz w:val="22"/>
+          <w:szCs w:val="22"/>
+          <w:lang w:val="hu-HU"/>
+        </w:rPr>
+        <w:t>cps</w:t>
+      </w:r>
+      <w:proofErr w:type="spellEnd"/>
+      <w:r>
+        <w:rPr>
+          <w:sz w:val="22"/>
+          <w:szCs w:val="22"/>
+          <w:lang w:val="hu-HU"/>
+        </w:rPr>
+        <w:t>] (vagyis a beütések számának) kiolvasásához, hogyha foglalt, nem szabad kiolvasni. A beíró függvény mindig megkapja viszont</w:t>
       </w:r>
       <w:r>
         <w:rPr>
@@ -4571,13 +7205,41 @@
           <w:lang w:val="hu-HU"/>
         </w:rPr>
       </w:pPr>
-      <w:r>
-        <w:rPr>
-          <w:sz w:val="22"/>
-          <w:szCs w:val="22"/>
-          <w:lang w:val="hu-HU"/>
-        </w:rPr>
-        <w:t>void MRT0_IRQHANDLER(void)</w:t>
+      <w:proofErr w:type="spellStart"/>
+      <w:r>
+        <w:rPr>
+          <w:sz w:val="22"/>
+          <w:szCs w:val="22"/>
+          <w:lang w:val="hu-HU"/>
+        </w:rPr>
+        <w:t>void</w:t>
+      </w:r>
+      <w:proofErr w:type="spellEnd"/>
+      <w:r>
+        <w:rPr>
+          <w:sz w:val="22"/>
+          <w:szCs w:val="22"/>
+          <w:lang w:val="hu-HU"/>
+        </w:rPr>
+        <w:t xml:space="preserve"> MRT0_IRQHANDLER(</w:t>
+      </w:r>
+      <w:proofErr w:type="spellStart"/>
+      <w:r>
+        <w:rPr>
+          <w:sz w:val="22"/>
+          <w:szCs w:val="22"/>
+          <w:lang w:val="hu-HU"/>
+        </w:rPr>
+        <w:t>void</w:t>
+      </w:r>
+      <w:proofErr w:type="spellEnd"/>
+      <w:r>
+        <w:rPr>
+          <w:sz w:val="22"/>
+          <w:szCs w:val="22"/>
+          <w:lang w:val="hu-HU"/>
+        </w:rPr>
+        <w:t>)</w:t>
       </w:r>
       <w:r>
         <w:rPr>
@@ -4606,7 +7268,43 @@
           <w:szCs w:val="22"/>
           <w:lang w:val="hu-HU"/>
         </w:rPr>
-        <w:t xml:space="preserve">A MultiRate Timer kezelője, mely pontosan 1 másodpercenként </w:t>
+        <w:t xml:space="preserve">A </w:t>
+      </w:r>
+      <w:proofErr w:type="spellStart"/>
+      <w:r>
+        <w:rPr>
+          <w:sz w:val="22"/>
+          <w:szCs w:val="22"/>
+          <w:lang w:val="hu-HU"/>
+        </w:rPr>
+        <w:t>MultiRate</w:t>
+      </w:r>
+      <w:proofErr w:type="spellEnd"/>
+      <w:r>
+        <w:rPr>
+          <w:sz w:val="22"/>
+          <w:szCs w:val="22"/>
+          <w:lang w:val="hu-HU"/>
+        </w:rPr>
+        <w:t xml:space="preserve"> </w:t>
+      </w:r>
+      <w:proofErr w:type="spellStart"/>
+      <w:r>
+        <w:rPr>
+          <w:sz w:val="22"/>
+          <w:szCs w:val="22"/>
+          <w:lang w:val="hu-HU"/>
+        </w:rPr>
+        <w:t>Timer</w:t>
+      </w:r>
+      <w:proofErr w:type="spellEnd"/>
+      <w:r>
+        <w:rPr>
+          <w:sz w:val="22"/>
+          <w:szCs w:val="22"/>
+          <w:lang w:val="hu-HU"/>
+        </w:rPr>
+        <w:t xml:space="preserve"> kezelője, mely pontosan 1 másodpercenként </w:t>
       </w:r>
       <w:r>
         <w:rPr>
@@ -4638,7 +7336,25 @@
           <w:szCs w:val="22"/>
           <w:lang w:val="hu-HU"/>
         </w:rPr>
-        <w:t>meghívja a read_cps(…) függvényt,</w:t>
+        <w:t xml:space="preserve">meghívja a </w:t>
+      </w:r>
+      <w:proofErr w:type="spellStart"/>
+      <w:r>
+        <w:rPr>
+          <w:sz w:val="22"/>
+          <w:szCs w:val="22"/>
+          <w:lang w:val="hu-HU"/>
+        </w:rPr>
+        <w:t>read_cps</w:t>
+      </w:r>
+      <w:proofErr w:type="spellEnd"/>
+      <w:r>
+        <w:rPr>
+          <w:sz w:val="22"/>
+          <w:szCs w:val="22"/>
+          <w:lang w:val="hu-HU"/>
+        </w:rPr>
+        <w:t>(…) függvényt,</w:t>
       </w:r>
       <w:r>
         <w:rPr>
@@ -4654,7 +7370,16 @@
           <w:szCs w:val="22"/>
           <w:lang w:val="hu-HU"/>
         </w:rPr>
-        <w:t xml:space="preserve"> megállította CTimer</w:t>
+        <w:t xml:space="preserve"> megállította </w:t>
+      </w:r>
+      <w:proofErr w:type="spellStart"/>
+      <w:r>
+        <w:rPr>
+          <w:sz w:val="22"/>
+          <w:szCs w:val="22"/>
+          <w:lang w:val="hu-HU"/>
+        </w:rPr>
+        <w:t>CTimer</w:t>
       </w:r>
       <w:r>
         <w:rPr>
@@ -4664,6 +7389,7 @@
         </w:rPr>
         <w:t>t</w:t>
       </w:r>
+      <w:proofErr w:type="spellEnd"/>
       <w:r>
         <w:rPr>
           <w:sz w:val="22"/>
@@ -4678,7 +7404,43 @@
           <w:szCs w:val="22"/>
           <w:lang w:val="hu-HU"/>
         </w:rPr>
-        <w:t>Felvillant vagy éppen kiolt egy ledet is, hogy lássuk a mérési időt, majd visszaállítja a CTimert és elindítja azt.</w:t>
+        <w:t xml:space="preserve">Felvillant vagy éppen kiolt egy </w:t>
+      </w:r>
+      <w:proofErr w:type="spellStart"/>
+      <w:r>
+        <w:rPr>
+          <w:sz w:val="22"/>
+          <w:szCs w:val="22"/>
+          <w:lang w:val="hu-HU"/>
+        </w:rPr>
+        <w:t>ledet</w:t>
+      </w:r>
+      <w:proofErr w:type="spellEnd"/>
+      <w:r>
+        <w:rPr>
+          <w:sz w:val="22"/>
+          <w:szCs w:val="22"/>
+          <w:lang w:val="hu-HU"/>
+        </w:rPr>
+        <w:t xml:space="preserve"> is, hogy lássuk a mérési időt, majd visszaállítja a </w:t>
+      </w:r>
+      <w:proofErr w:type="spellStart"/>
+      <w:r>
+        <w:rPr>
+          <w:sz w:val="22"/>
+          <w:szCs w:val="22"/>
+          <w:lang w:val="hu-HU"/>
+        </w:rPr>
+        <w:t>CTimert</w:t>
+      </w:r>
+      <w:proofErr w:type="spellEnd"/>
+      <w:r>
+        <w:rPr>
+          <w:sz w:val="22"/>
+          <w:szCs w:val="22"/>
+          <w:lang w:val="hu-HU"/>
+        </w:rPr>
+        <w:t xml:space="preserve"> és elindítja azt.</w:t>
       </w:r>
     </w:p>
     <w:p>
@@ -4701,8 +7463,54 @@
           <w:szCs w:val="22"/>
           <w:lang w:val="hu-HU"/>
         </w:rPr>
-        <w:t>uint8_t set_vars(volatile uint32_t *vars</w:t>
-      </w:r>
+        <w:t xml:space="preserve">uint8_t </w:t>
+      </w:r>
+      <w:proofErr w:type="spellStart"/>
+      <w:r>
+        <w:rPr>
+          <w:sz w:val="22"/>
+          <w:szCs w:val="22"/>
+          <w:lang w:val="hu-HU"/>
+        </w:rPr>
+        <w:t>set_vars</w:t>
+      </w:r>
+      <w:proofErr w:type="spellEnd"/>
+      <w:r>
+        <w:rPr>
+          <w:sz w:val="22"/>
+          <w:szCs w:val="22"/>
+          <w:lang w:val="hu-HU"/>
+        </w:rPr>
+        <w:t>(</w:t>
+      </w:r>
+      <w:proofErr w:type="spellStart"/>
+      <w:r>
+        <w:rPr>
+          <w:sz w:val="22"/>
+          <w:szCs w:val="22"/>
+          <w:lang w:val="hu-HU"/>
+        </w:rPr>
+        <w:t>volatile</w:t>
+      </w:r>
+      <w:proofErr w:type="spellEnd"/>
+      <w:r>
+        <w:rPr>
+          <w:sz w:val="22"/>
+          <w:szCs w:val="22"/>
+          <w:lang w:val="hu-HU"/>
+        </w:rPr>
+        <w:t xml:space="preserve"> uint32_t *</w:t>
+      </w:r>
+      <w:proofErr w:type="spellStart"/>
+      <w:r>
+        <w:rPr>
+          <w:sz w:val="22"/>
+          <w:szCs w:val="22"/>
+          <w:lang w:val="hu-HU"/>
+        </w:rPr>
+        <w:t>vars</w:t>
+      </w:r>
+      <w:proofErr w:type="spellEnd"/>
       <w:r>
         <w:t xml:space="preserve"> </w:t>
       </w:r>
@@ -4712,8 +7520,72 @@
           <w:szCs w:val="22"/>
           <w:lang w:val="hu-HU"/>
         </w:rPr>
-        <w:t>, double dvalue, Vars_name name</w:t>
-      </w:r>
+        <w:t xml:space="preserve">, </w:t>
+      </w:r>
+      <w:proofErr w:type="spellStart"/>
+      <w:r>
+        <w:rPr>
+          <w:sz w:val="22"/>
+          <w:szCs w:val="22"/>
+          <w:lang w:val="hu-HU"/>
+        </w:rPr>
+        <w:t>double</w:t>
+      </w:r>
+      <w:proofErr w:type="spellEnd"/>
+      <w:r>
+        <w:rPr>
+          <w:sz w:val="22"/>
+          <w:szCs w:val="22"/>
+          <w:lang w:val="hu-HU"/>
+        </w:rPr>
+        <w:t xml:space="preserve"> </w:t>
+      </w:r>
+      <w:proofErr w:type="spellStart"/>
+      <w:r>
+        <w:rPr>
+          <w:sz w:val="22"/>
+          <w:szCs w:val="22"/>
+          <w:lang w:val="hu-HU"/>
+        </w:rPr>
+        <w:t>dvalue</w:t>
+      </w:r>
+      <w:proofErr w:type="spellEnd"/>
+      <w:r>
+        <w:rPr>
+          <w:sz w:val="22"/>
+          <w:szCs w:val="22"/>
+          <w:lang w:val="hu-HU"/>
+        </w:rPr>
+        <w:t xml:space="preserve">, </w:t>
+      </w:r>
+      <w:proofErr w:type="spellStart"/>
+      <w:r>
+        <w:rPr>
+          <w:sz w:val="22"/>
+          <w:szCs w:val="22"/>
+          <w:lang w:val="hu-HU"/>
+        </w:rPr>
+        <w:t>Vars_name</w:t>
+      </w:r>
+      <w:proofErr w:type="spellEnd"/>
+      <w:r>
+        <w:rPr>
+          <w:sz w:val="22"/>
+          <w:szCs w:val="22"/>
+          <w:lang w:val="hu-HU"/>
+        </w:rPr>
+        <w:t xml:space="preserve"> </w:t>
+      </w:r>
+      <w:proofErr w:type="spellStart"/>
+      <w:r>
+        <w:rPr>
+          <w:sz w:val="22"/>
+          <w:szCs w:val="22"/>
+          <w:lang w:val="hu-HU"/>
+        </w:rPr>
+        <w:t>name</w:t>
+      </w:r>
+      <w:proofErr w:type="spellEnd"/>
       <w:r>
         <w:rPr>
           <w:sz w:val="22"/>
@@ -4741,15 +7613,87 @@
           <w:szCs w:val="22"/>
           <w:lang w:val="hu-HU"/>
         </w:rPr>
-        <w:t>Beállítja a „vars” listában a „name” paramétert</w:t>
-      </w:r>
-      <w:r>
-        <w:rPr>
-          <w:sz w:val="22"/>
-          <w:szCs w:val="22"/>
-          <w:lang w:val="hu-HU"/>
-        </w:rPr>
-        <w:t xml:space="preserve"> „dvalue”-ra, megfelelő átalakításokkal;</w:t>
+        <w:t>Beállítja a „</w:t>
+      </w:r>
+      <w:proofErr w:type="spellStart"/>
+      <w:r>
+        <w:rPr>
+          <w:sz w:val="22"/>
+          <w:szCs w:val="22"/>
+          <w:lang w:val="hu-HU"/>
+        </w:rPr>
+        <w:t>vars</w:t>
+      </w:r>
+      <w:proofErr w:type="spellEnd"/>
+      <w:r>
+        <w:rPr>
+          <w:sz w:val="22"/>
+          <w:szCs w:val="22"/>
+          <w:lang w:val="hu-HU"/>
+        </w:rPr>
+        <w:t>” listában a „</w:t>
+      </w:r>
+      <w:proofErr w:type="spellStart"/>
+      <w:r>
+        <w:rPr>
+          <w:sz w:val="22"/>
+          <w:szCs w:val="22"/>
+          <w:lang w:val="hu-HU"/>
+        </w:rPr>
+        <w:t>name</w:t>
+      </w:r>
+      <w:proofErr w:type="spellEnd"/>
+      <w:r>
+        <w:rPr>
+          <w:sz w:val="22"/>
+          <w:szCs w:val="22"/>
+          <w:lang w:val="hu-HU"/>
+        </w:rPr>
+        <w:t>” paramétert</w:t>
+      </w:r>
+      <w:r>
+        <w:rPr>
+          <w:sz w:val="22"/>
+          <w:szCs w:val="22"/>
+          <w:lang w:val="hu-HU"/>
+        </w:rPr>
+        <w:t xml:space="preserve"> „</w:t>
+      </w:r>
+      <w:proofErr w:type="spellStart"/>
+      <w:r>
+        <w:rPr>
+          <w:sz w:val="22"/>
+          <w:szCs w:val="22"/>
+          <w:lang w:val="hu-HU"/>
+        </w:rPr>
+        <w:t>dvalue</w:t>
+      </w:r>
+      <w:proofErr w:type="spellEnd"/>
+      <w:r>
+        <w:rPr>
+          <w:sz w:val="22"/>
+          <w:szCs w:val="22"/>
+          <w:lang w:val="hu-HU"/>
+        </w:rPr>
+        <w:t>”-</w:t>
+      </w:r>
+      <w:proofErr w:type="spellStart"/>
+      <w:r>
+        <w:rPr>
+          <w:sz w:val="22"/>
+          <w:szCs w:val="22"/>
+          <w:lang w:val="hu-HU"/>
+        </w:rPr>
+        <w:t>ra</w:t>
+      </w:r>
+      <w:proofErr w:type="spellEnd"/>
+      <w:r>
+        <w:rPr>
+          <w:sz w:val="22"/>
+          <w:szCs w:val="22"/>
+          <w:lang w:val="hu-HU"/>
+        </w:rPr>
+        <w:t>, megfelelő átalakításokkal;</w:t>
       </w:r>
       <w:r>
         <w:rPr>
@@ -4765,7 +7709,43 @@
           <w:szCs w:val="22"/>
           <w:lang w:val="hu-HU"/>
         </w:rPr>
-        <w:t xml:space="preserve"> (Pl. az out_value_reg magával vonja az out_value_mA-t is.)</w:t>
+        <w:t xml:space="preserve"> (Pl. az </w:t>
+      </w:r>
+      <w:proofErr w:type="spellStart"/>
+      <w:r>
+        <w:rPr>
+          <w:sz w:val="22"/>
+          <w:szCs w:val="22"/>
+          <w:lang w:val="hu-HU"/>
+        </w:rPr>
+        <w:t>out_value_reg</w:t>
+      </w:r>
+      <w:proofErr w:type="spellEnd"/>
+      <w:r>
+        <w:rPr>
+          <w:sz w:val="22"/>
+          <w:szCs w:val="22"/>
+          <w:lang w:val="hu-HU"/>
+        </w:rPr>
+        <w:t xml:space="preserve"> magával vonja az </w:t>
+      </w:r>
+      <w:proofErr w:type="spellStart"/>
+      <w:r>
+        <w:rPr>
+          <w:sz w:val="22"/>
+          <w:szCs w:val="22"/>
+          <w:lang w:val="hu-HU"/>
+        </w:rPr>
+        <w:t>out_value_mA</w:t>
+      </w:r>
+      <w:proofErr w:type="spellEnd"/>
+      <w:r>
+        <w:rPr>
+          <w:sz w:val="22"/>
+          <w:szCs w:val="22"/>
+          <w:lang w:val="hu-HU"/>
+        </w:rPr>
+        <w:t>-t is.)</w:t>
       </w:r>
       <w:r>
         <w:rPr>
@@ -4820,7 +7800,133 @@
           <w:szCs w:val="22"/>
           <w:lang w:val="hu-HU"/>
         </w:rPr>
-        <w:t>uint8_t check_vars(volatile uint32_t *vars, double *dvalue, Vars_name name)</w:t>
+        <w:t xml:space="preserve">uint8_t </w:t>
+      </w:r>
+      <w:proofErr w:type="spellStart"/>
+      <w:r>
+        <w:rPr>
+          <w:sz w:val="22"/>
+          <w:szCs w:val="22"/>
+          <w:lang w:val="hu-HU"/>
+        </w:rPr>
+        <w:t>check_vars</w:t>
+      </w:r>
+      <w:proofErr w:type="spellEnd"/>
+      <w:r>
+        <w:rPr>
+          <w:sz w:val="22"/>
+          <w:szCs w:val="22"/>
+          <w:lang w:val="hu-HU"/>
+        </w:rPr>
+        <w:t>(</w:t>
+      </w:r>
+      <w:proofErr w:type="spellStart"/>
+      <w:r>
+        <w:rPr>
+          <w:sz w:val="22"/>
+          <w:szCs w:val="22"/>
+          <w:lang w:val="hu-HU"/>
+        </w:rPr>
+        <w:t>volatile</w:t>
+      </w:r>
+      <w:proofErr w:type="spellEnd"/>
+      <w:r>
+        <w:rPr>
+          <w:sz w:val="22"/>
+          <w:szCs w:val="22"/>
+          <w:lang w:val="hu-HU"/>
+        </w:rPr>
+        <w:t xml:space="preserve"> uint32_t *</w:t>
+      </w:r>
+      <w:proofErr w:type="spellStart"/>
+      <w:r>
+        <w:rPr>
+          <w:sz w:val="22"/>
+          <w:szCs w:val="22"/>
+          <w:lang w:val="hu-HU"/>
+        </w:rPr>
+        <w:t>vars</w:t>
+      </w:r>
+      <w:proofErr w:type="spellEnd"/>
+      <w:r>
+        <w:rPr>
+          <w:sz w:val="22"/>
+          <w:szCs w:val="22"/>
+          <w:lang w:val="hu-HU"/>
+        </w:rPr>
+        <w:t xml:space="preserve">, </w:t>
+      </w:r>
+      <w:proofErr w:type="spellStart"/>
+      <w:r>
+        <w:rPr>
+          <w:sz w:val="22"/>
+          <w:szCs w:val="22"/>
+          <w:lang w:val="hu-HU"/>
+        </w:rPr>
+        <w:t>double</w:t>
+      </w:r>
+      <w:proofErr w:type="spellEnd"/>
+      <w:r>
+        <w:rPr>
+          <w:sz w:val="22"/>
+          <w:szCs w:val="22"/>
+          <w:lang w:val="hu-HU"/>
+        </w:rPr>
+        <w:t xml:space="preserve"> *</w:t>
+      </w:r>
+      <w:proofErr w:type="spellStart"/>
+      <w:r>
+        <w:rPr>
+          <w:sz w:val="22"/>
+          <w:szCs w:val="22"/>
+          <w:lang w:val="hu-HU"/>
+        </w:rPr>
+        <w:t>dvalue</w:t>
+      </w:r>
+      <w:proofErr w:type="spellEnd"/>
+      <w:r>
+        <w:rPr>
+          <w:sz w:val="22"/>
+          <w:szCs w:val="22"/>
+          <w:lang w:val="hu-HU"/>
+        </w:rPr>
+        <w:t xml:space="preserve">, </w:t>
+      </w:r>
+      <w:proofErr w:type="spellStart"/>
+      <w:r>
+        <w:rPr>
+          <w:sz w:val="22"/>
+          <w:szCs w:val="22"/>
+          <w:lang w:val="hu-HU"/>
+        </w:rPr>
+        <w:t>Vars_name</w:t>
+      </w:r>
+      <w:proofErr w:type="spellEnd"/>
+      <w:r>
+        <w:rPr>
+          <w:sz w:val="22"/>
+          <w:szCs w:val="22"/>
+          <w:lang w:val="hu-HU"/>
+        </w:rPr>
+        <w:t xml:space="preserve"> </w:t>
+      </w:r>
+      <w:proofErr w:type="spellStart"/>
+      <w:r>
+        <w:rPr>
+          <w:sz w:val="22"/>
+          <w:szCs w:val="22"/>
+          <w:lang w:val="hu-HU"/>
+        </w:rPr>
+        <w:t>name</w:t>
+      </w:r>
+      <w:proofErr w:type="spellEnd"/>
+      <w:r>
+        <w:rPr>
+          <w:sz w:val="22"/>
+          <w:szCs w:val="22"/>
+          <w:lang w:val="hu-HU"/>
+        </w:rPr>
+        <w:t>)</w:t>
       </w:r>
       <w:r>
         <w:rPr>
@@ -4849,7 +7955,61 @@
           <w:szCs w:val="22"/>
           <w:lang w:val="hu-HU"/>
         </w:rPr>
-        <w:t xml:space="preserve">A „dvalue” értéket vizsgálja meg, hogy megfelel-e a „name” által beállítani kívánt paraméter megkötéseinek. A „vars” paraméterlistát is használja az ellenőrzésekhez. Visszatérési értéke a változó érvényessége. </w:t>
+        <w:t>A „</w:t>
+      </w:r>
+      <w:proofErr w:type="spellStart"/>
+      <w:r>
+        <w:rPr>
+          <w:sz w:val="22"/>
+          <w:szCs w:val="22"/>
+          <w:lang w:val="hu-HU"/>
+        </w:rPr>
+        <w:t>dvalue</w:t>
+      </w:r>
+      <w:proofErr w:type="spellEnd"/>
+      <w:r>
+        <w:rPr>
+          <w:sz w:val="22"/>
+          <w:szCs w:val="22"/>
+          <w:lang w:val="hu-HU"/>
+        </w:rPr>
+        <w:t>” értéket vizsgálja meg, hogy megfelel-e a „</w:t>
+      </w:r>
+      <w:proofErr w:type="spellStart"/>
+      <w:r>
+        <w:rPr>
+          <w:sz w:val="22"/>
+          <w:szCs w:val="22"/>
+          <w:lang w:val="hu-HU"/>
+        </w:rPr>
+        <w:t>name</w:t>
+      </w:r>
+      <w:proofErr w:type="spellEnd"/>
+      <w:r>
+        <w:rPr>
+          <w:sz w:val="22"/>
+          <w:szCs w:val="22"/>
+          <w:lang w:val="hu-HU"/>
+        </w:rPr>
+        <w:t>” által beállítani kívánt paraméter megkötéseinek. A „</w:t>
+      </w:r>
+      <w:proofErr w:type="spellStart"/>
+      <w:r>
+        <w:rPr>
+          <w:sz w:val="22"/>
+          <w:szCs w:val="22"/>
+          <w:lang w:val="hu-HU"/>
+        </w:rPr>
+        <w:t>vars</w:t>
+      </w:r>
+      <w:proofErr w:type="spellEnd"/>
+      <w:r>
+        <w:rPr>
+          <w:sz w:val="22"/>
+          <w:szCs w:val="22"/>
+          <w:lang w:val="hu-HU"/>
+        </w:rPr>
+        <w:t xml:space="preserve">” paraméterlistát is használja az ellenőrzésekhez. Visszatérési értéke a változó érvényessége. </w:t>
       </w:r>
       <w:r>
         <w:rPr>
@@ -4898,21 +8058,113 @@
           <w:lang w:val="hu-HU"/>
         </w:rPr>
       </w:pPr>
-      <w:r>
-        <w:rPr>
-          <w:sz w:val="22"/>
-          <w:szCs w:val="22"/>
-          <w:lang w:val="hu-HU"/>
-        </w:rPr>
-        <w:t xml:space="preserve">void </w:t>
-      </w:r>
-      <w:r>
-        <w:rPr>
-          <w:sz w:val="22"/>
-          <w:szCs w:val="22"/>
-          <w:lang w:val="hu-HU"/>
-        </w:rPr>
-        <w:t>meth_out_value(volatile uint32_t *vars, double out_val)</w:t>
+      <w:proofErr w:type="spellStart"/>
+      <w:r>
+        <w:rPr>
+          <w:sz w:val="22"/>
+          <w:szCs w:val="22"/>
+          <w:lang w:val="hu-HU"/>
+        </w:rPr>
+        <w:t>void</w:t>
+      </w:r>
+      <w:proofErr w:type="spellEnd"/>
+      <w:r>
+        <w:rPr>
+          <w:sz w:val="22"/>
+          <w:szCs w:val="22"/>
+          <w:lang w:val="hu-HU"/>
+        </w:rPr>
+        <w:t xml:space="preserve"> </w:t>
+      </w:r>
+      <w:proofErr w:type="spellStart"/>
+      <w:r>
+        <w:rPr>
+          <w:sz w:val="22"/>
+          <w:szCs w:val="22"/>
+          <w:lang w:val="hu-HU"/>
+        </w:rPr>
+        <w:t>meth_out_value</w:t>
+      </w:r>
+      <w:proofErr w:type="spellEnd"/>
+      <w:r>
+        <w:rPr>
+          <w:sz w:val="22"/>
+          <w:szCs w:val="22"/>
+          <w:lang w:val="hu-HU"/>
+        </w:rPr>
+        <w:t>(</w:t>
+      </w:r>
+      <w:proofErr w:type="spellStart"/>
+      <w:r>
+        <w:rPr>
+          <w:sz w:val="22"/>
+          <w:szCs w:val="22"/>
+          <w:lang w:val="hu-HU"/>
+        </w:rPr>
+        <w:t>volatile</w:t>
+      </w:r>
+      <w:proofErr w:type="spellEnd"/>
+      <w:r>
+        <w:rPr>
+          <w:sz w:val="22"/>
+          <w:szCs w:val="22"/>
+          <w:lang w:val="hu-HU"/>
+        </w:rPr>
+        <w:t xml:space="preserve"> uint32_t *</w:t>
+      </w:r>
+      <w:proofErr w:type="spellStart"/>
+      <w:r>
+        <w:rPr>
+          <w:sz w:val="22"/>
+          <w:szCs w:val="22"/>
+          <w:lang w:val="hu-HU"/>
+        </w:rPr>
+        <w:t>vars</w:t>
+      </w:r>
+      <w:proofErr w:type="spellEnd"/>
+      <w:r>
+        <w:rPr>
+          <w:sz w:val="22"/>
+          <w:szCs w:val="22"/>
+          <w:lang w:val="hu-HU"/>
+        </w:rPr>
+        <w:t xml:space="preserve">, </w:t>
+      </w:r>
+      <w:proofErr w:type="spellStart"/>
+      <w:r>
+        <w:rPr>
+          <w:sz w:val="22"/>
+          <w:szCs w:val="22"/>
+          <w:lang w:val="hu-HU"/>
+        </w:rPr>
+        <w:t>double</w:t>
+      </w:r>
+      <w:proofErr w:type="spellEnd"/>
+      <w:r>
+        <w:rPr>
+          <w:sz w:val="22"/>
+          <w:szCs w:val="22"/>
+          <w:lang w:val="hu-HU"/>
+        </w:rPr>
+        <w:t xml:space="preserve"> </w:t>
+      </w:r>
+      <w:proofErr w:type="spellStart"/>
+      <w:r>
+        <w:rPr>
+          <w:sz w:val="22"/>
+          <w:szCs w:val="22"/>
+          <w:lang w:val="hu-HU"/>
+        </w:rPr>
+        <w:t>out_val</w:t>
+      </w:r>
+      <w:proofErr w:type="spellEnd"/>
+      <w:r>
+        <w:rPr>
+          <w:sz w:val="22"/>
+          <w:szCs w:val="22"/>
+          <w:lang w:val="hu-HU"/>
+        </w:rPr>
+        <w:t>)</w:t>
       </w:r>
       <w:r>
         <w:rPr>
@@ -4957,7 +8209,25 @@
           <w:szCs w:val="22"/>
           <w:lang w:val="hu-HU"/>
         </w:rPr>
-        <w:t xml:space="preserve">megkapott „out_val” érték </w:t>
+        <w:t>megkapott „</w:t>
+      </w:r>
+      <w:proofErr w:type="spellStart"/>
+      <w:r>
+        <w:rPr>
+          <w:sz w:val="22"/>
+          <w:szCs w:val="22"/>
+          <w:lang w:val="hu-HU"/>
+        </w:rPr>
+        <w:t>out_val</w:t>
+      </w:r>
+      <w:proofErr w:type="spellEnd"/>
+      <w:r>
+        <w:rPr>
+          <w:sz w:val="22"/>
+          <w:szCs w:val="22"/>
+          <w:lang w:val="hu-HU"/>
+        </w:rPr>
+        <w:t xml:space="preserve">” érték </w:t>
       </w:r>
       <w:r>
         <w:rPr>
@@ -5005,7 +8275,25 @@
           <w:szCs w:val="22"/>
           <w:lang w:val="hu-HU"/>
         </w:rPr>
-        <w:t>Kiszámítja a DAC-on megjelenő feszültséget, annak regiszterébe beírandó értéket és a túloldalon és a 7 szegmenses kijelzőn</w:t>
+        <w:t>Kiszámítja a DAC-</w:t>
+      </w:r>
+      <w:proofErr w:type="spellStart"/>
+      <w:r>
+        <w:rPr>
+          <w:sz w:val="22"/>
+          <w:szCs w:val="22"/>
+          <w:lang w:val="hu-HU"/>
+        </w:rPr>
+        <w:t>on</w:t>
+      </w:r>
+      <w:proofErr w:type="spellEnd"/>
+      <w:r>
+        <w:rPr>
+          <w:sz w:val="22"/>
+          <w:szCs w:val="22"/>
+          <w:lang w:val="hu-HU"/>
+        </w:rPr>
+        <w:t xml:space="preserve"> megjelenő feszültséget, annak regiszterébe beírandó értéket és a túloldalon és a 7 szegmenses kijelzőn</w:t>
       </w:r>
       <w:r>
         <w:rPr>
@@ -5031,14 +8319,25 @@
         </w:rPr>
         <w:t xml:space="preserve">Hogyha meghaladja a </w:t>
       </w:r>
-      <w:r>
-        <w:rPr>
-          <w:sz w:val="22"/>
-          <w:szCs w:val="22"/>
-          <w:lang w:val="hu-HU"/>
-        </w:rPr>
-        <w:t>vars[</w:t>
-      </w:r>
+      <w:proofErr w:type="spellStart"/>
+      <w:r>
+        <w:rPr>
+          <w:sz w:val="22"/>
+          <w:szCs w:val="22"/>
+          <w:lang w:val="hu-HU"/>
+        </w:rPr>
+        <w:t>vars</w:t>
+      </w:r>
+      <w:proofErr w:type="spellEnd"/>
+      <w:r>
+        <w:rPr>
+          <w:sz w:val="22"/>
+          <w:szCs w:val="22"/>
+          <w:lang w:val="hu-HU"/>
+        </w:rPr>
+        <w:t>[</w:t>
+      </w:r>
+      <w:proofErr w:type="spellStart"/>
       <w:r>
         <w:rPr>
           <w:sz w:val="22"/>
@@ -5047,6 +8346,7 @@
         </w:rPr>
         <w:t>cps</w:t>
       </w:r>
+      <w:proofErr w:type="spellEnd"/>
       <w:r>
         <w:rPr>
           <w:sz w:val="22"/>
@@ -5063,14 +8363,25 @@
         </w:rPr>
         <w:t xml:space="preserve"> a </w:t>
       </w:r>
-      <w:r>
-        <w:rPr>
-          <w:sz w:val="22"/>
-          <w:szCs w:val="22"/>
-          <w:lang w:val="hu-HU"/>
-        </w:rPr>
-        <w:t>vars[</w:t>
-      </w:r>
+      <w:proofErr w:type="spellStart"/>
+      <w:r>
+        <w:rPr>
+          <w:sz w:val="22"/>
+          <w:szCs w:val="22"/>
+          <w:lang w:val="hu-HU"/>
+        </w:rPr>
+        <w:t>vars</w:t>
+      </w:r>
+      <w:proofErr w:type="spellEnd"/>
+      <w:r>
+        <w:rPr>
+          <w:sz w:val="22"/>
+          <w:szCs w:val="22"/>
+          <w:lang w:val="hu-HU"/>
+        </w:rPr>
+        <w:t>[</w:t>
+      </w:r>
+      <w:proofErr w:type="spellStart"/>
       <w:r>
         <w:rPr>
           <w:sz w:val="22"/>
@@ -5095,6 +8406,7 @@
         </w:rPr>
         <w:t>en_cps</w:t>
       </w:r>
+      <w:proofErr w:type="spellEnd"/>
       <w:r>
         <w:rPr>
           <w:sz w:val="22"/>
@@ -5125,7 +8437,25 @@
           <w:szCs w:val="22"/>
           <w:lang w:val="hu-HU"/>
         </w:rPr>
-        <w:t xml:space="preserve"> Itt nincsenek lekorlátozva semmiben az értékek, USART-on megjelennek mindenképpen</w:t>
+        <w:t xml:space="preserve"> Itt nincsenek lekorlátozva semmiben az értékek, USART-</w:t>
+      </w:r>
+      <w:proofErr w:type="spellStart"/>
+      <w:r>
+        <w:rPr>
+          <w:sz w:val="22"/>
+          <w:szCs w:val="22"/>
+          <w:lang w:val="hu-HU"/>
+        </w:rPr>
+        <w:t>on</w:t>
+      </w:r>
+      <w:proofErr w:type="spellEnd"/>
+      <w:r>
+        <w:rPr>
+          <w:sz w:val="22"/>
+          <w:szCs w:val="22"/>
+          <w:lang w:val="hu-HU"/>
+        </w:rPr>
+        <w:t xml:space="preserve"> megjelennek mindenképpen</w:t>
       </w:r>
       <w:r>
         <w:rPr>
@@ -5158,13 +8488,77 @@
           <w:lang w:val="hu-HU"/>
         </w:rPr>
       </w:pPr>
-      <w:r>
-        <w:rPr>
-          <w:sz w:val="22"/>
-          <w:szCs w:val="22"/>
-          <w:lang w:val="hu-HU"/>
-        </w:rPr>
-        <w:t>void write_mA(volatile uint32_t *vars)</w:t>
+      <w:proofErr w:type="spellStart"/>
+      <w:r>
+        <w:rPr>
+          <w:sz w:val="22"/>
+          <w:szCs w:val="22"/>
+          <w:lang w:val="hu-HU"/>
+        </w:rPr>
+        <w:t>void</w:t>
+      </w:r>
+      <w:proofErr w:type="spellEnd"/>
+      <w:r>
+        <w:rPr>
+          <w:sz w:val="22"/>
+          <w:szCs w:val="22"/>
+          <w:lang w:val="hu-HU"/>
+        </w:rPr>
+        <w:t xml:space="preserve"> </w:t>
+      </w:r>
+      <w:proofErr w:type="spellStart"/>
+      <w:r>
+        <w:rPr>
+          <w:sz w:val="22"/>
+          <w:szCs w:val="22"/>
+          <w:lang w:val="hu-HU"/>
+        </w:rPr>
+        <w:t>write_mA</w:t>
+      </w:r>
+      <w:proofErr w:type="spellEnd"/>
+      <w:r>
+        <w:rPr>
+          <w:sz w:val="22"/>
+          <w:szCs w:val="22"/>
+          <w:lang w:val="hu-HU"/>
+        </w:rPr>
+        <w:t>(</w:t>
+      </w:r>
+      <w:proofErr w:type="spellStart"/>
+      <w:r>
+        <w:rPr>
+          <w:sz w:val="22"/>
+          <w:szCs w:val="22"/>
+          <w:lang w:val="hu-HU"/>
+        </w:rPr>
+        <w:t>volatile</w:t>
+      </w:r>
+      <w:proofErr w:type="spellEnd"/>
+      <w:r>
+        <w:rPr>
+          <w:sz w:val="22"/>
+          <w:szCs w:val="22"/>
+          <w:lang w:val="hu-HU"/>
+        </w:rPr>
+        <w:t xml:space="preserve"> uint32_t *</w:t>
+      </w:r>
+      <w:proofErr w:type="spellStart"/>
+      <w:r>
+        <w:rPr>
+          <w:sz w:val="22"/>
+          <w:szCs w:val="22"/>
+          <w:lang w:val="hu-HU"/>
+        </w:rPr>
+        <w:t>vars</w:t>
+      </w:r>
+      <w:proofErr w:type="spellEnd"/>
+      <w:r>
+        <w:rPr>
+          <w:sz w:val="22"/>
+          <w:szCs w:val="22"/>
+          <w:lang w:val="hu-HU"/>
+        </w:rPr>
+        <w:t>)</w:t>
       </w:r>
       <w:r>
         <w:rPr>
@@ -5192,7 +8586,43 @@
           <w:szCs w:val="22"/>
           <w:lang w:val="hu-HU"/>
         </w:rPr>
-        <w:t>Beállítja a DAC regiszterét a vars[out_value_reg] értékre, hogyha az nem haladja meg annak felső határát, ami 1023. Ebből lesz a feszültség</w:t>
+        <w:t xml:space="preserve">Beállítja a DAC regiszterét a </w:t>
+      </w:r>
+      <w:proofErr w:type="spellStart"/>
+      <w:r>
+        <w:rPr>
+          <w:sz w:val="22"/>
+          <w:szCs w:val="22"/>
+          <w:lang w:val="hu-HU"/>
+        </w:rPr>
+        <w:t>vars</w:t>
+      </w:r>
+      <w:proofErr w:type="spellEnd"/>
+      <w:r>
+        <w:rPr>
+          <w:sz w:val="22"/>
+          <w:szCs w:val="22"/>
+          <w:lang w:val="hu-HU"/>
+        </w:rPr>
+        <w:t>[</w:t>
+      </w:r>
+      <w:proofErr w:type="spellStart"/>
+      <w:r>
+        <w:rPr>
+          <w:sz w:val="22"/>
+          <w:szCs w:val="22"/>
+          <w:lang w:val="hu-HU"/>
+        </w:rPr>
+        <w:t>out_value_reg</w:t>
+      </w:r>
+      <w:proofErr w:type="spellEnd"/>
+      <w:r>
+        <w:rPr>
+          <w:sz w:val="22"/>
+          <w:szCs w:val="22"/>
+          <w:lang w:val="hu-HU"/>
+        </w:rPr>
+        <w:t>] értékre, hogyha az nem haladja meg annak felső határát, ami 1023. Ebből lesz a feszültség</w:t>
       </w:r>
     </w:p>
     <w:p>
@@ -5209,13 +8639,77 @@
           <w:lang w:val="hu-HU"/>
         </w:rPr>
       </w:pPr>
-      <w:r>
-        <w:rPr>
-          <w:sz w:val="22"/>
-          <w:szCs w:val="22"/>
-          <w:lang w:val="hu-HU"/>
-        </w:rPr>
-        <w:t>void read_cps(volatile uint32_t *cps)</w:t>
+      <w:proofErr w:type="spellStart"/>
+      <w:r>
+        <w:rPr>
+          <w:sz w:val="22"/>
+          <w:szCs w:val="22"/>
+          <w:lang w:val="hu-HU"/>
+        </w:rPr>
+        <w:t>void</w:t>
+      </w:r>
+      <w:proofErr w:type="spellEnd"/>
+      <w:r>
+        <w:rPr>
+          <w:sz w:val="22"/>
+          <w:szCs w:val="22"/>
+          <w:lang w:val="hu-HU"/>
+        </w:rPr>
+        <w:t xml:space="preserve"> </w:t>
+      </w:r>
+      <w:proofErr w:type="spellStart"/>
+      <w:r>
+        <w:rPr>
+          <w:sz w:val="22"/>
+          <w:szCs w:val="22"/>
+          <w:lang w:val="hu-HU"/>
+        </w:rPr>
+        <w:t>read_cps</w:t>
+      </w:r>
+      <w:proofErr w:type="spellEnd"/>
+      <w:r>
+        <w:rPr>
+          <w:sz w:val="22"/>
+          <w:szCs w:val="22"/>
+          <w:lang w:val="hu-HU"/>
+        </w:rPr>
+        <w:t>(</w:t>
+      </w:r>
+      <w:proofErr w:type="spellStart"/>
+      <w:r>
+        <w:rPr>
+          <w:sz w:val="22"/>
+          <w:szCs w:val="22"/>
+          <w:lang w:val="hu-HU"/>
+        </w:rPr>
+        <w:t>volatile</w:t>
+      </w:r>
+      <w:proofErr w:type="spellEnd"/>
+      <w:r>
+        <w:rPr>
+          <w:sz w:val="22"/>
+          <w:szCs w:val="22"/>
+          <w:lang w:val="hu-HU"/>
+        </w:rPr>
+        <w:t xml:space="preserve"> uint32_t *</w:t>
+      </w:r>
+      <w:proofErr w:type="spellStart"/>
+      <w:r>
+        <w:rPr>
+          <w:sz w:val="22"/>
+          <w:szCs w:val="22"/>
+          <w:lang w:val="hu-HU"/>
+        </w:rPr>
+        <w:t>cps</w:t>
+      </w:r>
+      <w:proofErr w:type="spellEnd"/>
+      <w:r>
+        <w:rPr>
+          <w:sz w:val="22"/>
+          <w:szCs w:val="22"/>
+          <w:lang w:val="hu-HU"/>
+        </w:rPr>
+        <w:t>)</w:t>
       </w:r>
       <w:r>
         <w:rPr>
@@ -5245,13 +8739,23 @@
         </w:rPr>
         <w:t xml:space="preserve">Kiolvassa a </w:t>
       </w:r>
-      <w:r>
-        <w:rPr>
-          <w:sz w:val="22"/>
-          <w:szCs w:val="22"/>
-          <w:lang w:val="hu-HU"/>
-        </w:rPr>
-        <w:t>CTimer tárolójából a beütések számát.</w:t>
+      <w:proofErr w:type="spellStart"/>
+      <w:r>
+        <w:rPr>
+          <w:sz w:val="22"/>
+          <w:szCs w:val="22"/>
+          <w:lang w:val="hu-HU"/>
+        </w:rPr>
+        <w:t>CTimer</w:t>
+      </w:r>
+      <w:proofErr w:type="spellEnd"/>
+      <w:r>
+        <w:rPr>
+          <w:sz w:val="22"/>
+          <w:szCs w:val="22"/>
+          <w:lang w:val="hu-HU"/>
+        </w:rPr>
+        <w:t xml:space="preserve"> tárolójából a beütések számát.</w:t>
       </w:r>
     </w:p>
     <w:p>
@@ -5268,13 +8772,131 @@
           <w:lang w:val="hu-HU"/>
         </w:rPr>
       </w:pPr>
-      <w:r>
-        <w:rPr>
-          <w:sz w:val="22"/>
-          <w:szCs w:val="22"/>
-          <w:lang w:val="hu-HU"/>
-        </w:rPr>
-        <w:t>void display_texts(char* banner, char* cps_string, char* dac_string)</w:t>
+      <w:proofErr w:type="spellStart"/>
+      <w:r>
+        <w:rPr>
+          <w:sz w:val="22"/>
+          <w:szCs w:val="22"/>
+          <w:lang w:val="hu-HU"/>
+        </w:rPr>
+        <w:t>void</w:t>
+      </w:r>
+      <w:proofErr w:type="spellEnd"/>
+      <w:r>
+        <w:rPr>
+          <w:sz w:val="22"/>
+          <w:szCs w:val="22"/>
+          <w:lang w:val="hu-HU"/>
+        </w:rPr>
+        <w:t xml:space="preserve"> </w:t>
+      </w:r>
+      <w:proofErr w:type="spellStart"/>
+      <w:r>
+        <w:rPr>
+          <w:sz w:val="22"/>
+          <w:szCs w:val="22"/>
+          <w:lang w:val="hu-HU"/>
+        </w:rPr>
+        <w:t>display_texts</w:t>
+      </w:r>
+      <w:proofErr w:type="spellEnd"/>
+      <w:r>
+        <w:rPr>
+          <w:sz w:val="22"/>
+          <w:szCs w:val="22"/>
+          <w:lang w:val="hu-HU"/>
+        </w:rPr>
+        <w:t>(</w:t>
+      </w:r>
+      <w:proofErr w:type="spellStart"/>
+      <w:r>
+        <w:rPr>
+          <w:sz w:val="22"/>
+          <w:szCs w:val="22"/>
+          <w:lang w:val="hu-HU"/>
+        </w:rPr>
+        <w:t>char</w:t>
+      </w:r>
+      <w:proofErr w:type="spellEnd"/>
+      <w:r>
+        <w:rPr>
+          <w:sz w:val="22"/>
+          <w:szCs w:val="22"/>
+          <w:lang w:val="hu-HU"/>
+        </w:rPr>
+        <w:t xml:space="preserve">* banner, </w:t>
+      </w:r>
+      <w:proofErr w:type="spellStart"/>
+      <w:r>
+        <w:rPr>
+          <w:sz w:val="22"/>
+          <w:szCs w:val="22"/>
+          <w:lang w:val="hu-HU"/>
+        </w:rPr>
+        <w:t>char</w:t>
+      </w:r>
+      <w:proofErr w:type="spellEnd"/>
+      <w:r>
+        <w:rPr>
+          <w:sz w:val="22"/>
+          <w:szCs w:val="22"/>
+          <w:lang w:val="hu-HU"/>
+        </w:rPr>
+        <w:t xml:space="preserve">* </w:t>
+      </w:r>
+      <w:proofErr w:type="spellStart"/>
+      <w:r>
+        <w:rPr>
+          <w:sz w:val="22"/>
+          <w:szCs w:val="22"/>
+          <w:lang w:val="hu-HU"/>
+        </w:rPr>
+        <w:t>cps_string</w:t>
+      </w:r>
+      <w:proofErr w:type="spellEnd"/>
+      <w:r>
+        <w:rPr>
+          <w:sz w:val="22"/>
+          <w:szCs w:val="22"/>
+          <w:lang w:val="hu-HU"/>
+        </w:rPr>
+        <w:t xml:space="preserve">, </w:t>
+      </w:r>
+      <w:proofErr w:type="spellStart"/>
+      <w:r>
+        <w:rPr>
+          <w:sz w:val="22"/>
+          <w:szCs w:val="22"/>
+          <w:lang w:val="hu-HU"/>
+        </w:rPr>
+        <w:t>char</w:t>
+      </w:r>
+      <w:proofErr w:type="spellEnd"/>
+      <w:r>
+        <w:rPr>
+          <w:sz w:val="22"/>
+          <w:szCs w:val="22"/>
+          <w:lang w:val="hu-HU"/>
+        </w:rPr>
+        <w:t xml:space="preserve">* </w:t>
+      </w:r>
+      <w:proofErr w:type="spellStart"/>
+      <w:r>
+        <w:rPr>
+          <w:sz w:val="22"/>
+          <w:szCs w:val="22"/>
+          <w:lang w:val="hu-HU"/>
+        </w:rPr>
+        <w:t>dac_string</w:t>
+      </w:r>
+      <w:proofErr w:type="spellEnd"/>
+      <w:r>
+        <w:rPr>
+          <w:sz w:val="22"/>
+          <w:szCs w:val="22"/>
+          <w:lang w:val="hu-HU"/>
+        </w:rPr>
+        <w:t>)</w:t>
       </w:r>
       <w:r>
         <w:rPr>
@@ -5302,7 +8924,25 @@
           <w:szCs w:val="22"/>
           <w:lang w:val="hu-HU"/>
         </w:rPr>
-        <w:t>Kiírja az oledre a fix szövegeket, melyeket ritkán kell frissíteni.</w:t>
+        <w:t xml:space="preserve">Kiírja az </w:t>
+      </w:r>
+      <w:proofErr w:type="spellStart"/>
+      <w:r>
+        <w:rPr>
+          <w:sz w:val="22"/>
+          <w:szCs w:val="22"/>
+          <w:lang w:val="hu-HU"/>
+        </w:rPr>
+        <w:t>oledre</w:t>
+      </w:r>
+      <w:proofErr w:type="spellEnd"/>
+      <w:r>
+        <w:rPr>
+          <w:sz w:val="22"/>
+          <w:szCs w:val="22"/>
+          <w:lang w:val="hu-HU"/>
+        </w:rPr>
+        <w:t xml:space="preserve"> a fix szövegeket, melyeket ritkán kell frissíteni.</w:t>
       </w:r>
     </w:p>
     <w:p>
@@ -5325,7 +8965,25 @@
           <w:szCs w:val="22"/>
           <w:lang w:val="hu-HU"/>
         </w:rPr>
-        <w:t>int main(void)</w:t>
+        <w:t>int main(</w:t>
+      </w:r>
+      <w:proofErr w:type="spellStart"/>
+      <w:r>
+        <w:rPr>
+          <w:sz w:val="22"/>
+          <w:szCs w:val="22"/>
+          <w:lang w:val="hu-HU"/>
+        </w:rPr>
+        <w:t>void</w:t>
+      </w:r>
+      <w:proofErr w:type="spellEnd"/>
+      <w:r>
+        <w:rPr>
+          <w:sz w:val="22"/>
+          <w:szCs w:val="22"/>
+          <w:lang w:val="hu-HU"/>
+        </w:rPr>
+        <w:t>)</w:t>
       </w:r>
       <w:r>
         <w:rPr>
@@ -5384,7 +9042,25 @@
           <w:szCs w:val="22"/>
           <w:lang w:val="hu-HU"/>
         </w:rPr>
-        <w:t>Hardver inicializálása (órajelek, lábak, perifériák, SysTick)</w:t>
+        <w:t xml:space="preserve">Hardver inicializálása (órajelek, lábak, perifériák, </w:t>
+      </w:r>
+      <w:proofErr w:type="spellStart"/>
+      <w:r>
+        <w:rPr>
+          <w:sz w:val="22"/>
+          <w:szCs w:val="22"/>
+          <w:lang w:val="hu-HU"/>
+        </w:rPr>
+        <w:t>SysTick</w:t>
+      </w:r>
+      <w:proofErr w:type="spellEnd"/>
+      <w:r>
+        <w:rPr>
+          <w:sz w:val="22"/>
+          <w:szCs w:val="22"/>
+          <w:lang w:val="hu-HU"/>
+        </w:rPr>
+        <w:t>)</w:t>
       </w:r>
     </w:p>
     <w:p>
@@ -5424,13 +9100,23 @@
           <w:lang w:val="hu-HU"/>
         </w:rPr>
       </w:pPr>
-      <w:r>
-        <w:rPr>
-          <w:sz w:val="22"/>
-          <w:szCs w:val="22"/>
-          <w:lang w:val="hu-HU"/>
-        </w:rPr>
-        <w:t>Oled inicializálása, szövegek kiírása</w:t>
+      <w:proofErr w:type="spellStart"/>
+      <w:r>
+        <w:rPr>
+          <w:sz w:val="22"/>
+          <w:szCs w:val="22"/>
+          <w:lang w:val="hu-HU"/>
+        </w:rPr>
+        <w:t>Oled</w:t>
+      </w:r>
+      <w:proofErr w:type="spellEnd"/>
+      <w:r>
+        <w:rPr>
+          <w:sz w:val="22"/>
+          <w:szCs w:val="22"/>
+          <w:lang w:val="hu-HU"/>
+        </w:rPr>
+        <w:t xml:space="preserve"> inicializálása, szövegek kiírása</w:t>
       </w:r>
     </w:p>
     <w:p>
@@ -5453,7 +9139,25 @@
           <w:szCs w:val="22"/>
           <w:lang w:val="hu-HU"/>
         </w:rPr>
-        <w:t>UASRT szövegek és tárolók (bufferek) inicializálása</w:t>
+        <w:t>UASRT szövegek és tárolók (</w:t>
+      </w:r>
+      <w:proofErr w:type="spellStart"/>
+      <w:r>
+        <w:rPr>
+          <w:sz w:val="22"/>
+          <w:szCs w:val="22"/>
+          <w:lang w:val="hu-HU"/>
+        </w:rPr>
+        <w:t>bufferek</w:t>
+      </w:r>
+      <w:proofErr w:type="spellEnd"/>
+      <w:r>
+        <w:rPr>
+          <w:sz w:val="22"/>
+          <w:szCs w:val="22"/>
+          <w:lang w:val="hu-HU"/>
+        </w:rPr>
+        <w:t>) inicializálása</w:t>
       </w:r>
     </w:p>
     <w:p>
@@ -5476,7 +9180,25 @@
           <w:szCs w:val="22"/>
           <w:lang w:val="hu-HU"/>
         </w:rPr>
-        <w:t>Alapértelmezett értékek beállítása a „vars”-ban</w:t>
+        <w:t>Alapértelmezett értékek beállítása a „</w:t>
+      </w:r>
+      <w:proofErr w:type="spellStart"/>
+      <w:r>
+        <w:rPr>
+          <w:sz w:val="22"/>
+          <w:szCs w:val="22"/>
+          <w:lang w:val="hu-HU"/>
+        </w:rPr>
+        <w:t>vars</w:t>
+      </w:r>
+      <w:proofErr w:type="spellEnd"/>
+      <w:r>
+        <w:rPr>
+          <w:sz w:val="22"/>
+          <w:szCs w:val="22"/>
+          <w:lang w:val="hu-HU"/>
+        </w:rPr>
+        <w:t>”-ban</w:t>
       </w:r>
     </w:p>
     <w:p>
@@ -5493,13 +9215,23 @@
           <w:lang w:val="hu-HU"/>
         </w:rPr>
       </w:pPr>
-      <w:r>
-        <w:rPr>
-          <w:sz w:val="22"/>
-          <w:szCs w:val="22"/>
-          <w:lang w:val="hu-HU"/>
-        </w:rPr>
-        <w:t>MRTimer elindítása.</w:t>
+      <w:proofErr w:type="spellStart"/>
+      <w:r>
+        <w:rPr>
+          <w:sz w:val="22"/>
+          <w:szCs w:val="22"/>
+          <w:lang w:val="hu-HU"/>
+        </w:rPr>
+        <w:t>MRTimer</w:t>
+      </w:r>
+      <w:proofErr w:type="spellEnd"/>
+      <w:r>
+        <w:rPr>
+          <w:sz w:val="22"/>
+          <w:szCs w:val="22"/>
+          <w:lang w:val="hu-HU"/>
+        </w:rPr>
+        <w:t xml:space="preserve"> elindítása.</w:t>
       </w:r>
     </w:p>
     <w:p>
@@ -5547,7 +9279,25 @@
           <w:szCs w:val="22"/>
           <w:lang w:val="hu-HU"/>
         </w:rPr>
-        <w:t>. Csak akkor fut le benne valami, hogyha a főciklus idejének számlálója a SysTick_Handler által elérte a 0-t.</w:t>
+        <w:t xml:space="preserve">. Csak akkor fut le benne valami, hogyha a főciklus idejének számlálója a </w:t>
+      </w:r>
+      <w:proofErr w:type="spellStart"/>
+      <w:r>
+        <w:rPr>
+          <w:sz w:val="22"/>
+          <w:szCs w:val="22"/>
+          <w:lang w:val="hu-HU"/>
+        </w:rPr>
+        <w:t>SysTick_Handler</w:t>
+      </w:r>
+      <w:proofErr w:type="spellEnd"/>
+      <w:r>
+        <w:rPr>
+          <w:sz w:val="22"/>
+          <w:szCs w:val="22"/>
+          <w:lang w:val="hu-HU"/>
+        </w:rPr>
+        <w:t xml:space="preserve"> által elérte a 0-t.</w:t>
       </w:r>
     </w:p>
     <w:p>
@@ -5602,7 +9352,43 @@
           <w:szCs w:val="22"/>
           <w:lang w:val="hu-HU"/>
         </w:rPr>
-        <w:t xml:space="preserve">CPS kiolvasása a „vars”-ból, hogyha a szemafor inaktív, </w:t>
+        <w:t>CPS kiolvasása a „</w:t>
+      </w:r>
+      <w:proofErr w:type="spellStart"/>
+      <w:r>
+        <w:rPr>
+          <w:sz w:val="22"/>
+          <w:szCs w:val="22"/>
+          <w:lang w:val="hu-HU"/>
+        </w:rPr>
+        <w:t>vars</w:t>
+      </w:r>
+      <w:proofErr w:type="spellEnd"/>
+      <w:r>
+        <w:rPr>
+          <w:sz w:val="22"/>
+          <w:szCs w:val="22"/>
+          <w:lang w:val="hu-HU"/>
+        </w:rPr>
+        <w:t>”-</w:t>
+      </w:r>
+      <w:proofErr w:type="spellStart"/>
+      <w:r>
+        <w:rPr>
+          <w:sz w:val="22"/>
+          <w:szCs w:val="22"/>
+          <w:lang w:val="hu-HU"/>
+        </w:rPr>
+        <w:t>ból</w:t>
+      </w:r>
+      <w:proofErr w:type="spellEnd"/>
+      <w:r>
+        <w:rPr>
+          <w:sz w:val="22"/>
+          <w:szCs w:val="22"/>
+          <w:lang w:val="hu-HU"/>
+        </w:rPr>
+        <w:t xml:space="preserve">, hogyha a szemafor inaktív, </w:t>
       </w:r>
       <w:r>
         <w:rPr>
@@ -5626,7 +9412,16 @@
           <w:szCs w:val="22"/>
           <w:lang w:val="hu-HU"/>
         </w:rPr>
-        <w:t xml:space="preserve"> meth</w:t>
+        <w:t xml:space="preserve"> </w:t>
+      </w:r>
+      <w:proofErr w:type="spellStart"/>
+      <w:r>
+        <w:rPr>
+          <w:sz w:val="22"/>
+          <w:szCs w:val="22"/>
+          <w:lang w:val="hu-HU"/>
+        </w:rPr>
+        <w:t>meth</w:t>
       </w:r>
       <w:r>
         <w:rPr>
@@ -5636,13 +9431,32 @@
         </w:rPr>
         <w:t>_out_value</w:t>
       </w:r>
-      <w:r>
-        <w:rPr>
-          <w:sz w:val="22"/>
-          <w:szCs w:val="22"/>
-          <w:lang w:val="hu-HU"/>
-        </w:rPr>
-        <w:t>(…) fv.</w:t>
+      <w:proofErr w:type="spellEnd"/>
+      <w:r>
+        <w:rPr>
+          <w:sz w:val="22"/>
+          <w:szCs w:val="22"/>
+          <w:lang w:val="hu-HU"/>
+        </w:rPr>
+        <w:t xml:space="preserve">(…) </w:t>
+      </w:r>
+      <w:proofErr w:type="spellStart"/>
+      <w:r>
+        <w:rPr>
+          <w:sz w:val="22"/>
+          <w:szCs w:val="22"/>
+          <w:lang w:val="hu-HU"/>
+        </w:rPr>
+        <w:t>fv</w:t>
+      </w:r>
+      <w:proofErr w:type="spellEnd"/>
+      <w:r>
+        <w:rPr>
+          <w:sz w:val="22"/>
+          <w:szCs w:val="22"/>
+          <w:lang w:val="hu-HU"/>
+        </w:rPr>
+        <w:t>.</w:t>
       </w:r>
       <w:r>
         <w:rPr>
@@ -5697,8 +9511,36 @@
           <w:szCs w:val="22"/>
           <w:lang w:val="hu-HU"/>
         </w:rPr>
-        <w:t xml:space="preserve"> write_mA(..) fv</w:t>
-      </w:r>
+        <w:t xml:space="preserve"> </w:t>
+      </w:r>
+      <w:proofErr w:type="spellStart"/>
+      <w:r>
+        <w:rPr>
+          <w:sz w:val="22"/>
+          <w:szCs w:val="22"/>
+          <w:lang w:val="hu-HU"/>
+        </w:rPr>
+        <w:t>write_mA</w:t>
+      </w:r>
+      <w:proofErr w:type="spellEnd"/>
+      <w:r>
+        <w:rPr>
+          <w:sz w:val="22"/>
+          <w:szCs w:val="22"/>
+          <w:lang w:val="hu-HU"/>
+        </w:rPr>
+        <w:t xml:space="preserve">(..) </w:t>
+      </w:r>
+      <w:proofErr w:type="spellStart"/>
+      <w:r>
+        <w:rPr>
+          <w:sz w:val="22"/>
+          <w:szCs w:val="22"/>
+          <w:lang w:val="hu-HU"/>
+        </w:rPr>
+        <w:t>fv</w:t>
+      </w:r>
+      <w:proofErr w:type="spellEnd"/>
       <w:r>
         <w:rPr>
           <w:sz w:val="22"/>
@@ -5736,7 +9578,25 @@
           <w:szCs w:val="22"/>
           <w:lang w:val="hu-HU"/>
         </w:rPr>
-        <w:t>-re a cps és DAC feszültség kiírása</w:t>
+        <w:t xml:space="preserve">-re a </w:t>
+      </w:r>
+      <w:proofErr w:type="spellStart"/>
+      <w:r>
+        <w:rPr>
+          <w:sz w:val="22"/>
+          <w:szCs w:val="22"/>
+          <w:lang w:val="hu-HU"/>
+        </w:rPr>
+        <w:t>cps</w:t>
+      </w:r>
+      <w:proofErr w:type="spellEnd"/>
+      <w:r>
+        <w:rPr>
+          <w:sz w:val="22"/>
+          <w:szCs w:val="22"/>
+          <w:lang w:val="hu-HU"/>
+        </w:rPr>
+        <w:t xml:space="preserve"> és DAC feszültség kiírása</w:t>
       </w:r>
     </w:p>
     <w:p>
@@ -5855,13 +9715,23 @@
           <w:lang w:val="hu-HU"/>
         </w:rPr>
       </w:pPr>
-      <w:r>
-        <w:rPr>
-          <w:sz w:val="22"/>
-          <w:szCs w:val="22"/>
-          <w:lang w:val="hu-HU"/>
-        </w:rPr>
-        <w:t>USART_parse(…) meghívása, kód visszatérítése</w:t>
+      <w:proofErr w:type="spellStart"/>
+      <w:r>
+        <w:rPr>
+          <w:sz w:val="22"/>
+          <w:szCs w:val="22"/>
+          <w:lang w:val="hu-HU"/>
+        </w:rPr>
+        <w:t>USART_parse</w:t>
+      </w:r>
+      <w:proofErr w:type="spellEnd"/>
+      <w:r>
+        <w:rPr>
+          <w:sz w:val="22"/>
+          <w:szCs w:val="22"/>
+          <w:lang w:val="hu-HU"/>
+        </w:rPr>
+        <w:t>(…) meghívása, kód visszatérítése</w:t>
       </w:r>
     </w:p>
     <w:p>
@@ -6052,7 +9922,23 @@
           <w:color w:val="000000" w:themeColor="text1"/>
           <w:lang w:val="hu-HU"/>
         </w:rPr>
-        <w:t>SSD1309 adatlap (oled panel)</w:t>
+        <w:t>SSD1309 adatlap (</w:t>
+      </w:r>
+      <w:proofErr w:type="spellStart"/>
+      <w:r>
+        <w:rPr>
+          <w:color w:val="000000" w:themeColor="text1"/>
+          <w:lang w:val="hu-HU"/>
+        </w:rPr>
+        <w:t>oled</w:t>
+      </w:r>
+      <w:proofErr w:type="spellEnd"/>
+      <w:r>
+        <w:rPr>
+          <w:color w:val="000000" w:themeColor="text1"/>
+          <w:lang w:val="hu-HU"/>
+        </w:rPr>
+        <w:t xml:space="preserve"> panel)</w:t>
       </w:r>
     </w:p>
     <w:p>
@@ -6426,7 +10312,29 @@
         <w:szCs w:val="22"/>
         <w:lang w:val="hu-HU"/>
       </w:rPr>
-      <w:t>GM-csöves detektor – Tekes János, Tálos Gergő</w:t>
+      <w:t xml:space="preserve">GM-csöves detektor – </w:t>
+    </w:r>
+    <w:proofErr w:type="spellStart"/>
+    <w:r>
+      <w:rPr>
+        <w:i/>
+        <w:iCs/>
+        <w:sz w:val="22"/>
+        <w:szCs w:val="22"/>
+        <w:lang w:val="hu-HU"/>
+      </w:rPr>
+      <w:t>Tekes</w:t>
+    </w:r>
+    <w:proofErr w:type="spellEnd"/>
+    <w:r>
+      <w:rPr>
+        <w:i/>
+        <w:iCs/>
+        <w:sz w:val="22"/>
+        <w:szCs w:val="22"/>
+        <w:lang w:val="hu-HU"/>
+      </w:rPr>
+      <w:t xml:space="preserve"> János, Tálos Gergő</w:t>
     </w:r>
   </w:p>
 </w:hdr>
